--- a/docs/SmartPot_Project_Journey.docx
+++ b/docs/SmartPot_Project_Journey.docx
@@ -450,6 +450,7 @@
     </w:p>
     <w:p>
       <w:pPr>
+        <w:keepNext/>
         <w:spacing w:before="60" w:after="0" w:line="240" w:lineRule="auto"/>
         <w:rPr>
           <w:sz w:val="8"/>
@@ -2110,6 +2111,7 @@
     </w:p>
     <w:p>
       <w:pPr>
+        <w:keepNext/>
         <w:spacing w:before="60" w:after="0" w:line="240" w:lineRule="auto"/>
         <w:rPr>
           <w:sz w:val="8"/>
@@ -2489,6 +2491,7 @@
     </w:p>
     <w:p>
       <w:pPr>
+        <w:keepNext/>
         <w:spacing w:before="60" w:after="0" w:line="240" w:lineRule="auto"/>
         <w:rPr>
           <w:sz w:val="8"/>
@@ -3022,6 +3025,7 @@
     </w:p>
     <w:p>
       <w:pPr>
+        <w:keepNext/>
         <w:spacing w:before="60" w:after="0" w:line="240" w:lineRule="auto"/>
         <w:rPr>
           <w:sz w:val="8"/>
@@ -3585,6 +3589,7 @@
     </w:p>
     <w:p>
       <w:pPr>
+        <w:keepNext/>
         <w:spacing w:before="60" w:after="0" w:line="240" w:lineRule="auto"/>
         <w:rPr>
           <w:sz w:val="8"/>
@@ -4058,6 +4063,7 @@
     </w:p>
     <w:p>
       <w:pPr>
+        <w:keepNext/>
         <w:spacing w:before="60" w:after="0" w:line="240" w:lineRule="auto"/>
         <w:rPr>
           <w:sz w:val="8"/>
@@ -4600,6 +4606,7 @@
     </w:p>
     <w:p>
       <w:pPr>
+        <w:keepNext/>
         <w:spacing w:before="60" w:after="0" w:line="240" w:lineRule="auto"/>
         <w:rPr>
           <w:sz w:val="8"/>
@@ -6090,6 +6097,7 @@
     </w:p>
     <w:p>
       <w:pPr>
+        <w:keepNext/>
         <w:spacing w:before="60" w:after="0" w:line="240" w:lineRule="auto"/>
         <w:rPr>
           <w:sz w:val="8"/>
@@ -6682,6 +6690,7 @@
     </w:p>
     <w:p>
       <w:pPr>
+        <w:keepNext/>
         <w:spacing w:before="60" w:after="0" w:line="240" w:lineRule="auto"/>
         <w:rPr>
           <w:sz w:val="8"/>
@@ -7274,6 +7283,7 @@
     </w:p>
     <w:p>
       <w:pPr>
+        <w:keepNext/>
         <w:spacing w:before="60" w:after="0" w:line="240" w:lineRule="auto"/>
         <w:rPr>
           <w:sz w:val="8"/>
@@ -8272,6 +8282,7 @@
     </w:p>
     <w:p>
       <w:pPr>
+        <w:keepNext/>
         <w:spacing w:before="60" w:after="0" w:line="240" w:lineRule="auto"/>
         <w:rPr>
           <w:sz w:val="8"/>
@@ -9893,6 +9904,7 @@
     </w:p>
     <w:p>
       <w:pPr>
+        <w:keepNext/>
         <w:spacing w:before="60" w:after="0" w:line="240" w:lineRule="auto"/>
         <w:rPr>
           <w:sz w:val="8"/>
@@ -10652,6 +10664,7 @@
     </w:p>
     <w:p>
       <w:pPr>
+        <w:keepNext/>
         <w:spacing w:before="60" w:after="0" w:line="240" w:lineRule="auto"/>
         <w:rPr>
           <w:sz w:val="8"/>
@@ -11869,6 +11882,7 @@
     </w:p>
     <w:p>
       <w:pPr>
+        <w:keepNext/>
         <w:spacing w:before="60" w:after="0" w:line="240" w:lineRule="auto"/>
         <w:rPr>
           <w:sz w:val="8"/>
@@ -12667,6 +12681,7 @@
     </w:p>
     <w:p>
       <w:pPr>
+        <w:keepNext/>
         <w:spacing w:before="60" w:after="0" w:line="240" w:lineRule="auto"/>
         <w:rPr>
           <w:sz w:val="8"/>
@@ -14623,6 +14638,7 @@
     </w:p>
     <w:p>
       <w:pPr>
+        <w:keepNext/>
         <w:spacing w:before="60" w:after="0" w:line="240" w:lineRule="auto"/>
         <w:rPr>
           <w:sz w:val="8"/>
@@ -15001,6 +15017,7 @@
     </w:p>
     <w:p>
       <w:pPr>
+        <w:keepNext/>
         <w:spacing w:before="60" w:after="0" w:line="240" w:lineRule="auto"/>
         <w:rPr>
           <w:sz w:val="8"/>
@@ -15678,6 +15695,7 @@
     </w:p>
     <w:p>
       <w:pPr>
+        <w:keepNext/>
         <w:spacing w:before="60" w:after="0" w:line="240" w:lineRule="auto"/>
         <w:rPr>
           <w:sz w:val="8"/>
@@ -16051,6 +16069,7 @@
     </w:p>
     <w:p>
       <w:pPr>
+        <w:keepNext/>
         <w:spacing w:before="60" w:after="0" w:line="240" w:lineRule="auto"/>
         <w:rPr>
           <w:sz w:val="8"/>
@@ -17256,6 +17275,7 @@
     </w:p>
     <w:p>
       <w:pPr>
+        <w:keepNext/>
         <w:spacing w:before="60" w:after="0" w:line="240" w:lineRule="auto"/>
         <w:rPr>
           <w:sz w:val="8"/>
@@ -17870,7 +17890,7 @@
           <w:sz w:val="20"/>
           <w:szCs w:val="20"/>
         </w:rPr>
-        <w:t xml:space="preserve">Cada servicio publica su imagen en GHCR (y en Docker Hub como réplica) con SBOM y atestación de procedencia, y pide el despliegue al workflow central, que corre de a uno: si llegan varios pedidos a la vez, solo el más reciente espera. El servidor descarga las imágenes desde GHCR y recrea solo lo que cambió.</w:t>
+        <w:t xml:space="preserve">Cada servicio publica su imagen en GHCR (y en Docker Hub como réplica) con SBOM y atestación de procedencia, y pide el despliegue al workflow central, que corre de a uno: si llegan varios pedidos a la vez, solo el más reciente espera. El servidor descarga las imágenes desde GHCR, recrea solo lo que cambió y aplica los esquemas de la base con la migración de SmartPot-DB.</w:t>
       </w:r>
     </w:p>
     <w:p>
@@ -18315,6 +18335,7 @@
     </w:p>
     <w:p>
       <w:pPr>
+        <w:keepNext/>
         <w:spacing w:before="60" w:after="0" w:line="240" w:lineRule="auto"/>
         <w:rPr>
           <w:sz w:val="8"/>
@@ -19086,6 +19107,7 @@
     </w:p>
     <w:p>
       <w:pPr>
+        <w:keepNext/>
         <w:spacing w:before="60" w:after="0" w:line="240" w:lineRule="auto"/>
         <w:rPr>
           <w:sz w:val="8"/>
@@ -19691,6 +19713,7 @@
     </w:p>
     <w:p>
       <w:pPr>
+        <w:keepNext/>
         <w:spacing w:before="60" w:after="0" w:line="240" w:lineRule="auto"/>
         <w:rPr>
           <w:sz w:val="8"/>
@@ -20473,6 +20496,7 @@
     </w:p>
     <w:p>
       <w:pPr>
+        <w:keepNext/>
         <w:spacing w:before="60" w:after="0" w:line="240" w:lineRule="auto"/>
         <w:rPr>
           <w:sz w:val="8"/>
@@ -21200,6 +21224,7 @@
     </w:p>
     <w:p>
       <w:pPr>
+        <w:keepNext/>
         <w:spacing w:before="60" w:after="0" w:line="240" w:lineRule="auto"/>
         <w:rPr>
           <w:sz w:val="8"/>
@@ -21868,6 +21893,7 @@
     </w:p>
     <w:p>
       <w:pPr>
+        <w:keepNext/>
         <w:spacing w:before="60" w:after="0" w:line="240" w:lineRule="auto"/>
         <w:rPr>
           <w:sz w:val="8"/>

--- a/docs/SmartPot_Project_Journey.docx
+++ b/docs/SmartPot_Project_Journey.docx
@@ -1583,7 +1583,7 @@
             <w:sz w:val="18"/>
             <w:szCs w:val="18"/>
           </w:rPr>
-          <w:t xml:space="preserve">14.5 Simulación: Wokwi y macetas virtuales</w:t>
+          <w:t xml:space="preserve">14.5 Simulación: Wokwi y cultivos virtuales</w:t>
         </w:r>
       </w:hyperlink>
     </w:p>
@@ -2517,8 +2517,8 @@
         <w:tblLook w:val="04A0" w:firstRow="1" w:firstColumn="1" w:noVBand="1"/>
       </w:tblPr>
       <w:tblGrid>
-        <w:gridCol w:w="3982"/>
-        <w:gridCol w:w="5378"/>
+        <w:gridCol w:w="3850"/>
+        <w:gridCol w:w="5510"/>
       </w:tblGrid>
       <w:tr>
         <w:trPr>
@@ -2527,7 +2527,7 @@
         </w:trPr>
         <w:tc>
           <w:tcPr>
-            <w:tcW w:w="3982" w:type="dxa"/>
+            <w:tcW w:w="3850" w:type="dxa"/>
             <w:shd w:val="clear" w:color="auto" w:fill="0B3D2B"/>
             <w:tcMar>
               <w:top w:w="70" w:type="dxa"/>
@@ -2556,7 +2556,7 @@
         </w:tc>
         <w:tc>
           <w:tcPr>
-            <w:tcW w:w="5378" w:type="dxa"/>
+            <w:tcW w:w="5510" w:type="dxa"/>
             <w:shd w:val="clear" w:color="auto" w:fill="0B3D2B"/>
             <w:tcMar>
               <w:top w:w="70" w:type="dxa"/>
@@ -2590,7 +2590,7 @@
         </w:trPr>
         <w:tc>
           <w:tcPr>
-            <w:tcW w:w="3982" w:type="dxa"/>
+            <w:tcW w:w="3850" w:type="dxa"/>
             <w:shd w:val="clear" w:color="auto" w:fill="FFFFFF"/>
             <w:tcMar>
               <w:top w:w="70" w:type="dxa"/>
@@ -2618,7 +2618,7 @@
         </w:tc>
         <w:tc>
           <w:tcPr>
-            <w:tcW w:w="5378" w:type="dxa"/>
+            <w:tcW w:w="5510" w:type="dxa"/>
             <w:shd w:val="clear" w:color="auto" w:fill="FFFFFF"/>
             <w:tcMar>
               <w:top w:w="70" w:type="dxa"/>
@@ -2649,7 +2649,7 @@
         </w:trPr>
         <w:tc>
           <w:tcPr>
-            <w:tcW w:w="3982" w:type="dxa"/>
+            <w:tcW w:w="3850" w:type="dxa"/>
             <w:shd w:val="clear" w:color="auto" w:fill="F2F7F4"/>
             <w:tcMar>
               <w:top w:w="70" w:type="dxa"/>
@@ -2677,7 +2677,7 @@
         </w:tc>
         <w:tc>
           <w:tcPr>
-            <w:tcW w:w="5378" w:type="dxa"/>
+            <w:tcW w:w="5510" w:type="dxa"/>
             <w:shd w:val="clear" w:color="auto" w:fill="F2F7F4"/>
             <w:tcMar>
               <w:top w:w="70" w:type="dxa"/>
@@ -2708,7 +2708,7 @@
         </w:trPr>
         <w:tc>
           <w:tcPr>
-            <w:tcW w:w="3982" w:type="dxa"/>
+            <w:tcW w:w="3850" w:type="dxa"/>
             <w:shd w:val="clear" w:color="auto" w:fill="FFFFFF"/>
             <w:tcMar>
               <w:top w:w="70" w:type="dxa"/>
@@ -2736,7 +2736,7 @@
         </w:tc>
         <w:tc>
           <w:tcPr>
-            <w:tcW w:w="5378" w:type="dxa"/>
+            <w:tcW w:w="5510" w:type="dxa"/>
             <w:shd w:val="clear" w:color="auto" w:fill="FFFFFF"/>
             <w:tcMar>
               <w:top w:w="70" w:type="dxa"/>
@@ -2767,7 +2767,7 @@
         </w:trPr>
         <w:tc>
           <w:tcPr>
-            <w:tcW w:w="3982" w:type="dxa"/>
+            <w:tcW w:w="3850" w:type="dxa"/>
             <w:shd w:val="clear" w:color="auto" w:fill="F2F7F4"/>
             <w:tcMar>
               <w:top w:w="70" w:type="dxa"/>
@@ -2795,7 +2795,7 @@
         </w:tc>
         <w:tc>
           <w:tcPr>
-            <w:tcW w:w="5378" w:type="dxa"/>
+            <w:tcW w:w="5510" w:type="dxa"/>
             <w:shd w:val="clear" w:color="auto" w:fill="F2F7F4"/>
             <w:tcMar>
               <w:top w:w="70" w:type="dxa"/>
@@ -2826,7 +2826,7 @@
         </w:trPr>
         <w:tc>
           <w:tcPr>
-            <w:tcW w:w="3982" w:type="dxa"/>
+            <w:tcW w:w="3850" w:type="dxa"/>
             <w:shd w:val="clear" w:color="auto" w:fill="FFFFFF"/>
             <w:tcMar>
               <w:top w:w="70" w:type="dxa"/>
@@ -2854,7 +2854,7 @@
         </w:tc>
         <w:tc>
           <w:tcPr>
-            <w:tcW w:w="5378" w:type="dxa"/>
+            <w:tcW w:w="5510" w:type="dxa"/>
             <w:shd w:val="clear" w:color="auto" w:fill="FFFFFF"/>
             <w:tcMar>
               <w:top w:w="70" w:type="dxa"/>
@@ -2885,7 +2885,7 @@
         </w:trPr>
         <w:tc>
           <w:tcPr>
-            <w:tcW w:w="3982" w:type="dxa"/>
+            <w:tcW w:w="3850" w:type="dxa"/>
             <w:shd w:val="clear" w:color="auto" w:fill="F2F7F4"/>
             <w:tcMar>
               <w:top w:w="70" w:type="dxa"/>
@@ -2913,27 +2913,27 @@
         </w:tc>
         <w:tc>
           <w:tcPr>
-            <w:tcW w:w="5378" w:type="dxa"/>
-            <w:shd w:val="clear" w:color="auto" w:fill="F2F7F4"/>
-            <w:tcMar>
-              <w:top w:w="70" w:type="dxa"/>
-              <w:left w:w="110" w:type="dxa"/>
-              <w:bottom w:w="70" w:type="dxa"/>
-              <w:right w:w="110" w:type="dxa"/>
-            </w:tcMar>
-            <w:vAlign w:val="center"/>
-          </w:tcPr>
-          <w:p>
-            <w:pPr>
-              <w:spacing w:before="0" w:after="0" w:line="252" w:lineRule="auto"/>
-            </w:pPr>
-            <w:r>
-              <w:rPr>
-                <w:color w:val="17261F"/>
-                <w:sz w:val="17"/>
-                <w:szCs w:val="17"/>
-              </w:rPr>
-              <w:t xml:space="preserve">Seis especies, macetas físicas o virtuales y clima real del lugar</w:t>
+            <w:tcW w:w="5510" w:type="dxa"/>
+            <w:shd w:val="clear" w:color="auto" w:fill="F2F7F4"/>
+            <w:tcMar>
+              <w:top w:w="70" w:type="dxa"/>
+              <w:left w:w="110" w:type="dxa"/>
+              <w:bottom w:w="70" w:type="dxa"/>
+              <w:right w:w="110" w:type="dxa"/>
+            </w:tcMar>
+            <w:vAlign w:val="center"/>
+          </w:tcPr>
+          <w:p>
+            <w:pPr>
+              <w:spacing w:before="0" w:after="0" w:line="252" w:lineRule="auto"/>
+            </w:pPr>
+            <w:r>
+              <w:rPr>
+                <w:color w:val="17261F"/>
+                <w:sz w:val="17"/>
+                <w:szCs w:val="17"/>
+              </w:rPr>
+              <w:t xml:space="preserve">Seis especies, cuatro formas (maceta, tubos NFT, torre o balsa), cultivos reales o virtuales y clima real del lugar</w:t>
             </w:r>
           </w:p>
         </w:tc>
@@ -2944,7 +2944,7 @@
         </w:trPr>
         <w:tc>
           <w:tcPr>
-            <w:tcW w:w="3982" w:type="dxa"/>
+            <w:tcW w:w="3850" w:type="dxa"/>
             <w:shd w:val="clear" w:color="auto" w:fill="FFFFFF"/>
             <w:tcMar>
               <w:top w:w="70" w:type="dxa"/>
@@ -2972,7 +2972,7 @@
         </w:tc>
         <w:tc>
           <w:tcPr>
-            <w:tcW w:w="5378" w:type="dxa"/>
+            <w:tcW w:w="5510" w:type="dxa"/>
             <w:shd w:val="clear" w:color="auto" w:fill="FFFFFF"/>
             <w:tcMar>
               <w:top w:w="70" w:type="dxa"/>
@@ -6123,8 +6123,8 @@
         <w:tblLook w:val="04A0" w:firstRow="1" w:firstColumn="1" w:noVBand="1"/>
       </w:tblPr>
       <w:tblGrid>
-        <w:gridCol w:w="2715"/>
-        <w:gridCol w:w="6645"/>
+        <w:gridCol w:w="2586"/>
+        <w:gridCol w:w="6774"/>
       </w:tblGrid>
       <w:tr>
         <w:trPr>
@@ -6133,7 +6133,7 @@
         </w:trPr>
         <w:tc>
           <w:tcPr>
-            <w:tcW w:w="2715" w:type="dxa"/>
+            <w:tcW w:w="2586" w:type="dxa"/>
             <w:shd w:val="clear" w:color="auto" w:fill="0B3D2B"/>
             <w:tcMar>
               <w:top w:w="70" w:type="dxa"/>
@@ -6162,7 +6162,7 @@
         </w:tc>
         <w:tc>
           <w:tcPr>
-            <w:tcW w:w="6645" w:type="dxa"/>
+            <w:tcW w:w="6774" w:type="dxa"/>
             <w:shd w:val="clear" w:color="auto" w:fill="0B3D2B"/>
             <w:tcMar>
               <w:top w:w="70" w:type="dxa"/>
@@ -6196,7 +6196,7 @@
         </w:trPr>
         <w:tc>
           <w:tcPr>
-            <w:tcW w:w="2715" w:type="dxa"/>
+            <w:tcW w:w="2586" w:type="dxa"/>
             <w:shd w:val="clear" w:color="auto" w:fill="FFFFFF"/>
             <w:tcMar>
               <w:top w:w="70" w:type="dxa"/>
@@ -6224,7 +6224,7 @@
         </w:tc>
         <w:tc>
           <w:tcPr>
-            <w:tcW w:w="6645" w:type="dxa"/>
+            <w:tcW w:w="6774" w:type="dxa"/>
             <w:shd w:val="clear" w:color="auto" w:fill="FFFFFF"/>
             <w:tcMar>
               <w:top w:w="70" w:type="dxa"/>
@@ -6255,7 +6255,7 @@
         </w:trPr>
         <w:tc>
           <w:tcPr>
-            <w:tcW w:w="2715" w:type="dxa"/>
+            <w:tcW w:w="2586" w:type="dxa"/>
             <w:shd w:val="clear" w:color="auto" w:fill="F2F7F4"/>
             <w:tcMar>
               <w:top w:w="70" w:type="dxa"/>
@@ -6283,7 +6283,7 @@
         </w:tc>
         <w:tc>
           <w:tcPr>
-            <w:tcW w:w="6645" w:type="dxa"/>
+            <w:tcW w:w="6774" w:type="dxa"/>
             <w:shd w:val="clear" w:color="auto" w:fill="F2F7F4"/>
             <w:tcMar>
               <w:top w:w="70" w:type="dxa"/>
@@ -6314,7 +6314,7 @@
         </w:trPr>
         <w:tc>
           <w:tcPr>
-            <w:tcW w:w="2715" w:type="dxa"/>
+            <w:tcW w:w="2586" w:type="dxa"/>
             <w:shd w:val="clear" w:color="auto" w:fill="FFFFFF"/>
             <w:tcMar>
               <w:top w:w="70" w:type="dxa"/>
@@ -6342,27 +6342,27 @@
         </w:tc>
         <w:tc>
           <w:tcPr>
-            <w:tcW w:w="6645" w:type="dxa"/>
-            <w:shd w:val="clear" w:color="auto" w:fill="FFFFFF"/>
-            <w:tcMar>
-              <w:top w:w="70" w:type="dxa"/>
-              <w:left w:w="110" w:type="dxa"/>
-              <w:bottom w:w="70" w:type="dxa"/>
-              <w:right w:w="110" w:type="dxa"/>
-            </w:tcMar>
-            <w:vAlign w:val="center"/>
-          </w:tcPr>
-          <w:p>
-            <w:pPr>
-              <w:spacing w:before="0" w:after="0" w:line="252" w:lineRule="auto"/>
-            </w:pPr>
-            <w:r>
-              <w:rPr>
-                <w:color w:val="17261F"/>
-                <w:sz w:val="17"/>
-                <w:szCs w:val="17"/>
-              </w:rPr>
-              <w:t xml:space="preserve">Firmware MicroPython en Wokwi y macetas virtuales siempre encendidas</w:t>
+            <w:tcW w:w="6774" w:type="dxa"/>
+            <w:shd w:val="clear" w:color="auto" w:fill="FFFFFF"/>
+            <w:tcMar>
+              <w:top w:w="70" w:type="dxa"/>
+              <w:left w:w="110" w:type="dxa"/>
+              <w:bottom w:w="70" w:type="dxa"/>
+              <w:right w:w="110" w:type="dxa"/>
+            </w:tcMar>
+            <w:vAlign w:val="center"/>
+          </w:tcPr>
+          <w:p>
+            <w:pPr>
+              <w:spacing w:before="0" w:after="0" w:line="252" w:lineRule="auto"/>
+            </w:pPr>
+            <w:r>
+              <w:rPr>
+                <w:color w:val="17261F"/>
+                <w:sz w:val="17"/>
+                <w:szCs w:val="17"/>
+              </w:rPr>
+              <w:t xml:space="preserve">Firmware MicroPython en Wokwi (un cultivo real) y cultivos virtuales siempre encendidos</w:t>
             </w:r>
           </w:p>
         </w:tc>
@@ -6373,7 +6373,7 @@
         </w:trPr>
         <w:tc>
           <w:tcPr>
-            <w:tcW w:w="2715" w:type="dxa"/>
+            <w:tcW w:w="2586" w:type="dxa"/>
             <w:shd w:val="clear" w:color="auto" w:fill="F2F7F4"/>
             <w:tcMar>
               <w:top w:w="70" w:type="dxa"/>
@@ -6401,7 +6401,7 @@
         </w:tc>
         <w:tc>
           <w:tcPr>
-            <w:tcW w:w="6645" w:type="dxa"/>
+            <w:tcW w:w="6774" w:type="dxa"/>
             <w:shd w:val="clear" w:color="auto" w:fill="F2F7F4"/>
             <w:tcMar>
               <w:top w:w="70" w:type="dxa"/>
@@ -6432,7 +6432,7 @@
         </w:trPr>
         <w:tc>
           <w:tcPr>
-            <w:tcW w:w="2715" w:type="dxa"/>
+            <w:tcW w:w="2586" w:type="dxa"/>
             <w:shd w:val="clear" w:color="auto" w:fill="FFFFFF"/>
             <w:tcMar>
               <w:top w:w="70" w:type="dxa"/>
@@ -6460,7 +6460,7 @@
         </w:tc>
         <w:tc>
           <w:tcPr>
-            <w:tcW w:w="6645" w:type="dxa"/>
+            <w:tcW w:w="6774" w:type="dxa"/>
             <w:shd w:val="clear" w:color="auto" w:fill="FFFFFF"/>
             <w:tcMar>
               <w:top w:w="70" w:type="dxa"/>
@@ -6491,7 +6491,7 @@
         </w:trPr>
         <w:tc>
           <w:tcPr>
-            <w:tcW w:w="2715" w:type="dxa"/>
+            <w:tcW w:w="2586" w:type="dxa"/>
             <w:shd w:val="clear" w:color="auto" w:fill="F2F7F4"/>
             <w:tcMar>
               <w:top w:w="70" w:type="dxa"/>
@@ -6519,7 +6519,7 @@
         </w:tc>
         <w:tc>
           <w:tcPr>
-            <w:tcW w:w="6645" w:type="dxa"/>
+            <w:tcW w:w="6774" w:type="dxa"/>
             <w:shd w:val="clear" w:color="auto" w:fill="F2F7F4"/>
             <w:tcMar>
               <w:top w:w="70" w:type="dxa"/>
@@ -6550,7 +6550,7 @@
         </w:trPr>
         <w:tc>
           <w:tcPr>
-            <w:tcW w:w="2715" w:type="dxa"/>
+            <w:tcW w:w="2586" w:type="dxa"/>
             <w:shd w:val="clear" w:color="auto" w:fill="FFFFFF"/>
             <w:tcMar>
               <w:top w:w="70" w:type="dxa"/>
@@ -6578,7 +6578,7 @@
         </w:tc>
         <w:tc>
           <w:tcPr>
-            <w:tcW w:w="6645" w:type="dxa"/>
+            <w:tcW w:w="6774" w:type="dxa"/>
             <w:shd w:val="clear" w:color="auto" w:fill="FFFFFF"/>
             <w:tcMar>
               <w:top w:w="70" w:type="dxa"/>
@@ -6609,7 +6609,7 @@
         </w:trPr>
         <w:tc>
           <w:tcPr>
-            <w:tcW w:w="2715" w:type="dxa"/>
+            <w:tcW w:w="2586" w:type="dxa"/>
             <w:shd w:val="clear" w:color="auto" w:fill="F2F7F4"/>
             <w:tcMar>
               <w:top w:w="70" w:type="dxa"/>
@@ -6637,7 +6637,7 @@
         </w:tc>
         <w:tc>
           <w:tcPr>
-            <w:tcW w:w="6645" w:type="dxa"/>
+            <w:tcW w:w="6774" w:type="dxa"/>
             <w:shd w:val="clear" w:color="auto" w:fill="F2F7F4"/>
             <w:tcMar>
               <w:top w:w="70" w:type="dxa"/>
@@ -7571,7 +7571,7 @@
                 <w:sz w:val="17"/>
                 <w:szCs w:val="17"/>
               </w:rPr>
-              <w:t xml:space="preserve">El alcance creció (IA, panel general, macetas virtuales, Telegram) sin romper lo existente gracias a la separación por componentes</w:t>
+              <w:t xml:space="preserve">El alcance creció (IA, panel general, cultivos virtuales, Telegram, cultivo en vivo) sin romper lo existente gracias a la separación por componentes</w:t>
             </w:r>
           </w:p>
         </w:tc>
@@ -7911,7 +7911,7 @@
                 <w:sz w:val="17"/>
                 <w:szCs w:val="17"/>
               </w:rPr>
-              <w:t xml:space="preserve">Se encontraron y corrigieron rutas sin control de dueño; cuenta MQTT por maceta, cifrado AES-GCM de claves, límite de peticiones y CodeQL</w:t>
+              <w:t xml:space="preserve">Se encontraron y corrigieron rutas sin control de dueño; cuenta MQTT por cultivo, cifrado AES-GCM de claves, límite de peticiones y CodeQL</w:t>
             </w:r>
           </w:p>
         </w:tc>
@@ -8570,7 +8570,7 @@
                 <w:sz w:val="17"/>
                 <w:szCs w:val="17"/>
               </w:rPr>
-              <w:t xml:space="preserve">La escala de cada sensor se ajusta en el firmware; la PWA administra los actuadores y la clave de la maceta. La calibración remota queda pendiente</w:t>
+              <w:t xml:space="preserve">La escala de cada sensor se ajusta en el firmware; la PWA administra los actuadores y la clave del dispositivo. La calibración remota queda pendiente</w:t>
             </w:r>
           </w:p>
         </w:tc>
@@ -9505,7 +9505,7 @@
                 <w:sz w:val="17"/>
                 <w:szCs w:val="17"/>
               </w:rPr>
-              <w:t xml:space="preserve">Crear, editar y eliminar cultivos de seis especies, sus actuadores y su maceta</w:t>
+              <w:t xml:space="preserve">Crear, editar y eliminar cultivos de seis especies, reales o virtuales, con su forma y sus actuadores</w:t>
             </w:r>
           </w:p>
         </w:tc>
@@ -9675,7 +9675,7 @@
                 <w:sz w:val="17"/>
                 <w:szCs w:val="17"/>
               </w:rPr>
-              <w:t xml:space="preserve">Contrato MQTT v1 para las macetas y REST documentado en </w:t>
+              <w:t xml:space="preserve">Contrato MQTT v1 para los dispositivos y REST documentado en </w:t>
             </w:r>
             <w:r>
               <w:rPr>
@@ -10277,7 +10277,7 @@
                 <w:sz w:val="17"/>
                 <w:szCs w:val="17"/>
               </w:rPr>
-              <w:t xml:space="preserve">La maceta publica por MQTT y la API guarda en segundos; la PWA se actualiza cada 10 a 30 s. Un canal en vivo hacia la PWA queda como mejora</w:t>
+              <w:t xml:space="preserve">El dispositivo publica por MQTT y la API guarda en segundos; la PWA se actualiza cada 10 a 30 s. Un canal en vivo hacia la PWA queda como mejora</w:t>
             </w:r>
           </w:p>
         </w:tc>
@@ -10602,7 +10602,7 @@
       <w:r>
         <w:drawing>
           <wp:inline distT="0" distB="0" distL="0" distR="0">
-            <wp:extent cx="3076539" cy="7112000"/>
+            <wp:extent cx="3078915" cy="7112000"/>
             <wp:docPr id="124" name="SmartPot_10_Use_Cases"/>
             <wp:cNvGraphicFramePr>
               <a:graphicFrameLocks noChangeAspect="1"/>
@@ -10623,7 +10623,7 @@
                   <pic:spPr>
                     <a:xfrm>
                       <a:off x="0" y="0"/>
-                      <a:ext cx="3076539" cy="7112000"/>
+                      <a:ext cx="3078915" cy="7112000"/>
                     </a:xfrm>
                     <a:prstGeom prst="rect">
                       <a:avLst/>
@@ -10690,9 +10690,9 @@
         <w:tblLook w:val="04A0" w:firstRow="1" w:firstColumn="1" w:noVBand="1"/>
       </w:tblPr>
       <w:tblGrid>
-        <w:gridCol w:w="2375"/>
-        <w:gridCol w:w="3794"/>
-        <w:gridCol w:w="3191"/>
+        <w:gridCol w:w="2340"/>
+        <w:gridCol w:w="3569"/>
+        <w:gridCol w:w="3451"/>
       </w:tblGrid>
       <w:tr>
         <w:trPr>
@@ -10701,7 +10701,7 @@
         </w:trPr>
         <w:tc>
           <w:tcPr>
-            <w:tcW w:w="2375" w:type="dxa"/>
+            <w:tcW w:w="2340" w:type="dxa"/>
             <w:shd w:val="clear" w:color="auto" w:fill="0B3D2B"/>
             <w:tcMar>
               <w:top w:w="70" w:type="dxa"/>
@@ -10730,7 +10730,7 @@
         </w:tc>
         <w:tc>
           <w:tcPr>
-            <w:tcW w:w="3794" w:type="dxa"/>
+            <w:tcW w:w="3569" w:type="dxa"/>
             <w:shd w:val="clear" w:color="auto" w:fill="0B3D2B"/>
             <w:tcMar>
               <w:top w:w="70" w:type="dxa"/>
@@ -10759,7 +10759,7 @@
         </w:tc>
         <w:tc>
           <w:tcPr>
-            <w:tcW w:w="3191" w:type="dxa"/>
+            <w:tcW w:w="3451" w:type="dxa"/>
             <w:shd w:val="clear" w:color="auto" w:fill="0B3D2B"/>
             <w:tcMar>
               <w:top w:w="70" w:type="dxa"/>
@@ -10793,7 +10793,7 @@
         </w:trPr>
         <w:tc>
           <w:tcPr>
-            <w:tcW w:w="2375" w:type="dxa"/>
+            <w:tcW w:w="2340" w:type="dxa"/>
             <w:shd w:val="clear" w:color="auto" w:fill="FFFFFF"/>
             <w:tcMar>
               <w:top w:w="70" w:type="dxa"/>
@@ -10821,7 +10821,7 @@
         </w:tc>
         <w:tc>
           <w:tcPr>
-            <w:tcW w:w="3794" w:type="dxa"/>
+            <w:tcW w:w="3569" w:type="dxa"/>
             <w:shd w:val="clear" w:color="auto" w:fill="FFFFFF"/>
             <w:tcMar>
               <w:top w:w="70" w:type="dxa"/>
@@ -10847,7 +10847,7 @@
         </w:tc>
         <w:tc>
           <w:tcPr>
-            <w:tcW w:w="3191" w:type="dxa"/>
+            <w:tcW w:w="3451" w:type="dxa"/>
             <w:shd w:val="clear" w:color="auto" w:fill="FFFFFF"/>
             <w:tcMar>
               <w:top w:w="70" w:type="dxa"/>
@@ -10878,61 +10878,78 @@
         </w:trPr>
         <w:tc>
           <w:tcPr>
-            <w:tcW w:w="2375" w:type="dxa"/>
-            <w:shd w:val="clear" w:color="auto" w:fill="F2F7F4"/>
-            <w:tcMar>
-              <w:top w:w="70" w:type="dxa"/>
-              <w:left w:w="110" w:type="dxa"/>
-              <w:bottom w:w="70" w:type="dxa"/>
-              <w:right w:w="110" w:type="dxa"/>
-            </w:tcMar>
-            <w:vAlign w:val="center"/>
-          </w:tcPr>
-          <w:p>
-            <w:pPr>
-              <w:spacing w:before="0" w:after="0" w:line="252" w:lineRule="auto"/>
-            </w:pPr>
-            <w:r>
-              <w:rPr>
-                <w:b/>
-                <w:bCs/>
-                <w:color w:val="0A5A3C"/>
-                <w:sz w:val="17"/>
-                <w:szCs w:val="17"/>
-              </w:rPr>
-              <w:t xml:space="preserve">CU002 Conectar y calibrar la maceta</w:t>
-            </w:r>
-          </w:p>
-        </w:tc>
-        <w:tc>
-          <w:tcPr>
-            <w:tcW w:w="3794" w:type="dxa"/>
-            <w:shd w:val="clear" w:color="auto" w:fill="F2F7F4"/>
-            <w:tcMar>
-              <w:top w:w="70" w:type="dxa"/>
-              <w:left w:w="110" w:type="dxa"/>
-              <w:bottom w:w="70" w:type="dxa"/>
-              <w:right w:w="110" w:type="dxa"/>
-            </w:tcMar>
-            <w:vAlign w:val="center"/>
-          </w:tcPr>
-          <w:p>
-            <w:pPr>
-              <w:spacing w:before="0" w:after="0" w:line="252" w:lineRule="auto"/>
-            </w:pPr>
-            <w:r>
-              <w:rPr>
-                <w:color w:val="17261F"/>
-                <w:sz w:val="17"/>
-                <w:szCs w:val="17"/>
-              </w:rPr>
-              <w:t xml:space="preserve">Crear el cultivo, copiar la configuración del firmware o encender la maceta virtual</w:t>
-            </w:r>
-          </w:p>
-        </w:tc>
-        <w:tc>
-          <w:tcPr>
-            <w:tcW w:w="3191" w:type="dxa"/>
+            <w:tcW w:w="2340" w:type="dxa"/>
+            <w:shd w:val="clear" w:color="auto" w:fill="F2F7F4"/>
+            <w:tcMar>
+              <w:top w:w="70" w:type="dxa"/>
+              <w:left w:w="110" w:type="dxa"/>
+              <w:bottom w:w="70" w:type="dxa"/>
+              <w:right w:w="110" w:type="dxa"/>
+            </w:tcMar>
+            <w:vAlign w:val="center"/>
+          </w:tcPr>
+          <w:p>
+            <w:pPr>
+              <w:spacing w:before="0" w:after="0" w:line="252" w:lineRule="auto"/>
+            </w:pPr>
+            <w:r>
+              <w:rPr>
+                <w:b/>
+                <w:bCs/>
+                <w:color w:val="0A5A3C"/>
+                <w:sz w:val="17"/>
+                <w:szCs w:val="17"/>
+              </w:rPr>
+              <w:t xml:space="preserve">CU002 Conectar el dispositivo (ESP32 o Wokwi)</w:t>
+            </w:r>
+          </w:p>
+        </w:tc>
+        <w:tc>
+          <w:tcPr>
+            <w:tcW w:w="3569" w:type="dxa"/>
+            <w:shd w:val="clear" w:color="auto" w:fill="F2F7F4"/>
+            <w:tcMar>
+              <w:top w:w="70" w:type="dxa"/>
+              <w:left w:w="110" w:type="dxa"/>
+              <w:bottom w:w="70" w:type="dxa"/>
+              <w:right w:w="110" w:type="dxa"/>
+            </w:tcMar>
+            <w:vAlign w:val="center"/>
+          </w:tcPr>
+          <w:p>
+            <w:pPr>
+              <w:spacing w:before="0" w:after="0" w:line="252" w:lineRule="auto"/>
+            </w:pPr>
+            <w:r>
+              <w:rPr>
+                <w:color w:val="17261F"/>
+                <w:sz w:val="17"/>
+                <w:szCs w:val="17"/>
+              </w:rPr>
+              <w:t xml:space="preserve">Crear un cultivo real y seguir la guía: circuito, firmware y </w:t>
+            </w:r>
+            <w:r>
+              <w:rPr>
+                <w:rFonts w:ascii="JetBrains Mono" w:hAnsi="JetBrains Mono" w:eastAsia="JetBrains Mono" w:cs="JetBrains Mono"/>
+                <w:color w:val="0A5A3C"/>
+                <w:sz w:val="15"/>
+                <w:szCs w:val="15"/>
+              </w:rPr>
+              <w:t xml:space="preserve">config.py</w:t>
+            </w:r>
+            <w:r>
+              <w:rPr>
+                <w:color w:val="17261F"/>
+                <w:sz w:val="17"/>
+                <w:szCs w:val="17"/>
+              </w:rPr>
+              <w:t xml:space="preserve">, o el proyecto de Wokwi</w:t>
+            </w:r>
+          </w:p>
+        </w:tc>
+        <w:tc>
+          <w:tcPr>
+            <w:tcW w:w="3451" w:type="dxa"/>
             <w:shd w:val="clear" w:color="auto" w:fill="F2F7F4"/>
             <w:tcMar>
               <w:top w:w="70" w:type="dxa"/>
@@ -10963,81 +10980,81 @@
         </w:trPr>
         <w:tc>
           <w:tcPr>
-            <w:tcW w:w="2375" w:type="dxa"/>
-            <w:shd w:val="clear" w:color="auto" w:fill="FFFFFF"/>
-            <w:tcMar>
-              <w:top w:w="70" w:type="dxa"/>
-              <w:left w:w="110" w:type="dxa"/>
-              <w:bottom w:w="70" w:type="dxa"/>
-              <w:right w:w="110" w:type="dxa"/>
-            </w:tcMar>
-            <w:vAlign w:val="center"/>
-          </w:tcPr>
-          <w:p>
-            <w:pPr>
-              <w:spacing w:before="0" w:after="0" w:line="252" w:lineRule="auto"/>
-            </w:pPr>
-            <w:r>
-              <w:rPr>
-                <w:b/>
-                <w:bCs/>
-                <w:color w:val="0A5A3C"/>
-                <w:sz w:val="17"/>
-                <w:szCs w:val="17"/>
-              </w:rPr>
-              <w:t xml:space="preserve">CU003 Ver el estado de las plantas</w:t>
-            </w:r>
-          </w:p>
-        </w:tc>
-        <w:tc>
-          <w:tcPr>
-            <w:tcW w:w="3794" w:type="dxa"/>
-            <w:shd w:val="clear" w:color="auto" w:fill="FFFFFF"/>
-            <w:tcMar>
-              <w:top w:w="70" w:type="dxa"/>
-              <w:left w:w="110" w:type="dxa"/>
-              <w:bottom w:w="70" w:type="dxa"/>
-              <w:right w:w="110" w:type="dxa"/>
-            </w:tcMar>
-            <w:vAlign w:val="center"/>
-          </w:tcPr>
-          <w:p>
-            <w:pPr>
-              <w:spacing w:before="0" w:after="0" w:line="252" w:lineRule="auto"/>
-            </w:pPr>
-            <w:r>
-              <w:rPr>
-                <w:color w:val="17261F"/>
-                <w:sz w:val="17"/>
-                <w:szCs w:val="17"/>
-              </w:rPr>
-              <w:t xml:space="preserve">Panel general y resumen del cultivo con el rango ideal</w:t>
-            </w:r>
-          </w:p>
-        </w:tc>
-        <w:tc>
-          <w:tcPr>
-            <w:tcW w:w="3191" w:type="dxa"/>
-            <w:shd w:val="clear" w:color="auto" w:fill="FFFFFF"/>
-            <w:tcMar>
-              <w:top w:w="70" w:type="dxa"/>
-              <w:left w:w="110" w:type="dxa"/>
-              <w:bottom w:w="70" w:type="dxa"/>
-              <w:right w:w="110" w:type="dxa"/>
-            </w:tcMar>
-            <w:vAlign w:val="center"/>
-          </w:tcPr>
-          <w:p>
-            <w:pPr>
-              <w:spacing w:before="0" w:after="0" w:line="252" w:lineRule="auto"/>
-            </w:pPr>
-            <w:r>
-              <w:rPr>
-                <w:color w:val="17261F"/>
-                <w:sz w:val="17"/>
-                <w:szCs w:val="17"/>
-              </w:rPr>
-              <w:t xml:space="preserve">Sin lecturas: aviso para conectar la maceta; maceta desconectada</w:t>
+            <w:tcW w:w="2340" w:type="dxa"/>
+            <w:shd w:val="clear" w:color="auto" w:fill="FFFFFF"/>
+            <w:tcMar>
+              <w:top w:w="70" w:type="dxa"/>
+              <w:left w:w="110" w:type="dxa"/>
+              <w:bottom w:w="70" w:type="dxa"/>
+              <w:right w:w="110" w:type="dxa"/>
+            </w:tcMar>
+            <w:vAlign w:val="center"/>
+          </w:tcPr>
+          <w:p>
+            <w:pPr>
+              <w:spacing w:before="0" w:after="0" w:line="252" w:lineRule="auto"/>
+            </w:pPr>
+            <w:r>
+              <w:rPr>
+                <w:b/>
+                <w:bCs/>
+                <w:color w:val="0A5A3C"/>
+                <w:sz w:val="17"/>
+                <w:szCs w:val="17"/>
+              </w:rPr>
+              <w:t xml:space="preserve">CU003 Ver el cultivo en vivo</w:t>
+            </w:r>
+          </w:p>
+        </w:tc>
+        <w:tc>
+          <w:tcPr>
+            <w:tcW w:w="3569" w:type="dxa"/>
+            <w:shd w:val="clear" w:color="auto" w:fill="FFFFFF"/>
+            <w:tcMar>
+              <w:top w:w="70" w:type="dxa"/>
+              <w:left w:w="110" w:type="dxa"/>
+              <w:bottom w:w="70" w:type="dxa"/>
+              <w:right w:w="110" w:type="dxa"/>
+            </w:tcMar>
+            <w:vAlign w:val="center"/>
+          </w:tcPr>
+          <w:p>
+            <w:pPr>
+              <w:spacing w:before="0" w:after="0" w:line="252" w:lineRule="auto"/>
+            </w:pPr>
+            <w:r>
+              <w:rPr>
+                <w:color w:val="17261F"/>
+                <w:sz w:val="17"/>
+                <w:szCs w:val="17"/>
+              </w:rPr>
+              <w:t xml:space="preserve">Panel general, resumen con el rango ideal e ilustración del cultivo con su forma y cada actuador</w:t>
+            </w:r>
+          </w:p>
+        </w:tc>
+        <w:tc>
+          <w:tcPr>
+            <w:tcW w:w="3451" w:type="dxa"/>
+            <w:shd w:val="clear" w:color="auto" w:fill="FFFFFF"/>
+            <w:tcMar>
+              <w:top w:w="70" w:type="dxa"/>
+              <w:left w:w="110" w:type="dxa"/>
+              <w:bottom w:w="70" w:type="dxa"/>
+              <w:right w:w="110" w:type="dxa"/>
+            </w:tcMar>
+            <w:vAlign w:val="center"/>
+          </w:tcPr>
+          <w:p>
+            <w:pPr>
+              <w:spacing w:before="0" w:after="0" w:line="252" w:lineRule="auto"/>
+            </w:pPr>
+            <w:r>
+              <w:rPr>
+                <w:color w:val="17261F"/>
+                <w:sz w:val="17"/>
+                <w:szCs w:val="17"/>
+              </w:rPr>
+              <w:t xml:space="preserve">Sin lecturas: aviso para conectarlo; desconectado: no se ilustra y se explica cómo conectarlo</w:t>
             </w:r>
           </w:p>
         </w:tc>
@@ -11048,7 +11065,7 @@
         </w:trPr>
         <w:tc>
           <w:tcPr>
-            <w:tcW w:w="2375" w:type="dxa"/>
+            <w:tcW w:w="2340" w:type="dxa"/>
             <w:shd w:val="clear" w:color="auto" w:fill="F2F7F4"/>
             <w:tcMar>
               <w:top w:w="70" w:type="dxa"/>
@@ -11076,7 +11093,7 @@
         </w:tc>
         <w:tc>
           <w:tcPr>
-            <w:tcW w:w="3794" w:type="dxa"/>
+            <w:tcW w:w="3569" w:type="dxa"/>
             <w:shd w:val="clear" w:color="auto" w:fill="F2F7F4"/>
             <w:tcMar>
               <w:top w:w="70" w:type="dxa"/>
@@ -11102,7 +11119,7 @@
         </w:tc>
         <w:tc>
           <w:tcPr>
-            <w:tcW w:w="3191" w:type="dxa"/>
+            <w:tcW w:w="3451" w:type="dxa"/>
             <w:shd w:val="clear" w:color="auto" w:fill="F2F7F4"/>
             <w:tcMar>
               <w:top w:w="70" w:type="dxa"/>
@@ -11133,7 +11150,7 @@
         </w:trPr>
         <w:tc>
           <w:tcPr>
-            <w:tcW w:w="2375" w:type="dxa"/>
+            <w:tcW w:w="2340" w:type="dxa"/>
             <w:shd w:val="clear" w:color="auto" w:fill="FFFFFF"/>
             <w:tcMar>
               <w:top w:w="70" w:type="dxa"/>
@@ -11161,7 +11178,7 @@
         </w:tc>
         <w:tc>
           <w:tcPr>
-            <w:tcW w:w="3794" w:type="dxa"/>
+            <w:tcW w:w="3569" w:type="dxa"/>
             <w:shd w:val="clear" w:color="auto" w:fill="FFFFFF"/>
             <w:tcMar>
               <w:top w:w="70" w:type="dxa"/>
@@ -11187,7 +11204,7 @@
         </w:tc>
         <w:tc>
           <w:tcPr>
-            <w:tcW w:w="3191" w:type="dxa"/>
+            <w:tcW w:w="3451" w:type="dxa"/>
             <w:shd w:val="clear" w:color="auto" w:fill="FFFFFF"/>
             <w:tcMar>
               <w:top w:w="70" w:type="dxa"/>
@@ -11218,7 +11235,7 @@
         </w:trPr>
         <w:tc>
           <w:tcPr>
-            <w:tcW w:w="2375" w:type="dxa"/>
+            <w:tcW w:w="2340" w:type="dxa"/>
             <w:shd w:val="clear" w:color="auto" w:fill="F2F7F4"/>
             <w:tcMar>
               <w:top w:w="70" w:type="dxa"/>
@@ -11246,7 +11263,7 @@
         </w:tc>
         <w:tc>
           <w:tcPr>
-            <w:tcW w:w="3794" w:type="dxa"/>
+            <w:tcW w:w="3569" w:type="dxa"/>
             <w:shd w:val="clear" w:color="auto" w:fill="F2F7F4"/>
             <w:tcMar>
               <w:top w:w="70" w:type="dxa"/>
@@ -11272,7 +11289,7 @@
         </w:tc>
         <w:tc>
           <w:tcPr>
-            <w:tcW w:w="3191" w:type="dxa"/>
+            <w:tcW w:w="3451" w:type="dxa"/>
             <w:shd w:val="clear" w:color="auto" w:fill="F2F7F4"/>
             <w:tcMar>
               <w:top w:w="70" w:type="dxa"/>
@@ -11303,81 +11320,81 @@
         </w:trPr>
         <w:tc>
           <w:tcPr>
-            <w:tcW w:w="2375" w:type="dxa"/>
-            <w:shd w:val="clear" w:color="auto" w:fill="FFFFFF"/>
-            <w:tcMar>
-              <w:top w:w="70" w:type="dxa"/>
-              <w:left w:w="110" w:type="dxa"/>
-              <w:bottom w:w="70" w:type="dxa"/>
-              <w:right w:w="110" w:type="dxa"/>
-            </w:tcMar>
-            <w:vAlign w:val="center"/>
-          </w:tcPr>
-          <w:p>
-            <w:pPr>
-              <w:spacing w:before="0" w:after="0" w:line="252" w:lineRule="auto"/>
-            </w:pPr>
-            <w:r>
-              <w:rPr>
-                <w:b/>
-                <w:bCs/>
-                <w:color w:val="0A5A3C"/>
-                <w:sz w:val="17"/>
-                <w:szCs w:val="17"/>
-              </w:rPr>
-              <w:t xml:space="preserve">CU007 Configurar el cultivo</w:t>
-            </w:r>
-          </w:p>
-        </w:tc>
-        <w:tc>
-          <w:tcPr>
-            <w:tcW w:w="3794" w:type="dxa"/>
-            <w:shd w:val="clear" w:color="auto" w:fill="FFFFFF"/>
-            <w:tcMar>
-              <w:top w:w="70" w:type="dxa"/>
-              <w:left w:w="110" w:type="dxa"/>
-              <w:bottom w:w="70" w:type="dxa"/>
-              <w:right w:w="110" w:type="dxa"/>
-            </w:tcMar>
-            <w:vAlign w:val="center"/>
-          </w:tcPr>
-          <w:p>
-            <w:pPr>
-              <w:spacing w:before="0" w:after="0" w:line="252" w:lineRule="auto"/>
-            </w:pPr>
-            <w:r>
-              <w:rPr>
-                <w:color w:val="17261F"/>
-                <w:sz w:val="17"/>
-                <w:szCs w:val="17"/>
-              </w:rPr>
-              <w:t xml:space="preserve">Nombre, especie y modo automático</w:t>
-            </w:r>
-          </w:p>
-        </w:tc>
-        <w:tc>
-          <w:tcPr>
-            <w:tcW w:w="3191" w:type="dxa"/>
-            <w:shd w:val="clear" w:color="auto" w:fill="FFFFFF"/>
-            <w:tcMar>
-              <w:top w:w="70" w:type="dxa"/>
-              <w:left w:w="110" w:type="dxa"/>
-              <w:bottom w:w="70" w:type="dxa"/>
-              <w:right w:w="110" w:type="dxa"/>
-            </w:tcMar>
-            <w:vAlign w:val="center"/>
-          </w:tcPr>
-          <w:p>
-            <w:pPr>
-              <w:spacing w:before="0" w:after="0" w:line="252" w:lineRule="auto"/>
-            </w:pPr>
-            <w:r>
-              <w:rPr>
-                <w:color w:val="17261F"/>
-                <w:sz w:val="17"/>
-                <w:szCs w:val="17"/>
-              </w:rPr>
-              <w:t xml:space="preserve">Validación de campos en español</w:t>
+            <w:tcW w:w="2340" w:type="dxa"/>
+            <w:shd w:val="clear" w:color="auto" w:fill="FFFFFF"/>
+            <w:tcMar>
+              <w:top w:w="70" w:type="dxa"/>
+              <w:left w:w="110" w:type="dxa"/>
+              <w:bottom w:w="70" w:type="dxa"/>
+              <w:right w:w="110" w:type="dxa"/>
+            </w:tcMar>
+            <w:vAlign w:val="center"/>
+          </w:tcPr>
+          <w:p>
+            <w:pPr>
+              <w:spacing w:before="0" w:after="0" w:line="252" w:lineRule="auto"/>
+            </w:pPr>
+            <w:r>
+              <w:rPr>
+                <w:b/>
+                <w:bCs/>
+                <w:color w:val="0A5A3C"/>
+                <w:sz w:val="17"/>
+                <w:szCs w:val="17"/>
+              </w:rPr>
+              <w:t xml:space="preserve">CU007 Crear y configurar el cultivo</w:t>
+            </w:r>
+          </w:p>
+        </w:tc>
+        <w:tc>
+          <w:tcPr>
+            <w:tcW w:w="3569" w:type="dxa"/>
+            <w:shd w:val="clear" w:color="auto" w:fill="FFFFFF"/>
+            <w:tcMar>
+              <w:top w:w="70" w:type="dxa"/>
+              <w:left w:w="110" w:type="dxa"/>
+              <w:bottom w:w="70" w:type="dxa"/>
+              <w:right w:w="110" w:type="dxa"/>
+            </w:tcMar>
+            <w:vAlign w:val="center"/>
+          </w:tcPr>
+          <w:p>
+            <w:pPr>
+              <w:spacing w:before="0" w:after="0" w:line="252" w:lineRule="auto"/>
+            </w:pPr>
+            <w:r>
+              <w:rPr>
+                <w:color w:val="17261F"/>
+                <w:sz w:val="17"/>
+                <w:szCs w:val="17"/>
+              </w:rPr>
+              <w:t xml:space="preserve">Real o virtual (no cambia después), nombre, especie, forma y modo automático</w:t>
+            </w:r>
+          </w:p>
+        </w:tc>
+        <w:tc>
+          <w:tcPr>
+            <w:tcW w:w="3451" w:type="dxa"/>
+            <w:shd w:val="clear" w:color="auto" w:fill="FFFFFF"/>
+            <w:tcMar>
+              <w:top w:w="70" w:type="dxa"/>
+              <w:left w:w="110" w:type="dxa"/>
+              <w:bottom w:w="70" w:type="dxa"/>
+              <w:right w:w="110" w:type="dxa"/>
+            </w:tcMar>
+            <w:vAlign w:val="center"/>
+          </w:tcPr>
+          <w:p>
+            <w:pPr>
+              <w:spacing w:before="0" w:after="0" w:line="252" w:lineRule="auto"/>
+            </w:pPr>
+            <w:r>
+              <w:rPr>
+                <w:color w:val="17261F"/>
+                <w:sz w:val="17"/>
+                <w:szCs w:val="17"/>
+              </w:rPr>
+              <w:t xml:space="preserve">Validación de campos en español; cambiar el tipo se rechaza</w:t>
             </w:r>
           </w:p>
         </w:tc>
@@ -11388,7 +11405,7 @@
         </w:trPr>
         <w:tc>
           <w:tcPr>
-            <w:tcW w:w="2375" w:type="dxa"/>
+            <w:tcW w:w="2340" w:type="dxa"/>
             <w:shd w:val="clear" w:color="auto" w:fill="F2F7F4"/>
             <w:tcMar>
               <w:top w:w="70" w:type="dxa"/>
@@ -11416,7 +11433,7 @@
         </w:tc>
         <w:tc>
           <w:tcPr>
-            <w:tcW w:w="3794" w:type="dxa"/>
+            <w:tcW w:w="3569" w:type="dxa"/>
             <w:shd w:val="clear" w:color="auto" w:fill="F2F7F4"/>
             <w:tcMar>
               <w:top w:w="70" w:type="dxa"/>
@@ -11442,7 +11459,7 @@
         </w:tc>
         <w:tc>
           <w:tcPr>
-            <w:tcW w:w="3191" w:type="dxa"/>
+            <w:tcW w:w="3451" w:type="dxa"/>
             <w:shd w:val="clear" w:color="auto" w:fill="F2F7F4"/>
             <w:tcMar>
               <w:top w:w="70" w:type="dxa"/>
@@ -11473,7 +11490,7 @@
         </w:trPr>
         <w:tc>
           <w:tcPr>
-            <w:tcW w:w="2375" w:type="dxa"/>
+            <w:tcW w:w="2340" w:type="dxa"/>
             <w:shd w:val="clear" w:color="auto" w:fill="FFFFFF"/>
             <w:tcMar>
               <w:top w:w="70" w:type="dxa"/>
@@ -11501,7 +11518,7 @@
         </w:tc>
         <w:tc>
           <w:tcPr>
-            <w:tcW w:w="3794" w:type="dxa"/>
+            <w:tcW w:w="3569" w:type="dxa"/>
             <w:shd w:val="clear" w:color="auto" w:fill="FFFFFF"/>
             <w:tcMar>
               <w:top w:w="70" w:type="dxa"/>
@@ -11527,27 +11544,27 @@
         </w:tc>
         <w:tc>
           <w:tcPr>
-            <w:tcW w:w="3191" w:type="dxa"/>
-            <w:shd w:val="clear" w:color="auto" w:fill="FFFFFF"/>
-            <w:tcMar>
-              <w:top w:w="70" w:type="dxa"/>
-              <w:left w:w="110" w:type="dxa"/>
-              <w:bottom w:w="70" w:type="dxa"/>
-              <w:right w:w="110" w:type="dxa"/>
-            </w:tcMar>
-            <w:vAlign w:val="center"/>
-          </w:tcPr>
-          <w:p>
-            <w:pPr>
-              <w:spacing w:before="0" w:after="0" w:line="252" w:lineRule="auto"/>
-            </w:pPr>
-            <w:r>
-              <w:rPr>
-                <w:color w:val="17261F"/>
-                <w:sz w:val="17"/>
-                <w:szCs w:val="17"/>
-              </w:rPr>
-              <w:t xml:space="preserve">Maceta sin ese actuador: se informa por cultivo</w:t>
+            <w:tcW w:w="3451" w:type="dxa"/>
+            <w:shd w:val="clear" w:color="auto" w:fill="FFFFFF"/>
+            <w:tcMar>
+              <w:top w:w="70" w:type="dxa"/>
+              <w:left w:w="110" w:type="dxa"/>
+              <w:bottom w:w="70" w:type="dxa"/>
+              <w:right w:w="110" w:type="dxa"/>
+            </w:tcMar>
+            <w:vAlign w:val="center"/>
+          </w:tcPr>
+          <w:p>
+            <w:pPr>
+              <w:spacing w:before="0" w:after="0" w:line="252" w:lineRule="auto"/>
+            </w:pPr>
+            <w:r>
+              <w:rPr>
+                <w:color w:val="17261F"/>
+                <w:sz w:val="17"/>
+                <w:szCs w:val="17"/>
+              </w:rPr>
+              <w:t xml:space="preserve">Cultivo sin ese actuador: se informa por cultivo</w:t>
             </w:r>
           </w:p>
         </w:tc>
@@ -11558,81 +11575,81 @@
         </w:trPr>
         <w:tc>
           <w:tcPr>
-            <w:tcW w:w="2375" w:type="dxa"/>
-            <w:shd w:val="clear" w:color="auto" w:fill="F2F7F4"/>
-            <w:tcMar>
-              <w:top w:w="70" w:type="dxa"/>
-              <w:left w:w="110" w:type="dxa"/>
-              <w:bottom w:w="70" w:type="dxa"/>
-              <w:right w:w="110" w:type="dxa"/>
-            </w:tcMar>
-            <w:vAlign w:val="center"/>
-          </w:tcPr>
-          <w:p>
-            <w:pPr>
-              <w:spacing w:before="0" w:after="0" w:line="252" w:lineRule="auto"/>
-            </w:pPr>
-            <w:r>
-              <w:rPr>
-                <w:b/>
-                <w:bCs/>
-                <w:color w:val="0A5A3C"/>
-                <w:sz w:val="17"/>
-                <w:szCs w:val="17"/>
-              </w:rPr>
-              <w:t xml:space="preserve">CU010 Encender una maceta virtual</w:t>
-            </w:r>
-          </w:p>
-        </w:tc>
-        <w:tc>
-          <w:tcPr>
-            <w:tcW w:w="3794" w:type="dxa"/>
-            <w:shd w:val="clear" w:color="auto" w:fill="F2F7F4"/>
-            <w:tcMar>
-              <w:top w:w="70" w:type="dxa"/>
-              <w:left w:w="110" w:type="dxa"/>
-              <w:bottom w:w="70" w:type="dxa"/>
-              <w:right w:w="110" w:type="dxa"/>
-            </w:tcMar>
-            <w:vAlign w:val="center"/>
-          </w:tcPr>
-          <w:p>
-            <w:pPr>
-              <w:spacing w:before="0" w:after="0" w:line="252" w:lineRule="auto"/>
-            </w:pPr>
-            <w:r>
-              <w:rPr>
-                <w:color w:val="17261F"/>
-                <w:sz w:val="17"/>
-                <w:szCs w:val="17"/>
-              </w:rPr>
-              <w:t xml:space="preserve">Clima real de un lugar, medidores manuales o día y noche</w:t>
-            </w:r>
-          </w:p>
-        </w:tc>
-        <w:tc>
-          <w:tcPr>
-            <w:tcW w:w="3191" w:type="dxa"/>
-            <w:shd w:val="clear" w:color="auto" w:fill="F2F7F4"/>
-            <w:tcMar>
-              <w:top w:w="70" w:type="dxa"/>
-              <w:left w:w="110" w:type="dxa"/>
-              <w:bottom w:w="70" w:type="dxa"/>
-              <w:right w:w="110" w:type="dxa"/>
-            </w:tcMar>
-            <w:vAlign w:val="center"/>
-          </w:tcPr>
-          <w:p>
-            <w:pPr>
-              <w:spacing w:before="0" w:after="0" w:line="252" w:lineRule="auto"/>
-            </w:pPr>
-            <w:r>
-              <w:rPr>
-                <w:color w:val="17261F"/>
-                <w:sz w:val="17"/>
-                <w:szCs w:val="17"/>
-              </w:rPr>
-              <w:t xml:space="preserve">Sin ubicación en modo clima; límite de 5 por cuenta</w:t>
+            <w:tcW w:w="2340" w:type="dxa"/>
+            <w:shd w:val="clear" w:color="auto" w:fill="F2F7F4"/>
+            <w:tcMar>
+              <w:top w:w="70" w:type="dxa"/>
+              <w:left w:w="110" w:type="dxa"/>
+              <w:bottom w:w="70" w:type="dxa"/>
+              <w:right w:w="110" w:type="dxa"/>
+            </w:tcMar>
+            <w:vAlign w:val="center"/>
+          </w:tcPr>
+          <w:p>
+            <w:pPr>
+              <w:spacing w:before="0" w:after="0" w:line="252" w:lineRule="auto"/>
+            </w:pPr>
+            <w:r>
+              <w:rPr>
+                <w:b/>
+                <w:bCs/>
+                <w:color w:val="0A5A3C"/>
+                <w:sz w:val="17"/>
+                <w:szCs w:val="17"/>
+              </w:rPr>
+              <w:t xml:space="preserve">CU010 Simular un cultivo virtual</w:t>
+            </w:r>
+          </w:p>
+        </w:tc>
+        <w:tc>
+          <w:tcPr>
+            <w:tcW w:w="3569" w:type="dxa"/>
+            <w:shd w:val="clear" w:color="auto" w:fill="F2F7F4"/>
+            <w:tcMar>
+              <w:top w:w="70" w:type="dxa"/>
+              <w:left w:w="110" w:type="dxa"/>
+              <w:bottom w:w="70" w:type="dxa"/>
+              <w:right w:w="110" w:type="dxa"/>
+            </w:tcMar>
+            <w:vAlign w:val="center"/>
+          </w:tcPr>
+          <w:p>
+            <w:pPr>
+              <w:spacing w:before="0" w:after="0" w:line="252" w:lineRule="auto"/>
+            </w:pPr>
+            <w:r>
+              <w:rPr>
+                <w:color w:val="17261F"/>
+                <w:sz w:val="17"/>
+                <w:szCs w:val="17"/>
+              </w:rPr>
+              <w:t xml:space="preserve">Crearlo virtual con clima real de un lugar, medidores manuales o día y noche; pausarlo y reanudarlo</w:t>
+            </w:r>
+          </w:p>
+        </w:tc>
+        <w:tc>
+          <w:tcPr>
+            <w:tcW w:w="3451" w:type="dxa"/>
+            <w:shd w:val="clear" w:color="auto" w:fill="F2F7F4"/>
+            <w:tcMar>
+              <w:top w:w="70" w:type="dxa"/>
+              <w:left w:w="110" w:type="dxa"/>
+              <w:bottom w:w="70" w:type="dxa"/>
+              <w:right w:w="110" w:type="dxa"/>
+            </w:tcMar>
+            <w:vAlign w:val="center"/>
+          </w:tcPr>
+          <w:p>
+            <w:pPr>
+              <w:spacing w:before="0" w:after="0" w:line="252" w:lineRule="auto"/>
+            </w:pPr>
+            <w:r>
+              <w:rPr>
+                <w:color w:val="17261F"/>
+                <w:sz w:val="17"/>
+                <w:szCs w:val="17"/>
+              </w:rPr>
+              <w:t xml:space="preserve">Sin ubicación en modo clima; límite de 5 por cuenta; no entrega credenciales</w:t>
             </w:r>
           </w:p>
         </w:tc>
@@ -11643,7 +11660,7 @@
         </w:trPr>
         <w:tc>
           <w:tcPr>
-            <w:tcW w:w="2375" w:type="dxa"/>
+            <w:tcW w:w="2340" w:type="dxa"/>
             <w:shd w:val="clear" w:color="auto" w:fill="FFFFFF"/>
             <w:tcMar>
               <w:top w:w="70" w:type="dxa"/>
@@ -11671,7 +11688,7 @@
         </w:tc>
         <w:tc>
           <w:tcPr>
-            <w:tcW w:w="3794" w:type="dxa"/>
+            <w:tcW w:w="3569" w:type="dxa"/>
             <w:shd w:val="clear" w:color="auto" w:fill="FFFFFF"/>
             <w:tcMar>
               <w:top w:w="70" w:type="dxa"/>
@@ -11714,7 +11731,7 @@
         </w:tc>
         <w:tc>
           <w:tcPr>
-            <w:tcW w:w="3191" w:type="dxa"/>
+            <w:tcW w:w="3451" w:type="dxa"/>
             <w:shd w:val="clear" w:color="auto" w:fill="FFFFFF"/>
             <w:tcMar>
               <w:top w:w="70" w:type="dxa"/>
@@ -11745,7 +11762,7 @@
         </w:trPr>
         <w:tc>
           <w:tcPr>
-            <w:tcW w:w="2375" w:type="dxa"/>
+            <w:tcW w:w="2340" w:type="dxa"/>
             <w:shd w:val="clear" w:color="auto" w:fill="F2F7F4"/>
             <w:tcMar>
               <w:top w:w="70" w:type="dxa"/>
@@ -11773,7 +11790,7 @@
         </w:tc>
         <w:tc>
           <w:tcPr>
-            <w:tcW w:w="3794" w:type="dxa"/>
+            <w:tcW w:w="3569" w:type="dxa"/>
             <w:shd w:val="clear" w:color="auto" w:fill="F2F7F4"/>
             <w:tcMar>
               <w:top w:w="70" w:type="dxa"/>
@@ -11799,7 +11816,7 @@
         </w:tc>
         <w:tc>
           <w:tcPr>
-            <w:tcW w:w="3191" w:type="dxa"/>
+            <w:tcW w:w="3451" w:type="dxa"/>
             <w:shd w:val="clear" w:color="auto" w:fill="F2F7F4"/>
             <w:tcMar>
               <w:top w:w="70" w:type="dxa"/>
@@ -11908,9 +11925,9 @@
         <w:tblLook w:val="04A0" w:firstRow="1" w:firstColumn="1" w:noVBand="1"/>
       </w:tblPr>
       <w:tblGrid>
-        <w:gridCol w:w="1606"/>
-        <w:gridCol w:w="3202"/>
-        <w:gridCol w:w="4552"/>
+        <w:gridCol w:w="1644"/>
+        <w:gridCol w:w="3374"/>
+        <w:gridCol w:w="4342"/>
       </w:tblGrid>
       <w:tr>
         <w:trPr>
@@ -11919,7 +11936,7 @@
         </w:trPr>
         <w:tc>
           <w:tcPr>
-            <w:tcW w:w="1606" w:type="dxa"/>
+            <w:tcW w:w="1644" w:type="dxa"/>
             <w:shd w:val="clear" w:color="auto" w:fill="0B3D2B"/>
             <w:tcMar>
               <w:top w:w="70" w:type="dxa"/>
@@ -11948,7 +11965,7 @@
         </w:tc>
         <w:tc>
           <w:tcPr>
-            <w:tcW w:w="3202" w:type="dxa"/>
+            <w:tcW w:w="3374" w:type="dxa"/>
             <w:shd w:val="clear" w:color="auto" w:fill="0B3D2B"/>
             <w:tcMar>
               <w:top w:w="70" w:type="dxa"/>
@@ -11977,7 +11994,7 @@
         </w:tc>
         <w:tc>
           <w:tcPr>
-            <w:tcW w:w="4552" w:type="dxa"/>
+            <w:tcW w:w="4342" w:type="dxa"/>
             <w:shd w:val="clear" w:color="auto" w:fill="0B3D2B"/>
             <w:tcMar>
               <w:top w:w="70" w:type="dxa"/>
@@ -12011,7 +12028,7 @@
         </w:trPr>
         <w:tc>
           <w:tcPr>
-            <w:tcW w:w="1606" w:type="dxa"/>
+            <w:tcW w:w="1644" w:type="dxa"/>
             <w:shd w:val="clear" w:color="auto" w:fill="FFFFFF"/>
             <w:tcMar>
               <w:top w:w="70" w:type="dxa"/>
@@ -12039,7 +12056,7 @@
         </w:tc>
         <w:tc>
           <w:tcPr>
-            <w:tcW w:w="3202" w:type="dxa"/>
+            <w:tcW w:w="3374" w:type="dxa"/>
             <w:shd w:val="clear" w:color="auto" w:fill="FFFFFF"/>
             <w:tcMar>
               <w:top w:w="70" w:type="dxa"/>
@@ -12065,7 +12082,7 @@
         </w:tc>
         <w:tc>
           <w:tcPr>
-            <w:tcW w:w="4552" w:type="dxa"/>
+            <w:tcW w:w="4342" w:type="dxa"/>
             <w:shd w:val="clear" w:color="auto" w:fill="FFFFFF"/>
             <w:tcMar>
               <w:top w:w="70" w:type="dxa"/>
@@ -12096,7 +12113,7 @@
         </w:trPr>
         <w:tc>
           <w:tcPr>
-            <w:tcW w:w="1606" w:type="dxa"/>
+            <w:tcW w:w="1644" w:type="dxa"/>
             <w:shd w:val="clear" w:color="auto" w:fill="F2F7F4"/>
             <w:tcMar>
               <w:top w:w="70" w:type="dxa"/>
@@ -12124,7 +12141,7 @@
         </w:tc>
         <w:tc>
           <w:tcPr>
-            <w:tcW w:w="3202" w:type="dxa"/>
+            <w:tcW w:w="3374" w:type="dxa"/>
             <w:shd w:val="clear" w:color="auto" w:fill="F2F7F4"/>
             <w:tcMar>
               <w:top w:w="70" w:type="dxa"/>
@@ -12150,7 +12167,7 @@
         </w:tc>
         <w:tc>
           <w:tcPr>
-            <w:tcW w:w="4552" w:type="dxa"/>
+            <w:tcW w:w="4342" w:type="dxa"/>
             <w:shd w:val="clear" w:color="auto" w:fill="F2F7F4"/>
             <w:tcMar>
               <w:top w:w="70" w:type="dxa"/>
@@ -12181,7 +12198,7 @@
         </w:trPr>
         <w:tc>
           <w:tcPr>
-            <w:tcW w:w="1606" w:type="dxa"/>
+            <w:tcW w:w="1644" w:type="dxa"/>
             <w:shd w:val="clear" w:color="auto" w:fill="FFFFFF"/>
             <w:tcMar>
               <w:top w:w="70" w:type="dxa"/>
@@ -12209,7 +12226,7 @@
         </w:tc>
         <w:tc>
           <w:tcPr>
-            <w:tcW w:w="3202" w:type="dxa"/>
+            <w:tcW w:w="3374" w:type="dxa"/>
             <w:shd w:val="clear" w:color="auto" w:fill="FFFFFF"/>
             <w:tcMar>
               <w:top w:w="70" w:type="dxa"/>
@@ -12235,7 +12252,7 @@
         </w:tc>
         <w:tc>
           <w:tcPr>
-            <w:tcW w:w="4552" w:type="dxa"/>
+            <w:tcW w:w="4342" w:type="dxa"/>
             <w:shd w:val="clear" w:color="auto" w:fill="FFFFFF"/>
             <w:tcMar>
               <w:top w:w="70" w:type="dxa"/>
@@ -12266,7 +12283,7 @@
         </w:trPr>
         <w:tc>
           <w:tcPr>
-            <w:tcW w:w="1606" w:type="dxa"/>
+            <w:tcW w:w="1644" w:type="dxa"/>
             <w:shd w:val="clear" w:color="auto" w:fill="F2F7F4"/>
             <w:tcMar>
               <w:top w:w="70" w:type="dxa"/>
@@ -12294,7 +12311,7 @@
         </w:tc>
         <w:tc>
           <w:tcPr>
-            <w:tcW w:w="3202" w:type="dxa"/>
+            <w:tcW w:w="3374" w:type="dxa"/>
             <w:shd w:val="clear" w:color="auto" w:fill="F2F7F4"/>
             <w:tcMar>
               <w:top w:w="70" w:type="dxa"/>
@@ -12320,7 +12337,7 @@
         </w:tc>
         <w:tc>
           <w:tcPr>
-            <w:tcW w:w="4552" w:type="dxa"/>
+            <w:tcW w:w="4342" w:type="dxa"/>
             <w:shd w:val="clear" w:color="auto" w:fill="F2F7F4"/>
             <w:tcMar>
               <w:top w:w="70" w:type="dxa"/>
@@ -12351,7 +12368,7 @@
         </w:trPr>
         <w:tc>
           <w:tcPr>
-            <w:tcW w:w="1606" w:type="dxa"/>
+            <w:tcW w:w="1644" w:type="dxa"/>
             <w:shd w:val="clear" w:color="auto" w:fill="FFFFFF"/>
             <w:tcMar>
               <w:top w:w="70" w:type="dxa"/>
@@ -12379,7 +12396,7 @@
         </w:tc>
         <w:tc>
           <w:tcPr>
-            <w:tcW w:w="3202" w:type="dxa"/>
+            <w:tcW w:w="3374" w:type="dxa"/>
             <w:shd w:val="clear" w:color="auto" w:fill="FFFFFF"/>
             <w:tcMar>
               <w:top w:w="70" w:type="dxa"/>
@@ -12405,27 +12422,27 @@
         </w:tc>
         <w:tc>
           <w:tcPr>
-            <w:tcW w:w="4552" w:type="dxa"/>
-            <w:shd w:val="clear" w:color="auto" w:fill="FFFFFF"/>
-            <w:tcMar>
-              <w:top w:w="70" w:type="dxa"/>
-              <w:left w:w="110" w:type="dxa"/>
-              <w:bottom w:w="70" w:type="dxa"/>
-              <w:right w:w="110" w:type="dxa"/>
-            </w:tcMar>
-            <w:vAlign w:val="center"/>
-          </w:tcPr>
-          <w:p>
-            <w:pPr>
-              <w:spacing w:before="0" w:after="0" w:line="252" w:lineRule="auto"/>
-            </w:pPr>
-            <w:r>
-              <w:rPr>
-                <w:color w:val="17261F"/>
-                <w:sz w:val="17"/>
-                <w:szCs w:val="17"/>
-              </w:rPr>
-              <w:t xml:space="preserve">En la escala relativa del sensor de la maceta (0 a 2000) y con descanso nocturno de 22:00 a 6:00</w:t>
+            <w:tcW w:w="4342" w:type="dxa"/>
+            <w:shd w:val="clear" w:color="auto" w:fill="FFFFFF"/>
+            <w:tcMar>
+              <w:top w:w="70" w:type="dxa"/>
+              <w:left w:w="110" w:type="dxa"/>
+              <w:bottom w:w="70" w:type="dxa"/>
+              <w:right w:w="110" w:type="dxa"/>
+            </w:tcMar>
+            <w:vAlign w:val="center"/>
+          </w:tcPr>
+          <w:p>
+            <w:pPr>
+              <w:spacing w:before="0" w:after="0" w:line="252" w:lineRule="auto"/>
+            </w:pPr>
+            <w:r>
+              <w:rPr>
+                <w:color w:val="17261F"/>
+                <w:sz w:val="17"/>
+                <w:szCs w:val="17"/>
+              </w:rPr>
+              <w:t xml:space="preserve">En la escala relativa del sensor (0 a 2000) y con descanso nocturno de 22:00 a 6:00</w:t>
             </w:r>
           </w:p>
         </w:tc>
@@ -12436,7 +12453,7 @@
         </w:trPr>
         <w:tc>
           <w:tcPr>
-            <w:tcW w:w="1606" w:type="dxa"/>
+            <w:tcW w:w="1644" w:type="dxa"/>
             <w:shd w:val="clear" w:color="auto" w:fill="F2F7F4"/>
             <w:tcMar>
               <w:top w:w="70" w:type="dxa"/>
@@ -12464,7 +12481,7 @@
         </w:tc>
         <w:tc>
           <w:tcPr>
-            <w:tcW w:w="3202" w:type="dxa"/>
+            <w:tcW w:w="3374" w:type="dxa"/>
             <w:shd w:val="clear" w:color="auto" w:fill="F2F7F4"/>
             <w:tcMar>
               <w:top w:w="70" w:type="dxa"/>
@@ -12490,7 +12507,7 @@
         </w:tc>
         <w:tc>
           <w:tcPr>
-            <w:tcW w:w="4552" w:type="dxa"/>
+            <w:tcW w:w="4342" w:type="dxa"/>
             <w:shd w:val="clear" w:color="auto" w:fill="F2F7F4"/>
             <w:tcMar>
               <w:top w:w="70" w:type="dxa"/>
@@ -12676,7 +12693,7 @@
           <w:sz w:val="20"/>
           <w:szCs w:val="20"/>
         </w:rPr>
-        <w:t xml:space="preserve">El diseño imaginó una maceta que decidía por sí misma: leía sus sensores, evaluaba la salud del cultivo y encendía los actuadores. La construcción movió esa inteligencia a la plataforma: la maceta mide, publica y obedece; la API y la IA deciden. Así una maceta barata se beneficia de todo lo que la plataforma aprende.</w:t>
+        <w:t xml:space="preserve">El diseño imaginó una maceta que decidía por sí misma: leía sus sensores, evaluaba la salud del cultivo y encendía los actuadores. La construcción movió esa inteligencia a la plataforma: el dispositivo mide, publica y obedece; la API y la IA deciden. Así un dispositivo barato se beneficia de todo lo que la plataforma aprende.</w:t>
       </w:r>
     </w:p>
     <w:p>
@@ -13997,7 +14014,7 @@
       <w:r>
         <w:drawing>
           <wp:inline distT="0" distB="0" distL="0" distR="0">
-            <wp:extent cx="5943600" cy="5361186"/>
+            <wp:extent cx="5943600" cy="6497237"/>
             <wp:docPr id="130" name="SmartPot_11_Domain_Classes"/>
             <wp:cNvGraphicFramePr>
               <a:graphicFrameLocks noChangeAspect="1"/>
@@ -14018,7 +14035,7 @@
                   <pic:spPr>
                     <a:xfrm>
                       <a:off x="0" y="0"/>
-                      <a:ext cx="5943600" cy="5361186"/>
+                      <a:ext cx="5943600" cy="6497237"/>
                     </a:xfrm>
                     <a:prstGeom prst="rect">
                       <a:avLst/>
@@ -14099,7 +14116,7 @@
       <w:r>
         <w:drawing>
           <wp:inline distT="0" distB="0" distL="0" distR="0">
-            <wp:extent cx="6757347" cy="4318000"/>
+            <wp:extent cx="6621459" cy="4318000"/>
             <wp:docPr id="132" name="SmartPot_12_Components"/>
             <wp:cNvGraphicFramePr>
               <a:graphicFrameLocks noChangeAspect="1"/>
@@ -14120,7 +14137,7 @@
                   <pic:spPr>
                     <a:xfrm>
                       <a:off x="0" y="0"/>
-                      <a:ext cx="6757347" cy="4318000"/>
+                      <a:ext cx="6621459" cy="4318000"/>
                     </a:xfrm>
                     <a:prstGeom prst="rect">
                       <a:avLst/>
@@ -14379,7 +14396,7 @@
       <w:r>
         <w:drawing>
           <wp:inline distT="0" distB="0" distL="0" distR="0">
-            <wp:extent cx="2954215" cy="7112000"/>
+            <wp:extent cx="2956674" cy="7112000"/>
             <wp:docPr id="134" name="SmartPot_13_Control_Activity"/>
             <wp:cNvGraphicFramePr>
               <a:graphicFrameLocks noChangeAspect="1"/>
@@ -14400,7 +14417,7 @@
                   <pic:spPr>
                     <a:xfrm>
                       <a:off x="0" y="0"/>
-                      <a:ext cx="2954215" cy="7112000"/>
+                      <a:ext cx="2956674" cy="7112000"/>
                     </a:xfrm>
                     <a:prstGeom prst="rect">
                       <a:avLst/>
@@ -14988,7 +15005,7 @@
                 <w:sz w:val="17"/>
                 <w:szCs w:val="17"/>
               </w:rPr>
-              <w:t xml:space="preserve">Los perfiles por especie son el estado compartido; las lecturas son el estado propio de cada maceta</w:t>
+              <w:t xml:space="preserve">Los perfiles por especie son el estado compartido; las lecturas son el estado propio de cada cultivo</w:t>
             </w:r>
           </w:p>
         </w:tc>
@@ -16095,10 +16112,10 @@
         <w:tblLook w:val="04A0" w:firstRow="1" w:firstColumn="1" w:noVBand="1"/>
       </w:tblPr>
       <w:tblGrid>
-        <w:gridCol w:w="1741"/>
-        <w:gridCol w:w="2414"/>
-        <w:gridCol w:w="2641"/>
-        <w:gridCol w:w="2564"/>
+        <w:gridCol w:w="1775"/>
+        <w:gridCol w:w="2405"/>
+        <w:gridCol w:w="2629"/>
+        <w:gridCol w:w="2551"/>
       </w:tblGrid>
       <w:tr>
         <w:trPr>
@@ -16107,7 +16124,7 @@
         </w:trPr>
         <w:tc>
           <w:tcPr>
-            <w:tcW w:w="1741" w:type="dxa"/>
+            <w:tcW w:w="1775" w:type="dxa"/>
             <w:shd w:val="clear" w:color="auto" w:fill="0B3D2B"/>
             <w:tcMar>
               <w:top w:w="70" w:type="dxa"/>
@@ -16136,7 +16153,7 @@
         </w:tc>
         <w:tc>
           <w:tcPr>
-            <w:tcW w:w="2414" w:type="dxa"/>
+            <w:tcW w:w="2405" w:type="dxa"/>
             <w:shd w:val="clear" w:color="auto" w:fill="0B3D2B"/>
             <w:tcMar>
               <w:top w:w="70" w:type="dxa"/>
@@ -16165,7 +16182,7 @@
         </w:tc>
         <w:tc>
           <w:tcPr>
-            <w:tcW w:w="2641" w:type="dxa"/>
+            <w:tcW w:w="2629" w:type="dxa"/>
             <w:shd w:val="clear" w:color="auto" w:fill="0B3D2B"/>
             <w:tcMar>
               <w:top w:w="70" w:type="dxa"/>
@@ -16194,7 +16211,7 @@
         </w:tc>
         <w:tc>
           <w:tcPr>
-            <w:tcW w:w="2564" w:type="dxa"/>
+            <w:tcW w:w="2551" w:type="dxa"/>
             <w:shd w:val="clear" w:color="auto" w:fill="0B3D2B"/>
             <w:tcMar>
               <w:top w:w="70" w:type="dxa"/>
@@ -16228,35 +16245,35 @@
         </w:trPr>
         <w:tc>
           <w:tcPr>
-            <w:tcW w:w="1741" w:type="dxa"/>
-            <w:shd w:val="clear" w:color="auto" w:fill="FFFFFF"/>
-            <w:tcMar>
-              <w:top w:w="70" w:type="dxa"/>
-              <w:left w:w="110" w:type="dxa"/>
-              <w:bottom w:w="70" w:type="dxa"/>
-              <w:right w:w="110" w:type="dxa"/>
-            </w:tcMar>
-            <w:vAlign w:val="center"/>
-          </w:tcPr>
-          <w:p>
-            <w:pPr>
-              <w:spacing w:before="0" w:after="0" w:line="252" w:lineRule="auto"/>
-            </w:pPr>
-            <w:r>
-              <w:rPr>
-                <w:b/>
-                <w:bCs/>
-                <w:color w:val="0A5A3C"/>
-                <w:sz w:val="17"/>
-                <w:szCs w:val="17"/>
-              </w:rPr>
-              <w:t xml:space="preserve">Comunicación de la maceta</w:t>
-            </w:r>
-          </w:p>
-        </w:tc>
-        <w:tc>
-          <w:tcPr>
-            <w:tcW w:w="2414" w:type="dxa"/>
+            <w:tcW w:w="1775" w:type="dxa"/>
+            <w:shd w:val="clear" w:color="auto" w:fill="FFFFFF"/>
+            <w:tcMar>
+              <w:top w:w="70" w:type="dxa"/>
+              <w:left w:w="110" w:type="dxa"/>
+              <w:bottom w:w="70" w:type="dxa"/>
+              <w:right w:w="110" w:type="dxa"/>
+            </w:tcMar>
+            <w:vAlign w:val="center"/>
+          </w:tcPr>
+          <w:p>
+            <w:pPr>
+              <w:spacing w:before="0" w:after="0" w:line="252" w:lineRule="auto"/>
+            </w:pPr>
+            <w:r>
+              <w:rPr>
+                <w:b/>
+                <w:bCs/>
+                <w:color w:val="0A5A3C"/>
+                <w:sz w:val="17"/>
+                <w:szCs w:val="17"/>
+              </w:rPr>
+              <w:t xml:space="preserve">Comunicación del dispositivo</w:t>
+            </w:r>
+          </w:p>
+        </w:tc>
+        <w:tc>
+          <w:tcPr>
+            <w:tcW w:w="2405" w:type="dxa"/>
             <w:shd w:val="clear" w:color="auto" w:fill="FFFFFF"/>
             <w:tcMar>
               <w:top w:w="70" w:type="dxa"/>
@@ -16282,7 +16299,7 @@
         </w:tc>
         <w:tc>
           <w:tcPr>
-            <w:tcW w:w="2641" w:type="dxa"/>
+            <w:tcW w:w="2629" w:type="dxa"/>
             <w:shd w:val="clear" w:color="auto" w:fill="FFFFFF"/>
             <w:tcMar>
               <w:top w:w="70" w:type="dxa"/>
@@ -16308,27 +16325,27 @@
         </w:tc>
         <w:tc>
           <w:tcPr>
-            <w:tcW w:w="2564" w:type="dxa"/>
-            <w:shd w:val="clear" w:color="auto" w:fill="FFFFFF"/>
-            <w:tcMar>
-              <w:top w:w="70" w:type="dxa"/>
-              <w:left w:w="110" w:type="dxa"/>
-              <w:bottom w:w="70" w:type="dxa"/>
-              <w:right w:w="110" w:type="dxa"/>
-            </w:tcMar>
-            <w:vAlign w:val="center"/>
-          </w:tcPr>
-          <w:p>
-            <w:pPr>
-              <w:spacing w:before="0" w:after="0" w:line="252" w:lineRule="auto"/>
-            </w:pPr>
-            <w:r>
-              <w:rPr>
-                <w:color w:val="17261F"/>
-                <w:sz w:val="17"/>
-                <w:szCs w:val="17"/>
-              </w:rPr>
-              <w:t xml:space="preserve">Conexión liviana y bidireccional, y saber si la maceta está en línea</w:t>
+            <w:tcW w:w="2551" w:type="dxa"/>
+            <w:shd w:val="clear" w:color="auto" w:fill="FFFFFF"/>
+            <w:tcMar>
+              <w:top w:w="70" w:type="dxa"/>
+              <w:left w:w="110" w:type="dxa"/>
+              <w:bottom w:w="70" w:type="dxa"/>
+              <w:right w:w="110" w:type="dxa"/>
+            </w:tcMar>
+            <w:vAlign w:val="center"/>
+          </w:tcPr>
+          <w:p>
+            <w:pPr>
+              <w:spacing w:before="0" w:after="0" w:line="252" w:lineRule="auto"/>
+            </w:pPr>
+            <w:r>
+              <w:rPr>
+                <w:color w:val="17261F"/>
+                <w:sz w:val="17"/>
+                <w:szCs w:val="17"/>
+              </w:rPr>
+              <w:t xml:space="preserve">Conexión liviana y bidireccional, y saber si el cultivo está en línea</w:t>
             </w:r>
           </w:p>
         </w:tc>
@@ -16339,7 +16356,7 @@
         </w:trPr>
         <w:tc>
           <w:tcPr>
-            <w:tcW w:w="1741" w:type="dxa"/>
+            <w:tcW w:w="1775" w:type="dxa"/>
             <w:shd w:val="clear" w:color="auto" w:fill="F2F7F4"/>
             <w:tcMar>
               <w:top w:w="70" w:type="dxa"/>
@@ -16367,7 +16384,7 @@
         </w:tc>
         <w:tc>
           <w:tcPr>
-            <w:tcW w:w="2414" w:type="dxa"/>
+            <w:tcW w:w="2405" w:type="dxa"/>
             <w:shd w:val="clear" w:color="auto" w:fill="F2F7F4"/>
             <w:tcMar>
               <w:top w:w="70" w:type="dxa"/>
@@ -16393,7 +16410,7 @@
         </w:tc>
         <w:tc>
           <w:tcPr>
-            <w:tcW w:w="2641" w:type="dxa"/>
+            <w:tcW w:w="2629" w:type="dxa"/>
             <w:shd w:val="clear" w:color="auto" w:fill="F2F7F4"/>
             <w:tcMar>
               <w:top w:w="70" w:type="dxa"/>
@@ -16436,7 +16453,7 @@
         </w:tc>
         <w:tc>
           <w:tcPr>
-            <w:tcW w:w="2564" w:type="dxa"/>
+            <w:tcW w:w="2551" w:type="dxa"/>
             <w:shd w:val="clear" w:color="auto" w:fill="F2F7F4"/>
             <w:tcMar>
               <w:top w:w="70" w:type="dxa"/>
@@ -16467,7 +16484,7 @@
         </w:trPr>
         <w:tc>
           <w:tcPr>
-            <w:tcW w:w="1741" w:type="dxa"/>
+            <w:tcW w:w="1775" w:type="dxa"/>
             <w:shd w:val="clear" w:color="auto" w:fill="FFFFFF"/>
             <w:tcMar>
               <w:top w:w="70" w:type="dxa"/>
@@ -16495,7 +16512,7 @@
         </w:tc>
         <w:tc>
           <w:tcPr>
-            <w:tcW w:w="2414" w:type="dxa"/>
+            <w:tcW w:w="2405" w:type="dxa"/>
             <w:shd w:val="clear" w:color="auto" w:fill="FFFFFF"/>
             <w:tcMar>
               <w:top w:w="70" w:type="dxa"/>
@@ -16521,7 +16538,7 @@
         </w:tc>
         <w:tc>
           <w:tcPr>
-            <w:tcW w:w="2641" w:type="dxa"/>
+            <w:tcW w:w="2629" w:type="dxa"/>
             <w:shd w:val="clear" w:color="auto" w:fill="FFFFFF"/>
             <w:tcMar>
               <w:top w:w="70" w:type="dxa"/>
@@ -16547,7 +16564,7 @@
         </w:tc>
         <w:tc>
           <w:tcPr>
-            <w:tcW w:w="2564" w:type="dxa"/>
+            <w:tcW w:w="2551" w:type="dxa"/>
             <w:shd w:val="clear" w:color="auto" w:fill="FFFFFF"/>
             <w:tcMar>
               <w:top w:w="70" w:type="dxa"/>
@@ -16578,7 +16595,7 @@
         </w:trPr>
         <w:tc>
           <w:tcPr>
-            <w:tcW w:w="1741" w:type="dxa"/>
+            <w:tcW w:w="1775" w:type="dxa"/>
             <w:shd w:val="clear" w:color="auto" w:fill="F2F7F4"/>
             <w:tcMar>
               <w:top w:w="70" w:type="dxa"/>
@@ -16606,7 +16623,7 @@
         </w:tc>
         <w:tc>
           <w:tcPr>
-            <w:tcW w:w="2414" w:type="dxa"/>
+            <w:tcW w:w="2405" w:type="dxa"/>
             <w:shd w:val="clear" w:color="auto" w:fill="F2F7F4"/>
             <w:tcMar>
               <w:top w:w="70" w:type="dxa"/>
@@ -16632,7 +16649,7 @@
         </w:tc>
         <w:tc>
           <w:tcPr>
-            <w:tcW w:w="2641" w:type="dxa"/>
+            <w:tcW w:w="2629" w:type="dxa"/>
             <w:shd w:val="clear" w:color="auto" w:fill="F2F7F4"/>
             <w:tcMar>
               <w:top w:w="70" w:type="dxa"/>
@@ -16658,7 +16675,7 @@
         </w:tc>
         <w:tc>
           <w:tcPr>
-            <w:tcW w:w="2564" w:type="dxa"/>
+            <w:tcW w:w="2551" w:type="dxa"/>
             <w:shd w:val="clear" w:color="auto" w:fill="F2F7F4"/>
             <w:tcMar>
               <w:top w:w="70" w:type="dxa"/>
@@ -16689,7 +16706,7 @@
         </w:trPr>
         <w:tc>
           <w:tcPr>
-            <w:tcW w:w="1741" w:type="dxa"/>
+            <w:tcW w:w="1775" w:type="dxa"/>
             <w:shd w:val="clear" w:color="auto" w:fill="FFFFFF"/>
             <w:tcMar>
               <w:top w:w="70" w:type="dxa"/>
@@ -16717,7 +16734,7 @@
         </w:tc>
         <w:tc>
           <w:tcPr>
-            <w:tcW w:w="2414" w:type="dxa"/>
+            <w:tcW w:w="2405" w:type="dxa"/>
             <w:shd w:val="clear" w:color="auto" w:fill="FFFFFF"/>
             <w:tcMar>
               <w:top w:w="70" w:type="dxa"/>
@@ -16743,7 +16760,7 @@
         </w:tc>
         <w:tc>
           <w:tcPr>
-            <w:tcW w:w="2641" w:type="dxa"/>
+            <w:tcW w:w="2629" w:type="dxa"/>
             <w:shd w:val="clear" w:color="auto" w:fill="FFFFFF"/>
             <w:tcMar>
               <w:top w:w="70" w:type="dxa"/>
@@ -16769,7 +16786,7 @@
         </w:tc>
         <w:tc>
           <w:tcPr>
-            <w:tcW w:w="2564" w:type="dxa"/>
+            <w:tcW w:w="2551" w:type="dxa"/>
             <w:shd w:val="clear" w:color="auto" w:fill="FFFFFF"/>
             <w:tcMar>
               <w:top w:w="70" w:type="dxa"/>
@@ -16800,7 +16817,7 @@
         </w:trPr>
         <w:tc>
           <w:tcPr>
-            <w:tcW w:w="1741" w:type="dxa"/>
+            <w:tcW w:w="1775" w:type="dxa"/>
             <w:shd w:val="clear" w:color="auto" w:fill="F2F7F4"/>
             <w:tcMar>
               <w:top w:w="70" w:type="dxa"/>
@@ -16828,7 +16845,7 @@
         </w:tc>
         <w:tc>
           <w:tcPr>
-            <w:tcW w:w="2414" w:type="dxa"/>
+            <w:tcW w:w="2405" w:type="dxa"/>
             <w:shd w:val="clear" w:color="auto" w:fill="F2F7F4"/>
             <w:tcMar>
               <w:top w:w="70" w:type="dxa"/>
@@ -16863,7 +16880,7 @@
         </w:tc>
         <w:tc>
           <w:tcPr>
-            <w:tcW w:w="2641" w:type="dxa"/>
+            <w:tcW w:w="2629" w:type="dxa"/>
             <w:shd w:val="clear" w:color="auto" w:fill="F2F7F4"/>
             <w:tcMar>
               <w:top w:w="70" w:type="dxa"/>
@@ -16889,7 +16906,7 @@
         </w:tc>
         <w:tc>
           <w:tcPr>
-            <w:tcW w:w="2564" w:type="dxa"/>
+            <w:tcW w:w="2551" w:type="dxa"/>
             <w:shd w:val="clear" w:color="auto" w:fill="F2F7F4"/>
             <w:tcMar>
               <w:top w:w="70" w:type="dxa"/>
@@ -16920,7 +16937,7 @@
         </w:trPr>
         <w:tc>
           <w:tcPr>
-            <w:tcW w:w="1741" w:type="dxa"/>
+            <w:tcW w:w="1775" w:type="dxa"/>
             <w:shd w:val="clear" w:color="auto" w:fill="FFFFFF"/>
             <w:tcMar>
               <w:top w:w="70" w:type="dxa"/>
@@ -16948,7 +16965,7 @@
         </w:tc>
         <w:tc>
           <w:tcPr>
-            <w:tcW w:w="2414" w:type="dxa"/>
+            <w:tcW w:w="2405" w:type="dxa"/>
             <w:shd w:val="clear" w:color="auto" w:fill="FFFFFF"/>
             <w:tcMar>
               <w:top w:w="70" w:type="dxa"/>
@@ -16974,7 +16991,7 @@
         </w:tc>
         <w:tc>
           <w:tcPr>
-            <w:tcW w:w="2641" w:type="dxa"/>
+            <w:tcW w:w="2629" w:type="dxa"/>
             <w:shd w:val="clear" w:color="auto" w:fill="FFFFFF"/>
             <w:tcMar>
               <w:top w:w="70" w:type="dxa"/>
@@ -17000,7 +17017,7 @@
         </w:tc>
         <w:tc>
           <w:tcPr>
-            <w:tcW w:w="2564" w:type="dxa"/>
+            <w:tcW w:w="2551" w:type="dxa"/>
             <w:shd w:val="clear" w:color="auto" w:fill="FFFFFF"/>
             <w:tcMar>
               <w:top w:w="70" w:type="dxa"/>
@@ -17031,7 +17048,7 @@
         </w:trPr>
         <w:tc>
           <w:tcPr>
-            <w:tcW w:w="1741" w:type="dxa"/>
+            <w:tcW w:w="1775" w:type="dxa"/>
             <w:shd w:val="clear" w:color="auto" w:fill="F2F7F4"/>
             <w:tcMar>
               <w:top w:w="70" w:type="dxa"/>
@@ -17059,7 +17076,7 @@
         </w:tc>
         <w:tc>
           <w:tcPr>
-            <w:tcW w:w="2414" w:type="dxa"/>
+            <w:tcW w:w="2405" w:type="dxa"/>
             <w:shd w:val="clear" w:color="auto" w:fill="F2F7F4"/>
             <w:tcMar>
               <w:top w:w="70" w:type="dxa"/>
@@ -17085,33 +17102,33 @@
         </w:tc>
         <w:tc>
           <w:tcPr>
-            <w:tcW w:w="2641" w:type="dxa"/>
-            <w:shd w:val="clear" w:color="auto" w:fill="F2F7F4"/>
-            <w:tcMar>
-              <w:top w:w="70" w:type="dxa"/>
-              <w:left w:w="110" w:type="dxa"/>
-              <w:bottom w:w="70" w:type="dxa"/>
-              <w:right w:w="110" w:type="dxa"/>
-            </w:tcMar>
-            <w:vAlign w:val="center"/>
-          </w:tcPr>
-          <w:p>
-            <w:pPr>
-              <w:spacing w:before="0" w:after="0" w:line="252" w:lineRule="auto"/>
-            </w:pPr>
-            <w:r>
-              <w:rPr>
-                <w:color w:val="17261F"/>
-                <w:sz w:val="17"/>
-                <w:szCs w:val="17"/>
-              </w:rPr>
-              <w:t xml:space="preserve">Wokwi a mano y macetas virtuales siempre encendidas con clima real</w:t>
-            </w:r>
-          </w:p>
-        </w:tc>
-        <w:tc>
-          <w:tcPr>
-            <w:tcW w:w="2564" w:type="dxa"/>
+            <w:tcW w:w="2629" w:type="dxa"/>
+            <w:shd w:val="clear" w:color="auto" w:fill="F2F7F4"/>
+            <w:tcMar>
+              <w:top w:w="70" w:type="dxa"/>
+              <w:left w:w="110" w:type="dxa"/>
+              <w:bottom w:w="70" w:type="dxa"/>
+              <w:right w:w="110" w:type="dxa"/>
+            </w:tcMar>
+            <w:vAlign w:val="center"/>
+          </w:tcPr>
+          <w:p>
+            <w:pPr>
+              <w:spacing w:before="0" w:after="0" w:line="252" w:lineRule="auto"/>
+            </w:pPr>
+            <w:r>
+              <w:rPr>
+                <w:color w:val="17261F"/>
+                <w:sz w:val="17"/>
+                <w:szCs w:val="17"/>
+              </w:rPr>
+              <w:t xml:space="preserve">Wokwi a mano (cultivo real) y cultivos virtuales siempre encendidos con clima real</w:t>
+            </w:r>
+          </w:p>
+        </w:tc>
+        <w:tc>
+          <w:tcPr>
+            <w:tcW w:w="2551" w:type="dxa"/>
             <w:shd w:val="clear" w:color="auto" w:fill="F2F7F4"/>
             <w:tcMar>
               <w:top w:w="70" w:type="dxa"/>
@@ -17142,7 +17159,7 @@
         </w:trPr>
         <w:tc>
           <w:tcPr>
-            <w:tcW w:w="1741" w:type="dxa"/>
+            <w:tcW w:w="1775" w:type="dxa"/>
             <w:shd w:val="clear" w:color="auto" w:fill="FFFFFF"/>
             <w:tcMar>
               <w:top w:w="70" w:type="dxa"/>
@@ -17170,7 +17187,7 @@
         </w:tc>
         <w:tc>
           <w:tcPr>
-            <w:tcW w:w="2414" w:type="dxa"/>
+            <w:tcW w:w="2405" w:type="dxa"/>
             <w:shd w:val="clear" w:color="auto" w:fill="FFFFFF"/>
             <w:tcMar>
               <w:top w:w="70" w:type="dxa"/>
@@ -17196,33 +17213,33 @@
         </w:tc>
         <w:tc>
           <w:tcPr>
-            <w:tcW w:w="2641" w:type="dxa"/>
-            <w:shd w:val="clear" w:color="auto" w:fill="FFFFFF"/>
-            <w:tcMar>
-              <w:top w:w="70" w:type="dxa"/>
-              <w:left w:w="110" w:type="dxa"/>
-              <w:bottom w:w="70" w:type="dxa"/>
-              <w:right w:w="110" w:type="dxa"/>
-            </w:tcMar>
-            <w:vAlign w:val="center"/>
-          </w:tcPr>
-          <w:p>
-            <w:pPr>
-              <w:spacing w:before="0" w:after="0" w:line="252" w:lineRule="auto"/>
-            </w:pPr>
-            <w:r>
-              <w:rPr>
-                <w:color w:val="17261F"/>
-                <w:sz w:val="17"/>
-                <w:szCs w:val="17"/>
-              </w:rPr>
-              <w:t xml:space="preserve">Todo lo anterior más control de dueño, cuenta MQTT por maceta, contenedores endurecidos, CodeQL y SBOM</w:t>
-            </w:r>
-          </w:p>
-        </w:tc>
-        <w:tc>
-          <w:tcPr>
-            <w:tcW w:w="2564" w:type="dxa"/>
+            <w:tcW w:w="2629" w:type="dxa"/>
+            <w:shd w:val="clear" w:color="auto" w:fill="FFFFFF"/>
+            <w:tcMar>
+              <w:top w:w="70" w:type="dxa"/>
+              <w:left w:w="110" w:type="dxa"/>
+              <w:bottom w:w="70" w:type="dxa"/>
+              <w:right w:w="110" w:type="dxa"/>
+            </w:tcMar>
+            <w:vAlign w:val="center"/>
+          </w:tcPr>
+          <w:p>
+            <w:pPr>
+              <w:spacing w:before="0" w:after="0" w:line="252" w:lineRule="auto"/>
+            </w:pPr>
+            <w:r>
+              <w:rPr>
+                <w:color w:val="17261F"/>
+                <w:sz w:val="17"/>
+                <w:szCs w:val="17"/>
+              </w:rPr>
+              <w:t xml:space="preserve">Todo lo anterior más control de dueño, cuenta MQTT por cultivo, contenedores endurecidos, CodeQL y SBOM</w:t>
+            </w:r>
+          </w:p>
+        </w:tc>
+        <w:tc>
+          <w:tcPr>
+            <w:tcW w:w="2551" w:type="dxa"/>
             <w:shd w:val="clear" w:color="auto" w:fill="FFFFFF"/>
             <w:tcMar>
               <w:top w:w="70" w:type="dxa"/>
@@ -17659,7 +17676,7 @@
                 <w:sz w:val="17"/>
                 <w:szCs w:val="17"/>
               </w:rPr>
-              <w:t xml:space="preserve">Simulador de macetas y su API de control</w:t>
+              <w:t xml:space="preserve">Simulador de los cultivos virtuales y su API de control</w:t>
             </w:r>
           </w:p>
         </w:tc>
@@ -18122,7 +18139,7 @@
           <w:sz w:val="25"/>
           <w:szCs w:val="25"/>
         </w:rPr>
-        <w:t xml:space="preserve">14.5 Simulación: Wokwi y macetas virtuales</w:t>
+        <w:t xml:space="preserve">14.5 Simulación: Wokwi y cultivos virtuales</w:t>
       </w:r>
       <w:bookmarkEnd w:id="147"/>
     </w:p>
@@ -18136,7 +18153,7 @@
           <w:sz w:val="20"/>
           <w:szCs w:val="20"/>
         </w:rPr>
-        <w:t xml:space="preserve">Wokwi fue la decisión que permitió enfocarse en el software sin hardware. Sigue siendo la forma de probar el firmware real, a mano y en el navegador. Para una demo y un QA que no dependan de una pestaña abierta, el simulador corre siempre junto a la plataforma: cada cultivo puede tener una maceta virtual con medidores manuales, con el ciclo del día o con el clima real del lugar.</w:t>
+        <w:t xml:space="preserve">Wokwi fue la decisión que permitió enfocarse en el software sin hardware. Sigue siendo la forma de probar el firmware real, a mano y en el navegador. Para una demo y un QA que no dependan de una pestaña abierta, el simulador corre siempre junto a la plataforma: un cultivo virtual sigue medidores manuales, el ciclo del día o el clima real del lugar. La primera versión encendía una «maceta virtual» sobre cualquier cultivo; la revisión separó los dos mundos: el tipo se elige al crear el cultivo y no cambia, Wokwi cuenta como cultivo real, y cada cultivo, real o virtual, se ve en vivo con su forma (maceta, tubos NFT, torre o balsa) y cada actuador.</w:t>
       </w:r>
     </w:p>
     <w:p>
@@ -18148,8 +18165,8 @@
       <w:r>
         <w:drawing>
           <wp:inline distT="0" distB="0" distL="0" distR="0">
-            <wp:extent cx="5943600" cy="3264096"/>
-            <wp:docPr id="148" name="SmartPot_15_Virtual_Pot_Sequence"/>
+            <wp:extent cx="5943600" cy="3936945"/>
+            <wp:docPr id="148" name="SmartPot_15_Virtual_Crop_Sequence"/>
             <wp:cNvGraphicFramePr>
               <a:graphicFrameLocks noChangeAspect="1"/>
             </wp:cNvGraphicFramePr>
@@ -18157,7 +18174,7 @@
               <a:graphicData uri="http://schemas.openxmlformats.org/drawingml/2006/picture">
                 <pic:pic>
                   <pic:nvPicPr>
-                    <pic:cNvPr id="148" name="SmartPot_15_Virtual_Pot_Sequence"/>
+                    <pic:cNvPr id="148" name="SmartPot_15_Virtual_Crop_Sequence"/>
                     <pic:cNvPicPr/>
                   </pic:nvPicPr>
                   <pic:blipFill>
@@ -18169,7 +18186,7 @@
                   <pic:spPr>
                     <a:xfrm>
                       <a:off x="0" y="0"/>
-                      <a:ext cx="5943600" cy="3264096"/>
+                      <a:ext cx="5943600" cy="3936945"/>
                     </a:xfrm>
                     <a:prstGeom prst="rect">
                       <a:avLst/>
@@ -18205,7 +18222,7 @@
           <w:sz w:val="16"/>
           <w:szCs w:val="16"/>
         </w:rPr>
-        <w:t xml:space="preserve">  ·  Maceta virtual con clima real</w:t>
+        <w:t xml:space="preserve">  ·  Cultivo virtual con clima real</w:t>
       </w:r>
     </w:p>
     <w:p>
@@ -18361,9 +18378,9 @@
         <w:tblLook w:val="04A0" w:firstRow="1" w:firstColumn="1" w:noVBand="1"/>
       </w:tblPr>
       <w:tblGrid>
-        <w:gridCol w:w="1702"/>
-        <w:gridCol w:w="5161"/>
-        <w:gridCol w:w="2497"/>
+        <w:gridCol w:w="1699"/>
+        <w:gridCol w:w="5173"/>
+        <w:gridCol w:w="2488"/>
       </w:tblGrid>
       <w:tr>
         <w:trPr>
@@ -18372,7 +18389,7 @@
         </w:trPr>
         <w:tc>
           <w:tcPr>
-            <w:tcW w:w="1702" w:type="dxa"/>
+            <w:tcW w:w="1699" w:type="dxa"/>
             <w:shd w:val="clear" w:color="auto" w:fill="0B3D2B"/>
             <w:tcMar>
               <w:top w:w="70" w:type="dxa"/>
@@ -18401,7 +18418,7 @@
         </w:tc>
         <w:tc>
           <w:tcPr>
-            <w:tcW w:w="5161" w:type="dxa"/>
+            <w:tcW w:w="5173" w:type="dxa"/>
             <w:shd w:val="clear" w:color="auto" w:fill="0B3D2B"/>
             <w:tcMar>
               <w:top w:w="70" w:type="dxa"/>
@@ -18430,7 +18447,7 @@
         </w:tc>
         <w:tc>
           <w:tcPr>
-            <w:tcW w:w="2497" w:type="dxa"/>
+            <w:tcW w:w="2488" w:type="dxa"/>
             <w:shd w:val="clear" w:color="auto" w:fill="0B3D2B"/>
             <w:tcMar>
               <w:top w:w="70" w:type="dxa"/>
@@ -18464,7 +18481,7 @@
         </w:trPr>
         <w:tc>
           <w:tcPr>
-            <w:tcW w:w="1702" w:type="dxa"/>
+            <w:tcW w:w="1699" w:type="dxa"/>
             <w:shd w:val="clear" w:color="auto" w:fill="FFFFFF"/>
             <w:tcMar>
               <w:top w:w="70" w:type="dxa"/>
@@ -18492,7 +18509,7 @@
         </w:tc>
         <w:tc>
           <w:tcPr>
-            <w:tcW w:w="5161" w:type="dxa"/>
+            <w:tcW w:w="5173" w:type="dxa"/>
             <w:shd w:val="clear" w:color="auto" w:fill="FFFFFF"/>
             <w:tcMar>
               <w:top w:w="70" w:type="dxa"/>
@@ -18518,7 +18535,7 @@
         </w:tc>
         <w:tc>
           <w:tcPr>
-            <w:tcW w:w="2497" w:type="dxa"/>
+            <w:tcW w:w="2488" w:type="dxa"/>
             <w:shd w:val="clear" w:color="auto" w:fill="FFFFFF"/>
             <w:tcMar>
               <w:top w:w="70" w:type="dxa"/>
@@ -18549,7 +18566,7 @@
         </w:trPr>
         <w:tc>
           <w:tcPr>
-            <w:tcW w:w="1702" w:type="dxa"/>
+            <w:tcW w:w="1699" w:type="dxa"/>
             <w:shd w:val="clear" w:color="auto" w:fill="F2F7F4"/>
             <w:tcMar>
               <w:top w:w="70" w:type="dxa"/>
@@ -18577,7 +18594,7 @@
         </w:tc>
         <w:tc>
           <w:tcPr>
-            <w:tcW w:w="5161" w:type="dxa"/>
+            <w:tcW w:w="5173" w:type="dxa"/>
             <w:shd w:val="clear" w:color="auto" w:fill="F2F7F4"/>
             <w:tcMar>
               <w:top w:w="70" w:type="dxa"/>
@@ -18603,7 +18620,7 @@
         </w:tc>
         <w:tc>
           <w:tcPr>
-            <w:tcW w:w="2497" w:type="dxa"/>
+            <w:tcW w:w="2488" w:type="dxa"/>
             <w:shd w:val="clear" w:color="auto" w:fill="F2F7F4"/>
             <w:tcMar>
               <w:top w:w="70" w:type="dxa"/>
@@ -18634,7 +18651,7 @@
         </w:trPr>
         <w:tc>
           <w:tcPr>
-            <w:tcW w:w="1702" w:type="dxa"/>
+            <w:tcW w:w="1699" w:type="dxa"/>
             <w:shd w:val="clear" w:color="auto" w:fill="FFFFFF"/>
             <w:tcMar>
               <w:top w:w="70" w:type="dxa"/>
@@ -18662,7 +18679,7 @@
         </w:tc>
         <w:tc>
           <w:tcPr>
-            <w:tcW w:w="5161" w:type="dxa"/>
+            <w:tcW w:w="5173" w:type="dxa"/>
             <w:shd w:val="clear" w:color="auto" w:fill="FFFFFF"/>
             <w:tcMar>
               <w:top w:w="70" w:type="dxa"/>
@@ -18688,7 +18705,7 @@
         </w:tc>
         <w:tc>
           <w:tcPr>
-            <w:tcW w:w="2497" w:type="dxa"/>
+            <w:tcW w:w="2488" w:type="dxa"/>
             <w:shd w:val="clear" w:color="auto" w:fill="FFFFFF"/>
             <w:tcMar>
               <w:top w:w="70" w:type="dxa"/>
@@ -18719,7 +18736,7 @@
         </w:trPr>
         <w:tc>
           <w:tcPr>
-            <w:tcW w:w="1702" w:type="dxa"/>
+            <w:tcW w:w="1699" w:type="dxa"/>
             <w:shd w:val="clear" w:color="auto" w:fill="F2F7F4"/>
             <w:tcMar>
               <w:top w:w="70" w:type="dxa"/>
@@ -18747,7 +18764,7 @@
         </w:tc>
         <w:tc>
           <w:tcPr>
-            <w:tcW w:w="5161" w:type="dxa"/>
+            <w:tcW w:w="5173" w:type="dxa"/>
             <w:shd w:val="clear" w:color="auto" w:fill="F2F7F4"/>
             <w:tcMar>
               <w:top w:w="70" w:type="dxa"/>
@@ -18773,7 +18790,7 @@
         </w:tc>
         <w:tc>
           <w:tcPr>
-            <w:tcW w:w="2497" w:type="dxa"/>
+            <w:tcW w:w="2488" w:type="dxa"/>
             <w:shd w:val="clear" w:color="auto" w:fill="F2F7F4"/>
             <w:tcMar>
               <w:top w:w="70" w:type="dxa"/>
@@ -18804,7 +18821,7 @@
         </w:trPr>
         <w:tc>
           <w:tcPr>
-            <w:tcW w:w="1702" w:type="dxa"/>
+            <w:tcW w:w="1699" w:type="dxa"/>
             <w:shd w:val="clear" w:color="auto" w:fill="FFFFFF"/>
             <w:tcMar>
               <w:top w:w="70" w:type="dxa"/>
@@ -18832,33 +18849,33 @@
         </w:tc>
         <w:tc>
           <w:tcPr>
-            <w:tcW w:w="5161" w:type="dxa"/>
-            <w:shd w:val="clear" w:color="auto" w:fill="FFFFFF"/>
-            <w:tcMar>
-              <w:top w:w="70" w:type="dxa"/>
-              <w:left w:w="110" w:type="dxa"/>
-              <w:bottom w:w="70" w:type="dxa"/>
-              <w:right w:w="110" w:type="dxa"/>
-            </w:tcMar>
-            <w:vAlign w:val="center"/>
-          </w:tcPr>
-          <w:p>
-            <w:pPr>
-              <w:spacing w:before="0" w:after="0" w:line="252" w:lineRule="auto"/>
-            </w:pPr>
-            <w:r>
-              <w:rPr>
-                <w:color w:val="17261F"/>
-                <w:sz w:val="17"/>
-                <w:szCs w:val="17"/>
-              </w:rPr>
-              <w:t xml:space="preserve">Autenticación del broker, ACL por maceta, TLS, validadores de MongoDB, Redis y SMTP</w:t>
-            </w:r>
-          </w:p>
-        </w:tc>
-        <w:tc>
-          <w:tcPr>
-            <w:tcW w:w="2497" w:type="dxa"/>
+            <w:tcW w:w="5173" w:type="dxa"/>
+            <w:shd w:val="clear" w:color="auto" w:fill="FFFFFF"/>
+            <w:tcMar>
+              <w:top w:w="70" w:type="dxa"/>
+              <w:left w:w="110" w:type="dxa"/>
+              <w:bottom w:w="70" w:type="dxa"/>
+              <w:right w:w="110" w:type="dxa"/>
+            </w:tcMar>
+            <w:vAlign w:val="center"/>
+          </w:tcPr>
+          <w:p>
+            <w:pPr>
+              <w:spacing w:before="0" w:after="0" w:line="252" w:lineRule="auto"/>
+            </w:pPr>
+            <w:r>
+              <w:rPr>
+                <w:color w:val="17261F"/>
+                <w:sz w:val="17"/>
+                <w:szCs w:val="17"/>
+              </w:rPr>
+              <w:t xml:space="preserve">Autenticación del broker, ACL por cultivo, TLS, validadores de MongoDB, Redis y SMTP</w:t>
+            </w:r>
+          </w:p>
+        </w:tc>
+        <w:tc>
+          <w:tcPr>
+            <w:tcW w:w="2488" w:type="dxa"/>
             <w:shd w:val="clear" w:color="auto" w:fill="FFFFFF"/>
             <w:tcMar>
               <w:top w:w="70" w:type="dxa"/>
@@ -18889,7 +18906,7 @@
         </w:trPr>
         <w:tc>
           <w:tcPr>
-            <w:tcW w:w="1702" w:type="dxa"/>
+            <w:tcW w:w="1699" w:type="dxa"/>
             <w:shd w:val="clear" w:color="auto" w:fill="F2F7F4"/>
             <w:tcMar>
               <w:top w:w="70" w:type="dxa"/>
@@ -18917,7 +18934,7 @@
         </w:tc>
         <w:tc>
           <w:tcPr>
-            <w:tcW w:w="5161" w:type="dxa"/>
+            <w:tcW w:w="5173" w:type="dxa"/>
             <w:shd w:val="clear" w:color="auto" w:fill="F2F7F4"/>
             <w:tcMar>
               <w:top w:w="70" w:type="dxa"/>
@@ -18943,7 +18960,7 @@
         </w:tc>
         <w:tc>
           <w:tcPr>
-            <w:tcW w:w="2497" w:type="dxa"/>
+            <w:tcW w:w="2488" w:type="dxa"/>
             <w:shd w:val="clear" w:color="auto" w:fill="F2F7F4"/>
             <w:tcMar>
               <w:top w:w="70" w:type="dxa"/>
@@ -18983,7 +19000,7 @@
         </w:trPr>
         <w:tc>
           <w:tcPr>
-            <w:tcW w:w="1702" w:type="dxa"/>
+            <w:tcW w:w="1699" w:type="dxa"/>
             <w:shd w:val="clear" w:color="auto" w:fill="FFFFFF"/>
             <w:tcMar>
               <w:top w:w="70" w:type="dxa"/>
@@ -19011,7 +19028,7 @@
         </w:tc>
         <w:tc>
           <w:tcPr>
-            <w:tcW w:w="5161" w:type="dxa"/>
+            <w:tcW w:w="5173" w:type="dxa"/>
             <w:shd w:val="clear" w:color="auto" w:fill="FFFFFF"/>
             <w:tcMar>
               <w:top w:w="70" w:type="dxa"/>
@@ -19037,7 +19054,7 @@
         </w:tc>
         <w:tc>
           <w:tcPr>
-            <w:tcW w:w="2497" w:type="dxa"/>
+            <w:tcW w:w="2488" w:type="dxa"/>
             <w:shd w:val="clear" w:color="auto" w:fill="FFFFFF"/>
             <w:tcMar>
               <w:top w:w="70" w:type="dxa"/>
@@ -19739,8 +19756,8 @@
         <w:tblLook w:val="04A0" w:firstRow="1" w:firstColumn="1" w:noVBand="1"/>
       </w:tblPr>
       <w:tblGrid>
-        <w:gridCol w:w="1294"/>
-        <w:gridCol w:w="8066"/>
+        <w:gridCol w:w="1255"/>
+        <w:gridCol w:w="8105"/>
       </w:tblGrid>
       <w:tr>
         <w:trPr>
@@ -19749,7 +19766,7 @@
         </w:trPr>
         <w:tc>
           <w:tcPr>
-            <w:tcW w:w="1294" w:type="dxa"/>
+            <w:tcW w:w="1255" w:type="dxa"/>
             <w:shd w:val="clear" w:color="auto" w:fill="0B3D2B"/>
             <w:tcMar>
               <w:top w:w="70" w:type="dxa"/>
@@ -19778,7 +19795,7 @@
         </w:tc>
         <w:tc>
           <w:tcPr>
-            <w:tcW w:w="8066" w:type="dxa"/>
+            <w:tcW w:w="8105" w:type="dxa"/>
             <w:shd w:val="clear" w:color="auto" w:fill="0B3D2B"/>
             <w:tcMar>
               <w:top w:w="70" w:type="dxa"/>
@@ -19812,7 +19829,7 @@
         </w:trPr>
         <w:tc>
           <w:tcPr>
-            <w:tcW w:w="1294" w:type="dxa"/>
+            <w:tcW w:w="1255" w:type="dxa"/>
             <w:shd w:val="clear" w:color="auto" w:fill="FFFFFF"/>
             <w:tcMar>
               <w:top w:w="70" w:type="dxa"/>
@@ -19840,7 +19857,7 @@
         </w:tc>
         <w:tc>
           <w:tcPr>
-            <w:tcW w:w="8066" w:type="dxa"/>
+            <w:tcW w:w="8105" w:type="dxa"/>
             <w:shd w:val="clear" w:color="auto" w:fill="FFFFFF"/>
             <w:tcMar>
               <w:top w:w="70" w:type="dxa"/>
@@ -19871,7 +19888,7 @@
         </w:trPr>
         <w:tc>
           <w:tcPr>
-            <w:tcW w:w="1294" w:type="dxa"/>
+            <w:tcW w:w="1255" w:type="dxa"/>
             <w:shd w:val="clear" w:color="auto" w:fill="F2F7F4"/>
             <w:tcMar>
               <w:top w:w="70" w:type="dxa"/>
@@ -19899,27 +19916,27 @@
         </w:tc>
         <w:tc>
           <w:tcPr>
-            <w:tcW w:w="8066" w:type="dxa"/>
-            <w:shd w:val="clear" w:color="auto" w:fill="F2F7F4"/>
-            <w:tcMar>
-              <w:top w:w="70" w:type="dxa"/>
-              <w:left w:w="110" w:type="dxa"/>
-              <w:bottom w:w="70" w:type="dxa"/>
-              <w:right w:w="110" w:type="dxa"/>
-            </w:tcMar>
-            <w:vAlign w:val="center"/>
-          </w:tcPr>
-          <w:p>
-            <w:pPr>
-              <w:spacing w:before="0" w:after="0" w:line="252" w:lineRule="auto"/>
-            </w:pPr>
-            <w:r>
-              <w:rPr>
-                <w:color w:val="17261F"/>
-                <w:sz w:val="17"/>
-                <w:szCs w:val="17"/>
-              </w:rPr>
-              <w:t xml:space="preserve">E2E: cultivo con credenciales, telemetría con la clave y rechazo de una clave incorrecta</w:t>
+            <w:tcW w:w="8105" w:type="dxa"/>
+            <w:shd w:val="clear" w:color="auto" w:fill="F2F7F4"/>
+            <w:tcMar>
+              <w:top w:w="70" w:type="dxa"/>
+              <w:left w:w="110" w:type="dxa"/>
+              <w:bottom w:w="70" w:type="dxa"/>
+              <w:right w:w="110" w:type="dxa"/>
+            </w:tcMar>
+            <w:vAlign w:val="center"/>
+          </w:tcPr>
+          <w:p>
+            <w:pPr>
+              <w:spacing w:before="0" w:after="0" w:line="252" w:lineRule="auto"/>
+            </w:pPr>
+            <w:r>
+              <w:rPr>
+                <w:color w:val="17261F"/>
+                <w:sz w:val="17"/>
+                <w:szCs w:val="17"/>
+              </w:rPr>
+              <w:t xml:space="preserve">E2E: cultivo real con credenciales, telemetría con la clave y rechazo de una clave incorrecta; pruebas de la guía de conexión</w:t>
             </w:r>
           </w:p>
         </w:tc>
@@ -19930,7 +19947,7 @@
         </w:trPr>
         <w:tc>
           <w:tcPr>
-            <w:tcW w:w="1294" w:type="dxa"/>
+            <w:tcW w:w="1255" w:type="dxa"/>
             <w:shd w:val="clear" w:color="auto" w:fill="FFFFFF"/>
             <w:tcMar>
               <w:top w:w="70" w:type="dxa"/>
@@ -19958,27 +19975,27 @@
         </w:tc>
         <w:tc>
           <w:tcPr>
-            <w:tcW w:w="8066" w:type="dxa"/>
-            <w:shd w:val="clear" w:color="auto" w:fill="FFFFFF"/>
-            <w:tcMar>
-              <w:top w:w="70" w:type="dxa"/>
-              <w:left w:w="110" w:type="dxa"/>
-              <w:bottom w:w="70" w:type="dxa"/>
-              <w:right w:w="110" w:type="dxa"/>
-            </w:tcMar>
-            <w:vAlign w:val="center"/>
-          </w:tcPr>
-          <w:p>
-            <w:pPr>
-              <w:spacing w:before="0" w:after="0" w:line="252" w:lineRule="auto"/>
-            </w:pPr>
-            <w:r>
-              <w:rPr>
-                <w:color w:val="17261F"/>
-                <w:sz w:val="17"/>
-                <w:szCs w:val="17"/>
-              </w:rPr>
-              <w:t xml:space="preserve">E2E: la lectura llega por MQTT y el panel general resume la cuenta</w:t>
+            <w:tcW w:w="8105" w:type="dxa"/>
+            <w:shd w:val="clear" w:color="auto" w:fill="FFFFFF"/>
+            <w:tcMar>
+              <w:top w:w="70" w:type="dxa"/>
+              <w:left w:w="110" w:type="dxa"/>
+              <w:bottom w:w="70" w:type="dxa"/>
+              <w:right w:w="110" w:type="dxa"/>
+            </w:tcMar>
+            <w:vAlign w:val="center"/>
+          </w:tcPr>
+          <w:p>
+            <w:pPr>
+              <w:spacing w:before="0" w:after="0" w:line="252" w:lineRule="auto"/>
+            </w:pPr>
+            <w:r>
+              <w:rPr>
+                <w:color w:val="17261F"/>
+                <w:sz w:val="17"/>
+                <w:szCs w:val="17"/>
+              </w:rPr>
+              <w:t xml:space="preserve">E2E: la lectura llega por MQTT y el panel general resume la cuenta; pruebas de la escena en vivo y de la conexión</w:t>
             </w:r>
           </w:p>
         </w:tc>
@@ -19989,7 +20006,7 @@
         </w:trPr>
         <w:tc>
           <w:tcPr>
-            <w:tcW w:w="1294" w:type="dxa"/>
+            <w:tcW w:w="1255" w:type="dxa"/>
             <w:shd w:val="clear" w:color="auto" w:fill="F2F7F4"/>
             <w:tcMar>
               <w:top w:w="70" w:type="dxa"/>
@@ -20017,7 +20034,7 @@
         </w:tc>
         <w:tc>
           <w:tcPr>
-            <w:tcW w:w="8066" w:type="dxa"/>
+            <w:tcW w:w="8105" w:type="dxa"/>
             <w:shd w:val="clear" w:color="auto" w:fill="F2F7F4"/>
             <w:tcMar>
               <w:top w:w="70" w:type="dxa"/>
@@ -20048,7 +20065,7 @@
         </w:trPr>
         <w:tc>
           <w:tcPr>
-            <w:tcW w:w="1294" w:type="dxa"/>
+            <w:tcW w:w="1255" w:type="dxa"/>
             <w:shd w:val="clear" w:color="auto" w:fill="FFFFFF"/>
             <w:tcMar>
               <w:top w:w="70" w:type="dxa"/>
@@ -20076,7 +20093,7 @@
         </w:tc>
         <w:tc>
           <w:tcPr>
-            <w:tcW w:w="8066" w:type="dxa"/>
+            <w:tcW w:w="8105" w:type="dxa"/>
             <w:shd w:val="clear" w:color="auto" w:fill="FFFFFF"/>
             <w:tcMar>
               <w:top w:w="70" w:type="dxa"/>
@@ -20107,7 +20124,7 @@
         </w:trPr>
         <w:tc>
           <w:tcPr>
-            <w:tcW w:w="1294" w:type="dxa"/>
+            <w:tcW w:w="1255" w:type="dxa"/>
             <w:shd w:val="clear" w:color="auto" w:fill="F2F7F4"/>
             <w:tcMar>
               <w:top w:w="70" w:type="dxa"/>
@@ -20135,7 +20152,7 @@
         </w:tc>
         <w:tc>
           <w:tcPr>
-            <w:tcW w:w="8066" w:type="dxa"/>
+            <w:tcW w:w="8105" w:type="dxa"/>
             <w:shd w:val="clear" w:color="auto" w:fill="F2F7F4"/>
             <w:tcMar>
               <w:top w:w="70" w:type="dxa"/>
@@ -20166,7 +20183,7 @@
         </w:trPr>
         <w:tc>
           <w:tcPr>
-            <w:tcW w:w="1294" w:type="dxa"/>
+            <w:tcW w:w="1255" w:type="dxa"/>
             <w:shd w:val="clear" w:color="auto" w:fill="FFFFFF"/>
             <w:tcMar>
               <w:top w:w="70" w:type="dxa"/>
@@ -20194,27 +20211,27 @@
         </w:tc>
         <w:tc>
           <w:tcPr>
-            <w:tcW w:w="8066" w:type="dxa"/>
-            <w:shd w:val="clear" w:color="auto" w:fill="FFFFFF"/>
-            <w:tcMar>
-              <w:top w:w="70" w:type="dxa"/>
-              <w:left w:w="110" w:type="dxa"/>
-              <w:bottom w:w="70" w:type="dxa"/>
-              <w:right w:w="110" w:type="dxa"/>
-            </w:tcMar>
-            <w:vAlign w:val="center"/>
-          </w:tcPr>
-          <w:p>
-            <w:pPr>
-              <w:spacing w:before="0" w:after="0" w:line="252" w:lineRule="auto"/>
-            </w:pPr>
-            <w:r>
-              <w:rPr>
-                <w:color w:val="17261F"/>
-                <w:sz w:val="17"/>
-                <w:szCs w:val="17"/>
-              </w:rPr>
-              <w:t xml:space="preserve">Pruebas de controladores y validaciones</w:t>
+            <w:tcW w:w="8105" w:type="dxa"/>
+            <w:shd w:val="clear" w:color="auto" w:fill="FFFFFF"/>
+            <w:tcMar>
+              <w:top w:w="70" w:type="dxa"/>
+              <w:left w:w="110" w:type="dxa"/>
+              <w:bottom w:w="70" w:type="dxa"/>
+              <w:right w:w="110" w:type="dxa"/>
+            </w:tcMar>
+            <w:vAlign w:val="center"/>
+          </w:tcPr>
+          <w:p>
+            <w:pPr>
+              <w:spacing w:before="0" w:after="0" w:line="252" w:lineRule="auto"/>
+            </w:pPr>
+            <w:r>
+              <w:rPr>
+                <w:color w:val="17261F"/>
+                <w:sz w:val="17"/>
+                <w:szCs w:val="17"/>
+              </w:rPr>
+              <w:t xml:space="preserve">Pruebas de controladores y validaciones; E2E: el tipo no cambia y un cultivo real no se simula</w:t>
             </w:r>
           </w:p>
         </w:tc>
@@ -20225,7 +20242,7 @@
         </w:trPr>
         <w:tc>
           <w:tcPr>
-            <w:tcW w:w="1294" w:type="dxa"/>
+            <w:tcW w:w="1255" w:type="dxa"/>
             <w:shd w:val="clear" w:color="auto" w:fill="F2F7F4"/>
             <w:tcMar>
               <w:top w:w="70" w:type="dxa"/>
@@ -20253,7 +20270,7 @@
         </w:tc>
         <w:tc>
           <w:tcPr>
-            <w:tcW w:w="8066" w:type="dxa"/>
+            <w:tcW w:w="8105" w:type="dxa"/>
             <w:shd w:val="clear" w:color="auto" w:fill="F2F7F4"/>
             <w:tcMar>
               <w:top w:w="70" w:type="dxa"/>
@@ -20284,7 +20301,7 @@
         </w:trPr>
         <w:tc>
           <w:tcPr>
-            <w:tcW w:w="1294" w:type="dxa"/>
+            <w:tcW w:w="1255" w:type="dxa"/>
             <w:shd w:val="clear" w:color="auto" w:fill="FFFFFF"/>
             <w:tcMar>
               <w:top w:w="70" w:type="dxa"/>
@@ -20312,27 +20329,27 @@
         </w:tc>
         <w:tc>
           <w:tcPr>
-            <w:tcW w:w="8066" w:type="dxa"/>
-            <w:shd w:val="clear" w:color="auto" w:fill="FFFFFF"/>
-            <w:tcMar>
-              <w:top w:w="70" w:type="dxa"/>
-              <w:left w:w="110" w:type="dxa"/>
-              <w:bottom w:w="70" w:type="dxa"/>
-              <w:right w:w="110" w:type="dxa"/>
-            </w:tcMar>
-            <w:vAlign w:val="center"/>
-          </w:tcPr>
-          <w:p>
-            <w:pPr>
-              <w:spacing w:before="0" w:after="0" w:line="252" w:lineRule="auto"/>
-            </w:pPr>
-            <w:r>
-              <w:rPr>
-                <w:color w:val="17261F"/>
-                <w:sz w:val="17"/>
-                <w:szCs w:val="17"/>
-              </w:rPr>
-              <w:t xml:space="preserve">E2E: maceta virtual manual que publica por MQTT con la clave del cultivo y su estado en vivo</w:t>
+            <w:tcW w:w="8105" w:type="dxa"/>
+            <w:shd w:val="clear" w:color="auto" w:fill="FFFFFF"/>
+            <w:tcMar>
+              <w:top w:w="70" w:type="dxa"/>
+              <w:left w:w="110" w:type="dxa"/>
+              <w:bottom w:w="70" w:type="dxa"/>
+              <w:right w:w="110" w:type="dxa"/>
+            </w:tcMar>
+            <w:vAlign w:val="center"/>
+          </w:tcPr>
+          <w:p>
+            <w:pPr>
+              <w:spacing w:before="0" w:after="0" w:line="252" w:lineRule="auto"/>
+            </w:pPr>
+            <w:r>
+              <w:rPr>
+                <w:color w:val="17261F"/>
+                <w:sz w:val="17"/>
+                <w:szCs w:val="17"/>
+              </w:rPr>
+              <w:t xml:space="preserve">E2E: cultivo virtual manual creado sin credenciales, con seis actuadores, que publica por MQTT, informa su estado y se pausa</w:t>
             </w:r>
           </w:p>
         </w:tc>
@@ -20343,7 +20360,7 @@
         </w:trPr>
         <w:tc>
           <w:tcPr>
-            <w:tcW w:w="1294" w:type="dxa"/>
+            <w:tcW w:w="1255" w:type="dxa"/>
             <w:shd w:val="clear" w:color="auto" w:fill="F2F7F4"/>
             <w:tcMar>
               <w:top w:w="70" w:type="dxa"/>
@@ -20371,7 +20388,7 @@
         </w:tc>
         <w:tc>
           <w:tcPr>
-            <w:tcW w:w="8066" w:type="dxa"/>
+            <w:tcW w:w="8105" w:type="dxa"/>
             <w:shd w:val="clear" w:color="auto" w:fill="F2F7F4"/>
             <w:tcMar>
               <w:top w:w="70" w:type="dxa"/>
@@ -20402,7 +20419,7 @@
         </w:trPr>
         <w:tc>
           <w:tcPr>
-            <w:tcW w:w="1294" w:type="dxa"/>
+            <w:tcW w:w="1255" w:type="dxa"/>
             <w:shd w:val="clear" w:color="auto" w:fill="FFFFFF"/>
             <w:tcMar>
               <w:top w:w="70" w:type="dxa"/>
@@ -20430,7 +20447,7 @@
         </w:tc>
         <w:tc>
           <w:tcPr>
-            <w:tcW w:w="8066" w:type="dxa"/>
+            <w:tcW w:w="8105" w:type="dxa"/>
             <w:shd w:val="clear" w:color="auto" w:fill="FFFFFF"/>
             <w:tcMar>
               <w:top w:w="70" w:type="dxa"/>
@@ -20491,7 +20508,7 @@
           <w:sz w:val="20"/>
           <w:szCs w:val="20"/>
         </w:rPr>
-        <w:t xml:space="preserve">Las pruebas entrenan con dos macetas simuladas durante tres días (2160 lecturas) y exigen que cada modelo supere a su línea base en el 20 % de lecturas más recientes:</w:t>
+        <w:t xml:space="preserve">Las pruebas entrenan con dos cultivos simulados durante tres días (2160 lecturas) y exigen que cada modelo supere a su línea base en el 20 % de lecturas más recientes:</w:t>
       </w:r>
     </w:p>
     <w:p>

--- a/docs/SmartPot_Project_Journey.docx
+++ b/docs/SmartPot_Project_Journey.docx
@@ -7571,7 +7571,7 @@
                 <w:sz w:val="17"/>
                 <w:szCs w:val="17"/>
               </w:rPr>
-              <w:t xml:space="preserve">El alcance creció (IA, panel general, cultivos virtuales, Telegram, cultivo en vivo) sin romper lo existente gracias a la separación por componentes</w:t>
+              <w:t xml:space="preserve">El alcance creció (IA, panel general, cultivos virtuales, Telegram, ilustración de cada cultivo) sin romper lo existente gracias a la separación por componentes</w:t>
             </w:r>
           </w:p>
         </w:tc>
@@ -10602,7 +10602,7 @@
       <w:r>
         <w:drawing>
           <wp:inline distT="0" distB="0" distL="0" distR="0">
-            <wp:extent cx="3078915" cy="7112000"/>
+            <wp:extent cx="2985990" cy="7112000"/>
             <wp:docPr id="124" name="SmartPot_10_Use_Cases"/>
             <wp:cNvGraphicFramePr>
               <a:graphicFrameLocks noChangeAspect="1"/>
@@ -10623,7 +10623,7 @@
                   <pic:spPr>
                     <a:xfrm>
                       <a:off x="0" y="0"/>
-                      <a:ext cx="3078915" cy="7112000"/>
+                      <a:ext cx="2985990" cy="7112000"/>
                     </a:xfrm>
                     <a:prstGeom prst="rect">
                       <a:avLst/>
@@ -10691,8 +10691,8 @@
       </w:tblPr>
       <w:tblGrid>
         <w:gridCol w:w="2340"/>
-        <w:gridCol w:w="3569"/>
-        <w:gridCol w:w="3451"/>
+        <w:gridCol w:w="3571"/>
+        <w:gridCol w:w="3449"/>
       </w:tblGrid>
       <w:tr>
         <w:trPr>
@@ -10730,7 +10730,7 @@
         </w:tc>
         <w:tc>
           <w:tcPr>
-            <w:tcW w:w="3569" w:type="dxa"/>
+            <w:tcW w:w="3571" w:type="dxa"/>
             <w:shd w:val="clear" w:color="auto" w:fill="0B3D2B"/>
             <w:tcMar>
               <w:top w:w="70" w:type="dxa"/>
@@ -10759,7 +10759,7 @@
         </w:tc>
         <w:tc>
           <w:tcPr>
-            <w:tcW w:w="3451" w:type="dxa"/>
+            <w:tcW w:w="3449" w:type="dxa"/>
             <w:shd w:val="clear" w:color="auto" w:fill="0B3D2B"/>
             <w:tcMar>
               <w:top w:w="70" w:type="dxa"/>
@@ -10821,7 +10821,7 @@
         </w:tc>
         <w:tc>
           <w:tcPr>
-            <w:tcW w:w="3569" w:type="dxa"/>
+            <w:tcW w:w="3571" w:type="dxa"/>
             <w:shd w:val="clear" w:color="auto" w:fill="FFFFFF"/>
             <w:tcMar>
               <w:top w:w="70" w:type="dxa"/>
@@ -10847,7 +10847,7 @@
         </w:tc>
         <w:tc>
           <w:tcPr>
-            <w:tcW w:w="3451" w:type="dxa"/>
+            <w:tcW w:w="3449" w:type="dxa"/>
             <w:shd w:val="clear" w:color="auto" w:fill="FFFFFF"/>
             <w:tcMar>
               <w:top w:w="70" w:type="dxa"/>
@@ -10906,7 +10906,7 @@
         </w:tc>
         <w:tc>
           <w:tcPr>
-            <w:tcW w:w="3569" w:type="dxa"/>
+            <w:tcW w:w="3571" w:type="dxa"/>
             <w:shd w:val="clear" w:color="auto" w:fill="F2F7F4"/>
             <w:tcMar>
               <w:top w:w="70" w:type="dxa"/>
@@ -10949,7 +10949,7 @@
         </w:tc>
         <w:tc>
           <w:tcPr>
-            <w:tcW w:w="3451" w:type="dxa"/>
+            <w:tcW w:w="3449" w:type="dxa"/>
             <w:shd w:val="clear" w:color="auto" w:fill="F2F7F4"/>
             <w:tcMar>
               <w:top w:w="70" w:type="dxa"/>
@@ -11002,39 +11002,39 @@
                 <w:sz w:val="17"/>
                 <w:szCs w:val="17"/>
               </w:rPr>
-              <w:t xml:space="preserve">CU003 Ver el cultivo en vivo</w:t>
-            </w:r>
-          </w:p>
-        </w:tc>
-        <w:tc>
-          <w:tcPr>
-            <w:tcW w:w="3569" w:type="dxa"/>
-            <w:shd w:val="clear" w:color="auto" w:fill="FFFFFF"/>
-            <w:tcMar>
-              <w:top w:w="70" w:type="dxa"/>
-              <w:left w:w="110" w:type="dxa"/>
-              <w:bottom w:w="70" w:type="dxa"/>
-              <w:right w:w="110" w:type="dxa"/>
-            </w:tcMar>
-            <w:vAlign w:val="center"/>
-          </w:tcPr>
-          <w:p>
-            <w:pPr>
-              <w:spacing w:before="0" w:after="0" w:line="252" w:lineRule="auto"/>
-            </w:pPr>
-            <w:r>
-              <w:rPr>
-                <w:color w:val="17261F"/>
-                <w:sz w:val="17"/>
-                <w:szCs w:val="17"/>
-              </w:rPr>
-              <w:t xml:space="preserve">Panel general, resumen con el rango ideal e ilustración del cultivo con su forma y cada actuador</w:t>
-            </w:r>
-          </w:p>
-        </w:tc>
-        <w:tc>
-          <w:tcPr>
-            <w:tcW w:w="3451" w:type="dxa"/>
+              <w:t xml:space="preserve">CU003 Ver el estado del cultivo</w:t>
+            </w:r>
+          </w:p>
+        </w:tc>
+        <w:tc>
+          <w:tcPr>
+            <w:tcW w:w="3571" w:type="dxa"/>
+            <w:shd w:val="clear" w:color="auto" w:fill="FFFFFF"/>
+            <w:tcMar>
+              <w:top w:w="70" w:type="dxa"/>
+              <w:left w:w="110" w:type="dxa"/>
+              <w:bottom w:w="70" w:type="dxa"/>
+              <w:right w:w="110" w:type="dxa"/>
+            </w:tcMar>
+            <w:vAlign w:val="center"/>
+          </w:tcPr>
+          <w:p>
+            <w:pPr>
+              <w:spacing w:before="0" w:after="0" w:line="252" w:lineRule="auto"/>
+            </w:pPr>
+            <w:r>
+              <w:rPr>
+                <w:color w:val="17261F"/>
+                <w:sz w:val="17"/>
+                <w:szCs w:val="17"/>
+              </w:rPr>
+              <w:t xml:space="preserve">Panel general, resumen con el rango ideal e ilustración del cultivo sobre todas sus secciones, con su forma, su especie y cada actuador</w:t>
+            </w:r>
+          </w:p>
+        </w:tc>
+        <w:tc>
+          <w:tcPr>
+            <w:tcW w:w="3449" w:type="dxa"/>
             <w:shd w:val="clear" w:color="auto" w:fill="FFFFFF"/>
             <w:tcMar>
               <w:top w:w="70" w:type="dxa"/>
@@ -11093,7 +11093,7 @@
         </w:tc>
         <w:tc>
           <w:tcPr>
-            <w:tcW w:w="3569" w:type="dxa"/>
+            <w:tcW w:w="3571" w:type="dxa"/>
             <w:shd w:val="clear" w:color="auto" w:fill="F2F7F4"/>
             <w:tcMar>
               <w:top w:w="70" w:type="dxa"/>
@@ -11119,7 +11119,7 @@
         </w:tc>
         <w:tc>
           <w:tcPr>
-            <w:tcW w:w="3451" w:type="dxa"/>
+            <w:tcW w:w="3449" w:type="dxa"/>
             <w:shd w:val="clear" w:color="auto" w:fill="F2F7F4"/>
             <w:tcMar>
               <w:top w:w="70" w:type="dxa"/>
@@ -11178,7 +11178,7 @@
         </w:tc>
         <w:tc>
           <w:tcPr>
-            <w:tcW w:w="3569" w:type="dxa"/>
+            <w:tcW w:w="3571" w:type="dxa"/>
             <w:shd w:val="clear" w:color="auto" w:fill="FFFFFF"/>
             <w:tcMar>
               <w:top w:w="70" w:type="dxa"/>
@@ -11204,7 +11204,7 @@
         </w:tc>
         <w:tc>
           <w:tcPr>
-            <w:tcW w:w="3451" w:type="dxa"/>
+            <w:tcW w:w="3449" w:type="dxa"/>
             <w:shd w:val="clear" w:color="auto" w:fill="FFFFFF"/>
             <w:tcMar>
               <w:top w:w="70" w:type="dxa"/>
@@ -11263,7 +11263,7 @@
         </w:tc>
         <w:tc>
           <w:tcPr>
-            <w:tcW w:w="3569" w:type="dxa"/>
+            <w:tcW w:w="3571" w:type="dxa"/>
             <w:shd w:val="clear" w:color="auto" w:fill="F2F7F4"/>
             <w:tcMar>
               <w:top w:w="70" w:type="dxa"/>
@@ -11289,7 +11289,7 @@
         </w:tc>
         <w:tc>
           <w:tcPr>
-            <w:tcW w:w="3451" w:type="dxa"/>
+            <w:tcW w:w="3449" w:type="dxa"/>
             <w:shd w:val="clear" w:color="auto" w:fill="F2F7F4"/>
             <w:tcMar>
               <w:top w:w="70" w:type="dxa"/>
@@ -11348,7 +11348,7 @@
         </w:tc>
         <w:tc>
           <w:tcPr>
-            <w:tcW w:w="3569" w:type="dxa"/>
+            <w:tcW w:w="3571" w:type="dxa"/>
             <w:shd w:val="clear" w:color="auto" w:fill="FFFFFF"/>
             <w:tcMar>
               <w:top w:w="70" w:type="dxa"/>
@@ -11374,7 +11374,7 @@
         </w:tc>
         <w:tc>
           <w:tcPr>
-            <w:tcW w:w="3451" w:type="dxa"/>
+            <w:tcW w:w="3449" w:type="dxa"/>
             <w:shd w:val="clear" w:color="auto" w:fill="FFFFFF"/>
             <w:tcMar>
               <w:top w:w="70" w:type="dxa"/>
@@ -11433,7 +11433,7 @@
         </w:tc>
         <w:tc>
           <w:tcPr>
-            <w:tcW w:w="3569" w:type="dxa"/>
+            <w:tcW w:w="3571" w:type="dxa"/>
             <w:shd w:val="clear" w:color="auto" w:fill="F2F7F4"/>
             <w:tcMar>
               <w:top w:w="70" w:type="dxa"/>
@@ -11459,7 +11459,7 @@
         </w:tc>
         <w:tc>
           <w:tcPr>
-            <w:tcW w:w="3451" w:type="dxa"/>
+            <w:tcW w:w="3449" w:type="dxa"/>
             <w:shd w:val="clear" w:color="auto" w:fill="F2F7F4"/>
             <w:tcMar>
               <w:top w:w="70" w:type="dxa"/>
@@ -11518,7 +11518,7 @@
         </w:tc>
         <w:tc>
           <w:tcPr>
-            <w:tcW w:w="3569" w:type="dxa"/>
+            <w:tcW w:w="3571" w:type="dxa"/>
             <w:shd w:val="clear" w:color="auto" w:fill="FFFFFF"/>
             <w:tcMar>
               <w:top w:w="70" w:type="dxa"/>
@@ -11544,7 +11544,7 @@
         </w:tc>
         <w:tc>
           <w:tcPr>
-            <w:tcW w:w="3451" w:type="dxa"/>
+            <w:tcW w:w="3449" w:type="dxa"/>
             <w:shd w:val="clear" w:color="auto" w:fill="FFFFFF"/>
             <w:tcMar>
               <w:top w:w="70" w:type="dxa"/>
@@ -11603,7 +11603,7 @@
         </w:tc>
         <w:tc>
           <w:tcPr>
-            <w:tcW w:w="3569" w:type="dxa"/>
+            <w:tcW w:w="3571" w:type="dxa"/>
             <w:shd w:val="clear" w:color="auto" w:fill="F2F7F4"/>
             <w:tcMar>
               <w:top w:w="70" w:type="dxa"/>
@@ -11629,7 +11629,7 @@
         </w:tc>
         <w:tc>
           <w:tcPr>
-            <w:tcW w:w="3451" w:type="dxa"/>
+            <w:tcW w:w="3449" w:type="dxa"/>
             <w:shd w:val="clear" w:color="auto" w:fill="F2F7F4"/>
             <w:tcMar>
               <w:top w:w="70" w:type="dxa"/>
@@ -11688,7 +11688,7 @@
         </w:tc>
         <w:tc>
           <w:tcPr>
-            <w:tcW w:w="3569" w:type="dxa"/>
+            <w:tcW w:w="3571" w:type="dxa"/>
             <w:shd w:val="clear" w:color="auto" w:fill="FFFFFF"/>
             <w:tcMar>
               <w:top w:w="70" w:type="dxa"/>
@@ -11731,7 +11731,7 @@
         </w:tc>
         <w:tc>
           <w:tcPr>
-            <w:tcW w:w="3451" w:type="dxa"/>
+            <w:tcW w:w="3449" w:type="dxa"/>
             <w:shd w:val="clear" w:color="auto" w:fill="FFFFFF"/>
             <w:tcMar>
               <w:top w:w="70" w:type="dxa"/>
@@ -11790,7 +11790,7 @@
         </w:tc>
         <w:tc>
           <w:tcPr>
-            <w:tcW w:w="3569" w:type="dxa"/>
+            <w:tcW w:w="3571" w:type="dxa"/>
             <w:shd w:val="clear" w:color="auto" w:fill="F2F7F4"/>
             <w:tcMar>
               <w:top w:w="70" w:type="dxa"/>
@@ -11816,7 +11816,7 @@
         </w:tc>
         <w:tc>
           <w:tcPr>
-            <w:tcW w:w="3451" w:type="dxa"/>
+            <w:tcW w:w="3449" w:type="dxa"/>
             <w:shd w:val="clear" w:color="auto" w:fill="F2F7F4"/>
             <w:tcMar>
               <w:top w:w="70" w:type="dxa"/>
@@ -19995,7 +19995,7 @@
                 <w:sz w:val="17"/>
                 <w:szCs w:val="17"/>
               </w:rPr>
-              <w:t xml:space="preserve">E2E: la lectura llega por MQTT y el panel general resume la cuenta; pruebas de la escena en vivo y de la conexión</w:t>
+              <w:t xml:space="preserve">E2E: la lectura llega por MQTT y el panel general resume la cuenta; pruebas de la ilustración y de la conexión</w:t>
             </w:r>
           </w:p>
         </w:tc>

--- a/docs/SmartPot_Project_Journey.docx
+++ b/docs/SmartPot_Project_Journey.docx
@@ -359,7 +359,7 @@
                 <w:sz w:val="19"/>
                 <w:szCs w:val="19"/>
               </w:rPr>
-              <w:t xml:space="preserve">1.0 · septiembre 2026</w:t>
+              <w:t xml:space="preserve">1.1 · octubre 2026</w:t>
             </w:r>
             <w:r>
               <w:rPr>
@@ -785,7 +785,7 @@
                 <w:sz w:val="17"/>
                 <w:szCs w:val="17"/>
               </w:rPr>
-              <w:t xml:space="preserve">1.0 · septiembre 2026</w:t>
+              <w:t xml:space="preserve">1.1 · octubre 2026</w:t>
             </w:r>
           </w:p>
         </w:tc>
@@ -1589,10 +1589,26 @@
     </w:p>
     <w:p>
       <w:pPr>
+        <w:ind w:left="420"/>
+        <w:spacing w:before="0" w:after="30" w:line="252" w:lineRule="auto"/>
+      </w:pPr>
+      <w:hyperlink w:anchor="sec_149" w:history="1">
+        <w:r>
+          <w:rPr>
+            <w:color w:val="17261F"/>
+            <w:sz w:val="18"/>
+            <w:szCs w:val="18"/>
+          </w:rPr>
+          <w:t xml:space="preserve">14.6 El lugar, los switches y los avisos por cultivo</w:t>
+        </w:r>
+      </w:hyperlink>
+    </w:p>
+    <w:p>
+      <w:pPr>
         <w:ind w:left="0"/>
         <w:spacing w:before="100" w:after="30" w:line="252" w:lineRule="auto"/>
       </w:pPr>
-      <w:hyperlink w:anchor="sec_149" w:history="1">
+      <w:hyperlink w:anchor="sec_151" w:history="1">
         <w:r>
           <w:rPr>
             <w:b/>
@@ -1610,7 +1626,7 @@
         <w:ind w:left="0"/>
         <w:spacing w:before="100" w:after="30" w:line="252" w:lineRule="auto"/>
       </w:pPr>
-      <w:hyperlink w:anchor="sec_150" w:history="1">
+      <w:hyperlink w:anchor="sec_152" w:history="1">
         <w:r>
           <w:rPr>
             <w:b/>
@@ -1628,7 +1644,7 @@
         <w:ind w:left="420"/>
         <w:spacing w:before="0" w:after="30" w:line="252" w:lineRule="auto"/>
       </w:pPr>
-      <w:hyperlink w:anchor="sec_151" w:history="1">
+      <w:hyperlink w:anchor="sec_153" w:history="1">
         <w:r>
           <w:rPr>
             <w:color w:val="17261F"/>
@@ -1644,7 +1660,7 @@
         <w:ind w:left="420"/>
         <w:spacing w:before="0" w:after="30" w:line="252" w:lineRule="auto"/>
       </w:pPr>
-      <w:hyperlink w:anchor="sec_152" w:history="1">
+      <w:hyperlink w:anchor="sec_154" w:history="1">
         <w:r>
           <w:rPr>
             <w:color w:val="17261F"/>
@@ -1660,7 +1676,7 @@
         <w:ind w:left="0"/>
         <w:spacing w:before="100" w:after="30" w:line="252" w:lineRule="auto"/>
       </w:pPr>
-      <w:hyperlink w:anchor="sec_153" w:history="1">
+      <w:hyperlink w:anchor="sec_155" w:history="1">
         <w:r>
           <w:rPr>
             <w:b/>
@@ -1678,7 +1694,7 @@
         <w:ind w:left="0"/>
         <w:spacing w:before="100" w:after="30" w:line="252" w:lineRule="auto"/>
       </w:pPr>
-      <w:hyperlink w:anchor="sec_154" w:history="1">
+      <w:hyperlink w:anchor="sec_156" w:history="1">
         <w:r>
           <w:rPr>
             <w:b/>
@@ -1936,6 +1952,414 @@
     </w:p>
     <w:p>
       <w:pPr>
+        <w:spacing w:before="80" w:after="0" w:line="240" w:lineRule="auto"/>
+        <w:rPr>
+          <w:sz w:val="8"/>
+        </w:rPr>
+      </w:pPr>
+    </w:p>
+    <w:tbl>
+      <w:tblPr>
+        <w:tblW w:w="9360" w:type="dxa"/>
+        <w:tblInd w:w="0" w:type="dxa"/>
+        <w:tblBorders>
+          <w:top w:val="nil"/>
+          <w:left w:val="nil"/>
+          <w:bottom w:val="nil"/>
+          <w:right w:val="nil"/>
+          <w:insideH w:val="nil"/>
+          <w:insideV w:val="nil"/>
+        </w:tblBorders>
+        <w:tblLayout w:type="fixed"/>
+        <w:tblCellMar>
+          <w:left w:w="0" w:type="dxa"/>
+          <w:right w:w="0" w:type="dxa"/>
+        </w:tblCellMar>
+        <w:tblLook w:val="0000" w:firstRow="0" w:lastRow="0" w:firstColumn="0" w:lastColumn="0" w:noHBand="1" w:noVBand="1"/>
+      </w:tblPr>
+      <w:tblGrid>
+        <w:gridCol w:w="9360"/>
+      </w:tblGrid>
+      <w:tr>
+        <w:trPr>
+          <w:cantSplit/>
+        </w:trPr>
+        <w:tc>
+          <w:tcPr>
+            <w:tcW w:w="9360" w:type="dxa"/>
+            <w:shd w:val="clear" w:color="auto" w:fill="0B3D2B"/>
+            <w:tcMar>
+              <w:top w:w="60" w:type="dxa"/>
+              <w:left w:w="200" w:type="dxa"/>
+              <w:bottom w:w="60" w:type="dxa"/>
+              <w:right w:w="200" w:type="dxa"/>
+            </w:tcMar>
+            <w:vAlign w:val="top"/>
+          </w:tcPr>
+          <w:p>
+            <w:pPr>
+              <w:spacing w:before="0" w:after="0" w:line="240" w:lineRule="auto"/>
+            </w:pPr>
+            <w:r>
+              <w:rPr>
+                <w:b/>
+                <w:bCs/>
+                <w:color w:val="7FDBB0"/>
+                <w:spacing w:val="40"/>
+                <w:sz w:val="14"/>
+                <w:szCs w:val="14"/>
+              </w:rPr>
+              <w:t xml:space="preserve">MERMAID</w:t>
+            </w:r>
+          </w:p>
+        </w:tc>
+      </w:tr>
+    </w:tbl>
+    <w:tbl>
+      <w:tblPr>
+        <w:tblW w:w="9360" w:type="dxa"/>
+        <w:tblInd w:w="0" w:type="dxa"/>
+        <w:tblBorders>
+          <w:top w:val="nil"/>
+          <w:left w:val="nil"/>
+          <w:bottom w:val="nil"/>
+          <w:right w:val="nil"/>
+          <w:insideH w:val="nil"/>
+          <w:insideV w:val="nil"/>
+        </w:tblBorders>
+        <w:tblLayout w:type="fixed"/>
+        <w:tblCellMar>
+          <w:left w:w="0" w:type="dxa"/>
+          <w:right w:w="0" w:type="dxa"/>
+        </w:tblCellMar>
+        <w:tblLook w:val="0000" w:firstRow="0" w:lastRow="0" w:firstColumn="0" w:lastColumn="0" w:noHBand="1" w:noVBand="1"/>
+      </w:tblPr>
+      <w:tblGrid>
+        <w:gridCol w:w="9360"/>
+      </w:tblGrid>
+      <w:tr>
+        <w:trPr>
+          <w:cantSplit/>
+        </w:trPr>
+        <w:tc>
+          <w:tcPr>
+            <w:tcW w:w="9360" w:type="dxa"/>
+            <w:shd w:val="clear" w:color="auto" w:fill="F7FAF8"/>
+            <w:tcMar>
+              <w:top w:w="120" w:type="dxa"/>
+              <w:left w:w="200" w:type="dxa"/>
+              <w:bottom w:w="120" w:type="dxa"/>
+              <w:right w:w="200" w:type="dxa"/>
+            </w:tcMar>
+            <w:vAlign w:val="top"/>
+          </w:tcPr>
+          <w:p>
+            <w:pPr>
+              <w:spacing w:before="0" w:after="0" w:line="252" w:lineRule="auto"/>
+            </w:pPr>
+            <w:r>
+              <w:rPr>
+                <w:rFonts w:ascii="JetBrains Mono" w:hAnsi="JetBrains Mono" w:eastAsia="JetBrains Mono" w:cs="JetBrains Mono"/>
+                <w:color w:val="17261F"/>
+                <w:sz w:val="16"/>
+                <w:szCs w:val="16"/>
+              </w:rPr>
+              <w:t xml:space="preserve">%%{init: {"theme": "base", "fontFamily": "Segoe UI, Arial, sans-serif", "themeVariables": {"fontFamily": "Segoe UI, Arial, sans-serif", "fontSize": "15px", "primaryColor": "#DDF5EA", "primaryTextColor": "#17261F", "primaryBorderColor": "#067A52", "secondaryColor": "#E3F2FB", "secondaryTextColor": "#17261F", "secondaryBorderColor": "#1F6FA0", "tertiaryColor": "#F2F7F4", "tertiaryTextColor": "#17261F", "tertiaryBorderColor": "#D5E3DC", "lineColor": "#5B6B63", "textColor": "#17261F", "mainBkg": "#DDF5EA", "nodeBorder": "#067A52", "clusterBkg": "#F7FAF8", "clusterBorder": "#D5E3DC", "edgeLabelBackground": "#FFFFFF", "actorBkg": "#067A52", "actorBorder": "#0B3D2B", "actorTextColor": "#FFFFFF", "actorLineColor": "#5B6B63", "signalColor": "#17261F", "signalTextColor": "#17261F", "labelBoxBkgColor": "#0B3D2B", "labelBoxBorderColor": "#0B3D2B", "labelTextColor": "#FFFFFF", "loopTextColor": "#0B3D2B", "noteBkgColor": "#FDF4DD", "noteBorderColor": "#C98D12", "noteTextColor": "#17261F", "activationBkgColor": "#DDF5EA", "activationBorderColor": "#067A52", "attributeBackgroundColorOdd": "#FFFFFF", "attributeBackgroundColorEven": "#F2F7F4"}}}%%</w:t>
+            </w:r>
+          </w:p>
+          <w:p>
+            <w:pPr>
+              <w:spacing w:before="0" w:after="0" w:line="252" w:lineRule="auto"/>
+            </w:pPr>
+            <w:r>
+              <w:rPr>
+                <w:rFonts w:ascii="JetBrains Mono" w:hAnsi="JetBrains Mono" w:eastAsia="JetBrains Mono" w:cs="JetBrains Mono"/>
+                <w:color w:val="17261F"/>
+                <w:sz w:val="16"/>
+                <w:szCs w:val="16"/>
+              </w:rPr>
+              <w:t xml:space="preserve">flowchart TB</w:t>
+            </w:r>
+          </w:p>
+          <w:p>
+            <w:pPr>
+              <w:spacing w:before="0" w:after="0" w:line="252" w:lineRule="auto"/>
+            </w:pPr>
+            <w:r>
+              <w:rPr>
+                <w:rFonts w:ascii="JetBrains Mono" w:hAnsi="JetBrains Mono" w:eastAsia="JetBrains Mono" w:cs="JetBrains Mono"/>
+                <w:color w:val="17261F"/>
+                <w:sz w:val="16"/>
+                <w:szCs w:val="16"/>
+              </w:rPr>
+              <w:t xml:space="preserve">  subgraph antes["Diseño y primeras versiones"]</w:t>
+            </w:r>
+          </w:p>
+          <w:p>
+            <w:pPr>
+              <w:spacing w:before="0" w:after="0" w:line="252" w:lineRule="auto"/>
+            </w:pPr>
+            <w:r>
+              <w:rPr>
+                <w:rFonts w:ascii="JetBrains Mono" w:hAnsi="JetBrains Mono" w:eastAsia="JetBrains Mono" w:cs="JetBrains Mono"/>
+                <w:color w:val="17261F"/>
+                <w:sz w:val="16"/>
+                <w:szCs w:val="16"/>
+              </w:rPr>
+              <w:t xml:space="preserve">    direction LR</w:t>
+            </w:r>
+          </w:p>
+          <w:p>
+            <w:pPr>
+              <w:spacing w:before="0" w:after="0" w:line="252" w:lineRule="auto"/>
+            </w:pPr>
+            <w:r>
+              <w:rPr>
+                <w:rFonts w:ascii="JetBrains Mono" w:hAnsi="JetBrains Mono" w:eastAsia="JetBrains Mono" w:cs="JetBrains Mono"/>
+                <w:color w:val="17261F"/>
+                <w:sz w:val="16"/>
+                <w:szCs w:val="16"/>
+              </w:rPr>
+              <w:t xml:space="preserve">    f1["&lt;b&gt;Primera versión&lt;/b&gt;&lt;br/&gt;ESP32 con MicroPython&lt;br/&gt;bot de Telegram en la maceta"] --&gt; f2["&lt;b&gt;Diseño de software&lt;/b&gt;&lt;br/&gt;requisitos, casos de uso&lt;br/&gt;y diagramas UML"]</w:t>
+            </w:r>
+          </w:p>
+          <w:p>
+            <w:pPr>
+              <w:spacing w:before="0" w:after="0" w:line="252" w:lineRule="auto"/>
+            </w:pPr>
+            <w:r>
+              <w:rPr>
+                <w:rFonts w:ascii="JetBrains Mono" w:hAnsi="JetBrains Mono" w:eastAsia="JetBrains Mono" w:cs="JetBrains Mono"/>
+                <w:color w:val="17261F"/>
+                <w:sz w:val="16"/>
+                <w:szCs w:val="16"/>
+              </w:rPr>
+              <w:t xml:space="preserve">    f2 --&gt; f3["&lt;b&gt;Primera plataforma&lt;/b&gt;&lt;br/&gt;API Spring Boot, portal React&lt;br/&gt;MongoDB en la nube"]</w:t>
+            </w:r>
+          </w:p>
+          <w:p>
+            <w:pPr>
+              <w:spacing w:before="0" w:after="0" w:line="252" w:lineRule="auto"/>
+            </w:pPr>
+            <w:r>
+              <w:rPr>
+                <w:rFonts w:ascii="JetBrains Mono" w:hAnsi="JetBrains Mono" w:eastAsia="JetBrains Mono" w:cs="JetBrains Mono"/>
+                <w:color w:val="17261F"/>
+                <w:sz w:val="16"/>
+                <w:szCs w:val="16"/>
+              </w:rPr>
+              <w:t xml:space="preserve">  end</w:t>
+            </w:r>
+          </w:p>
+          <w:p>
+            <w:pPr>
+              <w:spacing w:before="0" w:after="0" w:line="252" w:lineRule="auto"/>
+            </w:pPr>
+            <w:r>
+              <w:rPr>
+                <w:rFonts w:ascii="JetBrains Mono" w:hAnsi="JetBrains Mono" w:eastAsia="JetBrains Mono" w:cs="JetBrains Mono"/>
+                <w:color w:val="17261F"/>
+                <w:sz w:val="16"/>
+                <w:szCs w:val="16"/>
+              </w:rPr>
+              <w:t xml:space="preserve">  subgraph despues["Formulación y plataforma actual"]</w:t>
+            </w:r>
+          </w:p>
+          <w:p>
+            <w:pPr>
+              <w:spacing w:before="0" w:after="0" w:line="252" w:lineRule="auto"/>
+            </w:pPr>
+            <w:r>
+              <w:rPr>
+                <w:rFonts w:ascii="JetBrains Mono" w:hAnsi="JetBrains Mono" w:eastAsia="JetBrains Mono" w:cs="JetBrains Mono"/>
+                <w:color w:val="17261F"/>
+                <w:sz w:val="16"/>
+                <w:szCs w:val="16"/>
+              </w:rPr>
+              <w:t xml:space="preserve">    direction LR</w:t>
+            </w:r>
+          </w:p>
+          <w:p>
+            <w:pPr>
+              <w:spacing w:before="0" w:after="0" w:line="252" w:lineRule="auto"/>
+            </w:pPr>
+            <w:r>
+              <w:rPr>
+                <w:rFonts w:ascii="JetBrains Mono" w:hAnsi="JetBrains Mono" w:eastAsia="JetBrains Mono" w:cs="JetBrains Mono"/>
+                <w:color w:val="17261F"/>
+                <w:sz w:val="16"/>
+                <w:szCs w:val="16"/>
+              </w:rPr>
+              <w:t xml:space="preserve">    f4["&lt;b&gt;Investigación y gestión&lt;/b&gt;&lt;br/&gt;estudio de mercado, acta&lt;br/&gt;y propuesta de IA predictiva"] --&gt; f5["&lt;b&gt;Plataforma actual&lt;/b&gt;&lt;br/&gt;MQTT v1, servidor propio, Docker&lt;br/&gt;IA, PWA, seguridad y QA"]</w:t>
+            </w:r>
+          </w:p>
+          <w:p>
+            <w:pPr>
+              <w:spacing w:before="0" w:after="0" w:line="252" w:lineRule="auto"/>
+            </w:pPr>
+            <w:r>
+              <w:rPr>
+                <w:rFonts w:ascii="JetBrains Mono" w:hAnsi="JetBrains Mono" w:eastAsia="JetBrains Mono" w:cs="JetBrains Mono"/>
+                <w:color w:val="17261F"/>
+                <w:sz w:val="16"/>
+                <w:szCs w:val="16"/>
+              </w:rPr>
+              <w:t xml:space="preserve">    f5 --&gt; f6["&lt;b&gt;Aprendizaje y canales&lt;/b&gt;&lt;br/&gt;aprendizaje continuo, Telegram&lt;br/&gt;desde la API y cultivos virtuales"]</w:t>
+            </w:r>
+          </w:p>
+          <w:p>
+            <w:pPr>
+              <w:spacing w:before="0" w:after="0" w:line="252" w:lineRule="auto"/>
+            </w:pPr>
+            <w:r>
+              <w:rPr>
+                <w:rFonts w:ascii="JetBrains Mono" w:hAnsi="JetBrains Mono" w:eastAsia="JetBrains Mono" w:cs="JetBrains Mono"/>
+                <w:color w:val="17261F"/>
+                <w:sz w:val="16"/>
+                <w:szCs w:val="16"/>
+              </w:rPr>
+              <w:t xml:space="preserve">  end</w:t>
+            </w:r>
+          </w:p>
+          <w:p>
+            <w:pPr>
+              <w:spacing w:before="0" w:after="0" w:line="252" w:lineRule="auto"/>
+            </w:pPr>
+            <w:r>
+              <w:rPr>
+                <w:rFonts w:ascii="JetBrains Mono" w:hAnsi="JetBrains Mono" w:eastAsia="JetBrains Mono" w:cs="JetBrains Mono"/>
+                <w:color w:val="17261F"/>
+                <w:sz w:val="16"/>
+                <w:szCs w:val="16"/>
+              </w:rPr>
+              <w:t xml:space="preserve">  antes --&gt; despues</w:t>
+            </w:r>
+          </w:p>
+          <w:p>
+            <w:pPr>
+              <w:spacing w:before="0" w:after="0" w:line="252" w:lineRule="auto"/>
+            </w:pPr>
+            <w:r>
+              <w:rPr>
+                <w:rFonts w:ascii="JetBrains Mono" w:hAnsi="JetBrains Mono" w:eastAsia="JetBrains Mono" w:cs="JetBrains Mono"/>
+                <w:color w:val="17261F"/>
+                <w:sz w:val="16"/>
+                <w:szCs w:val="16"/>
+              </w:rPr>
+              <w:t xml:space="preserve">  classDef past fill:#F2F7F4,stroke:#5B6B63,color:#17261F</w:t>
+            </w:r>
+          </w:p>
+          <w:p>
+            <w:pPr>
+              <w:spacing w:before="0" w:after="0" w:line="252" w:lineRule="auto"/>
+            </w:pPr>
+            <w:r>
+              <w:rPr>
+                <w:rFonts w:ascii="JetBrains Mono" w:hAnsi="JetBrains Mono" w:eastAsia="JetBrains Mono" w:cs="JetBrains Mono"/>
+                <w:color w:val="17261F"/>
+                <w:sz w:val="16"/>
+                <w:szCs w:val="16"/>
+              </w:rPr>
+              <w:t xml:space="preserve">  classDef design fill:#E3F2FB,stroke:#1F6FA0,color:#17261F</w:t>
+            </w:r>
+          </w:p>
+          <w:p>
+            <w:pPr>
+              <w:spacing w:before="0" w:after="0" w:line="252" w:lineRule="auto"/>
+            </w:pPr>
+            <w:r>
+              <w:rPr>
+                <w:rFonts w:ascii="JetBrains Mono" w:hAnsi="JetBrains Mono" w:eastAsia="JetBrains Mono" w:cs="JetBrains Mono"/>
+                <w:color w:val="17261F"/>
+                <w:sz w:val="16"/>
+                <w:szCs w:val="16"/>
+              </w:rPr>
+              <w:t xml:space="preserve">  classDef now fill:#DDF5EA,stroke:#067A52,color:#17261F</w:t>
+            </w:r>
+          </w:p>
+          <w:p>
+            <w:pPr>
+              <w:spacing w:before="0" w:after="0" w:line="252" w:lineRule="auto"/>
+            </w:pPr>
+            <w:r>
+              <w:rPr>
+                <w:rFonts w:ascii="JetBrains Mono" w:hAnsi="JetBrains Mono" w:eastAsia="JetBrains Mono" w:cs="JetBrains Mono"/>
+                <w:color w:val="17261F"/>
+                <w:sz w:val="16"/>
+                <w:szCs w:val="16"/>
+              </w:rPr>
+              <w:t xml:space="preserve">  classDef latest fill:#067A52,stroke:#0B3D2B,color:#FFFFFF</w:t>
+            </w:r>
+          </w:p>
+          <w:p>
+            <w:pPr>
+              <w:spacing w:before="0" w:after="0" w:line="252" w:lineRule="auto"/>
+            </w:pPr>
+            <w:r>
+              <w:rPr>
+                <w:rFonts w:ascii="JetBrains Mono" w:hAnsi="JetBrains Mono" w:eastAsia="JetBrains Mono" w:cs="JetBrains Mono"/>
+                <w:color w:val="17261F"/>
+                <w:sz w:val="16"/>
+                <w:szCs w:val="16"/>
+              </w:rPr>
+              <w:t xml:space="preserve">  class f1,f3 past</w:t>
+            </w:r>
+          </w:p>
+          <w:p>
+            <w:pPr>
+              <w:spacing w:before="0" w:after="0" w:line="252" w:lineRule="auto"/>
+            </w:pPr>
+            <w:r>
+              <w:rPr>
+                <w:rFonts w:ascii="JetBrains Mono" w:hAnsi="JetBrains Mono" w:eastAsia="JetBrains Mono" w:cs="JetBrains Mono"/>
+                <w:color w:val="17261F"/>
+                <w:sz w:val="16"/>
+                <w:szCs w:val="16"/>
+              </w:rPr>
+              <w:t xml:space="preserve">  class f2,f4 design</w:t>
+            </w:r>
+          </w:p>
+          <w:p>
+            <w:pPr>
+              <w:spacing w:before="0" w:after="0" w:line="252" w:lineRule="auto"/>
+            </w:pPr>
+            <w:r>
+              <w:rPr>
+                <w:rFonts w:ascii="JetBrains Mono" w:hAnsi="JetBrains Mono" w:eastAsia="JetBrains Mono" w:cs="JetBrains Mono"/>
+                <w:color w:val="17261F"/>
+                <w:sz w:val="16"/>
+                <w:szCs w:val="16"/>
+              </w:rPr>
+              <w:t xml:space="preserve">  class f5 now</w:t>
+            </w:r>
+          </w:p>
+          <w:p>
+            <w:pPr>
+              <w:spacing w:before="0" w:after="0" w:line="252" w:lineRule="auto"/>
+            </w:pPr>
+            <w:r>
+              <w:rPr>
+                <w:rFonts w:ascii="JetBrains Mono" w:hAnsi="JetBrains Mono" w:eastAsia="JetBrains Mono" w:cs="JetBrains Mono"/>
+                <w:color w:val="17261F"/>
+                <w:sz w:val="16"/>
+                <w:szCs w:val="16"/>
+              </w:rPr>
+              <w:t xml:space="preserve">  class f6 latest</w:t>
+            </w:r>
+          </w:p>
+        </w:tc>
+      </w:tr>
+    </w:tbl>
+    <w:p>
+      <w:pPr>
+        <w:spacing w:before="160" w:after="0" w:line="240" w:lineRule="auto"/>
+        <w:rPr>
+          <w:sz w:val="8"/>
+        </w:rPr>
+      </w:pPr>
+    </w:p>
+    <w:p>
+      <w:pPr>
         <w:pStyle w:val="Heading2"/>
       </w:pPr>
       <w:bookmarkStart w:id="107" w:name="sec_107"/>
@@ -2081,6 +2505,526 @@
     </w:p>
     <w:p>
       <w:pPr>
+        <w:spacing w:before="80" w:after="0" w:line="240" w:lineRule="auto"/>
+        <w:rPr>
+          <w:sz w:val="8"/>
+        </w:rPr>
+      </w:pPr>
+    </w:p>
+    <w:tbl>
+      <w:tblPr>
+        <w:tblW w:w="9360" w:type="dxa"/>
+        <w:tblInd w:w="0" w:type="dxa"/>
+        <w:tblBorders>
+          <w:top w:val="nil"/>
+          <w:left w:val="nil"/>
+          <w:bottom w:val="nil"/>
+          <w:right w:val="nil"/>
+          <w:insideH w:val="nil"/>
+          <w:insideV w:val="nil"/>
+        </w:tblBorders>
+        <w:tblLayout w:type="fixed"/>
+        <w:tblCellMar>
+          <w:left w:w="0" w:type="dxa"/>
+          <w:right w:w="0" w:type="dxa"/>
+        </w:tblCellMar>
+        <w:tblLook w:val="0000" w:firstRow="0" w:lastRow="0" w:firstColumn="0" w:lastColumn="0" w:noHBand="1" w:noVBand="1"/>
+      </w:tblPr>
+      <w:tblGrid>
+        <w:gridCol w:w="9360"/>
+      </w:tblGrid>
+      <w:tr>
+        <w:trPr>
+          <w:cantSplit/>
+        </w:trPr>
+        <w:tc>
+          <w:tcPr>
+            <w:tcW w:w="9360" w:type="dxa"/>
+            <w:shd w:val="clear" w:color="auto" w:fill="0B3D2B"/>
+            <w:tcMar>
+              <w:top w:w="60" w:type="dxa"/>
+              <w:left w:w="200" w:type="dxa"/>
+              <w:bottom w:w="60" w:type="dxa"/>
+              <w:right w:w="200" w:type="dxa"/>
+            </w:tcMar>
+            <w:vAlign w:val="top"/>
+          </w:tcPr>
+          <w:p>
+            <w:pPr>
+              <w:spacing w:before="0" w:after="0" w:line="240" w:lineRule="auto"/>
+            </w:pPr>
+            <w:r>
+              <w:rPr>
+                <w:b/>
+                <w:bCs/>
+                <w:color w:val="7FDBB0"/>
+                <w:spacing w:val="40"/>
+                <w:sz w:val="14"/>
+                <w:szCs w:val="14"/>
+              </w:rPr>
+              <w:t xml:space="preserve">MERMAID</w:t>
+            </w:r>
+          </w:p>
+        </w:tc>
+      </w:tr>
+    </w:tbl>
+    <w:tbl>
+      <w:tblPr>
+        <w:tblW w:w="9360" w:type="dxa"/>
+        <w:tblInd w:w="0" w:type="dxa"/>
+        <w:tblBorders>
+          <w:top w:val="nil"/>
+          <w:left w:val="nil"/>
+          <w:bottom w:val="nil"/>
+          <w:right w:val="nil"/>
+          <w:insideH w:val="nil"/>
+          <w:insideV w:val="nil"/>
+        </w:tblBorders>
+        <w:tblLayout w:type="fixed"/>
+        <w:tblCellMar>
+          <w:left w:w="0" w:type="dxa"/>
+          <w:right w:w="0" w:type="dxa"/>
+        </w:tblCellMar>
+        <w:tblLook w:val="0000" w:firstRow="0" w:lastRow="0" w:firstColumn="0" w:lastColumn="0" w:noHBand="1" w:noVBand="1"/>
+      </w:tblPr>
+      <w:tblGrid>
+        <w:gridCol w:w="9360"/>
+      </w:tblGrid>
+      <w:tr>
+        <w:trPr>
+          <w:cantSplit/>
+        </w:trPr>
+        <w:tc>
+          <w:tcPr>
+            <w:tcW w:w="9360" w:type="dxa"/>
+            <w:shd w:val="clear" w:color="auto" w:fill="F7FAF8"/>
+            <w:tcMar>
+              <w:top w:w="120" w:type="dxa"/>
+              <w:left w:w="200" w:type="dxa"/>
+              <w:bottom w:w="120" w:type="dxa"/>
+              <w:right w:w="200" w:type="dxa"/>
+            </w:tcMar>
+            <w:vAlign w:val="top"/>
+          </w:tcPr>
+          <w:p>
+            <w:pPr>
+              <w:spacing w:before="0" w:after="0" w:line="252" w:lineRule="auto"/>
+            </w:pPr>
+            <w:r>
+              <w:rPr>
+                <w:rFonts w:ascii="JetBrains Mono" w:hAnsi="JetBrains Mono" w:eastAsia="JetBrains Mono" w:cs="JetBrains Mono"/>
+                <w:color w:val="17261F"/>
+                <w:sz w:val="16"/>
+                <w:szCs w:val="16"/>
+              </w:rPr>
+              <w:t xml:space="preserve">%%{init: {"theme": "base", "fontFamily": "Segoe UI, Arial, sans-serif", "themeVariables": {"fontFamily": "Segoe UI, Arial, sans-serif", "fontSize": "15px", "primaryColor": "#DDF5EA", "primaryTextColor": "#17261F", "primaryBorderColor": "#067A52", "secondaryColor": "#E3F2FB", "secondaryTextColor": "#17261F", "secondaryBorderColor": "#1F6FA0", "tertiaryColor": "#F2F7F4", "tertiaryTextColor": "#17261F", "tertiaryBorderColor": "#D5E3DC", "lineColor": "#5B6B63", "textColor": "#17261F", "mainBkg": "#DDF5EA", "nodeBorder": "#067A52", "clusterBkg": "#F7FAF8", "clusterBorder": "#D5E3DC", "edgeLabelBackground": "#FFFFFF", "actorBkg": "#067A52", "actorBorder": "#0B3D2B", "actorTextColor": "#FFFFFF", "actorLineColor": "#5B6B63", "signalColor": "#17261F", "signalTextColor": "#17261F", "labelBoxBkgColor": "#0B3D2B", "labelBoxBorderColor": "#0B3D2B", "labelTextColor": "#FFFFFF", "loopTextColor": "#0B3D2B", "noteBkgColor": "#FDF4DD", "noteBorderColor": "#C98D12", "noteTextColor": "#17261F", "activationBkgColor": "#DDF5EA", "activationBorderColor": "#067A52", "attributeBackgroundColorOdd": "#FFFFFF", "attributeBackgroundColorEven": "#F2F7F4"}}}%%</w:t>
+            </w:r>
+          </w:p>
+          <w:p>
+            <w:pPr>
+              <w:spacing w:before="0" w:after="0" w:line="252" w:lineRule="auto"/>
+            </w:pPr>
+            <w:r>
+              <w:rPr>
+                <w:rFonts w:ascii="JetBrains Mono" w:hAnsi="JetBrains Mono" w:eastAsia="JetBrains Mono" w:cs="JetBrains Mono"/>
+                <w:color w:val="17261F"/>
+                <w:sz w:val="16"/>
+                <w:szCs w:val="16"/>
+              </w:rPr>
+              <w:t xml:space="preserve">flowchart LR</w:t>
+            </w:r>
+          </w:p>
+          <w:p>
+            <w:pPr>
+              <w:spacing w:before="0" w:after="0" w:line="252" w:lineRule="auto"/>
+            </w:pPr>
+            <w:r>
+              <w:rPr>
+                <w:rFonts w:ascii="JetBrains Mono" w:hAnsi="JetBrains Mono" w:eastAsia="JetBrains Mono" w:cs="JetBrains Mono"/>
+                <w:color w:val="17261F"/>
+                <w:sz w:val="16"/>
+                <w:szCs w:val="16"/>
+              </w:rPr>
+              <w:t xml:space="preserve">  subgraph metodos["Métodos"]</w:t>
+            </w:r>
+          </w:p>
+          <w:p>
+            <w:pPr>
+              <w:spacing w:before="0" w:after="0" w:line="252" w:lineRule="auto"/>
+            </w:pPr>
+            <w:r>
+              <w:rPr>
+                <w:rFonts w:ascii="JetBrains Mono" w:hAnsi="JetBrains Mono" w:eastAsia="JetBrains Mono" w:cs="JetBrains Mono"/>
+                <w:color w:val="17261F"/>
+                <w:sz w:val="16"/>
+                <w:szCs w:val="16"/>
+              </w:rPr>
+              <w:t xml:space="preserve">    m1["Riego manual&lt;br/&gt;sin horario ni criterio"]</w:t>
+            </w:r>
+          </w:p>
+          <w:p>
+            <w:pPr>
+              <w:spacing w:before="0" w:after="0" w:line="252" w:lineRule="auto"/>
+            </w:pPr>
+            <w:r>
+              <w:rPr>
+                <w:rFonts w:ascii="JetBrains Mono" w:hAnsi="JetBrains Mono" w:eastAsia="JetBrains Mono" w:cs="JetBrains Mono"/>
+                <w:color w:val="17261F"/>
+                <w:sz w:val="16"/>
+                <w:szCs w:val="16"/>
+              </w:rPr>
+              <w:t xml:space="preserve">  end</w:t>
+            </w:r>
+          </w:p>
+          <w:p>
+            <w:pPr>
+              <w:spacing w:before="0" w:after="0" w:line="252" w:lineRule="auto"/>
+            </w:pPr>
+            <w:r>
+              <w:rPr>
+                <w:rFonts w:ascii="JetBrains Mono" w:hAnsi="JetBrains Mono" w:eastAsia="JetBrains Mono" w:cs="JetBrains Mono"/>
+                <w:color w:val="17261F"/>
+                <w:sz w:val="16"/>
+                <w:szCs w:val="16"/>
+              </w:rPr>
+              <w:t xml:space="preserve">  subgraph maquinas["Máquinas"]</w:t>
+            </w:r>
+          </w:p>
+          <w:p>
+            <w:pPr>
+              <w:spacing w:before="0" w:after="0" w:line="252" w:lineRule="auto"/>
+            </w:pPr>
+            <w:r>
+              <w:rPr>
+                <w:rFonts w:ascii="JetBrains Mono" w:hAnsi="JetBrains Mono" w:eastAsia="JetBrains Mono" w:cs="JetBrains Mono"/>
+                <w:color w:val="17261F"/>
+                <w:sz w:val="16"/>
+                <w:szCs w:val="16"/>
+              </w:rPr>
+              <w:t xml:space="preserve">    m2["Sin sensores ni&lt;br/&gt;actuadores conectados"]</w:t>
+            </w:r>
+          </w:p>
+          <w:p>
+            <w:pPr>
+              <w:spacing w:before="0" w:after="0" w:line="252" w:lineRule="auto"/>
+            </w:pPr>
+            <w:r>
+              <w:rPr>
+                <w:rFonts w:ascii="JetBrains Mono" w:hAnsi="JetBrains Mono" w:eastAsia="JetBrains Mono" w:cs="JetBrains Mono"/>
+                <w:color w:val="17261F"/>
+                <w:sz w:val="16"/>
+                <w:szCs w:val="16"/>
+              </w:rPr>
+              <w:t xml:space="preserve">  end</w:t>
+            </w:r>
+          </w:p>
+          <w:p>
+            <w:pPr>
+              <w:spacing w:before="0" w:after="0" w:line="252" w:lineRule="auto"/>
+            </w:pPr>
+            <w:r>
+              <w:rPr>
+                <w:rFonts w:ascii="JetBrains Mono" w:hAnsi="JetBrains Mono" w:eastAsia="JetBrains Mono" w:cs="JetBrains Mono"/>
+                <w:color w:val="17261F"/>
+                <w:sz w:val="16"/>
+                <w:szCs w:val="16"/>
+              </w:rPr>
+              <w:t xml:space="preserve">  subgraph mediciones["Mediciones"]</w:t>
+            </w:r>
+          </w:p>
+          <w:p>
+            <w:pPr>
+              <w:spacing w:before="0" w:after="0" w:line="252" w:lineRule="auto"/>
+            </w:pPr>
+            <w:r>
+              <w:rPr>
+                <w:rFonts w:ascii="JetBrains Mono" w:hAnsi="JetBrains Mono" w:eastAsia="JetBrains Mono" w:cs="JetBrains Mono"/>
+                <w:color w:val="17261F"/>
+                <w:sz w:val="16"/>
+                <w:szCs w:val="16"/>
+              </w:rPr>
+              <w:t xml:space="preserve">    m3["Mediciones esporádicas&lt;br/&gt;e imprecisas"]</w:t>
+            </w:r>
+          </w:p>
+          <w:p>
+            <w:pPr>
+              <w:spacing w:before="0" w:after="0" w:line="252" w:lineRule="auto"/>
+            </w:pPr>
+            <w:r>
+              <w:rPr>
+                <w:rFonts w:ascii="JetBrains Mono" w:hAnsi="JetBrains Mono" w:eastAsia="JetBrains Mono" w:cs="JetBrains Mono"/>
+                <w:color w:val="17261F"/>
+                <w:sz w:val="16"/>
+                <w:szCs w:val="16"/>
+              </w:rPr>
+              <w:t xml:space="preserve">  end</w:t>
+            </w:r>
+          </w:p>
+          <w:p>
+            <w:pPr>
+              <w:spacing w:before="0" w:after="0" w:line="252" w:lineRule="auto"/>
+            </w:pPr>
+            <w:r>
+              <w:rPr>
+                <w:rFonts w:ascii="JetBrains Mono" w:hAnsi="JetBrains Mono" w:eastAsia="JetBrains Mono" w:cs="JetBrains Mono"/>
+                <w:color w:val="17261F"/>
+                <w:sz w:val="16"/>
+                <w:szCs w:val="16"/>
+              </w:rPr>
+              <w:t xml:space="preserve">  subgraph mano["Mano de obra"]</w:t>
+            </w:r>
+          </w:p>
+          <w:p>
+            <w:pPr>
+              <w:spacing w:before="0" w:after="0" w:line="252" w:lineRule="auto"/>
+            </w:pPr>
+            <w:r>
+              <w:rPr>
+                <w:rFonts w:ascii="JetBrains Mono" w:hAnsi="JetBrains Mono" w:eastAsia="JetBrains Mono" w:cs="JetBrains Mono"/>
+                <w:color w:val="17261F"/>
+                <w:sz w:val="16"/>
+                <w:szCs w:val="16"/>
+              </w:rPr>
+              <w:t xml:space="preserve">    m4["Dependencia de la&lt;br/&gt;supervisión humana"]</w:t>
+            </w:r>
+          </w:p>
+          <w:p>
+            <w:pPr>
+              <w:spacing w:before="0" w:after="0" w:line="252" w:lineRule="auto"/>
+            </w:pPr>
+            <w:r>
+              <w:rPr>
+                <w:rFonts w:ascii="JetBrains Mono" w:hAnsi="JetBrains Mono" w:eastAsia="JetBrains Mono" w:cs="JetBrains Mono"/>
+                <w:color w:val="17261F"/>
+                <w:sz w:val="16"/>
+                <w:szCs w:val="16"/>
+              </w:rPr>
+              <w:t xml:space="preserve">  end</w:t>
+            </w:r>
+          </w:p>
+          <w:p>
+            <w:pPr>
+              <w:spacing w:before="0" w:after="0" w:line="252" w:lineRule="auto"/>
+            </w:pPr>
+            <w:r>
+              <w:rPr>
+                <w:rFonts w:ascii="JetBrains Mono" w:hAnsi="JetBrains Mono" w:eastAsia="JetBrains Mono" w:cs="JetBrains Mono"/>
+                <w:color w:val="17261F"/>
+                <w:sz w:val="16"/>
+                <w:szCs w:val="16"/>
+              </w:rPr>
+              <w:t xml:space="preserve">  subgraph ambiente["Medio ambiente"]</w:t>
+            </w:r>
+          </w:p>
+          <w:p>
+            <w:pPr>
+              <w:spacing w:before="0" w:after="0" w:line="252" w:lineRule="auto"/>
+            </w:pPr>
+            <w:r>
+              <w:rPr>
+                <w:rFonts w:ascii="JetBrains Mono" w:hAnsi="JetBrains Mono" w:eastAsia="JetBrains Mono" w:cs="JetBrains Mono"/>
+                <w:color w:val="17261F"/>
+                <w:sz w:val="16"/>
+                <w:szCs w:val="16"/>
+              </w:rPr>
+              <w:t xml:space="preserve">    m5["Variabilidad de luz,&lt;br/&gt;calor y humedad"]</w:t>
+            </w:r>
+          </w:p>
+          <w:p>
+            <w:pPr>
+              <w:spacing w:before="0" w:after="0" w:line="252" w:lineRule="auto"/>
+            </w:pPr>
+            <w:r>
+              <w:rPr>
+                <w:rFonts w:ascii="JetBrains Mono" w:hAnsi="JetBrains Mono" w:eastAsia="JetBrains Mono" w:cs="JetBrains Mono"/>
+                <w:color w:val="17261F"/>
+                <w:sz w:val="16"/>
+                <w:szCs w:val="16"/>
+              </w:rPr>
+              <w:t xml:space="preserve">  end</w:t>
+            </w:r>
+          </w:p>
+          <w:p>
+            <w:pPr>
+              <w:spacing w:before="0" w:after="0" w:line="252" w:lineRule="auto"/>
+            </w:pPr>
+            <w:r>
+              <w:rPr>
+                <w:rFonts w:ascii="JetBrains Mono" w:hAnsi="JetBrains Mono" w:eastAsia="JetBrains Mono" w:cs="JetBrains Mono"/>
+                <w:color w:val="17261F"/>
+                <w:sz w:val="16"/>
+                <w:szCs w:val="16"/>
+              </w:rPr>
+              <w:t xml:space="preserve">  m1 --&gt; raiz["Falta de automatización&lt;br/&gt;y de datos del cultivo"]</w:t>
+            </w:r>
+          </w:p>
+          <w:p>
+            <w:pPr>
+              <w:spacing w:before="0" w:after="0" w:line="252" w:lineRule="auto"/>
+            </w:pPr>
+            <w:r>
+              <w:rPr>
+                <w:rFonts w:ascii="JetBrains Mono" w:hAnsi="JetBrains Mono" w:eastAsia="JetBrains Mono" w:cs="JetBrains Mono"/>
+                <w:color w:val="17261F"/>
+                <w:sz w:val="16"/>
+                <w:szCs w:val="16"/>
+              </w:rPr>
+              <w:t xml:space="preserve">  m2 --&gt; raiz</w:t>
+            </w:r>
+          </w:p>
+          <w:p>
+            <w:pPr>
+              <w:spacing w:before="0" w:after="0" w:line="252" w:lineRule="auto"/>
+            </w:pPr>
+            <w:r>
+              <w:rPr>
+                <w:rFonts w:ascii="JetBrains Mono" w:hAnsi="JetBrains Mono" w:eastAsia="JetBrains Mono" w:cs="JetBrains Mono"/>
+                <w:color w:val="17261F"/>
+                <w:sz w:val="16"/>
+                <w:szCs w:val="16"/>
+              </w:rPr>
+              <w:t xml:space="preserve">  m3 --&gt; raiz</w:t>
+            </w:r>
+          </w:p>
+          <w:p>
+            <w:pPr>
+              <w:spacing w:before="0" w:after="0" w:line="252" w:lineRule="auto"/>
+            </w:pPr>
+            <w:r>
+              <w:rPr>
+                <w:rFonts w:ascii="JetBrains Mono" w:hAnsi="JetBrains Mono" w:eastAsia="JetBrains Mono" w:cs="JetBrains Mono"/>
+                <w:color w:val="17261F"/>
+                <w:sz w:val="16"/>
+                <w:szCs w:val="16"/>
+              </w:rPr>
+              <w:t xml:space="preserve">  m4 --&gt; raiz</w:t>
+            </w:r>
+          </w:p>
+          <w:p>
+            <w:pPr>
+              <w:spacing w:before="0" w:after="0" w:line="252" w:lineRule="auto"/>
+            </w:pPr>
+            <w:r>
+              <w:rPr>
+                <w:rFonts w:ascii="JetBrains Mono" w:hAnsi="JetBrains Mono" w:eastAsia="JetBrains Mono" w:cs="JetBrains Mono"/>
+                <w:color w:val="17261F"/>
+                <w:sz w:val="16"/>
+                <w:szCs w:val="16"/>
+              </w:rPr>
+              <w:t xml:space="preserve">  m5 --&gt; raiz</w:t>
+            </w:r>
+          </w:p>
+          <w:p>
+            <w:pPr>
+              <w:spacing w:before="0" w:after="0" w:line="252" w:lineRule="auto"/>
+            </w:pPr>
+            <w:r>
+              <w:rPr>
+                <w:rFonts w:ascii="JetBrains Mono" w:hAnsi="JetBrains Mono" w:eastAsia="JetBrains Mono" w:cs="JetBrains Mono"/>
+                <w:color w:val="17261F"/>
+                <w:sz w:val="16"/>
+                <w:szCs w:val="16"/>
+              </w:rPr>
+              <w:t xml:space="preserve">  raiz --&gt; efecto["Baja productividad, desperdicio de&lt;br/&gt;agua y nutrientes, pérdida de plantas"]</w:t>
+            </w:r>
+          </w:p>
+          <w:p>
+            <w:pPr>
+              <w:spacing w:before="0" w:after="0" w:line="252" w:lineRule="auto"/>
+            </w:pPr>
+            <w:r>
+              <w:rPr>
+                <w:rFonts w:ascii="JetBrains Mono" w:hAnsi="JetBrains Mono" w:eastAsia="JetBrains Mono" w:cs="JetBrains Mono"/>
+                <w:color w:val="17261F"/>
+                <w:sz w:val="16"/>
+                <w:szCs w:val="16"/>
+              </w:rPr>
+              <w:t xml:space="preserve">  classDef cause fill:#FBE9E1,stroke:#B85A38,color:#17261F</w:t>
+            </w:r>
+          </w:p>
+          <w:p>
+            <w:pPr>
+              <w:spacing w:before="0" w:after="0" w:line="252" w:lineRule="auto"/>
+            </w:pPr>
+            <w:r>
+              <w:rPr>
+                <w:rFonts w:ascii="JetBrains Mono" w:hAnsi="JetBrains Mono" w:eastAsia="JetBrains Mono" w:cs="JetBrains Mono"/>
+                <w:color w:val="17261F"/>
+                <w:sz w:val="16"/>
+                <w:szCs w:val="16"/>
+              </w:rPr>
+              <w:t xml:space="preserve">  classDef root fill:#FDF4DD,stroke:#C98D12,color:#17261F</w:t>
+            </w:r>
+          </w:p>
+          <w:p>
+            <w:pPr>
+              <w:spacing w:before="0" w:after="0" w:line="252" w:lineRule="auto"/>
+            </w:pPr>
+            <w:r>
+              <w:rPr>
+                <w:rFonts w:ascii="JetBrains Mono" w:hAnsi="JetBrains Mono" w:eastAsia="JetBrains Mono" w:cs="JetBrains Mono"/>
+                <w:color w:val="17261F"/>
+                <w:sz w:val="16"/>
+                <w:szCs w:val="16"/>
+              </w:rPr>
+              <w:t xml:space="preserve">  classDef effect fill:#067A52,stroke:#0B3D2B,color:#FFFFFF</w:t>
+            </w:r>
+          </w:p>
+          <w:p>
+            <w:pPr>
+              <w:spacing w:before="0" w:after="0" w:line="252" w:lineRule="auto"/>
+            </w:pPr>
+            <w:r>
+              <w:rPr>
+                <w:rFonts w:ascii="JetBrains Mono" w:hAnsi="JetBrains Mono" w:eastAsia="JetBrains Mono" w:cs="JetBrains Mono"/>
+                <w:color w:val="17261F"/>
+                <w:sz w:val="16"/>
+                <w:szCs w:val="16"/>
+              </w:rPr>
+              <w:t xml:space="preserve">  class m1,m2,m3,m4,m5 cause</w:t>
+            </w:r>
+          </w:p>
+          <w:p>
+            <w:pPr>
+              <w:spacing w:before="0" w:after="0" w:line="252" w:lineRule="auto"/>
+            </w:pPr>
+            <w:r>
+              <w:rPr>
+                <w:rFonts w:ascii="JetBrains Mono" w:hAnsi="JetBrains Mono" w:eastAsia="JetBrains Mono" w:cs="JetBrains Mono"/>
+                <w:color w:val="17261F"/>
+                <w:sz w:val="16"/>
+                <w:szCs w:val="16"/>
+              </w:rPr>
+              <w:t xml:space="preserve">  class raiz root</w:t>
+            </w:r>
+          </w:p>
+          <w:p>
+            <w:pPr>
+              <w:spacing w:before="0" w:after="0" w:line="252" w:lineRule="auto"/>
+            </w:pPr>
+            <w:r>
+              <w:rPr>
+                <w:rFonts w:ascii="JetBrains Mono" w:hAnsi="JetBrains Mono" w:eastAsia="JetBrains Mono" w:cs="JetBrains Mono"/>
+                <w:color w:val="17261F"/>
+                <w:sz w:val="16"/>
+                <w:szCs w:val="16"/>
+              </w:rPr>
+              <w:t xml:space="preserve">  class efecto effect</w:t>
+            </w:r>
+          </w:p>
+        </w:tc>
+      </w:tr>
+    </w:tbl>
+    <w:p>
+      <w:pPr>
+        <w:spacing w:before="160" w:after="0" w:line="240" w:lineRule="auto"/>
+        <w:rPr>
+          <w:sz w:val="8"/>
+        </w:rPr>
+      </w:pPr>
+    </w:p>
+    <w:p>
+      <w:pPr>
         <w:pStyle w:val="Heading2"/>
       </w:pPr>
       <w:bookmarkStart w:id="110" w:name="sec_110"/>
@@ -8825,7 +9769,7 @@
                 <w:sz w:val="17"/>
                 <w:szCs w:val="17"/>
               </w:rPr>
-              <w:t xml:space="preserve">Alertas en la PWA y por Telegram, con los tipos que cada persona elige</w:t>
+              <w:t xml:space="preserve">Alertas en la PWA y por Telegram: cada cultivo elige qué avisa, al instante o en resúmenes, con un resumen diario y chats con los que se comparte</w:t>
             </w:r>
           </w:p>
         </w:tc>
@@ -9165,7 +10109,7 @@
                 <w:sz w:val="17"/>
                 <w:szCs w:val="17"/>
               </w:rPr>
-              <w:t xml:space="preserve">Luz de cultivo cuando falta de día y apagado en el descanso nocturno</w:t>
+              <w:t xml:space="preserve">Luz ultravioleta cuando falta de día y apagado en el descanso nocturno; el asistente recomienda sol directo a las especies que lo piden</w:t>
             </w:r>
           </w:p>
         </w:tc>
@@ -9250,7 +10194,7 @@
                 <w:sz w:val="17"/>
                 <w:szCs w:val="17"/>
               </w:rPr>
-              <w:t xml:space="preserve">Actuadores por cultivo y órdenes en bloque a varios cultivos</w:t>
+              <w:t xml:space="preserve">Un switch por actuador que solo acepta órdenes que cambian algo, y órdenes en bloque a varios cultivos</w:t>
             </w:r>
           </w:p>
         </w:tc>
@@ -9420,7 +10364,7 @@
                 <w:sz w:val="17"/>
                 <w:szCs w:val="17"/>
               </w:rPr>
-              <w:t xml:space="preserve">Resumen estadístico, exportación CSV, análisis de todos los cultivos y aprendizaje por especie; los reportes programados quedan pendientes</w:t>
+              <w:t xml:space="preserve">Resumen estadístico, exportación CSV, análisis de todos los cultivos, aprendizaje por especie y resúmenes programados por Telegram (cada 1 a 24 h y uno diario); los reportes en documento quedan pendientes</w:t>
             </w:r>
           </w:p>
         </w:tc>
@@ -9505,7 +10449,7 @@
                 <w:sz w:val="17"/>
                 <w:szCs w:val="17"/>
               </w:rPr>
-              <w:t xml:space="preserve">Crear, editar y eliminar cultivos de seis especies, reales o virtuales, con su forma y sus actuadores</w:t>
+              <w:t xml:space="preserve">Crear, editar y eliminar cultivos de seis especies, reales o virtuales, con su forma, su lugar y sus actuadores</w:t>
             </w:r>
           </w:p>
         </w:tc>
@@ -10664,6 +11608,722 @@
     </w:p>
     <w:p>
       <w:pPr>
+        <w:spacing w:before="80" w:after="0" w:line="240" w:lineRule="auto"/>
+        <w:rPr>
+          <w:sz w:val="8"/>
+        </w:rPr>
+      </w:pPr>
+    </w:p>
+    <w:tbl>
+      <w:tblPr>
+        <w:tblW w:w="9360" w:type="dxa"/>
+        <w:tblInd w:w="0" w:type="dxa"/>
+        <w:tblBorders>
+          <w:top w:val="nil"/>
+          <w:left w:val="nil"/>
+          <w:bottom w:val="nil"/>
+          <w:right w:val="nil"/>
+          <w:insideH w:val="nil"/>
+          <w:insideV w:val="nil"/>
+        </w:tblBorders>
+        <w:tblLayout w:type="fixed"/>
+        <w:tblCellMar>
+          <w:left w:w="0" w:type="dxa"/>
+          <w:right w:w="0" w:type="dxa"/>
+        </w:tblCellMar>
+        <w:tblLook w:val="0000" w:firstRow="0" w:lastRow="0" w:firstColumn="0" w:lastColumn="0" w:noHBand="1" w:noVBand="1"/>
+      </w:tblPr>
+      <w:tblGrid>
+        <w:gridCol w:w="9360"/>
+      </w:tblGrid>
+      <w:tr>
+        <w:trPr>
+          <w:cantSplit/>
+        </w:trPr>
+        <w:tc>
+          <w:tcPr>
+            <w:tcW w:w="9360" w:type="dxa"/>
+            <w:shd w:val="clear" w:color="auto" w:fill="0B3D2B"/>
+            <w:tcMar>
+              <w:top w:w="60" w:type="dxa"/>
+              <w:left w:w="200" w:type="dxa"/>
+              <w:bottom w:w="60" w:type="dxa"/>
+              <w:right w:w="200" w:type="dxa"/>
+            </w:tcMar>
+            <w:vAlign w:val="top"/>
+          </w:tcPr>
+          <w:p>
+            <w:pPr>
+              <w:spacing w:before="0" w:after="0" w:line="240" w:lineRule="auto"/>
+            </w:pPr>
+            <w:r>
+              <w:rPr>
+                <w:b/>
+                <w:bCs/>
+                <w:color w:val="7FDBB0"/>
+                <w:spacing w:val="40"/>
+                <w:sz w:val="14"/>
+                <w:szCs w:val="14"/>
+              </w:rPr>
+              <w:t xml:space="preserve">MERMAID</w:t>
+            </w:r>
+          </w:p>
+        </w:tc>
+      </w:tr>
+    </w:tbl>
+    <w:tbl>
+      <w:tblPr>
+        <w:tblW w:w="9360" w:type="dxa"/>
+        <w:tblInd w:w="0" w:type="dxa"/>
+        <w:tblBorders>
+          <w:top w:val="nil"/>
+          <w:left w:val="nil"/>
+          <w:bottom w:val="nil"/>
+          <w:right w:val="nil"/>
+          <w:insideH w:val="nil"/>
+          <w:insideV w:val="nil"/>
+        </w:tblBorders>
+        <w:tblLayout w:type="fixed"/>
+        <w:tblCellMar>
+          <w:left w:w="0" w:type="dxa"/>
+          <w:right w:w="0" w:type="dxa"/>
+        </w:tblCellMar>
+        <w:tblLook w:val="0000" w:firstRow="0" w:lastRow="0" w:firstColumn="0" w:lastColumn="0" w:noHBand="1" w:noVBand="1"/>
+      </w:tblPr>
+      <w:tblGrid>
+        <w:gridCol w:w="9360"/>
+      </w:tblGrid>
+      <w:tr>
+        <w:trPr>
+          <w:cantSplit/>
+        </w:trPr>
+        <w:tc>
+          <w:tcPr>
+            <w:tcW w:w="9360" w:type="dxa"/>
+            <w:shd w:val="clear" w:color="auto" w:fill="F7FAF8"/>
+            <w:tcMar>
+              <w:top w:w="120" w:type="dxa"/>
+              <w:left w:w="200" w:type="dxa"/>
+              <w:bottom w:w="120" w:type="dxa"/>
+              <w:right w:w="200" w:type="dxa"/>
+            </w:tcMar>
+            <w:vAlign w:val="top"/>
+          </w:tcPr>
+          <w:p>
+            <w:pPr>
+              <w:spacing w:before="0" w:after="0" w:line="252" w:lineRule="auto"/>
+            </w:pPr>
+            <w:r>
+              <w:rPr>
+                <w:rFonts w:ascii="JetBrains Mono" w:hAnsi="JetBrains Mono" w:eastAsia="JetBrains Mono" w:cs="JetBrains Mono"/>
+                <w:color w:val="17261F"/>
+                <w:sz w:val="16"/>
+                <w:szCs w:val="16"/>
+              </w:rPr>
+              <w:t xml:space="preserve">%%{init: {"theme": "base", "fontFamily": "Segoe UI, Arial, sans-serif", "themeVariables": {"fontFamily": "Segoe UI, Arial, sans-serif", "fontSize": "15px", "primaryColor": "#DDF5EA", "primaryTextColor": "#17261F", "primaryBorderColor": "#067A52", "secondaryColor": "#E3F2FB", "secondaryTextColor": "#17261F", "secondaryBorderColor": "#1F6FA0", "tertiaryColor": "#F2F7F4", "tertiaryTextColor": "#17261F", "tertiaryBorderColor": "#D5E3DC", "lineColor": "#5B6B63", "textColor": "#17261F", "mainBkg": "#DDF5EA", "nodeBorder": "#067A52", "clusterBkg": "#F7FAF8", "clusterBorder": "#D5E3DC", "edgeLabelBackground": "#FFFFFF", "actorBkg": "#067A52", "actorBorder": "#0B3D2B", "actorTextColor": "#FFFFFF", "actorLineColor": "#5B6B63", "signalColor": "#17261F", "signalTextColor": "#17261F", "labelBoxBkgColor": "#0B3D2B", "labelBoxBorderColor": "#0B3D2B", "labelTextColor": "#FFFFFF", "loopTextColor": "#0B3D2B", "noteBkgColor": "#FDF4DD", "noteBorderColor": "#C98D12", "noteTextColor": "#17261F", "activationBkgColor": "#DDF5EA", "activationBorderColor": "#067A52", "attributeBackgroundColorOdd": "#FFFFFF", "attributeBackgroundColorEven": "#F2F7F4"}}}%%</w:t>
+            </w:r>
+          </w:p>
+          <w:p>
+            <w:pPr>
+              <w:spacing w:before="0" w:after="0" w:line="252" w:lineRule="auto"/>
+            </w:pPr>
+            <w:r>
+              <w:rPr>
+                <w:rFonts w:ascii="JetBrains Mono" w:hAnsi="JetBrains Mono" w:eastAsia="JetBrains Mono" w:cs="JetBrains Mono"/>
+                <w:color w:val="17261F"/>
+                <w:sz w:val="16"/>
+                <w:szCs w:val="16"/>
+              </w:rPr>
+              <w:t xml:space="preserve">flowchart LR</w:t>
+            </w:r>
+          </w:p>
+          <w:p>
+            <w:pPr>
+              <w:spacing w:before="0" w:after="0" w:line="252" w:lineRule="auto"/>
+            </w:pPr>
+            <w:r>
+              <w:rPr>
+                <w:rFonts w:ascii="JetBrains Mono" w:hAnsi="JetBrains Mono" w:eastAsia="JetBrains Mono" w:cs="JetBrains Mono"/>
+                <w:color w:val="17261F"/>
+                <w:sz w:val="16"/>
+                <w:szCs w:val="16"/>
+              </w:rPr>
+              <w:t xml:space="preserve">  persona(("Dueño del&lt;br/&gt;cultivo"))</w:t>
+            </w:r>
+          </w:p>
+          <w:p>
+            <w:pPr>
+              <w:spacing w:before="0" w:after="0" w:line="252" w:lineRule="auto"/>
+            </w:pPr>
+            <w:r>
+              <w:rPr>
+                <w:rFonts w:ascii="JetBrains Mono" w:hAnsi="JetBrains Mono" w:eastAsia="JetBrains Mono" w:cs="JetBrains Mono"/>
+                <w:color w:val="17261F"/>
+                <w:sz w:val="16"/>
+                <w:szCs w:val="16"/>
+              </w:rPr>
+              <w:t xml:space="preserve">  subgraph sistema["SmartPot"]</w:t>
+            </w:r>
+          </w:p>
+          <w:p>
+            <w:pPr>
+              <w:spacing w:before="0" w:after="0" w:line="252" w:lineRule="auto"/>
+            </w:pPr>
+            <w:r>
+              <w:rPr>
+                <w:rFonts w:ascii="JetBrains Mono" w:hAnsi="JetBrains Mono" w:eastAsia="JetBrains Mono" w:cs="JetBrains Mono"/>
+                <w:color w:val="17261F"/>
+                <w:sz w:val="16"/>
+                <w:szCs w:val="16"/>
+              </w:rPr>
+              <w:t xml:space="preserve">    direction TB</w:t>
+            </w:r>
+          </w:p>
+          <w:p>
+            <w:pPr>
+              <w:spacing w:before="0" w:after="0" w:line="252" w:lineRule="auto"/>
+            </w:pPr>
+            <w:r>
+              <w:rPr>
+                <w:rFonts w:ascii="JetBrains Mono" w:hAnsi="JetBrains Mono" w:eastAsia="JetBrains Mono" w:cs="JetBrains Mono"/>
+                <w:color w:val="17261F"/>
+                <w:sz w:val="16"/>
+                <w:szCs w:val="16"/>
+              </w:rPr>
+              <w:t xml:space="preserve">    cu1["CU001 Ingresar a la plataforma"]</w:t>
+            </w:r>
+          </w:p>
+          <w:p>
+            <w:pPr>
+              <w:spacing w:before="0" w:after="0" w:line="252" w:lineRule="auto"/>
+            </w:pPr>
+            <w:r>
+              <w:rPr>
+                <w:rFonts w:ascii="JetBrains Mono" w:hAnsi="JetBrains Mono" w:eastAsia="JetBrains Mono" w:cs="JetBrains Mono"/>
+                <w:color w:val="17261F"/>
+                <w:sz w:val="16"/>
+                <w:szCs w:val="16"/>
+              </w:rPr>
+              <w:t xml:space="preserve">    cu2["CU002 Conectar el dispositivo&lt;br/&gt;ESP32 o Wokwi"]</w:t>
+            </w:r>
+          </w:p>
+          <w:p>
+            <w:pPr>
+              <w:spacing w:before="0" w:after="0" w:line="252" w:lineRule="auto"/>
+            </w:pPr>
+            <w:r>
+              <w:rPr>
+                <w:rFonts w:ascii="JetBrains Mono" w:hAnsi="JetBrains Mono" w:eastAsia="JetBrains Mono" w:cs="JetBrains Mono"/>
+                <w:color w:val="17261F"/>
+                <w:sz w:val="16"/>
+                <w:szCs w:val="16"/>
+              </w:rPr>
+              <w:t xml:space="preserve">    cu3["CU003 Ver el estado del cultivo&lt;br/&gt;con su ilustración"]</w:t>
+            </w:r>
+          </w:p>
+          <w:p>
+            <w:pPr>
+              <w:spacing w:before="0" w:after="0" w:line="252" w:lineRule="auto"/>
+            </w:pPr>
+            <w:r>
+              <w:rPr>
+                <w:rFonts w:ascii="JetBrains Mono" w:hAnsi="JetBrains Mono" w:eastAsia="JetBrains Mono" w:cs="JetBrains Mono"/>
+                <w:color w:val="17261F"/>
+                <w:sz w:val="16"/>
+                <w:szCs w:val="16"/>
+              </w:rPr>
+              <w:t xml:space="preserve">    cu4["CU004 Regar automáticamente"]</w:t>
+            </w:r>
+          </w:p>
+          <w:p>
+            <w:pPr>
+              <w:spacing w:before="0" w:after="0" w:line="252" w:lineRule="auto"/>
+            </w:pPr>
+            <w:r>
+              <w:rPr>
+                <w:rFonts w:ascii="JetBrains Mono" w:hAnsi="JetBrains Mono" w:eastAsia="JetBrains Mono" w:cs="JetBrains Mono"/>
+                <w:color w:val="17261F"/>
+                <w:sz w:val="16"/>
+                <w:szCs w:val="16"/>
+              </w:rPr>
+              <w:t xml:space="preserve">    cu5["CU005 Recibir alertas"]</w:t>
+            </w:r>
+          </w:p>
+          <w:p>
+            <w:pPr>
+              <w:spacing w:before="0" w:after="0" w:line="252" w:lineRule="auto"/>
+            </w:pPr>
+            <w:r>
+              <w:rPr>
+                <w:rFonts w:ascii="JetBrains Mono" w:hAnsi="JetBrains Mono" w:eastAsia="JetBrains Mono" w:cs="JetBrains Mono"/>
+                <w:color w:val="17261F"/>
+                <w:sz w:val="16"/>
+                <w:szCs w:val="16"/>
+              </w:rPr>
+              <w:t xml:space="preserve">    cu6["CU006 Consultar el historial"]</w:t>
+            </w:r>
+          </w:p>
+          <w:p>
+            <w:pPr>
+              <w:spacing w:before="0" w:after="0" w:line="252" w:lineRule="auto"/>
+            </w:pPr>
+            <w:r>
+              <w:rPr>
+                <w:rFonts w:ascii="JetBrains Mono" w:hAnsi="JetBrains Mono" w:eastAsia="JetBrains Mono" w:cs="JetBrains Mono"/>
+                <w:color w:val="17261F"/>
+                <w:sz w:val="16"/>
+                <w:szCs w:val="16"/>
+              </w:rPr>
+              <w:t xml:space="preserve">    cu7["CU007 Crear y configurar el cultivo&lt;br/&gt;real o virtual, especie y forma"]</w:t>
+            </w:r>
+          </w:p>
+          <w:p>
+            <w:pPr>
+              <w:spacing w:before="0" w:after="0" w:line="252" w:lineRule="auto"/>
+            </w:pPr>
+            <w:r>
+              <w:rPr>
+                <w:rFonts w:ascii="JetBrains Mono" w:hAnsi="JetBrains Mono" w:eastAsia="JetBrains Mono" w:cs="JetBrains Mono"/>
+                <w:color w:val="17261F"/>
+                <w:sz w:val="16"/>
+                <w:szCs w:val="16"/>
+              </w:rPr>
+              <w:t xml:space="preserve">    cu8["CU008 Gestionar el perfil"]</w:t>
+            </w:r>
+          </w:p>
+          <w:p>
+            <w:pPr>
+              <w:spacing w:before="0" w:after="0" w:line="252" w:lineRule="auto"/>
+            </w:pPr>
+            <w:r>
+              <w:rPr>
+                <w:rFonts w:ascii="JetBrains Mono" w:hAnsi="JetBrains Mono" w:eastAsia="JetBrains Mono" w:cs="JetBrains Mono"/>
+                <w:color w:val="17261F"/>
+                <w:sz w:val="16"/>
+                <w:szCs w:val="16"/>
+              </w:rPr>
+              <w:t xml:space="preserve">    cu9["CU009 Controlar actuadores y en bloque"]</w:t>
+            </w:r>
+          </w:p>
+          <w:p>
+            <w:pPr>
+              <w:spacing w:before="0" w:after="0" w:line="252" w:lineRule="auto"/>
+            </w:pPr>
+            <w:r>
+              <w:rPr>
+                <w:rFonts w:ascii="JetBrains Mono" w:hAnsi="JetBrains Mono" w:eastAsia="JetBrains Mono" w:cs="JetBrains Mono"/>
+                <w:color w:val="17261F"/>
+                <w:sz w:val="16"/>
+                <w:szCs w:val="16"/>
+              </w:rPr>
+              <w:t xml:space="preserve">    cu10["CU010 Simular un cultivo virtual"]</w:t>
+            </w:r>
+          </w:p>
+          <w:p>
+            <w:pPr>
+              <w:spacing w:before="0" w:after="0" w:line="252" w:lineRule="auto"/>
+            </w:pPr>
+            <w:r>
+              <w:rPr>
+                <w:rFonts w:ascii="JetBrains Mono" w:hAnsi="JetBrains Mono" w:eastAsia="JetBrains Mono" w:cs="JetBrains Mono"/>
+                <w:color w:val="17261F"/>
+                <w:sz w:val="16"/>
+                <w:szCs w:val="16"/>
+              </w:rPr>
+              <w:t xml:space="preserve">    cu11["CU011 Vincular Telegram"]</w:t>
+            </w:r>
+          </w:p>
+          <w:p>
+            <w:pPr>
+              <w:spacing w:before="0" w:after="0" w:line="252" w:lineRule="auto"/>
+            </w:pPr>
+            <w:r>
+              <w:rPr>
+                <w:rFonts w:ascii="JetBrains Mono" w:hAnsi="JetBrains Mono" w:eastAsia="JetBrains Mono" w:cs="JetBrains Mono"/>
+                <w:color w:val="17261F"/>
+                <w:sz w:val="16"/>
+                <w:szCs w:val="16"/>
+              </w:rPr>
+              <w:t xml:space="preserve">    cu12["CU012 Ver lo aprendido por la IA"]</w:t>
+            </w:r>
+          </w:p>
+          <w:p>
+            <w:pPr>
+              <w:spacing w:before="0" w:after="0" w:line="252" w:lineRule="auto"/>
+            </w:pPr>
+            <w:r>
+              <w:rPr>
+                <w:rFonts w:ascii="JetBrains Mono" w:hAnsi="JetBrains Mono" w:eastAsia="JetBrains Mono" w:cs="JetBrains Mono"/>
+                <w:color w:val="17261F"/>
+                <w:sz w:val="16"/>
+                <w:szCs w:val="16"/>
+              </w:rPr>
+              <w:t xml:space="preserve">  end</w:t>
+            </w:r>
+          </w:p>
+          <w:p>
+            <w:pPr>
+              <w:spacing w:before="0" w:after="0" w:line="252" w:lineRule="auto"/>
+            </w:pPr>
+            <w:r>
+              <w:rPr>
+                <w:rFonts w:ascii="JetBrains Mono" w:hAnsi="JetBrains Mono" w:eastAsia="JetBrains Mono" w:cs="JetBrains Mono"/>
+                <w:color w:val="17261F"/>
+                <w:sz w:val="16"/>
+                <w:szCs w:val="16"/>
+              </w:rPr>
+              <w:t xml:space="preserve">  maceta(("Dispositivo&lt;br/&gt;ESP32 o Wokwi"))</w:t>
+            </w:r>
+          </w:p>
+          <w:p>
+            <w:pPr>
+              <w:spacing w:before="0" w:after="0" w:line="252" w:lineRule="auto"/>
+            </w:pPr>
+            <w:r>
+              <w:rPr>
+                <w:rFonts w:ascii="JetBrains Mono" w:hAnsi="JetBrains Mono" w:eastAsia="JetBrains Mono" w:cs="JetBrains Mono"/>
+                <w:color w:val="17261F"/>
+                <w:sz w:val="16"/>
+                <w:szCs w:val="16"/>
+              </w:rPr>
+              <w:t xml:space="preserve">  simulador(("Simulador&lt;br/&gt;de SmartPot"))</w:t>
+            </w:r>
+          </w:p>
+          <w:p>
+            <w:pPr>
+              <w:spacing w:before="0" w:after="0" w:line="252" w:lineRule="auto"/>
+            </w:pPr>
+            <w:r>
+              <w:rPr>
+                <w:rFonts w:ascii="JetBrains Mono" w:hAnsi="JetBrains Mono" w:eastAsia="JetBrains Mono" w:cs="JetBrains Mono"/>
+                <w:color w:val="17261F"/>
+                <w:sz w:val="16"/>
+                <w:szCs w:val="16"/>
+              </w:rPr>
+              <w:t xml:space="preserve">  agente(("Agente&lt;br/&gt;de IA"))</w:t>
+            </w:r>
+          </w:p>
+          <w:p>
+            <w:pPr>
+              <w:spacing w:before="0" w:after="0" w:line="252" w:lineRule="auto"/>
+            </w:pPr>
+            <w:r>
+              <w:rPr>
+                <w:rFonts w:ascii="JetBrains Mono" w:hAnsi="JetBrains Mono" w:eastAsia="JetBrains Mono" w:cs="JetBrains Mono"/>
+                <w:color w:val="17261F"/>
+                <w:sz w:val="16"/>
+                <w:szCs w:val="16"/>
+              </w:rPr>
+              <w:t xml:space="preserve">  persona --- cu1</w:t>
+            </w:r>
+          </w:p>
+          <w:p>
+            <w:pPr>
+              <w:spacing w:before="0" w:after="0" w:line="252" w:lineRule="auto"/>
+            </w:pPr>
+            <w:r>
+              <w:rPr>
+                <w:rFonts w:ascii="JetBrains Mono" w:hAnsi="JetBrains Mono" w:eastAsia="JetBrains Mono" w:cs="JetBrains Mono"/>
+                <w:color w:val="17261F"/>
+                <w:sz w:val="16"/>
+                <w:szCs w:val="16"/>
+              </w:rPr>
+              <w:t xml:space="preserve">  persona --- cu2</w:t>
+            </w:r>
+          </w:p>
+          <w:p>
+            <w:pPr>
+              <w:spacing w:before="0" w:after="0" w:line="252" w:lineRule="auto"/>
+            </w:pPr>
+            <w:r>
+              <w:rPr>
+                <w:rFonts w:ascii="JetBrains Mono" w:hAnsi="JetBrains Mono" w:eastAsia="JetBrains Mono" w:cs="JetBrains Mono"/>
+                <w:color w:val="17261F"/>
+                <w:sz w:val="16"/>
+                <w:szCs w:val="16"/>
+              </w:rPr>
+              <w:t xml:space="preserve">  persona --- cu3</w:t>
+            </w:r>
+          </w:p>
+          <w:p>
+            <w:pPr>
+              <w:spacing w:before="0" w:after="0" w:line="252" w:lineRule="auto"/>
+            </w:pPr>
+            <w:r>
+              <w:rPr>
+                <w:rFonts w:ascii="JetBrains Mono" w:hAnsi="JetBrains Mono" w:eastAsia="JetBrains Mono" w:cs="JetBrains Mono"/>
+                <w:color w:val="17261F"/>
+                <w:sz w:val="16"/>
+                <w:szCs w:val="16"/>
+              </w:rPr>
+              <w:t xml:space="preserve">  persona --- cu5</w:t>
+            </w:r>
+          </w:p>
+          <w:p>
+            <w:pPr>
+              <w:spacing w:before="0" w:after="0" w:line="252" w:lineRule="auto"/>
+            </w:pPr>
+            <w:r>
+              <w:rPr>
+                <w:rFonts w:ascii="JetBrains Mono" w:hAnsi="JetBrains Mono" w:eastAsia="JetBrains Mono" w:cs="JetBrains Mono"/>
+                <w:color w:val="17261F"/>
+                <w:sz w:val="16"/>
+                <w:szCs w:val="16"/>
+              </w:rPr>
+              <w:t xml:space="preserve">  persona --- cu6</w:t>
+            </w:r>
+          </w:p>
+          <w:p>
+            <w:pPr>
+              <w:spacing w:before="0" w:after="0" w:line="252" w:lineRule="auto"/>
+            </w:pPr>
+            <w:r>
+              <w:rPr>
+                <w:rFonts w:ascii="JetBrains Mono" w:hAnsi="JetBrains Mono" w:eastAsia="JetBrains Mono" w:cs="JetBrains Mono"/>
+                <w:color w:val="17261F"/>
+                <w:sz w:val="16"/>
+                <w:szCs w:val="16"/>
+              </w:rPr>
+              <w:t xml:space="preserve">  persona --- cu7</w:t>
+            </w:r>
+          </w:p>
+          <w:p>
+            <w:pPr>
+              <w:spacing w:before="0" w:after="0" w:line="252" w:lineRule="auto"/>
+            </w:pPr>
+            <w:r>
+              <w:rPr>
+                <w:rFonts w:ascii="JetBrains Mono" w:hAnsi="JetBrains Mono" w:eastAsia="JetBrains Mono" w:cs="JetBrains Mono"/>
+                <w:color w:val="17261F"/>
+                <w:sz w:val="16"/>
+                <w:szCs w:val="16"/>
+              </w:rPr>
+              <w:t xml:space="preserve">  persona --- cu8</w:t>
+            </w:r>
+          </w:p>
+          <w:p>
+            <w:pPr>
+              <w:spacing w:before="0" w:after="0" w:line="252" w:lineRule="auto"/>
+            </w:pPr>
+            <w:r>
+              <w:rPr>
+                <w:rFonts w:ascii="JetBrains Mono" w:hAnsi="JetBrains Mono" w:eastAsia="JetBrains Mono" w:cs="JetBrains Mono"/>
+                <w:color w:val="17261F"/>
+                <w:sz w:val="16"/>
+                <w:szCs w:val="16"/>
+              </w:rPr>
+              <w:t xml:space="preserve">  persona --- cu9</w:t>
+            </w:r>
+          </w:p>
+          <w:p>
+            <w:pPr>
+              <w:spacing w:before="0" w:after="0" w:line="252" w:lineRule="auto"/>
+            </w:pPr>
+            <w:r>
+              <w:rPr>
+                <w:rFonts w:ascii="JetBrains Mono" w:hAnsi="JetBrains Mono" w:eastAsia="JetBrains Mono" w:cs="JetBrains Mono"/>
+                <w:color w:val="17261F"/>
+                <w:sz w:val="16"/>
+                <w:szCs w:val="16"/>
+              </w:rPr>
+              <w:t xml:space="preserve">  persona --- cu10</w:t>
+            </w:r>
+          </w:p>
+          <w:p>
+            <w:pPr>
+              <w:spacing w:before="0" w:after="0" w:line="252" w:lineRule="auto"/>
+            </w:pPr>
+            <w:r>
+              <w:rPr>
+                <w:rFonts w:ascii="JetBrains Mono" w:hAnsi="JetBrains Mono" w:eastAsia="JetBrains Mono" w:cs="JetBrains Mono"/>
+                <w:color w:val="17261F"/>
+                <w:sz w:val="16"/>
+                <w:szCs w:val="16"/>
+              </w:rPr>
+              <w:t xml:space="preserve">  persona --- cu11</w:t>
+            </w:r>
+          </w:p>
+          <w:p>
+            <w:pPr>
+              <w:spacing w:before="0" w:after="0" w:line="252" w:lineRule="auto"/>
+            </w:pPr>
+            <w:r>
+              <w:rPr>
+                <w:rFonts w:ascii="JetBrains Mono" w:hAnsi="JetBrains Mono" w:eastAsia="JetBrains Mono" w:cs="JetBrains Mono"/>
+                <w:color w:val="17261F"/>
+                <w:sz w:val="16"/>
+                <w:szCs w:val="16"/>
+              </w:rPr>
+              <w:t xml:space="preserve">  persona --- cu12</w:t>
+            </w:r>
+          </w:p>
+          <w:p>
+            <w:pPr>
+              <w:spacing w:before="0" w:after="0" w:line="252" w:lineRule="auto"/>
+            </w:pPr>
+            <w:r>
+              <w:rPr>
+                <w:rFonts w:ascii="JetBrains Mono" w:hAnsi="JetBrains Mono" w:eastAsia="JetBrains Mono" w:cs="JetBrains Mono"/>
+                <w:color w:val="17261F"/>
+                <w:sz w:val="16"/>
+                <w:szCs w:val="16"/>
+              </w:rPr>
+              <w:t xml:space="preserve">  cu2 --- maceta</w:t>
+            </w:r>
+          </w:p>
+          <w:p>
+            <w:pPr>
+              <w:spacing w:before="0" w:after="0" w:line="252" w:lineRule="auto"/>
+            </w:pPr>
+            <w:r>
+              <w:rPr>
+                <w:rFonts w:ascii="JetBrains Mono" w:hAnsi="JetBrains Mono" w:eastAsia="JetBrains Mono" w:cs="JetBrains Mono"/>
+                <w:color w:val="17261F"/>
+                <w:sz w:val="16"/>
+                <w:szCs w:val="16"/>
+              </w:rPr>
+              <w:t xml:space="preserve">  cu3 --- maceta</w:t>
+            </w:r>
+          </w:p>
+          <w:p>
+            <w:pPr>
+              <w:spacing w:before="0" w:after="0" w:line="252" w:lineRule="auto"/>
+            </w:pPr>
+            <w:r>
+              <w:rPr>
+                <w:rFonts w:ascii="JetBrains Mono" w:hAnsi="JetBrains Mono" w:eastAsia="JetBrains Mono" w:cs="JetBrains Mono"/>
+                <w:color w:val="17261F"/>
+                <w:sz w:val="16"/>
+                <w:szCs w:val="16"/>
+              </w:rPr>
+              <w:t xml:space="preserve">  cu10 --- simulador</w:t>
+            </w:r>
+          </w:p>
+          <w:p>
+            <w:pPr>
+              <w:spacing w:before="0" w:after="0" w:line="252" w:lineRule="auto"/>
+            </w:pPr>
+            <w:r>
+              <w:rPr>
+                <w:rFonts w:ascii="JetBrains Mono" w:hAnsi="JetBrains Mono" w:eastAsia="JetBrains Mono" w:cs="JetBrains Mono"/>
+                <w:color w:val="17261F"/>
+                <w:sz w:val="16"/>
+                <w:szCs w:val="16"/>
+              </w:rPr>
+              <w:t xml:space="preserve">  cu4 --- agente</w:t>
+            </w:r>
+          </w:p>
+          <w:p>
+            <w:pPr>
+              <w:spacing w:before="0" w:after="0" w:line="252" w:lineRule="auto"/>
+            </w:pPr>
+            <w:r>
+              <w:rPr>
+                <w:rFonts w:ascii="JetBrains Mono" w:hAnsi="JetBrains Mono" w:eastAsia="JetBrains Mono" w:cs="JetBrains Mono"/>
+                <w:color w:val="17261F"/>
+                <w:sz w:val="16"/>
+                <w:szCs w:val="16"/>
+              </w:rPr>
+              <w:t xml:space="preserve">  cu5 --- agente</w:t>
+            </w:r>
+          </w:p>
+          <w:p>
+            <w:pPr>
+              <w:spacing w:before="0" w:after="0" w:line="252" w:lineRule="auto"/>
+            </w:pPr>
+            <w:r>
+              <w:rPr>
+                <w:rFonts w:ascii="JetBrains Mono" w:hAnsi="JetBrains Mono" w:eastAsia="JetBrains Mono" w:cs="JetBrains Mono"/>
+                <w:color w:val="17261F"/>
+                <w:sz w:val="16"/>
+                <w:szCs w:val="16"/>
+              </w:rPr>
+              <w:t xml:space="preserve">  classDef actor fill:#067A52,stroke:#0B3D2B,color:#FFFFFF</w:t>
+            </w:r>
+          </w:p>
+          <w:p>
+            <w:pPr>
+              <w:spacing w:before="0" w:after="0" w:line="252" w:lineRule="auto"/>
+            </w:pPr>
+            <w:r>
+              <w:rPr>
+                <w:rFonts w:ascii="JetBrains Mono" w:hAnsi="JetBrains Mono" w:eastAsia="JetBrains Mono" w:cs="JetBrains Mono"/>
+                <w:color w:val="17261F"/>
+                <w:sz w:val="16"/>
+                <w:szCs w:val="16"/>
+              </w:rPr>
+              <w:t xml:space="preserve">  classDef base fill:#DDF5EA,stroke:#067A52,color:#17261F</w:t>
+            </w:r>
+          </w:p>
+          <w:p>
+            <w:pPr>
+              <w:spacing w:before="0" w:after="0" w:line="252" w:lineRule="auto"/>
+            </w:pPr>
+            <w:r>
+              <w:rPr>
+                <w:rFonts w:ascii="JetBrains Mono" w:hAnsi="JetBrains Mono" w:eastAsia="JetBrains Mono" w:cs="JetBrains Mono"/>
+                <w:color w:val="17261F"/>
+                <w:sz w:val="16"/>
+                <w:szCs w:val="16"/>
+              </w:rPr>
+              <w:t xml:space="preserve">  classDef nuevo fill:#FDF4DD,stroke:#C98D12,color:#17261F</w:t>
+            </w:r>
+          </w:p>
+          <w:p>
+            <w:pPr>
+              <w:spacing w:before="0" w:after="0" w:line="252" w:lineRule="auto"/>
+            </w:pPr>
+            <w:r>
+              <w:rPr>
+                <w:rFonts w:ascii="JetBrains Mono" w:hAnsi="JetBrains Mono" w:eastAsia="JetBrains Mono" w:cs="JetBrains Mono"/>
+                <w:color w:val="17261F"/>
+                <w:sz w:val="16"/>
+                <w:szCs w:val="16"/>
+              </w:rPr>
+              <w:t xml:space="preserve">  class persona,maceta,simulador,agente actor</w:t>
+            </w:r>
+          </w:p>
+          <w:p>
+            <w:pPr>
+              <w:spacing w:before="0" w:after="0" w:line="252" w:lineRule="auto"/>
+            </w:pPr>
+            <w:r>
+              <w:rPr>
+                <w:rFonts w:ascii="JetBrains Mono" w:hAnsi="JetBrains Mono" w:eastAsia="JetBrains Mono" w:cs="JetBrains Mono"/>
+                <w:color w:val="17261F"/>
+                <w:sz w:val="16"/>
+                <w:szCs w:val="16"/>
+              </w:rPr>
+              <w:t xml:space="preserve">  class cu1,cu2,cu3,cu4,cu5,cu6,cu7,cu8 base</w:t>
+            </w:r>
+          </w:p>
+          <w:p>
+            <w:pPr>
+              <w:spacing w:before="0" w:after="0" w:line="252" w:lineRule="auto"/>
+            </w:pPr>
+            <w:r>
+              <w:rPr>
+                <w:rFonts w:ascii="JetBrains Mono" w:hAnsi="JetBrains Mono" w:eastAsia="JetBrains Mono" w:cs="JetBrains Mono"/>
+                <w:color w:val="17261F"/>
+                <w:sz w:val="16"/>
+                <w:szCs w:val="16"/>
+              </w:rPr>
+              <w:t xml:space="preserve">  class cu9,cu10,cu11,cu12 nuevo</w:t>
+            </w:r>
+          </w:p>
+        </w:tc>
+      </w:tr>
+    </w:tbl>
+    <w:p>
+      <w:pPr>
+        <w:spacing w:before="160" w:after="0" w:line="240" w:lineRule="auto"/>
+        <w:rPr>
+          <w:sz w:val="8"/>
+        </w:rPr>
+      </w:pPr>
+    </w:p>
+    <w:p>
+      <w:pPr>
         <w:keepNext/>
         <w:spacing w:before="60" w:after="0" w:line="240" w:lineRule="auto"/>
         <w:rPr>
@@ -13185,7 +14845,7 @@
                 <w:sz w:val="17"/>
                 <w:szCs w:val="17"/>
               </w:rPr>
-              <w:t xml:space="preserve"> con seis tipos (bomba, luz de cultivo, ventilador, humidificador y dosificadores de pH y nutrientes)</w:t>
+              <w:t xml:space="preserve"> con seis tipos (bomba, luz ultravioleta, ventilador, humidificador y dosificadores de pH y nutrientes)</w:t>
             </w:r>
           </w:p>
         </w:tc>
@@ -14076,6 +15736,1436 @@
     </w:p>
     <w:p>
       <w:pPr>
+        <w:spacing w:before="80" w:after="0" w:line="240" w:lineRule="auto"/>
+        <w:rPr>
+          <w:sz w:val="8"/>
+        </w:rPr>
+      </w:pPr>
+    </w:p>
+    <w:tbl>
+      <w:tblPr>
+        <w:tblW w:w="9360" w:type="dxa"/>
+        <w:tblInd w:w="0" w:type="dxa"/>
+        <w:tblBorders>
+          <w:top w:val="nil"/>
+          <w:left w:val="nil"/>
+          <w:bottom w:val="nil"/>
+          <w:right w:val="nil"/>
+          <w:insideH w:val="nil"/>
+          <w:insideV w:val="nil"/>
+        </w:tblBorders>
+        <w:tblLayout w:type="fixed"/>
+        <w:tblCellMar>
+          <w:left w:w="0" w:type="dxa"/>
+          <w:right w:w="0" w:type="dxa"/>
+        </w:tblCellMar>
+        <w:tblLook w:val="0000" w:firstRow="0" w:lastRow="0" w:firstColumn="0" w:lastColumn="0" w:noHBand="1" w:noVBand="1"/>
+      </w:tblPr>
+      <w:tblGrid>
+        <w:gridCol w:w="9360"/>
+      </w:tblGrid>
+      <w:tr>
+        <w:trPr>
+          <w:cantSplit/>
+        </w:trPr>
+        <w:tc>
+          <w:tcPr>
+            <w:tcW w:w="9360" w:type="dxa"/>
+            <w:shd w:val="clear" w:color="auto" w:fill="0B3D2B"/>
+            <w:tcMar>
+              <w:top w:w="60" w:type="dxa"/>
+              <w:left w:w="200" w:type="dxa"/>
+              <w:bottom w:w="60" w:type="dxa"/>
+              <w:right w:w="200" w:type="dxa"/>
+            </w:tcMar>
+            <w:vAlign w:val="top"/>
+          </w:tcPr>
+          <w:p>
+            <w:pPr>
+              <w:spacing w:before="0" w:after="0" w:line="240" w:lineRule="auto"/>
+            </w:pPr>
+            <w:r>
+              <w:rPr>
+                <w:b/>
+                <w:bCs/>
+                <w:color w:val="7FDBB0"/>
+                <w:spacing w:val="40"/>
+                <w:sz w:val="14"/>
+                <w:szCs w:val="14"/>
+              </w:rPr>
+              <w:t xml:space="preserve">MERMAID</w:t>
+            </w:r>
+          </w:p>
+        </w:tc>
+      </w:tr>
+    </w:tbl>
+    <w:tbl>
+      <w:tblPr>
+        <w:tblW w:w="9360" w:type="dxa"/>
+        <w:tblInd w:w="0" w:type="dxa"/>
+        <w:tblBorders>
+          <w:top w:val="nil"/>
+          <w:left w:val="nil"/>
+          <w:bottom w:val="nil"/>
+          <w:right w:val="nil"/>
+          <w:insideH w:val="nil"/>
+          <w:insideV w:val="nil"/>
+        </w:tblBorders>
+        <w:tblLayout w:type="fixed"/>
+        <w:tblCellMar>
+          <w:left w:w="0" w:type="dxa"/>
+          <w:right w:w="0" w:type="dxa"/>
+        </w:tblCellMar>
+        <w:tblLook w:val="0000" w:firstRow="0" w:lastRow="0" w:firstColumn="0" w:lastColumn="0" w:noHBand="1" w:noVBand="1"/>
+      </w:tblPr>
+      <w:tblGrid>
+        <w:gridCol w:w="9360"/>
+      </w:tblGrid>
+      <w:tr>
+        <w:trPr>
+          <w:cantSplit/>
+        </w:trPr>
+        <w:tc>
+          <w:tcPr>
+            <w:tcW w:w="9360" w:type="dxa"/>
+            <w:shd w:val="clear" w:color="auto" w:fill="F7FAF8"/>
+            <w:tcMar>
+              <w:top w:w="120" w:type="dxa"/>
+              <w:left w:w="200" w:type="dxa"/>
+              <w:bottom w:w="120" w:type="dxa"/>
+              <w:right w:w="200" w:type="dxa"/>
+            </w:tcMar>
+            <w:vAlign w:val="top"/>
+          </w:tcPr>
+          <w:p>
+            <w:pPr>
+              <w:spacing w:before="0" w:after="0" w:line="252" w:lineRule="auto"/>
+            </w:pPr>
+            <w:r>
+              <w:rPr>
+                <w:rFonts w:ascii="JetBrains Mono" w:hAnsi="JetBrains Mono" w:eastAsia="JetBrains Mono" w:cs="JetBrains Mono"/>
+                <w:color w:val="17261F"/>
+                <w:sz w:val="16"/>
+                <w:szCs w:val="16"/>
+              </w:rPr>
+              <w:t xml:space="preserve">%%{init: {"theme": "base", "fontFamily": "Segoe UI, Arial, sans-serif", "themeVariables": {"fontFamily": "Segoe UI, Arial, sans-serif", "fontSize": "15px", "primaryColor": "#DDF5EA", "primaryTextColor": "#17261F", "primaryBorderColor": "#067A52", "secondaryColor": "#E3F2FB", "secondaryTextColor": "#17261F", "secondaryBorderColor": "#1F6FA0", "tertiaryColor": "#F2F7F4", "tertiaryTextColor": "#17261F", "tertiaryBorderColor": "#D5E3DC", "lineColor": "#5B6B63", "textColor": "#17261F", "mainBkg": "#DDF5EA", "nodeBorder": "#067A52", "clusterBkg": "#F7FAF8", "clusterBorder": "#D5E3DC", "edgeLabelBackground": "#FFFFFF", "actorBkg": "#067A52", "actorBorder": "#0B3D2B", "actorTextColor": "#FFFFFF", "actorLineColor": "#5B6B63", "signalColor": "#17261F", "signalTextColor": "#17261F", "labelBoxBkgColor": "#0B3D2B", "labelBoxBorderColor": "#0B3D2B", "labelTextColor": "#FFFFFF", "loopTextColor": "#0B3D2B", "noteBkgColor": "#FDF4DD", "noteBorderColor": "#C98D12", "noteTextColor": "#17261F", "activationBkgColor": "#DDF5EA", "activationBorderColor": "#067A52", "attributeBackgroundColorOdd": "#FFFFFF", "attributeBackgroundColorEven": "#F2F7F4"}}}%%</w:t>
+            </w:r>
+          </w:p>
+          <w:p>
+            <w:pPr>
+              <w:spacing w:before="0" w:after="0" w:line="252" w:lineRule="auto"/>
+            </w:pPr>
+            <w:r>
+              <w:rPr>
+                <w:rFonts w:ascii="JetBrains Mono" w:hAnsi="JetBrains Mono" w:eastAsia="JetBrains Mono" w:cs="JetBrains Mono"/>
+                <w:color w:val="17261F"/>
+                <w:sz w:val="16"/>
+                <w:szCs w:val="16"/>
+              </w:rPr>
+              <w:t xml:space="preserve">classDiagram</w:t>
+            </w:r>
+          </w:p>
+          <w:p>
+            <w:pPr>
+              <w:spacing w:before="0" w:after="0" w:line="252" w:lineRule="auto"/>
+            </w:pPr>
+            <w:r>
+              <w:rPr>
+                <w:rFonts w:ascii="JetBrains Mono" w:hAnsi="JetBrains Mono" w:eastAsia="JetBrains Mono" w:cs="JetBrains Mono"/>
+                <w:color w:val="17261F"/>
+                <w:sz w:val="16"/>
+                <w:szCs w:val="16"/>
+              </w:rPr>
+              <w:t xml:space="preserve">  direction LR</w:t>
+            </w:r>
+          </w:p>
+          <w:p>
+            <w:pPr>
+              <w:spacing w:before="0" w:after="0" w:line="252" w:lineRule="auto"/>
+            </w:pPr>
+            <w:r>
+              <w:rPr>
+                <w:rFonts w:ascii="JetBrains Mono" w:hAnsi="JetBrains Mono" w:eastAsia="JetBrains Mono" w:cs="JetBrains Mono"/>
+                <w:color w:val="17261F"/>
+                <w:sz w:val="16"/>
+                <w:szCs w:val="16"/>
+              </w:rPr>
+              <w:t xml:space="preserve">  class User {</w:t>
+            </w:r>
+          </w:p>
+          <w:p>
+            <w:pPr>
+              <w:spacing w:before="0" w:after="0" w:line="252" w:lineRule="auto"/>
+            </w:pPr>
+            <w:r>
+              <w:rPr>
+                <w:rFonts w:ascii="JetBrains Mono" w:hAnsi="JetBrains Mono" w:eastAsia="JetBrains Mono" w:cs="JetBrains Mono"/>
+                <w:color w:val="17261F"/>
+                <w:sz w:val="16"/>
+                <w:szCs w:val="16"/>
+              </w:rPr>
+              <w:t xml:space="preserve">    +String id</w:t>
+            </w:r>
+          </w:p>
+          <w:p>
+            <w:pPr>
+              <w:spacing w:before="0" w:after="0" w:line="252" w:lineRule="auto"/>
+            </w:pPr>
+            <w:r>
+              <w:rPr>
+                <w:rFonts w:ascii="JetBrains Mono" w:hAnsi="JetBrains Mono" w:eastAsia="JetBrains Mono" w:cs="JetBrains Mono"/>
+                <w:color w:val="17261F"/>
+                <w:sz w:val="16"/>
+                <w:szCs w:val="16"/>
+              </w:rPr>
+              <w:t xml:space="preserve">    +String name</w:t>
+            </w:r>
+          </w:p>
+          <w:p>
+            <w:pPr>
+              <w:spacing w:before="0" w:after="0" w:line="252" w:lineRule="auto"/>
+            </w:pPr>
+            <w:r>
+              <w:rPr>
+                <w:rFonts w:ascii="JetBrains Mono" w:hAnsi="JetBrains Mono" w:eastAsia="JetBrains Mono" w:cs="JetBrains Mono"/>
+                <w:color w:val="17261F"/>
+                <w:sz w:val="16"/>
+                <w:szCs w:val="16"/>
+              </w:rPr>
+              <w:t xml:space="preserve">    +String email</w:t>
+            </w:r>
+          </w:p>
+          <w:p>
+            <w:pPr>
+              <w:spacing w:before="0" w:after="0" w:line="252" w:lineRule="auto"/>
+            </w:pPr>
+            <w:r>
+              <w:rPr>
+                <w:rFonts w:ascii="JetBrains Mono" w:hAnsi="JetBrains Mono" w:eastAsia="JetBrains Mono" w:cs="JetBrains Mono"/>
+                <w:color w:val="17261F"/>
+                <w:sz w:val="16"/>
+                <w:szCs w:val="16"/>
+              </w:rPr>
+              <w:t xml:space="preserve">    +UserRole role</w:t>
+            </w:r>
+          </w:p>
+          <w:p>
+            <w:pPr>
+              <w:spacing w:before="0" w:after="0" w:line="252" w:lineRule="auto"/>
+            </w:pPr>
+            <w:r>
+              <w:rPr>
+                <w:rFonts w:ascii="JetBrains Mono" w:hAnsi="JetBrains Mono" w:eastAsia="JetBrains Mono" w:cs="JetBrains Mono"/>
+                <w:color w:val="17261F"/>
+                <w:sz w:val="16"/>
+                <w:szCs w:val="16"/>
+              </w:rPr>
+              <w:t xml:space="preserve">  }</w:t>
+            </w:r>
+          </w:p>
+          <w:p>
+            <w:pPr>
+              <w:spacing w:before="0" w:after="0" w:line="252" w:lineRule="auto"/>
+            </w:pPr>
+            <w:r>
+              <w:rPr>
+                <w:rFonts w:ascii="JetBrains Mono" w:hAnsi="JetBrains Mono" w:eastAsia="JetBrains Mono" w:cs="JetBrains Mono"/>
+                <w:color w:val="17261F"/>
+                <w:sz w:val="16"/>
+                <w:szCs w:val="16"/>
+              </w:rPr>
+              <w:t xml:space="preserve">  class Crop {</w:t>
+            </w:r>
+          </w:p>
+          <w:p>
+            <w:pPr>
+              <w:spacing w:before="0" w:after="0" w:line="252" w:lineRule="auto"/>
+            </w:pPr>
+            <w:r>
+              <w:rPr>
+                <w:rFonts w:ascii="JetBrains Mono" w:hAnsi="JetBrains Mono" w:eastAsia="JetBrains Mono" w:cs="JetBrains Mono"/>
+                <w:color w:val="17261F"/>
+                <w:sz w:val="16"/>
+                <w:szCs w:val="16"/>
+              </w:rPr>
+              <w:t xml:space="preserve">    +String id</w:t>
+            </w:r>
+          </w:p>
+          <w:p>
+            <w:pPr>
+              <w:spacing w:before="0" w:after="0" w:line="252" w:lineRule="auto"/>
+            </w:pPr>
+            <w:r>
+              <w:rPr>
+                <w:rFonts w:ascii="JetBrains Mono" w:hAnsi="JetBrains Mono" w:eastAsia="JetBrains Mono" w:cs="JetBrains Mono"/>
+                <w:color w:val="17261F"/>
+                <w:sz w:val="16"/>
+                <w:szCs w:val="16"/>
+              </w:rPr>
+              <w:t xml:space="preserve">    +String ownerId</w:t>
+            </w:r>
+          </w:p>
+          <w:p>
+            <w:pPr>
+              <w:spacing w:before="0" w:after="0" w:line="252" w:lineRule="auto"/>
+            </w:pPr>
+            <w:r>
+              <w:rPr>
+                <w:rFonts w:ascii="JetBrains Mono" w:hAnsi="JetBrains Mono" w:eastAsia="JetBrains Mono" w:cs="JetBrains Mono"/>
+                <w:color w:val="17261F"/>
+                <w:sz w:val="16"/>
+                <w:szCs w:val="16"/>
+              </w:rPr>
+              <w:t xml:space="preserve">    +CropType type</w:t>
+            </w:r>
+          </w:p>
+          <w:p>
+            <w:pPr>
+              <w:spacing w:before="0" w:after="0" w:line="252" w:lineRule="auto"/>
+            </w:pPr>
+            <w:r>
+              <w:rPr>
+                <w:rFonts w:ascii="JetBrains Mono" w:hAnsi="JetBrains Mono" w:eastAsia="JetBrains Mono" w:cs="JetBrains Mono"/>
+                <w:color w:val="17261F"/>
+                <w:sz w:val="16"/>
+                <w:szCs w:val="16"/>
+              </w:rPr>
+              <w:t xml:space="preserve">    +CropKind kind</w:t>
+            </w:r>
+          </w:p>
+          <w:p>
+            <w:pPr>
+              <w:spacing w:before="0" w:after="0" w:line="252" w:lineRule="auto"/>
+            </w:pPr>
+            <w:r>
+              <w:rPr>
+                <w:rFonts w:ascii="JetBrains Mono" w:hAnsi="JetBrains Mono" w:eastAsia="JetBrains Mono" w:cs="JetBrains Mono"/>
+                <w:color w:val="17261F"/>
+                <w:sz w:val="16"/>
+                <w:szCs w:val="16"/>
+              </w:rPr>
+              <w:t xml:space="preserve">    +CropForm form</w:t>
+            </w:r>
+          </w:p>
+          <w:p>
+            <w:pPr>
+              <w:spacing w:before="0" w:after="0" w:line="252" w:lineRule="auto"/>
+            </w:pPr>
+            <w:r>
+              <w:rPr>
+                <w:rFonts w:ascii="JetBrains Mono" w:hAnsi="JetBrains Mono" w:eastAsia="JetBrains Mono" w:cs="JetBrains Mono"/>
+                <w:color w:val="17261F"/>
+                <w:sz w:val="16"/>
+                <w:szCs w:val="16"/>
+              </w:rPr>
+              <w:t xml:space="preserve">    +boolean automationEnabled</w:t>
+            </w:r>
+          </w:p>
+          <w:p>
+            <w:pPr>
+              <w:spacing w:before="0" w:after="0" w:line="252" w:lineRule="auto"/>
+            </w:pPr>
+            <w:r>
+              <w:rPr>
+                <w:rFonts w:ascii="JetBrains Mono" w:hAnsi="JetBrains Mono" w:eastAsia="JetBrains Mono" w:cs="JetBrains Mono"/>
+                <w:color w:val="17261F"/>
+                <w:sz w:val="16"/>
+                <w:szCs w:val="16"/>
+              </w:rPr>
+              <w:t xml:space="preserve">    +Device device</w:t>
+            </w:r>
+          </w:p>
+          <w:p>
+            <w:pPr>
+              <w:spacing w:before="0" w:after="0" w:line="252" w:lineRule="auto"/>
+            </w:pPr>
+            <w:r>
+              <w:rPr>
+                <w:rFonts w:ascii="JetBrains Mono" w:hAnsi="JetBrains Mono" w:eastAsia="JetBrains Mono" w:cs="JetBrains Mono"/>
+                <w:color w:val="17261F"/>
+                <w:sz w:val="16"/>
+                <w:szCs w:val="16"/>
+              </w:rPr>
+              <w:t xml:space="preserve">    +CropHealth health</w:t>
+            </w:r>
+          </w:p>
+          <w:p>
+            <w:pPr>
+              <w:spacing w:before="0" w:after="0" w:line="252" w:lineRule="auto"/>
+            </w:pPr>
+            <w:r>
+              <w:rPr>
+                <w:rFonts w:ascii="JetBrains Mono" w:hAnsi="JetBrains Mono" w:eastAsia="JetBrains Mono" w:cs="JetBrains Mono"/>
+                <w:color w:val="17261F"/>
+                <w:sz w:val="16"/>
+                <w:szCs w:val="16"/>
+              </w:rPr>
+              <w:t xml:space="preserve">  }</w:t>
+            </w:r>
+          </w:p>
+          <w:p>
+            <w:pPr>
+              <w:spacing w:before="0" w:after="0" w:line="252" w:lineRule="auto"/>
+            </w:pPr>
+            <w:r>
+              <w:rPr>
+                <w:rFonts w:ascii="JetBrains Mono" w:hAnsi="JetBrains Mono" w:eastAsia="JetBrains Mono" w:cs="JetBrains Mono"/>
+                <w:color w:val="17261F"/>
+                <w:sz w:val="16"/>
+                <w:szCs w:val="16"/>
+              </w:rPr>
+              <w:t xml:space="preserve">  class Device {</w:t>
+            </w:r>
+          </w:p>
+          <w:p>
+            <w:pPr>
+              <w:spacing w:before="0" w:after="0" w:line="252" w:lineRule="auto"/>
+            </w:pPr>
+            <w:r>
+              <w:rPr>
+                <w:rFonts w:ascii="JetBrains Mono" w:hAnsi="JetBrains Mono" w:eastAsia="JetBrains Mono" w:cs="JetBrains Mono"/>
+                <w:color w:val="17261F"/>
+                <w:sz w:val="16"/>
+                <w:szCs w:val="16"/>
+              </w:rPr>
+              <w:t xml:space="preserve">    +String keyCiphertext</w:t>
+            </w:r>
+          </w:p>
+          <w:p>
+            <w:pPr>
+              <w:spacing w:before="0" w:after="0" w:line="252" w:lineRule="auto"/>
+            </w:pPr>
+            <w:r>
+              <w:rPr>
+                <w:rFonts w:ascii="JetBrains Mono" w:hAnsi="JetBrains Mono" w:eastAsia="JetBrains Mono" w:cs="JetBrains Mono"/>
+                <w:color w:val="17261F"/>
+                <w:sz w:val="16"/>
+                <w:szCs w:val="16"/>
+              </w:rPr>
+              <w:t xml:space="preserve">    +boolean online</w:t>
+            </w:r>
+          </w:p>
+          <w:p>
+            <w:pPr>
+              <w:spacing w:before="0" w:after="0" w:line="252" w:lineRule="auto"/>
+            </w:pPr>
+            <w:r>
+              <w:rPr>
+                <w:rFonts w:ascii="JetBrains Mono" w:hAnsi="JetBrains Mono" w:eastAsia="JetBrains Mono" w:cs="JetBrains Mono"/>
+                <w:color w:val="17261F"/>
+                <w:sz w:val="16"/>
+                <w:szCs w:val="16"/>
+              </w:rPr>
+              <w:t xml:space="preserve">    +Instant lastSeenAt</w:t>
+            </w:r>
+          </w:p>
+          <w:p>
+            <w:pPr>
+              <w:spacing w:before="0" w:after="0" w:line="252" w:lineRule="auto"/>
+            </w:pPr>
+            <w:r>
+              <w:rPr>
+                <w:rFonts w:ascii="JetBrains Mono" w:hAnsi="JetBrains Mono" w:eastAsia="JetBrains Mono" w:cs="JetBrains Mono"/>
+                <w:color w:val="17261F"/>
+                <w:sz w:val="16"/>
+                <w:szCs w:val="16"/>
+              </w:rPr>
+              <w:t xml:space="preserve">  }</w:t>
+            </w:r>
+          </w:p>
+          <w:p>
+            <w:pPr>
+              <w:spacing w:before="0" w:after="0" w:line="252" w:lineRule="auto"/>
+            </w:pPr>
+            <w:r>
+              <w:rPr>
+                <w:rFonts w:ascii="JetBrains Mono" w:hAnsi="JetBrains Mono" w:eastAsia="JetBrains Mono" w:cs="JetBrains Mono"/>
+                <w:color w:val="17261F"/>
+                <w:sz w:val="16"/>
+                <w:szCs w:val="16"/>
+              </w:rPr>
+              <w:t xml:space="preserve">  class Reading {</w:t>
+            </w:r>
+          </w:p>
+          <w:p>
+            <w:pPr>
+              <w:spacing w:before="0" w:after="0" w:line="252" w:lineRule="auto"/>
+            </w:pPr>
+            <w:r>
+              <w:rPr>
+                <w:rFonts w:ascii="JetBrains Mono" w:hAnsi="JetBrains Mono" w:eastAsia="JetBrains Mono" w:cs="JetBrains Mono"/>
+                <w:color w:val="17261F"/>
+                <w:sz w:val="16"/>
+                <w:szCs w:val="16"/>
+              </w:rPr>
+              <w:t xml:space="preserve">    +Instant measuredAt</w:t>
+            </w:r>
+          </w:p>
+          <w:p>
+            <w:pPr>
+              <w:spacing w:before="0" w:after="0" w:line="252" w:lineRule="auto"/>
+            </w:pPr>
+            <w:r>
+              <w:rPr>
+                <w:rFonts w:ascii="JetBrains Mono" w:hAnsi="JetBrains Mono" w:eastAsia="JetBrains Mono" w:cs="JetBrains Mono"/>
+                <w:color w:val="17261F"/>
+                <w:sz w:val="16"/>
+                <w:szCs w:val="16"/>
+              </w:rPr>
+              <w:t xml:space="preserve">    +Measures measures</w:t>
+            </w:r>
+          </w:p>
+          <w:p>
+            <w:pPr>
+              <w:spacing w:before="0" w:after="0" w:line="252" w:lineRule="auto"/>
+            </w:pPr>
+            <w:r>
+              <w:rPr>
+                <w:rFonts w:ascii="JetBrains Mono" w:hAnsi="JetBrains Mono" w:eastAsia="JetBrains Mono" w:cs="JetBrains Mono"/>
+                <w:color w:val="17261F"/>
+                <w:sz w:val="16"/>
+                <w:szCs w:val="16"/>
+              </w:rPr>
+              <w:t xml:space="preserve">    +ReadingSource source</w:t>
+            </w:r>
+          </w:p>
+          <w:p>
+            <w:pPr>
+              <w:spacing w:before="0" w:after="0" w:line="252" w:lineRule="auto"/>
+            </w:pPr>
+            <w:r>
+              <w:rPr>
+                <w:rFonts w:ascii="JetBrains Mono" w:hAnsi="JetBrains Mono" w:eastAsia="JetBrains Mono" w:cs="JetBrains Mono"/>
+                <w:color w:val="17261F"/>
+                <w:sz w:val="16"/>
+                <w:szCs w:val="16"/>
+              </w:rPr>
+              <w:t xml:space="preserve">  }</w:t>
+            </w:r>
+          </w:p>
+          <w:p>
+            <w:pPr>
+              <w:spacing w:before="0" w:after="0" w:line="252" w:lineRule="auto"/>
+            </w:pPr>
+            <w:r>
+              <w:rPr>
+                <w:rFonts w:ascii="JetBrains Mono" w:hAnsi="JetBrains Mono" w:eastAsia="JetBrains Mono" w:cs="JetBrains Mono"/>
+                <w:color w:val="17261F"/>
+                <w:sz w:val="16"/>
+                <w:szCs w:val="16"/>
+              </w:rPr>
+              <w:t xml:space="preserve">  class Measures {</w:t>
+            </w:r>
+          </w:p>
+          <w:p>
+            <w:pPr>
+              <w:spacing w:before="0" w:after="0" w:line="252" w:lineRule="auto"/>
+            </w:pPr>
+            <w:r>
+              <w:rPr>
+                <w:rFonts w:ascii="JetBrains Mono" w:hAnsi="JetBrains Mono" w:eastAsia="JetBrains Mono" w:cs="JetBrains Mono"/>
+                <w:color w:val="17261F"/>
+                <w:sz w:val="16"/>
+                <w:szCs w:val="16"/>
+              </w:rPr>
+              <w:t xml:space="preserve">    +Double temperature</w:t>
+            </w:r>
+          </w:p>
+          <w:p>
+            <w:pPr>
+              <w:spacing w:before="0" w:after="0" w:line="252" w:lineRule="auto"/>
+            </w:pPr>
+            <w:r>
+              <w:rPr>
+                <w:rFonts w:ascii="JetBrains Mono" w:hAnsi="JetBrains Mono" w:eastAsia="JetBrains Mono" w:cs="JetBrains Mono"/>
+                <w:color w:val="17261F"/>
+                <w:sz w:val="16"/>
+                <w:szCs w:val="16"/>
+              </w:rPr>
+              <w:t xml:space="preserve">    +Double humidity</w:t>
+            </w:r>
+          </w:p>
+          <w:p>
+            <w:pPr>
+              <w:spacing w:before="0" w:after="0" w:line="252" w:lineRule="auto"/>
+            </w:pPr>
+            <w:r>
+              <w:rPr>
+                <w:rFonts w:ascii="JetBrains Mono" w:hAnsi="JetBrains Mono" w:eastAsia="JetBrains Mono" w:cs="JetBrains Mono"/>
+                <w:color w:val="17261F"/>
+                <w:sz w:val="16"/>
+                <w:szCs w:val="16"/>
+              </w:rPr>
+              <w:t xml:space="preserve">    +Double brightness</w:t>
+            </w:r>
+          </w:p>
+          <w:p>
+            <w:pPr>
+              <w:spacing w:before="0" w:after="0" w:line="252" w:lineRule="auto"/>
+            </w:pPr>
+            <w:r>
+              <w:rPr>
+                <w:rFonts w:ascii="JetBrains Mono" w:hAnsi="JetBrains Mono" w:eastAsia="JetBrains Mono" w:cs="JetBrains Mono"/>
+                <w:color w:val="17261F"/>
+                <w:sz w:val="16"/>
+                <w:szCs w:val="16"/>
+              </w:rPr>
+              <w:t xml:space="preserve">    +Double ph</w:t>
+            </w:r>
+          </w:p>
+          <w:p>
+            <w:pPr>
+              <w:spacing w:before="0" w:after="0" w:line="252" w:lineRule="auto"/>
+            </w:pPr>
+            <w:r>
+              <w:rPr>
+                <w:rFonts w:ascii="JetBrains Mono" w:hAnsi="JetBrains Mono" w:eastAsia="JetBrains Mono" w:cs="JetBrains Mono"/>
+                <w:color w:val="17261F"/>
+                <w:sz w:val="16"/>
+                <w:szCs w:val="16"/>
+              </w:rPr>
+              <w:t xml:space="preserve">    +Double tds</w:t>
+            </w:r>
+          </w:p>
+          <w:p>
+            <w:pPr>
+              <w:spacing w:before="0" w:after="0" w:line="252" w:lineRule="auto"/>
+            </w:pPr>
+            <w:r>
+              <w:rPr>
+                <w:rFonts w:ascii="JetBrains Mono" w:hAnsi="JetBrains Mono" w:eastAsia="JetBrains Mono" w:cs="JetBrains Mono"/>
+                <w:color w:val="17261F"/>
+                <w:sz w:val="16"/>
+                <w:szCs w:val="16"/>
+              </w:rPr>
+              <w:t xml:space="preserve">    +Double atmosphere</w:t>
+            </w:r>
+          </w:p>
+          <w:p>
+            <w:pPr>
+              <w:spacing w:before="0" w:after="0" w:line="252" w:lineRule="auto"/>
+            </w:pPr>
+            <w:r>
+              <w:rPr>
+                <w:rFonts w:ascii="JetBrains Mono" w:hAnsi="JetBrains Mono" w:eastAsia="JetBrains Mono" w:cs="JetBrains Mono"/>
+                <w:color w:val="17261F"/>
+                <w:sz w:val="16"/>
+                <w:szCs w:val="16"/>
+              </w:rPr>
+              <w:t xml:space="preserve">    +Double soilMoisture</w:t>
+            </w:r>
+          </w:p>
+          <w:p>
+            <w:pPr>
+              <w:spacing w:before="0" w:after="0" w:line="252" w:lineRule="auto"/>
+            </w:pPr>
+            <w:r>
+              <w:rPr>
+                <w:rFonts w:ascii="JetBrains Mono" w:hAnsi="JetBrains Mono" w:eastAsia="JetBrains Mono" w:cs="JetBrains Mono"/>
+                <w:color w:val="17261F"/>
+                <w:sz w:val="16"/>
+                <w:szCs w:val="16"/>
+              </w:rPr>
+              <w:t xml:space="preserve">  }</w:t>
+            </w:r>
+          </w:p>
+          <w:p>
+            <w:pPr>
+              <w:spacing w:before="0" w:after="0" w:line="252" w:lineRule="auto"/>
+            </w:pPr>
+            <w:r>
+              <w:rPr>
+                <w:rFonts w:ascii="JetBrains Mono" w:hAnsi="JetBrains Mono" w:eastAsia="JetBrains Mono" w:cs="JetBrains Mono"/>
+                <w:color w:val="17261F"/>
+                <w:sz w:val="16"/>
+                <w:szCs w:val="16"/>
+              </w:rPr>
+              <w:t xml:space="preserve">  class Actuator {</w:t>
+            </w:r>
+          </w:p>
+          <w:p>
+            <w:pPr>
+              <w:spacing w:before="0" w:after="0" w:line="252" w:lineRule="auto"/>
+            </w:pPr>
+            <w:r>
+              <w:rPr>
+                <w:rFonts w:ascii="JetBrains Mono" w:hAnsi="JetBrains Mono" w:eastAsia="JetBrains Mono" w:cs="JetBrains Mono"/>
+                <w:color w:val="17261F"/>
+                <w:sz w:val="16"/>
+                <w:szCs w:val="16"/>
+              </w:rPr>
+              <w:t xml:space="preserve">    +ActuatorType type</w:t>
+            </w:r>
+          </w:p>
+          <w:p>
+            <w:pPr>
+              <w:spacing w:before="0" w:after="0" w:line="252" w:lineRule="auto"/>
+            </w:pPr>
+            <w:r>
+              <w:rPr>
+                <w:rFonts w:ascii="JetBrains Mono" w:hAnsi="JetBrains Mono" w:eastAsia="JetBrains Mono" w:cs="JetBrains Mono"/>
+                <w:color w:val="17261F"/>
+                <w:sz w:val="16"/>
+                <w:szCs w:val="16"/>
+              </w:rPr>
+              <w:t xml:space="preserve">    +boolean active</w:t>
+            </w:r>
+          </w:p>
+          <w:p>
+            <w:pPr>
+              <w:spacing w:before="0" w:after="0" w:line="252" w:lineRule="auto"/>
+            </w:pPr>
+            <w:r>
+              <w:rPr>
+                <w:rFonts w:ascii="JetBrains Mono" w:hAnsi="JetBrains Mono" w:eastAsia="JetBrains Mono" w:cs="JetBrains Mono"/>
+                <w:color w:val="17261F"/>
+                <w:sz w:val="16"/>
+                <w:szCs w:val="16"/>
+              </w:rPr>
+              <w:t xml:space="preserve">  }</w:t>
+            </w:r>
+          </w:p>
+          <w:p>
+            <w:pPr>
+              <w:spacing w:before="0" w:after="0" w:line="252" w:lineRule="auto"/>
+            </w:pPr>
+            <w:r>
+              <w:rPr>
+                <w:rFonts w:ascii="JetBrains Mono" w:hAnsi="JetBrains Mono" w:eastAsia="JetBrains Mono" w:cs="JetBrains Mono"/>
+                <w:color w:val="17261F"/>
+                <w:sz w:val="16"/>
+                <w:szCs w:val="16"/>
+              </w:rPr>
+              <w:t xml:space="preserve">  class Command {</w:t>
+            </w:r>
+          </w:p>
+          <w:p>
+            <w:pPr>
+              <w:spacing w:before="0" w:after="0" w:line="252" w:lineRule="auto"/>
+            </w:pPr>
+            <w:r>
+              <w:rPr>
+                <w:rFonts w:ascii="JetBrains Mono" w:hAnsi="JetBrains Mono" w:eastAsia="JetBrains Mono" w:cs="JetBrains Mono"/>
+                <w:color w:val="17261F"/>
+                <w:sz w:val="16"/>
+                <w:szCs w:val="16"/>
+              </w:rPr>
+              <w:t xml:space="preserve">    +CommandAction action</w:t>
+            </w:r>
+          </w:p>
+          <w:p>
+            <w:pPr>
+              <w:spacing w:before="0" w:after="0" w:line="252" w:lineRule="auto"/>
+            </w:pPr>
+            <w:r>
+              <w:rPr>
+                <w:rFonts w:ascii="JetBrains Mono" w:hAnsi="JetBrains Mono" w:eastAsia="JetBrains Mono" w:cs="JetBrains Mono"/>
+                <w:color w:val="17261F"/>
+                <w:sz w:val="16"/>
+                <w:szCs w:val="16"/>
+              </w:rPr>
+              <w:t xml:space="preserve">    +Integer durationSeconds</w:t>
+            </w:r>
+          </w:p>
+          <w:p>
+            <w:pPr>
+              <w:spacing w:before="0" w:after="0" w:line="252" w:lineRule="auto"/>
+            </w:pPr>
+            <w:r>
+              <w:rPr>
+                <w:rFonts w:ascii="JetBrains Mono" w:hAnsi="JetBrains Mono" w:eastAsia="JetBrains Mono" w:cs="JetBrains Mono"/>
+                <w:color w:val="17261F"/>
+                <w:sz w:val="16"/>
+                <w:szCs w:val="16"/>
+              </w:rPr>
+              <w:t xml:space="preserve">    +CommandStatus status</w:t>
+            </w:r>
+          </w:p>
+          <w:p>
+            <w:pPr>
+              <w:spacing w:before="0" w:after="0" w:line="252" w:lineRule="auto"/>
+            </w:pPr>
+            <w:r>
+              <w:rPr>
+                <w:rFonts w:ascii="JetBrains Mono" w:hAnsi="JetBrains Mono" w:eastAsia="JetBrains Mono" w:cs="JetBrains Mono"/>
+                <w:color w:val="17261F"/>
+                <w:sz w:val="16"/>
+                <w:szCs w:val="16"/>
+              </w:rPr>
+              <w:t xml:space="preserve">    +CommandSource source</w:t>
+            </w:r>
+          </w:p>
+          <w:p>
+            <w:pPr>
+              <w:spacing w:before="0" w:after="0" w:line="252" w:lineRule="auto"/>
+            </w:pPr>
+            <w:r>
+              <w:rPr>
+                <w:rFonts w:ascii="JetBrains Mono" w:hAnsi="JetBrains Mono" w:eastAsia="JetBrains Mono" w:cs="JetBrains Mono"/>
+                <w:color w:val="17261F"/>
+                <w:sz w:val="16"/>
+                <w:szCs w:val="16"/>
+              </w:rPr>
+              <w:t xml:space="preserve">  }</w:t>
+            </w:r>
+          </w:p>
+          <w:p>
+            <w:pPr>
+              <w:spacing w:before="0" w:after="0" w:line="252" w:lineRule="auto"/>
+            </w:pPr>
+            <w:r>
+              <w:rPr>
+                <w:rFonts w:ascii="JetBrains Mono" w:hAnsi="JetBrains Mono" w:eastAsia="JetBrains Mono" w:cs="JetBrains Mono"/>
+                <w:color w:val="17261F"/>
+                <w:sz w:val="16"/>
+                <w:szCs w:val="16"/>
+              </w:rPr>
+              <w:t xml:space="preserve">  class Notification {</w:t>
+            </w:r>
+          </w:p>
+          <w:p>
+            <w:pPr>
+              <w:spacing w:before="0" w:after="0" w:line="252" w:lineRule="auto"/>
+            </w:pPr>
+            <w:r>
+              <w:rPr>
+                <w:rFonts w:ascii="JetBrains Mono" w:hAnsi="JetBrains Mono" w:eastAsia="JetBrains Mono" w:cs="JetBrains Mono"/>
+                <w:color w:val="17261F"/>
+                <w:sz w:val="16"/>
+                <w:szCs w:val="16"/>
+              </w:rPr>
+              <w:t xml:space="preserve">    +NotificationType type</w:t>
+            </w:r>
+          </w:p>
+          <w:p>
+            <w:pPr>
+              <w:spacing w:before="0" w:after="0" w:line="252" w:lineRule="auto"/>
+            </w:pPr>
+            <w:r>
+              <w:rPr>
+                <w:rFonts w:ascii="JetBrains Mono" w:hAnsi="JetBrains Mono" w:eastAsia="JetBrains Mono" w:cs="JetBrains Mono"/>
+                <w:color w:val="17261F"/>
+                <w:sz w:val="16"/>
+                <w:szCs w:val="16"/>
+              </w:rPr>
+              <w:t xml:space="preserve">    +String title</w:t>
+            </w:r>
+          </w:p>
+          <w:p>
+            <w:pPr>
+              <w:spacing w:before="0" w:after="0" w:line="252" w:lineRule="auto"/>
+            </w:pPr>
+            <w:r>
+              <w:rPr>
+                <w:rFonts w:ascii="JetBrains Mono" w:hAnsi="JetBrains Mono" w:eastAsia="JetBrains Mono" w:cs="JetBrains Mono"/>
+                <w:color w:val="17261F"/>
+                <w:sz w:val="16"/>
+                <w:szCs w:val="16"/>
+              </w:rPr>
+              <w:t xml:space="preserve">    +boolean read</w:t>
+            </w:r>
+          </w:p>
+          <w:p>
+            <w:pPr>
+              <w:spacing w:before="0" w:after="0" w:line="252" w:lineRule="auto"/>
+            </w:pPr>
+            <w:r>
+              <w:rPr>
+                <w:rFonts w:ascii="JetBrains Mono" w:hAnsi="JetBrains Mono" w:eastAsia="JetBrains Mono" w:cs="JetBrains Mono"/>
+                <w:color w:val="17261F"/>
+                <w:sz w:val="16"/>
+                <w:szCs w:val="16"/>
+              </w:rPr>
+              <w:t xml:space="preserve">  }</w:t>
+            </w:r>
+          </w:p>
+          <w:p>
+            <w:pPr>
+              <w:spacing w:before="0" w:after="0" w:line="252" w:lineRule="auto"/>
+            </w:pPr>
+            <w:r>
+              <w:rPr>
+                <w:rFonts w:ascii="JetBrains Mono" w:hAnsi="JetBrains Mono" w:eastAsia="JetBrains Mono" w:cs="JetBrains Mono"/>
+                <w:color w:val="17261F"/>
+                <w:sz w:val="16"/>
+                <w:szCs w:val="16"/>
+              </w:rPr>
+              <w:t xml:space="preserve">  class ChannelLink {</w:t>
+            </w:r>
+          </w:p>
+          <w:p>
+            <w:pPr>
+              <w:spacing w:before="0" w:after="0" w:line="252" w:lineRule="auto"/>
+            </w:pPr>
+            <w:r>
+              <w:rPr>
+                <w:rFonts w:ascii="JetBrains Mono" w:hAnsi="JetBrains Mono" w:eastAsia="JetBrains Mono" w:cs="JetBrains Mono"/>
+                <w:color w:val="17261F"/>
+                <w:sz w:val="16"/>
+                <w:szCs w:val="16"/>
+              </w:rPr>
+              <w:t xml:space="preserve">    +ChannelType type</w:t>
+            </w:r>
+          </w:p>
+          <w:p>
+            <w:pPr>
+              <w:spacing w:before="0" w:after="0" w:line="252" w:lineRule="auto"/>
+            </w:pPr>
+            <w:r>
+              <w:rPr>
+                <w:rFonts w:ascii="JetBrains Mono" w:hAnsi="JetBrains Mono" w:eastAsia="JetBrains Mono" w:cs="JetBrains Mono"/>
+                <w:color w:val="17261F"/>
+                <w:sz w:val="16"/>
+                <w:szCs w:val="16"/>
+              </w:rPr>
+              <w:t xml:space="preserve">    +String address</w:t>
+            </w:r>
+          </w:p>
+          <w:p>
+            <w:pPr>
+              <w:spacing w:before="0" w:after="0" w:line="252" w:lineRule="auto"/>
+            </w:pPr>
+            <w:r>
+              <w:rPr>
+                <w:rFonts w:ascii="JetBrains Mono" w:hAnsi="JetBrains Mono" w:eastAsia="JetBrains Mono" w:cs="JetBrains Mono"/>
+                <w:color w:val="17261F"/>
+                <w:sz w:val="16"/>
+                <w:szCs w:val="16"/>
+              </w:rPr>
+              <w:t xml:space="preserve">    +Set~NotificationType~ events</w:t>
+            </w:r>
+          </w:p>
+          <w:p>
+            <w:pPr>
+              <w:spacing w:before="0" w:after="0" w:line="252" w:lineRule="auto"/>
+            </w:pPr>
+            <w:r>
+              <w:rPr>
+                <w:rFonts w:ascii="JetBrains Mono" w:hAnsi="JetBrains Mono" w:eastAsia="JetBrains Mono" w:cs="JetBrains Mono"/>
+                <w:color w:val="17261F"/>
+                <w:sz w:val="16"/>
+                <w:szCs w:val="16"/>
+              </w:rPr>
+              <w:t xml:space="preserve">  }</w:t>
+            </w:r>
+          </w:p>
+          <w:p>
+            <w:pPr>
+              <w:spacing w:before="0" w:after="0" w:line="252" w:lineRule="auto"/>
+            </w:pPr>
+            <w:r>
+              <w:rPr>
+                <w:rFonts w:ascii="JetBrains Mono" w:hAnsi="JetBrains Mono" w:eastAsia="JetBrains Mono" w:cs="JetBrains Mono"/>
+                <w:color w:val="17261F"/>
+                <w:sz w:val="16"/>
+                <w:szCs w:val="16"/>
+              </w:rPr>
+              <w:t xml:space="preserve">  class VirtualDevice {</w:t>
+            </w:r>
+          </w:p>
+          <w:p>
+            <w:pPr>
+              <w:spacing w:before="0" w:after="0" w:line="252" w:lineRule="auto"/>
+            </w:pPr>
+            <w:r>
+              <w:rPr>
+                <w:rFonts w:ascii="JetBrains Mono" w:hAnsi="JetBrains Mono" w:eastAsia="JetBrains Mono" w:cs="JetBrains Mono"/>
+                <w:color w:val="17261F"/>
+                <w:sz w:val="16"/>
+                <w:szCs w:val="16"/>
+              </w:rPr>
+              <w:t xml:space="preserve">    +VirtualMode mode</w:t>
+            </w:r>
+          </w:p>
+          <w:p>
+            <w:pPr>
+              <w:spacing w:before="0" w:after="0" w:line="252" w:lineRule="auto"/>
+            </w:pPr>
+            <w:r>
+              <w:rPr>
+                <w:rFonts w:ascii="JetBrains Mono" w:hAnsi="JetBrains Mono" w:eastAsia="JetBrains Mono" w:cs="JetBrains Mono"/>
+                <w:color w:val="17261F"/>
+                <w:sz w:val="16"/>
+                <w:szCs w:val="16"/>
+              </w:rPr>
+              <w:t xml:space="preserve">    +Measures manual</w:t>
+            </w:r>
+          </w:p>
+          <w:p>
+            <w:pPr>
+              <w:spacing w:before="0" w:after="0" w:line="252" w:lineRule="auto"/>
+            </w:pPr>
+            <w:r>
+              <w:rPr>
+                <w:rFonts w:ascii="JetBrains Mono" w:hAnsi="JetBrains Mono" w:eastAsia="JetBrains Mono" w:cs="JetBrains Mono"/>
+                <w:color w:val="17261F"/>
+                <w:sz w:val="16"/>
+                <w:szCs w:val="16"/>
+              </w:rPr>
+              <w:t xml:space="preserve">    +VirtualLocation location</w:t>
+            </w:r>
+          </w:p>
+          <w:p>
+            <w:pPr>
+              <w:spacing w:before="0" w:after="0" w:line="252" w:lineRule="auto"/>
+            </w:pPr>
+            <w:r>
+              <w:rPr>
+                <w:rFonts w:ascii="JetBrains Mono" w:hAnsi="JetBrains Mono" w:eastAsia="JetBrains Mono" w:cs="JetBrains Mono"/>
+                <w:color w:val="17261F"/>
+                <w:sz w:val="16"/>
+                <w:szCs w:val="16"/>
+              </w:rPr>
+              <w:t xml:space="preserve">    +boolean active</w:t>
+            </w:r>
+          </w:p>
+          <w:p>
+            <w:pPr>
+              <w:spacing w:before="0" w:after="0" w:line="252" w:lineRule="auto"/>
+            </w:pPr>
+            <w:r>
+              <w:rPr>
+                <w:rFonts w:ascii="JetBrains Mono" w:hAnsi="JetBrains Mono" w:eastAsia="JetBrains Mono" w:cs="JetBrains Mono"/>
+                <w:color w:val="17261F"/>
+                <w:sz w:val="16"/>
+                <w:szCs w:val="16"/>
+              </w:rPr>
+              <w:t xml:space="preserve">  }</w:t>
+            </w:r>
+          </w:p>
+          <w:p>
+            <w:pPr>
+              <w:spacing w:before="0" w:after="0" w:line="252" w:lineRule="auto"/>
+            </w:pPr>
+            <w:r>
+              <w:rPr>
+                <w:rFonts w:ascii="JetBrains Mono" w:hAnsi="JetBrains Mono" w:eastAsia="JetBrains Mono" w:cs="JetBrains Mono"/>
+                <w:color w:val="17261F"/>
+                <w:sz w:val="16"/>
+                <w:szCs w:val="16"/>
+              </w:rPr>
+              <w:t xml:space="preserve">  class CropKind {</w:t>
+            </w:r>
+          </w:p>
+          <w:p>
+            <w:pPr>
+              <w:spacing w:before="0" w:after="0" w:line="252" w:lineRule="auto"/>
+            </w:pPr>
+            <w:r>
+              <w:rPr>
+                <w:rFonts w:ascii="JetBrains Mono" w:hAnsi="JetBrains Mono" w:eastAsia="JetBrains Mono" w:cs="JetBrains Mono"/>
+                <w:color w:val="17261F"/>
+                <w:sz w:val="16"/>
+                <w:szCs w:val="16"/>
+              </w:rPr>
+              <w:t xml:space="preserve">    &lt;&lt;enumeration&gt;&gt;</w:t>
+            </w:r>
+          </w:p>
+          <w:p>
+            <w:pPr>
+              <w:spacing w:before="0" w:after="0" w:line="252" w:lineRule="auto"/>
+            </w:pPr>
+            <w:r>
+              <w:rPr>
+                <w:rFonts w:ascii="JetBrains Mono" w:hAnsi="JetBrains Mono" w:eastAsia="JetBrains Mono" w:cs="JetBrains Mono"/>
+                <w:color w:val="17261F"/>
+                <w:sz w:val="16"/>
+                <w:szCs w:val="16"/>
+              </w:rPr>
+              <w:t xml:space="preserve">    REAL</w:t>
+            </w:r>
+          </w:p>
+          <w:p>
+            <w:pPr>
+              <w:spacing w:before="0" w:after="0" w:line="252" w:lineRule="auto"/>
+            </w:pPr>
+            <w:r>
+              <w:rPr>
+                <w:rFonts w:ascii="JetBrains Mono" w:hAnsi="JetBrains Mono" w:eastAsia="JetBrains Mono" w:cs="JetBrains Mono"/>
+                <w:color w:val="17261F"/>
+                <w:sz w:val="16"/>
+                <w:szCs w:val="16"/>
+              </w:rPr>
+              <w:t xml:space="preserve">    VIRTUAL</w:t>
+            </w:r>
+          </w:p>
+          <w:p>
+            <w:pPr>
+              <w:spacing w:before="0" w:after="0" w:line="252" w:lineRule="auto"/>
+            </w:pPr>
+            <w:r>
+              <w:rPr>
+                <w:rFonts w:ascii="JetBrains Mono" w:hAnsi="JetBrains Mono" w:eastAsia="JetBrains Mono" w:cs="JetBrains Mono"/>
+                <w:color w:val="17261F"/>
+                <w:sz w:val="16"/>
+                <w:szCs w:val="16"/>
+              </w:rPr>
+              <w:t xml:space="preserve">  }</w:t>
+            </w:r>
+          </w:p>
+          <w:p>
+            <w:pPr>
+              <w:spacing w:before="0" w:after="0" w:line="252" w:lineRule="auto"/>
+            </w:pPr>
+            <w:r>
+              <w:rPr>
+                <w:rFonts w:ascii="JetBrains Mono" w:hAnsi="JetBrains Mono" w:eastAsia="JetBrains Mono" w:cs="JetBrains Mono"/>
+                <w:color w:val="17261F"/>
+                <w:sz w:val="16"/>
+                <w:szCs w:val="16"/>
+              </w:rPr>
+              <w:t xml:space="preserve">  class CropForm {</w:t>
+            </w:r>
+          </w:p>
+          <w:p>
+            <w:pPr>
+              <w:spacing w:before="0" w:after="0" w:line="252" w:lineRule="auto"/>
+            </w:pPr>
+            <w:r>
+              <w:rPr>
+                <w:rFonts w:ascii="JetBrains Mono" w:hAnsi="JetBrains Mono" w:eastAsia="JetBrains Mono" w:cs="JetBrains Mono"/>
+                <w:color w:val="17261F"/>
+                <w:sz w:val="16"/>
+                <w:szCs w:val="16"/>
+              </w:rPr>
+              <w:t xml:space="preserve">    &lt;&lt;enumeration&gt;&gt;</w:t>
+            </w:r>
+          </w:p>
+          <w:p>
+            <w:pPr>
+              <w:spacing w:before="0" w:after="0" w:line="252" w:lineRule="auto"/>
+            </w:pPr>
+            <w:r>
+              <w:rPr>
+                <w:rFonts w:ascii="JetBrains Mono" w:hAnsi="JetBrains Mono" w:eastAsia="JetBrains Mono" w:cs="JetBrains Mono"/>
+                <w:color w:val="17261F"/>
+                <w:sz w:val="16"/>
+                <w:szCs w:val="16"/>
+              </w:rPr>
+              <w:t xml:space="preserve">    POT</w:t>
+            </w:r>
+          </w:p>
+          <w:p>
+            <w:pPr>
+              <w:spacing w:before="0" w:after="0" w:line="252" w:lineRule="auto"/>
+            </w:pPr>
+            <w:r>
+              <w:rPr>
+                <w:rFonts w:ascii="JetBrains Mono" w:hAnsi="JetBrains Mono" w:eastAsia="JetBrains Mono" w:cs="JetBrains Mono"/>
+                <w:color w:val="17261F"/>
+                <w:sz w:val="16"/>
+                <w:szCs w:val="16"/>
+              </w:rPr>
+              <w:t xml:space="preserve">    NFT</w:t>
+            </w:r>
+          </w:p>
+          <w:p>
+            <w:pPr>
+              <w:spacing w:before="0" w:after="0" w:line="252" w:lineRule="auto"/>
+            </w:pPr>
+            <w:r>
+              <w:rPr>
+                <w:rFonts w:ascii="JetBrains Mono" w:hAnsi="JetBrains Mono" w:eastAsia="JetBrains Mono" w:cs="JetBrains Mono"/>
+                <w:color w:val="17261F"/>
+                <w:sz w:val="16"/>
+                <w:szCs w:val="16"/>
+              </w:rPr>
+              <w:t xml:space="preserve">    TOWER</w:t>
+            </w:r>
+          </w:p>
+          <w:p>
+            <w:pPr>
+              <w:spacing w:before="0" w:after="0" w:line="252" w:lineRule="auto"/>
+            </w:pPr>
+            <w:r>
+              <w:rPr>
+                <w:rFonts w:ascii="JetBrains Mono" w:hAnsi="JetBrains Mono" w:eastAsia="JetBrains Mono" w:cs="JetBrains Mono"/>
+                <w:color w:val="17261F"/>
+                <w:sz w:val="16"/>
+                <w:szCs w:val="16"/>
+              </w:rPr>
+              <w:t xml:space="preserve">    RAFT</w:t>
+            </w:r>
+          </w:p>
+          <w:p>
+            <w:pPr>
+              <w:spacing w:before="0" w:after="0" w:line="252" w:lineRule="auto"/>
+            </w:pPr>
+            <w:r>
+              <w:rPr>
+                <w:rFonts w:ascii="JetBrains Mono" w:hAnsi="JetBrains Mono" w:eastAsia="JetBrains Mono" w:cs="JetBrains Mono"/>
+                <w:color w:val="17261F"/>
+                <w:sz w:val="16"/>
+                <w:szCs w:val="16"/>
+              </w:rPr>
+              <w:t xml:space="preserve">  }</w:t>
+            </w:r>
+          </w:p>
+          <w:p>
+            <w:pPr>
+              <w:spacing w:before="0" w:after="0" w:line="252" w:lineRule="auto"/>
+            </w:pPr>
+            <w:r>
+              <w:rPr>
+                <w:rFonts w:ascii="JetBrains Mono" w:hAnsi="JetBrains Mono" w:eastAsia="JetBrains Mono" w:cs="JetBrains Mono"/>
+                <w:color w:val="17261F"/>
+                <w:sz w:val="16"/>
+                <w:szCs w:val="16"/>
+              </w:rPr>
+              <w:t xml:space="preserve">  class NotificationChannel {</w:t>
+            </w:r>
+          </w:p>
+          <w:p>
+            <w:pPr>
+              <w:spacing w:before="0" w:after="0" w:line="252" w:lineRule="auto"/>
+            </w:pPr>
+            <w:r>
+              <w:rPr>
+                <w:rFonts w:ascii="JetBrains Mono" w:hAnsi="JetBrains Mono" w:eastAsia="JetBrains Mono" w:cs="JetBrains Mono"/>
+                <w:color w:val="17261F"/>
+                <w:sz w:val="16"/>
+                <w:szCs w:val="16"/>
+              </w:rPr>
+              <w:t xml:space="preserve">    &lt;&lt;interface&gt;&gt;</w:t>
+            </w:r>
+          </w:p>
+          <w:p>
+            <w:pPr>
+              <w:spacing w:before="0" w:after="0" w:line="252" w:lineRule="auto"/>
+            </w:pPr>
+            <w:r>
+              <w:rPr>
+                <w:rFonts w:ascii="JetBrains Mono" w:hAnsi="JetBrains Mono" w:eastAsia="JetBrains Mono" w:cs="JetBrains Mono"/>
+                <w:color w:val="17261F"/>
+                <w:sz w:val="16"/>
+                <w:szCs w:val="16"/>
+              </w:rPr>
+              <w:t xml:space="preserve">    +type() ChannelType</w:t>
+            </w:r>
+          </w:p>
+          <w:p>
+            <w:pPr>
+              <w:spacing w:before="0" w:after="0" w:line="252" w:lineRule="auto"/>
+            </w:pPr>
+            <w:r>
+              <w:rPr>
+                <w:rFonts w:ascii="JetBrains Mono" w:hAnsi="JetBrains Mono" w:eastAsia="JetBrains Mono" w:cs="JetBrains Mono"/>
+                <w:color w:val="17261F"/>
+                <w:sz w:val="16"/>
+                <w:szCs w:val="16"/>
+              </w:rPr>
+              <w:t xml:space="preserve">    +send(link, message)</w:t>
+            </w:r>
+          </w:p>
+          <w:p>
+            <w:pPr>
+              <w:spacing w:before="0" w:after="0" w:line="252" w:lineRule="auto"/>
+            </w:pPr>
+            <w:r>
+              <w:rPr>
+                <w:rFonts w:ascii="JetBrains Mono" w:hAnsi="JetBrains Mono" w:eastAsia="JetBrains Mono" w:cs="JetBrains Mono"/>
+                <w:color w:val="17261F"/>
+                <w:sz w:val="16"/>
+                <w:szCs w:val="16"/>
+              </w:rPr>
+              <w:t xml:space="preserve">  }</w:t>
+            </w:r>
+          </w:p>
+          <w:p>
+            <w:pPr>
+              <w:spacing w:before="0" w:after="0" w:line="252" w:lineRule="auto"/>
+            </w:pPr>
+            <w:r>
+              <w:rPr>
+                <w:rFonts w:ascii="JetBrains Mono" w:hAnsi="JetBrains Mono" w:eastAsia="JetBrains Mono" w:cs="JetBrains Mono"/>
+                <w:color w:val="17261F"/>
+                <w:sz w:val="16"/>
+                <w:szCs w:val="16"/>
+              </w:rPr>
+              <w:t xml:space="preserve">  class TelegramChannel</w:t>
+            </w:r>
+          </w:p>
+          <w:p>
+            <w:pPr>
+              <w:spacing w:before="0" w:after="0" w:line="252" w:lineRule="auto"/>
+            </w:pPr>
+            <w:r>
+              <w:rPr>
+                <w:rFonts w:ascii="JetBrains Mono" w:hAnsi="JetBrains Mono" w:eastAsia="JetBrains Mono" w:cs="JetBrains Mono"/>
+                <w:color w:val="17261F"/>
+                <w:sz w:val="16"/>
+                <w:szCs w:val="16"/>
+              </w:rPr>
+              <w:t xml:space="preserve">  User "1" --&gt; "*" Crop : dueño</w:t>
+            </w:r>
+          </w:p>
+          <w:p>
+            <w:pPr>
+              <w:spacing w:before="0" w:after="0" w:line="252" w:lineRule="auto"/>
+            </w:pPr>
+            <w:r>
+              <w:rPr>
+                <w:rFonts w:ascii="JetBrains Mono" w:hAnsi="JetBrains Mono" w:eastAsia="JetBrains Mono" w:cs="JetBrains Mono"/>
+                <w:color w:val="17261F"/>
+                <w:sz w:val="16"/>
+                <w:szCs w:val="16"/>
+              </w:rPr>
+              <w:t xml:space="preserve">  Crop *-- Device</w:t>
+            </w:r>
+          </w:p>
+          <w:p>
+            <w:pPr>
+              <w:spacing w:before="0" w:after="0" w:line="252" w:lineRule="auto"/>
+            </w:pPr>
+            <w:r>
+              <w:rPr>
+                <w:rFonts w:ascii="JetBrains Mono" w:hAnsi="JetBrains Mono" w:eastAsia="JetBrains Mono" w:cs="JetBrains Mono"/>
+                <w:color w:val="17261F"/>
+                <w:sz w:val="16"/>
+                <w:szCs w:val="16"/>
+              </w:rPr>
+              <w:t xml:space="preserve">  Crop "1" --&gt; "*" Reading</w:t>
+            </w:r>
+          </w:p>
+          <w:p>
+            <w:pPr>
+              <w:spacing w:before="0" w:after="0" w:line="252" w:lineRule="auto"/>
+            </w:pPr>
+            <w:r>
+              <w:rPr>
+                <w:rFonts w:ascii="JetBrains Mono" w:hAnsi="JetBrains Mono" w:eastAsia="JetBrains Mono" w:cs="JetBrains Mono"/>
+                <w:color w:val="17261F"/>
+                <w:sz w:val="16"/>
+                <w:szCs w:val="16"/>
+              </w:rPr>
+              <w:t xml:space="preserve">  Reading *-- Measures</w:t>
+            </w:r>
+          </w:p>
+          <w:p>
+            <w:pPr>
+              <w:spacing w:before="0" w:after="0" w:line="252" w:lineRule="auto"/>
+            </w:pPr>
+            <w:r>
+              <w:rPr>
+                <w:rFonts w:ascii="JetBrains Mono" w:hAnsi="JetBrains Mono" w:eastAsia="JetBrains Mono" w:cs="JetBrains Mono"/>
+                <w:color w:val="17261F"/>
+                <w:sz w:val="16"/>
+                <w:szCs w:val="16"/>
+              </w:rPr>
+              <w:t xml:space="preserve">  Crop "1" --&gt; "*" Actuator</w:t>
+            </w:r>
+          </w:p>
+          <w:p>
+            <w:pPr>
+              <w:spacing w:before="0" w:after="0" w:line="252" w:lineRule="auto"/>
+            </w:pPr>
+            <w:r>
+              <w:rPr>
+                <w:rFonts w:ascii="JetBrains Mono" w:hAnsi="JetBrains Mono" w:eastAsia="JetBrains Mono" w:cs="JetBrains Mono"/>
+                <w:color w:val="17261F"/>
+                <w:sz w:val="16"/>
+                <w:szCs w:val="16"/>
+              </w:rPr>
+              <w:t xml:space="preserve">  Actuator "1" --&gt; "*" Command</w:t>
+            </w:r>
+          </w:p>
+          <w:p>
+            <w:pPr>
+              <w:spacing w:before="0" w:after="0" w:line="252" w:lineRule="auto"/>
+            </w:pPr>
+            <w:r>
+              <w:rPr>
+                <w:rFonts w:ascii="JetBrains Mono" w:hAnsi="JetBrains Mono" w:eastAsia="JetBrains Mono" w:cs="JetBrains Mono"/>
+                <w:color w:val="17261F"/>
+                <w:sz w:val="16"/>
+                <w:szCs w:val="16"/>
+              </w:rPr>
+              <w:t xml:space="preserve">  User "1" --&gt; "*" Notification</w:t>
+            </w:r>
+          </w:p>
+          <w:p>
+            <w:pPr>
+              <w:spacing w:before="0" w:after="0" w:line="252" w:lineRule="auto"/>
+            </w:pPr>
+            <w:r>
+              <w:rPr>
+                <w:rFonts w:ascii="JetBrains Mono" w:hAnsi="JetBrains Mono" w:eastAsia="JetBrains Mono" w:cs="JetBrains Mono"/>
+                <w:color w:val="17261F"/>
+                <w:sz w:val="16"/>
+                <w:szCs w:val="16"/>
+              </w:rPr>
+              <w:t xml:space="preserve">  User "1" --&gt; "*" ChannelLink</w:t>
+            </w:r>
+          </w:p>
+          <w:p>
+            <w:pPr>
+              <w:spacing w:before="0" w:after="0" w:line="252" w:lineRule="auto"/>
+            </w:pPr>
+            <w:r>
+              <w:rPr>
+                <w:rFonts w:ascii="JetBrains Mono" w:hAnsi="JetBrains Mono" w:eastAsia="JetBrains Mono" w:cs="JetBrains Mono"/>
+                <w:color w:val="17261F"/>
+                <w:sz w:val="16"/>
+                <w:szCs w:val="16"/>
+              </w:rPr>
+              <w:t xml:space="preserve">  Crop "1" --&gt; "0..1" VirtualDevice : solo si es virtual</w:t>
+            </w:r>
+          </w:p>
+          <w:p>
+            <w:pPr>
+              <w:spacing w:before="0" w:after="0" w:line="252" w:lineRule="auto"/>
+            </w:pPr>
+            <w:r>
+              <w:rPr>
+                <w:rFonts w:ascii="JetBrains Mono" w:hAnsi="JetBrains Mono" w:eastAsia="JetBrains Mono" w:cs="JetBrains Mono"/>
+                <w:color w:val="17261F"/>
+                <w:sz w:val="16"/>
+                <w:szCs w:val="16"/>
+              </w:rPr>
+              <w:t xml:space="preserve">  Crop --&gt; CropKind</w:t>
+            </w:r>
+          </w:p>
+          <w:p>
+            <w:pPr>
+              <w:spacing w:before="0" w:after="0" w:line="252" w:lineRule="auto"/>
+            </w:pPr>
+            <w:r>
+              <w:rPr>
+                <w:rFonts w:ascii="JetBrains Mono" w:hAnsi="JetBrains Mono" w:eastAsia="JetBrains Mono" w:cs="JetBrains Mono"/>
+                <w:color w:val="17261F"/>
+                <w:sz w:val="16"/>
+                <w:szCs w:val="16"/>
+              </w:rPr>
+              <w:t xml:space="preserve">  Crop --&gt; CropForm</w:t>
+            </w:r>
+          </w:p>
+          <w:p>
+            <w:pPr>
+              <w:spacing w:before="0" w:after="0" w:line="252" w:lineRule="auto"/>
+            </w:pPr>
+            <w:r>
+              <w:rPr>
+                <w:rFonts w:ascii="JetBrains Mono" w:hAnsi="JetBrains Mono" w:eastAsia="JetBrains Mono" w:cs="JetBrains Mono"/>
+                <w:color w:val="17261F"/>
+                <w:sz w:val="16"/>
+                <w:szCs w:val="16"/>
+              </w:rPr>
+              <w:t xml:space="preserve">  NotificationChannel &lt;|.. TelegramChannel</w:t>
+            </w:r>
+          </w:p>
+        </w:tc>
+      </w:tr>
+    </w:tbl>
+    <w:p>
+      <w:pPr>
+        <w:spacing w:before="160" w:after="0" w:line="240" w:lineRule="auto"/>
+        <w:rPr>
+          <w:sz w:val="8"/>
+        </w:rPr>
+      </w:pPr>
+    </w:p>
+    <w:p>
+      <w:pPr>
         <w:spacing w:before="0" w:after="0" w:line="240" w:lineRule="auto"/>
         <w:rPr>
           <w:sz w:val="2"/>
@@ -14189,6 +17279,568 @@
           <w:pgMar w:top="1700" w:right="1440" w:bottom="1440" w:left="1440" w:header="700" w:footer="620" w:gutter="0"/>
           <w:cols w:space="720"/>
         </w:sectPr>
+      </w:pPr>
+    </w:p>
+    <w:p>
+      <w:pPr>
+        <w:spacing w:before="80" w:after="0" w:line="240" w:lineRule="auto"/>
+        <w:rPr>
+          <w:sz w:val="8"/>
+        </w:rPr>
+      </w:pPr>
+    </w:p>
+    <w:tbl>
+      <w:tblPr>
+        <w:tblW w:w="9360" w:type="dxa"/>
+        <w:tblInd w:w="0" w:type="dxa"/>
+        <w:tblBorders>
+          <w:top w:val="nil"/>
+          <w:left w:val="nil"/>
+          <w:bottom w:val="nil"/>
+          <w:right w:val="nil"/>
+          <w:insideH w:val="nil"/>
+          <w:insideV w:val="nil"/>
+        </w:tblBorders>
+        <w:tblLayout w:type="fixed"/>
+        <w:tblCellMar>
+          <w:left w:w="0" w:type="dxa"/>
+          <w:right w:w="0" w:type="dxa"/>
+        </w:tblCellMar>
+        <w:tblLook w:val="0000" w:firstRow="0" w:lastRow="0" w:firstColumn="0" w:lastColumn="0" w:noHBand="1" w:noVBand="1"/>
+      </w:tblPr>
+      <w:tblGrid>
+        <w:gridCol w:w="9360"/>
+      </w:tblGrid>
+      <w:tr>
+        <w:trPr>
+          <w:cantSplit/>
+        </w:trPr>
+        <w:tc>
+          <w:tcPr>
+            <w:tcW w:w="9360" w:type="dxa"/>
+            <w:shd w:val="clear" w:color="auto" w:fill="0B3D2B"/>
+            <w:tcMar>
+              <w:top w:w="60" w:type="dxa"/>
+              <w:left w:w="200" w:type="dxa"/>
+              <w:bottom w:w="60" w:type="dxa"/>
+              <w:right w:w="200" w:type="dxa"/>
+            </w:tcMar>
+            <w:vAlign w:val="top"/>
+          </w:tcPr>
+          <w:p>
+            <w:pPr>
+              <w:spacing w:before="0" w:after="0" w:line="240" w:lineRule="auto"/>
+            </w:pPr>
+            <w:r>
+              <w:rPr>
+                <w:b/>
+                <w:bCs/>
+                <w:color w:val="7FDBB0"/>
+                <w:spacing w:val="40"/>
+                <w:sz w:val="14"/>
+                <w:szCs w:val="14"/>
+              </w:rPr>
+              <w:t xml:space="preserve">MERMAID</w:t>
+            </w:r>
+          </w:p>
+        </w:tc>
+      </w:tr>
+    </w:tbl>
+    <w:tbl>
+      <w:tblPr>
+        <w:tblW w:w="9360" w:type="dxa"/>
+        <w:tblInd w:w="0" w:type="dxa"/>
+        <w:tblBorders>
+          <w:top w:val="nil"/>
+          <w:left w:val="nil"/>
+          <w:bottom w:val="nil"/>
+          <w:right w:val="nil"/>
+          <w:insideH w:val="nil"/>
+          <w:insideV w:val="nil"/>
+        </w:tblBorders>
+        <w:tblLayout w:type="fixed"/>
+        <w:tblCellMar>
+          <w:left w:w="0" w:type="dxa"/>
+          <w:right w:w="0" w:type="dxa"/>
+        </w:tblCellMar>
+        <w:tblLook w:val="0000" w:firstRow="0" w:lastRow="0" w:firstColumn="0" w:lastColumn="0" w:noHBand="1" w:noVBand="1"/>
+      </w:tblPr>
+      <w:tblGrid>
+        <w:gridCol w:w="9360"/>
+      </w:tblGrid>
+      <w:tr>
+        <w:trPr>
+          <w:cantSplit/>
+        </w:trPr>
+        <w:tc>
+          <w:tcPr>
+            <w:tcW w:w="9360" w:type="dxa"/>
+            <w:shd w:val="clear" w:color="auto" w:fill="F7FAF8"/>
+            <w:tcMar>
+              <w:top w:w="120" w:type="dxa"/>
+              <w:left w:w="200" w:type="dxa"/>
+              <w:bottom w:w="120" w:type="dxa"/>
+              <w:right w:w="200" w:type="dxa"/>
+            </w:tcMar>
+            <w:vAlign w:val="top"/>
+          </w:tcPr>
+          <w:p>
+            <w:pPr>
+              <w:spacing w:before="0" w:after="0" w:line="252" w:lineRule="auto"/>
+            </w:pPr>
+            <w:r>
+              <w:rPr>
+                <w:rFonts w:ascii="JetBrains Mono" w:hAnsi="JetBrains Mono" w:eastAsia="JetBrains Mono" w:cs="JetBrains Mono"/>
+                <w:color w:val="17261F"/>
+                <w:sz w:val="16"/>
+                <w:szCs w:val="16"/>
+              </w:rPr>
+              <w:t xml:space="preserve">%%{init: {"theme": "base", "fontFamily": "Segoe UI, Arial, sans-serif", "themeVariables": {"fontFamily": "Segoe UI, Arial, sans-serif", "fontSize": "15px", "primaryColor": "#DDF5EA", "primaryTextColor": "#17261F", "primaryBorderColor": "#067A52", "secondaryColor": "#E3F2FB", "secondaryTextColor": "#17261F", "secondaryBorderColor": "#1F6FA0", "tertiaryColor": "#F2F7F4", "tertiaryTextColor": "#17261F", "tertiaryBorderColor": "#D5E3DC", "lineColor": "#5B6B63", "textColor": "#17261F", "mainBkg": "#DDF5EA", "nodeBorder": "#067A52", "clusterBkg": "#F7FAF8", "clusterBorder": "#D5E3DC", "edgeLabelBackground": "#FFFFFF", "actorBkg": "#067A52", "actorBorder": "#0B3D2B", "actorTextColor": "#FFFFFF", "actorLineColor": "#5B6B63", "signalColor": "#17261F", "signalTextColor": "#17261F", "labelBoxBkgColor": "#0B3D2B", "labelBoxBorderColor": "#0B3D2B", "labelTextColor": "#FFFFFF", "loopTextColor": "#0B3D2B", "noteBkgColor": "#FDF4DD", "noteBorderColor": "#C98D12", "noteTextColor": "#17261F", "activationBkgColor": "#DDF5EA", "activationBorderColor": "#067A52", "attributeBackgroundColorOdd": "#FFFFFF", "attributeBackgroundColorEven": "#F2F7F4"}}}%%</w:t>
+            </w:r>
+          </w:p>
+          <w:p>
+            <w:pPr>
+              <w:spacing w:before="0" w:after="0" w:line="252" w:lineRule="auto"/>
+            </w:pPr>
+            <w:r>
+              <w:rPr>
+                <w:rFonts w:ascii="JetBrains Mono" w:hAnsi="JetBrains Mono" w:eastAsia="JetBrains Mono" w:cs="JetBrains Mono"/>
+                <w:color w:val="17261F"/>
+                <w:sz w:val="16"/>
+                <w:szCs w:val="16"/>
+              </w:rPr>
+              <w:t xml:space="preserve">flowchart TB</w:t>
+            </w:r>
+          </w:p>
+          <w:p>
+            <w:pPr>
+              <w:spacing w:before="0" w:after="0" w:line="252" w:lineRule="auto"/>
+            </w:pPr>
+            <w:r>
+              <w:rPr>
+                <w:rFonts w:ascii="JetBrains Mono" w:hAnsi="JetBrains Mono" w:eastAsia="JetBrains Mono" w:cs="JetBrains Mono"/>
+                <w:color w:val="17261F"/>
+                <w:sz w:val="16"/>
+                <w:szCs w:val="16"/>
+              </w:rPr>
+              <w:t xml:space="preserve">  subgraph web["SmartPot-Web · PWA"]</w:t>
+            </w:r>
+          </w:p>
+          <w:p>
+            <w:pPr>
+              <w:spacing w:before="0" w:after="0" w:line="252" w:lineRule="auto"/>
+            </w:pPr>
+            <w:r>
+              <w:rPr>
+                <w:rFonts w:ascii="JetBrains Mono" w:hAnsi="JetBrains Mono" w:eastAsia="JetBrains Mono" w:cs="JetBrains Mono"/>
+                <w:color w:val="17261F"/>
+                <w:sz w:val="16"/>
+                <w:szCs w:val="16"/>
+              </w:rPr>
+              <w:t xml:space="preserve">    w1["Panel general · Cultivos&lt;br/&gt;Control · Acciones"]</w:t>
+            </w:r>
+          </w:p>
+          <w:p>
+            <w:pPr>
+              <w:spacing w:before="0" w:after="0" w:line="252" w:lineRule="auto"/>
+            </w:pPr>
+            <w:r>
+              <w:rPr>
+                <w:rFonts w:ascii="JetBrains Mono" w:hAnsi="JetBrains Mono" w:eastAsia="JetBrains Mono" w:cs="JetBrains Mono"/>
+                <w:color w:val="17261F"/>
+                <w:sz w:val="16"/>
+                <w:szCs w:val="16"/>
+              </w:rPr>
+              <w:t xml:space="preserve">    w2["Asistente · Aprendizaje"]</w:t>
+            </w:r>
+          </w:p>
+          <w:p>
+            <w:pPr>
+              <w:spacing w:before="0" w:after="0" w:line="252" w:lineRule="auto"/>
+            </w:pPr>
+            <w:r>
+              <w:rPr>
+                <w:rFonts w:ascii="JetBrains Mono" w:hAnsi="JetBrains Mono" w:eastAsia="JetBrains Mono" w:cs="JetBrains Mono"/>
+                <w:color w:val="17261F"/>
+                <w:sz w:val="16"/>
+                <w:szCs w:val="16"/>
+              </w:rPr>
+              <w:t xml:space="preserve">    w3["Nuevo cultivo · Ilustración del cultivo&lt;br/&gt;Simulación · Perfil y canales"]</w:t>
+            </w:r>
+          </w:p>
+          <w:p>
+            <w:pPr>
+              <w:spacing w:before="0" w:after="0" w:line="252" w:lineRule="auto"/>
+            </w:pPr>
+            <w:r>
+              <w:rPr>
+                <w:rFonts w:ascii="JetBrains Mono" w:hAnsi="JetBrains Mono" w:eastAsia="JetBrains Mono" w:cs="JetBrains Mono"/>
+                <w:color w:val="17261F"/>
+                <w:sz w:val="16"/>
+                <w:szCs w:val="16"/>
+              </w:rPr>
+              <w:t xml:space="preserve">  end</w:t>
+            </w:r>
+          </w:p>
+          <w:p>
+            <w:pPr>
+              <w:spacing w:before="0" w:after="0" w:line="252" w:lineRule="auto"/>
+            </w:pPr>
+            <w:r>
+              <w:rPr>
+                <w:rFonts w:ascii="JetBrains Mono" w:hAnsi="JetBrains Mono" w:eastAsia="JetBrains Mono" w:cs="JetBrains Mono"/>
+                <w:color w:val="17261F"/>
+                <w:sz w:val="16"/>
+                <w:szCs w:val="16"/>
+              </w:rPr>
+              <w:t xml:space="preserve">  subgraph api["SmartPot-API · Spring Boot"]</w:t>
+            </w:r>
+          </w:p>
+          <w:p>
+            <w:pPr>
+              <w:spacing w:before="0" w:after="0" w:line="252" w:lineRule="auto"/>
+            </w:pPr>
+            <w:r>
+              <w:rPr>
+                <w:rFonts w:ascii="JetBrains Mono" w:hAnsi="JetBrains Mono" w:eastAsia="JetBrains Mono" w:cs="JetBrains Mono"/>
+                <w:color w:val="17261F"/>
+                <w:sz w:val="16"/>
+                <w:szCs w:val="16"/>
+              </w:rPr>
+              <w:t xml:space="preserve">    a1["security · users"]</w:t>
+            </w:r>
+          </w:p>
+          <w:p>
+            <w:pPr>
+              <w:spacing w:before="0" w:after="0" w:line="252" w:lineRule="auto"/>
+            </w:pPr>
+            <w:r>
+              <w:rPr>
+                <w:rFonts w:ascii="JetBrains Mono" w:hAnsi="JetBrains Mono" w:eastAsia="JetBrains Mono" w:cs="JetBrains Mono"/>
+                <w:color w:val="17261F"/>
+                <w:sz w:val="16"/>
+                <w:szCs w:val="16"/>
+              </w:rPr>
+              <w:t xml:space="preserve">    a2["crops · readings · actuators · commands"]</w:t>
+            </w:r>
+          </w:p>
+          <w:p>
+            <w:pPr>
+              <w:spacing w:before="0" w:after="0" w:line="252" w:lineRule="auto"/>
+            </w:pPr>
+            <w:r>
+              <w:rPr>
+                <w:rFonts w:ascii="JetBrains Mono" w:hAnsi="JetBrains Mono" w:eastAsia="JetBrains Mono" w:cs="JetBrains Mono"/>
+                <w:color w:val="17261F"/>
+                <w:sz w:val="16"/>
+                <w:szCs w:val="16"/>
+              </w:rPr>
+              <w:t xml:space="preserve">    a3["mqtt · aprovisionamiento"]</w:t>
+            </w:r>
+          </w:p>
+          <w:p>
+            <w:pPr>
+              <w:spacing w:before="0" w:after="0" w:line="252" w:lineRule="auto"/>
+            </w:pPr>
+            <w:r>
+              <w:rPr>
+                <w:rFonts w:ascii="JetBrains Mono" w:hAnsi="JetBrains Mono" w:eastAsia="JetBrains Mono" w:cs="JetBrains Mono"/>
+                <w:color w:val="17261F"/>
+                <w:sz w:val="16"/>
+                <w:szCs w:val="16"/>
+              </w:rPr>
+              <w:t xml:space="preserve">    a4["ai · agente · LearningFeed"]</w:t>
+            </w:r>
+          </w:p>
+          <w:p>
+            <w:pPr>
+              <w:spacing w:before="0" w:after="0" w:line="252" w:lineRule="auto"/>
+            </w:pPr>
+            <w:r>
+              <w:rPr>
+                <w:rFonts w:ascii="JetBrains Mono" w:hAnsi="JetBrains Mono" w:eastAsia="JetBrains Mono" w:cs="JetBrains Mono"/>
+                <w:color w:val="17261F"/>
+                <w:sz w:val="16"/>
+                <w:szCs w:val="16"/>
+              </w:rPr>
+              <w:t xml:space="preserve">    a5["notifications · channels · telegram"]</w:t>
+            </w:r>
+          </w:p>
+          <w:p>
+            <w:pPr>
+              <w:spacing w:before="0" w:after="0" w:line="252" w:lineRule="auto"/>
+            </w:pPr>
+            <w:r>
+              <w:rPr>
+                <w:rFonts w:ascii="JetBrains Mono" w:hAnsi="JetBrains Mono" w:eastAsia="JetBrains Mono" w:cs="JetBrains Mono"/>
+                <w:color w:val="17261F"/>
+                <w:sz w:val="16"/>
+                <w:szCs w:val="16"/>
+              </w:rPr>
+              <w:t xml:space="preserve">    a6["virtualdevices · overview"]</w:t>
+            </w:r>
+          </w:p>
+          <w:p>
+            <w:pPr>
+              <w:spacing w:before="0" w:after="0" w:line="252" w:lineRule="auto"/>
+            </w:pPr>
+            <w:r>
+              <w:rPr>
+                <w:rFonts w:ascii="JetBrains Mono" w:hAnsi="JetBrains Mono" w:eastAsia="JetBrains Mono" w:cs="JetBrains Mono"/>
+                <w:color w:val="17261F"/>
+                <w:sz w:val="16"/>
+                <w:szCs w:val="16"/>
+              </w:rPr>
+              <w:t xml:space="preserve">  end</w:t>
+            </w:r>
+          </w:p>
+          <w:p>
+            <w:pPr>
+              <w:spacing w:before="0" w:after="0" w:line="252" w:lineRule="auto"/>
+            </w:pPr>
+            <w:r>
+              <w:rPr>
+                <w:rFonts w:ascii="JetBrains Mono" w:hAnsi="JetBrains Mono" w:eastAsia="JetBrains Mono" w:cs="JetBrains Mono"/>
+                <w:color w:val="17261F"/>
+                <w:sz w:val="16"/>
+                <w:szCs w:val="16"/>
+              </w:rPr>
+              <w:t xml:space="preserve">  subgraph ai["SmartPot-AI · FastAPI"]</w:t>
+            </w:r>
+          </w:p>
+          <w:p>
+            <w:pPr>
+              <w:spacing w:before="0" w:after="0" w:line="252" w:lineRule="auto"/>
+            </w:pPr>
+            <w:r>
+              <w:rPr>
+                <w:rFonts w:ascii="JetBrains Mono" w:hAnsi="JetBrains Mono" w:eastAsia="JetBrains Mono" w:cs="JetBrains Mono"/>
+                <w:color w:val="17261F"/>
+                <w:sz w:val="16"/>
+                <w:szCs w:val="16"/>
+              </w:rPr>
+              <w:t xml:space="preserve">    i1["engine: diagnóstico, reglas,&lt;br/&gt;difusa, agente, pronóstico, flota"]</w:t>
+            </w:r>
+          </w:p>
+          <w:p>
+            <w:pPr>
+              <w:spacing w:before="0" w:after="0" w:line="252" w:lineRule="auto"/>
+            </w:pPr>
+            <w:r>
+              <w:rPr>
+                <w:rFonts w:ascii="JetBrains Mono" w:hAnsi="JetBrains Mono" w:eastAsia="JetBrains Mono" w:cs="JetBrains Mono"/>
+                <w:color w:val="17261F"/>
+                <w:sz w:val="16"/>
+                <w:szCs w:val="16"/>
+              </w:rPr>
+              <w:t xml:space="preserve">    i2["learning: almacén, calidad,&lt;br/&gt;variables, entrenador, servicio"]</w:t>
+            </w:r>
+          </w:p>
+          <w:p>
+            <w:pPr>
+              <w:spacing w:before="0" w:after="0" w:line="252" w:lineRule="auto"/>
+            </w:pPr>
+            <w:r>
+              <w:rPr>
+                <w:rFonts w:ascii="JetBrains Mono" w:hAnsi="JetBrains Mono" w:eastAsia="JetBrains Mono" w:cs="JetBrains Mono"/>
+                <w:color w:val="17261F"/>
+                <w:sz w:val="16"/>
+                <w:szCs w:val="16"/>
+              </w:rPr>
+              <w:t xml:space="preserve">  end</w:t>
+            </w:r>
+          </w:p>
+          <w:p>
+            <w:pPr>
+              <w:spacing w:before="0" w:after="0" w:line="252" w:lineRule="auto"/>
+            </w:pPr>
+            <w:r>
+              <w:rPr>
+                <w:rFonts w:ascii="JetBrains Mono" w:hAnsi="JetBrains Mono" w:eastAsia="JetBrains Mono" w:cs="JetBrains Mono"/>
+                <w:color w:val="17261F"/>
+                <w:sz w:val="16"/>
+                <w:szCs w:val="16"/>
+              </w:rPr>
+              <w:t xml:space="preserve">  subgraph sim["SmartPot-DataGenerator"]</w:t>
+            </w:r>
+          </w:p>
+          <w:p>
+            <w:pPr>
+              <w:spacing w:before="0" w:after="0" w:line="252" w:lineRule="auto"/>
+            </w:pPr>
+            <w:r>
+              <w:rPr>
+                <w:rFonts w:ascii="JetBrains Mono" w:hAnsi="JetBrains Mono" w:eastAsia="JetBrains Mono" w:cs="JetBrains Mono"/>
+                <w:color w:val="17261F"/>
+                <w:sz w:val="16"/>
+                <w:szCs w:val="16"/>
+              </w:rPr>
+              <w:t xml:space="preserve">    s1["pots · environment · weather · api"]</w:t>
+            </w:r>
+          </w:p>
+          <w:p>
+            <w:pPr>
+              <w:spacing w:before="0" w:after="0" w:line="252" w:lineRule="auto"/>
+            </w:pPr>
+            <w:r>
+              <w:rPr>
+                <w:rFonts w:ascii="JetBrains Mono" w:hAnsi="JetBrains Mono" w:eastAsia="JetBrains Mono" w:cs="JetBrains Mono"/>
+                <w:color w:val="17261F"/>
+                <w:sz w:val="16"/>
+                <w:szCs w:val="16"/>
+              </w:rPr>
+              <w:t xml:space="preserve">  end</w:t>
+            </w:r>
+          </w:p>
+          <w:p>
+            <w:pPr>
+              <w:spacing w:before="0" w:after="0" w:line="252" w:lineRule="auto"/>
+            </w:pPr>
+            <w:r>
+              <w:rPr>
+                <w:rFonts w:ascii="JetBrains Mono" w:hAnsi="JetBrains Mono" w:eastAsia="JetBrains Mono" w:cs="JetBrains Mono"/>
+                <w:color w:val="17261F"/>
+                <w:sz w:val="16"/>
+                <w:szCs w:val="16"/>
+              </w:rPr>
+              <w:t xml:space="preserve">  web --&gt;|"REST + JWT"| api</w:t>
+            </w:r>
+          </w:p>
+          <w:p>
+            <w:pPr>
+              <w:spacing w:before="0" w:after="0" w:line="252" w:lineRule="auto"/>
+            </w:pPr>
+            <w:r>
+              <w:rPr>
+                <w:rFonts w:ascii="JetBrains Mono" w:hAnsi="JetBrains Mono" w:eastAsia="JetBrains Mono" w:cs="JetBrains Mono"/>
+                <w:color w:val="17261F"/>
+                <w:sz w:val="16"/>
+                <w:szCs w:val="16"/>
+              </w:rPr>
+              <w:t xml:space="preserve">  a3 &lt;--&gt;|"MQTT"| broker["SmartPot-Broker"]</w:t>
+            </w:r>
+          </w:p>
+          <w:p>
+            <w:pPr>
+              <w:spacing w:before="0" w:after="0" w:line="252" w:lineRule="auto"/>
+            </w:pPr>
+            <w:r>
+              <w:rPr>
+                <w:rFonts w:ascii="JetBrains Mono" w:hAnsi="JetBrains Mono" w:eastAsia="JetBrains Mono" w:cs="JetBrains Mono"/>
+                <w:color w:val="17261F"/>
+                <w:sz w:val="16"/>
+                <w:szCs w:val="16"/>
+              </w:rPr>
+              <w:t xml:space="preserve">  s1 &lt;--&gt;|"MQTT"| broker</w:t>
+            </w:r>
+          </w:p>
+          <w:p>
+            <w:pPr>
+              <w:spacing w:before="0" w:after="0" w:line="252" w:lineRule="auto"/>
+            </w:pPr>
+            <w:r>
+              <w:rPr>
+                <w:rFonts w:ascii="JetBrains Mono" w:hAnsi="JetBrains Mono" w:eastAsia="JetBrains Mono" w:cs="JetBrains Mono"/>
+                <w:color w:val="17261F"/>
+                <w:sz w:val="16"/>
+                <w:szCs w:val="16"/>
+              </w:rPr>
+              <w:t xml:space="preserve">  a4 --&gt;|"HTTP + token"| ai</w:t>
+            </w:r>
+          </w:p>
+          <w:p>
+            <w:pPr>
+              <w:spacing w:before="0" w:after="0" w:line="252" w:lineRule="auto"/>
+            </w:pPr>
+            <w:r>
+              <w:rPr>
+                <w:rFonts w:ascii="JetBrains Mono" w:hAnsi="JetBrains Mono" w:eastAsia="JetBrains Mono" w:cs="JetBrains Mono"/>
+                <w:color w:val="17261F"/>
+                <w:sz w:val="16"/>
+                <w:szCs w:val="16"/>
+              </w:rPr>
+              <w:t xml:space="preserve">  a6 --&gt;|"HTTP + token"| sim</w:t>
+            </w:r>
+          </w:p>
+          <w:p>
+            <w:pPr>
+              <w:spacing w:before="0" w:after="0" w:line="252" w:lineRule="auto"/>
+            </w:pPr>
+            <w:r>
+              <w:rPr>
+                <w:rFonts w:ascii="JetBrains Mono" w:hAnsi="JetBrains Mono" w:eastAsia="JetBrains Mono" w:cs="JetBrains Mono"/>
+                <w:color w:val="17261F"/>
+                <w:sz w:val="16"/>
+                <w:szCs w:val="16"/>
+              </w:rPr>
+              <w:t xml:space="preserve">  a5 --&gt;|"Bot API"| tg["Telegram"]</w:t>
+            </w:r>
+          </w:p>
+          <w:p>
+            <w:pPr>
+              <w:spacing w:before="0" w:after="0" w:line="252" w:lineRule="auto"/>
+            </w:pPr>
+            <w:r>
+              <w:rPr>
+                <w:rFonts w:ascii="JetBrains Mono" w:hAnsi="JetBrains Mono" w:eastAsia="JetBrains Mono" w:cs="JetBrains Mono"/>
+                <w:color w:val="17261F"/>
+                <w:sz w:val="16"/>
+                <w:szCs w:val="16"/>
+              </w:rPr>
+              <w:t xml:space="preserve">  classDef box fill:#DDF5EA,stroke:#067A52,color:#17261F</w:t>
+            </w:r>
+          </w:p>
+          <w:p>
+            <w:pPr>
+              <w:spacing w:before="0" w:after="0" w:line="252" w:lineRule="auto"/>
+            </w:pPr>
+            <w:r>
+              <w:rPr>
+                <w:rFonts w:ascii="JetBrains Mono" w:hAnsi="JetBrains Mono" w:eastAsia="JetBrains Mono" w:cs="JetBrains Mono"/>
+                <w:color w:val="17261F"/>
+                <w:sz w:val="16"/>
+                <w:szCs w:val="16"/>
+              </w:rPr>
+              <w:t xml:space="preserve">  classDef ext fill:#E3F2FB,stroke:#1F6FA0,color:#17261F</w:t>
+            </w:r>
+          </w:p>
+          <w:p>
+            <w:pPr>
+              <w:spacing w:before="0" w:after="0" w:line="252" w:lineRule="auto"/>
+            </w:pPr>
+            <w:r>
+              <w:rPr>
+                <w:rFonts w:ascii="JetBrains Mono" w:hAnsi="JetBrains Mono" w:eastAsia="JetBrains Mono" w:cs="JetBrains Mono"/>
+                <w:color w:val="17261F"/>
+                <w:sz w:val="16"/>
+                <w:szCs w:val="16"/>
+              </w:rPr>
+              <w:t xml:space="preserve">  class w1,w2,w3,a1,a2,a3,a4,a5,a6,i1,i2,s1 box</w:t>
+            </w:r>
+          </w:p>
+          <w:p>
+            <w:pPr>
+              <w:spacing w:before="0" w:after="0" w:line="252" w:lineRule="auto"/>
+            </w:pPr>
+            <w:r>
+              <w:rPr>
+                <w:rFonts w:ascii="JetBrains Mono" w:hAnsi="JetBrains Mono" w:eastAsia="JetBrains Mono" w:cs="JetBrains Mono"/>
+                <w:color w:val="17261F"/>
+                <w:sz w:val="16"/>
+                <w:szCs w:val="16"/>
+              </w:rPr>
+              <w:t xml:space="preserve">  class broker,tg ext</w:t>
+            </w:r>
+          </w:p>
+        </w:tc>
+      </w:tr>
+    </w:tbl>
+    <w:p>
+      <w:pPr>
+        <w:spacing w:before="160" w:after="0" w:line="240" w:lineRule="auto"/>
+        <w:rPr>
+          <w:sz w:val="8"/>
+        </w:rPr>
       </w:pPr>
     </w:p>
     <w:p>
@@ -14458,6 +18110,540 @@
     </w:p>
     <w:p>
       <w:pPr>
+        <w:spacing w:before="80" w:after="0" w:line="240" w:lineRule="auto"/>
+        <w:rPr>
+          <w:sz w:val="8"/>
+        </w:rPr>
+      </w:pPr>
+    </w:p>
+    <w:tbl>
+      <w:tblPr>
+        <w:tblW w:w="9360" w:type="dxa"/>
+        <w:tblInd w:w="0" w:type="dxa"/>
+        <w:tblBorders>
+          <w:top w:val="nil"/>
+          <w:left w:val="nil"/>
+          <w:bottom w:val="nil"/>
+          <w:right w:val="nil"/>
+          <w:insideH w:val="nil"/>
+          <w:insideV w:val="nil"/>
+        </w:tblBorders>
+        <w:tblLayout w:type="fixed"/>
+        <w:tblCellMar>
+          <w:left w:w="0" w:type="dxa"/>
+          <w:right w:w="0" w:type="dxa"/>
+        </w:tblCellMar>
+        <w:tblLook w:val="0000" w:firstRow="0" w:lastRow="0" w:firstColumn="0" w:lastColumn="0" w:noHBand="1" w:noVBand="1"/>
+      </w:tblPr>
+      <w:tblGrid>
+        <w:gridCol w:w="9360"/>
+      </w:tblGrid>
+      <w:tr>
+        <w:trPr>
+          <w:cantSplit/>
+        </w:trPr>
+        <w:tc>
+          <w:tcPr>
+            <w:tcW w:w="9360" w:type="dxa"/>
+            <w:shd w:val="clear" w:color="auto" w:fill="0B3D2B"/>
+            <w:tcMar>
+              <w:top w:w="60" w:type="dxa"/>
+              <w:left w:w="200" w:type="dxa"/>
+              <w:bottom w:w="60" w:type="dxa"/>
+              <w:right w:w="200" w:type="dxa"/>
+            </w:tcMar>
+            <w:vAlign w:val="top"/>
+          </w:tcPr>
+          <w:p>
+            <w:pPr>
+              <w:spacing w:before="0" w:after="0" w:line="240" w:lineRule="auto"/>
+            </w:pPr>
+            <w:r>
+              <w:rPr>
+                <w:b/>
+                <w:bCs/>
+                <w:color w:val="7FDBB0"/>
+                <w:spacing w:val="40"/>
+                <w:sz w:val="14"/>
+                <w:szCs w:val="14"/>
+              </w:rPr>
+              <w:t xml:space="preserve">MERMAID</w:t>
+            </w:r>
+          </w:p>
+        </w:tc>
+      </w:tr>
+    </w:tbl>
+    <w:tbl>
+      <w:tblPr>
+        <w:tblW w:w="9360" w:type="dxa"/>
+        <w:tblInd w:w="0" w:type="dxa"/>
+        <w:tblBorders>
+          <w:top w:val="nil"/>
+          <w:left w:val="nil"/>
+          <w:bottom w:val="nil"/>
+          <w:right w:val="nil"/>
+          <w:insideH w:val="nil"/>
+          <w:insideV w:val="nil"/>
+        </w:tblBorders>
+        <w:tblLayout w:type="fixed"/>
+        <w:tblCellMar>
+          <w:left w:w="0" w:type="dxa"/>
+          <w:right w:w="0" w:type="dxa"/>
+        </w:tblCellMar>
+        <w:tblLook w:val="0000" w:firstRow="0" w:lastRow="0" w:firstColumn="0" w:lastColumn="0" w:noHBand="1" w:noVBand="1"/>
+      </w:tblPr>
+      <w:tblGrid>
+        <w:gridCol w:w="9360"/>
+      </w:tblGrid>
+      <w:tr>
+        <w:trPr>
+          <w:cantSplit/>
+        </w:trPr>
+        <w:tc>
+          <w:tcPr>
+            <w:tcW w:w="9360" w:type="dxa"/>
+            <w:shd w:val="clear" w:color="auto" w:fill="F7FAF8"/>
+            <w:tcMar>
+              <w:top w:w="120" w:type="dxa"/>
+              <w:left w:w="200" w:type="dxa"/>
+              <w:bottom w:w="120" w:type="dxa"/>
+              <w:right w:w="200" w:type="dxa"/>
+            </w:tcMar>
+            <w:vAlign w:val="top"/>
+          </w:tcPr>
+          <w:p>
+            <w:pPr>
+              <w:spacing w:before="0" w:after="0" w:line="252" w:lineRule="auto"/>
+            </w:pPr>
+            <w:r>
+              <w:rPr>
+                <w:rFonts w:ascii="JetBrains Mono" w:hAnsi="JetBrains Mono" w:eastAsia="JetBrains Mono" w:cs="JetBrains Mono"/>
+                <w:color w:val="17261F"/>
+                <w:sz w:val="16"/>
+                <w:szCs w:val="16"/>
+              </w:rPr>
+              <w:t xml:space="preserve">%%{init: {"theme": "base", "fontFamily": "Segoe UI, Arial, sans-serif", "themeVariables": {"fontFamily": "Segoe UI, Arial, sans-serif", "fontSize": "15px", "primaryColor": "#DDF5EA", "primaryTextColor": "#17261F", "primaryBorderColor": "#067A52", "secondaryColor": "#E3F2FB", "secondaryTextColor": "#17261F", "secondaryBorderColor": "#1F6FA0", "tertiaryColor": "#F2F7F4", "tertiaryTextColor": "#17261F", "tertiaryBorderColor": "#D5E3DC", "lineColor": "#5B6B63", "textColor": "#17261F", "mainBkg": "#DDF5EA", "nodeBorder": "#067A52", "clusterBkg": "#F7FAF8", "clusterBorder": "#D5E3DC", "edgeLabelBackground": "#FFFFFF", "actorBkg": "#067A52", "actorBorder": "#0B3D2B", "actorTextColor": "#FFFFFF", "actorLineColor": "#5B6B63", "signalColor": "#17261F", "signalTextColor": "#17261F", "labelBoxBkgColor": "#0B3D2B", "labelBoxBorderColor": "#0B3D2B", "labelTextColor": "#FFFFFF", "loopTextColor": "#0B3D2B", "noteBkgColor": "#FDF4DD", "noteBorderColor": "#C98D12", "noteTextColor": "#17261F", "activationBkgColor": "#DDF5EA", "activationBorderColor": "#067A52", "attributeBackgroundColorOdd": "#FFFFFF", "attributeBackgroundColorEven": "#F2F7F4"}}}%%</w:t>
+            </w:r>
+          </w:p>
+          <w:p>
+            <w:pPr>
+              <w:spacing w:before="0" w:after="0" w:line="252" w:lineRule="auto"/>
+            </w:pPr>
+            <w:r>
+              <w:rPr>
+                <w:rFonts w:ascii="JetBrains Mono" w:hAnsi="JetBrains Mono" w:eastAsia="JetBrains Mono" w:cs="JetBrains Mono"/>
+                <w:color w:val="17261F"/>
+                <w:sz w:val="16"/>
+                <w:szCs w:val="16"/>
+              </w:rPr>
+              <w:t xml:space="preserve">flowchart TB</w:t>
+            </w:r>
+          </w:p>
+          <w:p>
+            <w:pPr>
+              <w:spacing w:before="0" w:after="0" w:line="252" w:lineRule="auto"/>
+            </w:pPr>
+            <w:r>
+              <w:rPr>
+                <w:rFonts w:ascii="JetBrains Mono" w:hAnsi="JetBrains Mono" w:eastAsia="JetBrains Mono" w:cs="JetBrains Mono"/>
+                <w:color w:val="17261F"/>
+                <w:sz w:val="16"/>
+                <w:szCs w:val="16"/>
+              </w:rPr>
+              <w:t xml:space="preserve">  inicio(["El dispositivo o la simulación&lt;br/&gt;publica una lectura"]) --&gt; valida{"¿Valores dentro de&lt;br/&gt;la escala física?"}</w:t>
+            </w:r>
+          </w:p>
+          <w:p>
+            <w:pPr>
+              <w:spacing w:before="0" w:after="0" w:line="252" w:lineRule="auto"/>
+            </w:pPr>
+            <w:r>
+              <w:rPr>
+                <w:rFonts w:ascii="JetBrains Mono" w:hAnsi="JetBrains Mono" w:eastAsia="JetBrains Mono" w:cs="JetBrains Mono"/>
+                <w:color w:val="17261F"/>
+                <w:sz w:val="16"/>
+                <w:szCs w:val="16"/>
+              </w:rPr>
+              <w:t xml:space="preserve">  valida --&gt;|"No"| descarta["Se descarta y se registra"]</w:t>
+            </w:r>
+          </w:p>
+          <w:p>
+            <w:pPr>
+              <w:spacing w:before="0" w:after="0" w:line="252" w:lineRule="auto"/>
+            </w:pPr>
+            <w:r>
+              <w:rPr>
+                <w:rFonts w:ascii="JetBrains Mono" w:hAnsi="JetBrains Mono" w:eastAsia="JetBrains Mono" w:cs="JetBrains Mono"/>
+                <w:color w:val="17261F"/>
+                <w:sz w:val="16"/>
+                <w:szCs w:val="16"/>
+              </w:rPr>
+              <w:t xml:space="preserve">  valida --&gt;|"Sí"| guarda["Guardar la lectura&lt;br/&gt;y marcar el cultivo en línea"]</w:t>
+            </w:r>
+          </w:p>
+          <w:p>
+            <w:pPr>
+              <w:spacing w:before="0" w:after="0" w:line="252" w:lineRule="auto"/>
+            </w:pPr>
+            <w:r>
+              <w:rPr>
+                <w:rFonts w:ascii="JetBrains Mono" w:hAnsi="JetBrains Mono" w:eastAsia="JetBrains Mono" w:cs="JetBrains Mono"/>
+                <w:color w:val="17261F"/>
+                <w:sz w:val="16"/>
+                <w:szCs w:val="16"/>
+              </w:rPr>
+              <w:t xml:space="preserve">  guarda --&gt; aprende["Si el cultivo es real, encolar&lt;br/&gt;para el aprendizaje continuo"]</w:t>
+            </w:r>
+          </w:p>
+          <w:p>
+            <w:pPr>
+              <w:spacing w:before="0" w:after="0" w:line="252" w:lineRule="auto"/>
+            </w:pPr>
+            <w:r>
+              <w:rPr>
+                <w:rFonts w:ascii="JetBrains Mono" w:hAnsi="JetBrains Mono" w:eastAsia="JetBrains Mono" w:cs="JetBrains Mono"/>
+                <w:color w:val="17261F"/>
+                <w:sz w:val="16"/>
+                <w:szCs w:val="16"/>
+              </w:rPr>
+              <w:t xml:space="preserve">  guarda --&gt; evalua{"¿Toca evaluar?&lt;br/&gt;30 s en automático · 5 min si no"}</w:t>
+            </w:r>
+          </w:p>
+          <w:p>
+            <w:pPr>
+              <w:spacing w:before="0" w:after="0" w:line="252" w:lineRule="auto"/>
+            </w:pPr>
+            <w:r>
+              <w:rPr>
+                <w:rFonts w:ascii="JetBrains Mono" w:hAnsi="JetBrains Mono" w:eastAsia="JetBrains Mono" w:cs="JetBrains Mono"/>
+                <w:color w:val="17261F"/>
+                <w:sz w:val="16"/>
+                <w:szCs w:val="16"/>
+              </w:rPr>
+              <w:t xml:space="preserve">  evalua --&gt;|"No"| fin(["Fin"])</w:t>
+            </w:r>
+          </w:p>
+          <w:p>
+            <w:pPr>
+              <w:spacing w:before="0" w:after="0" w:line="252" w:lineRule="auto"/>
+            </w:pPr>
+            <w:r>
+              <w:rPr>
+                <w:rFonts w:ascii="JetBrains Mono" w:hAnsi="JetBrains Mono" w:eastAsia="JetBrains Mono" w:cs="JetBrains Mono"/>
+                <w:color w:val="17261F"/>
+                <w:sz w:val="16"/>
+                <w:szCs w:val="16"/>
+              </w:rPr>
+              <w:t xml:space="preserve">  evalua --&gt;|"Sí"| ia["El asistente evalúa:&lt;br/&gt;diagnóstico, pronóstico, modelos,&lt;br/&gt;sistema experto y agente"]</w:t>
+            </w:r>
+          </w:p>
+          <w:p>
+            <w:pPr>
+              <w:spacing w:before="0" w:after="0" w:line="252" w:lineRule="auto"/>
+            </w:pPr>
+            <w:r>
+              <w:rPr>
+                <w:rFonts w:ascii="JetBrains Mono" w:hAnsi="JetBrains Mono" w:eastAsia="JetBrains Mono" w:cs="JetBrains Mono"/>
+                <w:color w:val="17261F"/>
+                <w:sz w:val="16"/>
+                <w:szCs w:val="16"/>
+              </w:rPr>
+              <w:t xml:space="preserve">  ia --&gt; critico{"¿Hallazgo crítico?"}</w:t>
+            </w:r>
+          </w:p>
+          <w:p>
+            <w:pPr>
+              <w:spacing w:before="0" w:after="0" w:line="252" w:lineRule="auto"/>
+            </w:pPr>
+            <w:r>
+              <w:rPr>
+                <w:rFonts w:ascii="JetBrains Mono" w:hAnsi="JetBrains Mono" w:eastAsia="JetBrains Mono" w:cs="JetBrains Mono"/>
+                <w:color w:val="17261F"/>
+                <w:sz w:val="16"/>
+                <w:szCs w:val="16"/>
+              </w:rPr>
+              <w:t xml:space="preserve">  critico --&gt;|"Sí"| alerta["Notificación en la PWA&lt;br/&gt;y en los canales elegidos"]</w:t>
+            </w:r>
+          </w:p>
+          <w:p>
+            <w:pPr>
+              <w:spacing w:before="0" w:after="0" w:line="252" w:lineRule="auto"/>
+            </w:pPr>
+            <w:r>
+              <w:rPr>
+                <w:rFonts w:ascii="JetBrains Mono" w:hAnsi="JetBrains Mono" w:eastAsia="JetBrains Mono" w:cs="JetBrains Mono"/>
+                <w:color w:val="17261F"/>
+                <w:sz w:val="16"/>
+                <w:szCs w:val="16"/>
+              </w:rPr>
+              <w:t xml:space="preserve">  critico --&gt;|"No"| auto</w:t>
+            </w:r>
+          </w:p>
+          <w:p>
+            <w:pPr>
+              <w:spacing w:before="0" w:after="0" w:line="252" w:lineRule="auto"/>
+            </w:pPr>
+            <w:r>
+              <w:rPr>
+                <w:rFonts w:ascii="JetBrains Mono" w:hAnsi="JetBrains Mono" w:eastAsia="JetBrains Mono" w:cs="JetBrains Mono"/>
+                <w:color w:val="17261F"/>
+                <w:sz w:val="16"/>
+                <w:szCs w:val="16"/>
+              </w:rPr>
+              <w:t xml:space="preserve">  alerta --&gt; auto{"¿Modo automático?"}</w:t>
+            </w:r>
+          </w:p>
+          <w:p>
+            <w:pPr>
+              <w:spacing w:before="0" w:after="0" w:line="252" w:lineRule="auto"/>
+            </w:pPr>
+            <w:r>
+              <w:rPr>
+                <w:rFonts w:ascii="JetBrains Mono" w:hAnsi="JetBrains Mono" w:eastAsia="JetBrains Mono" w:cs="JetBrains Mono"/>
+                <w:color w:val="17261F"/>
+                <w:sz w:val="16"/>
+                <w:szCs w:val="16"/>
+              </w:rPr>
+              <w:t xml:space="preserve">  auto --&gt;|"No"| fin</w:t>
+            </w:r>
+          </w:p>
+          <w:p>
+            <w:pPr>
+              <w:spacing w:before="0" w:after="0" w:line="252" w:lineRule="auto"/>
+            </w:pPr>
+            <w:r>
+              <w:rPr>
+                <w:rFonts w:ascii="JetBrains Mono" w:hAnsi="JetBrains Mono" w:eastAsia="JetBrains Mono" w:cs="JetBrains Mono"/>
+                <w:color w:val="17261F"/>
+                <w:sz w:val="16"/>
+                <w:szCs w:val="16"/>
+              </w:rPr>
+              <w:t xml:space="preserve">  auto --&gt;|"Sí"| enfria{"¿Actuador fuera&lt;br/&gt;del enfriamiento?"}</w:t>
+            </w:r>
+          </w:p>
+          <w:p>
+            <w:pPr>
+              <w:spacing w:before="0" w:after="0" w:line="252" w:lineRule="auto"/>
+            </w:pPr>
+            <w:r>
+              <w:rPr>
+                <w:rFonts w:ascii="JetBrains Mono" w:hAnsi="JetBrains Mono" w:eastAsia="JetBrains Mono" w:cs="JetBrains Mono"/>
+                <w:color w:val="17261F"/>
+                <w:sz w:val="16"/>
+                <w:szCs w:val="16"/>
+              </w:rPr>
+              <w:t xml:space="preserve">  enfria --&gt;|"No"| fin</w:t>
+            </w:r>
+          </w:p>
+          <w:p>
+            <w:pPr>
+              <w:spacing w:before="0" w:after="0" w:line="252" w:lineRule="auto"/>
+            </w:pPr>
+            <w:r>
+              <w:rPr>
+                <w:rFonts w:ascii="JetBrains Mono" w:hAnsi="JetBrains Mono" w:eastAsia="JetBrains Mono" w:cs="JetBrains Mono"/>
+                <w:color w:val="17261F"/>
+                <w:sz w:val="16"/>
+                <w:szCs w:val="16"/>
+              </w:rPr>
+              <w:t xml:space="preserve">  enfria --&gt;|"Sí"| comando["Comando por MQTT (QoS 1)"]</w:t>
+            </w:r>
+          </w:p>
+          <w:p>
+            <w:pPr>
+              <w:spacing w:before="0" w:after="0" w:line="252" w:lineRule="auto"/>
+            </w:pPr>
+            <w:r>
+              <w:rPr>
+                <w:rFonts w:ascii="JetBrains Mono" w:hAnsi="JetBrains Mono" w:eastAsia="JetBrains Mono" w:cs="JetBrains Mono"/>
+                <w:color w:val="17261F"/>
+                <w:sz w:val="16"/>
+                <w:szCs w:val="16"/>
+              </w:rPr>
+              <w:t xml:space="preserve">  comando --&gt; ack{"¿ACK en 2 minutos?"}</w:t>
+            </w:r>
+          </w:p>
+          <w:p>
+            <w:pPr>
+              <w:spacing w:before="0" w:after="0" w:line="252" w:lineRule="auto"/>
+            </w:pPr>
+            <w:r>
+              <w:rPr>
+                <w:rFonts w:ascii="JetBrains Mono" w:hAnsi="JetBrains Mono" w:eastAsia="JetBrains Mono" w:cs="JetBrains Mono"/>
+                <w:color w:val="17261F"/>
+                <w:sz w:val="16"/>
+                <w:szCs w:val="16"/>
+              </w:rPr>
+              <w:t xml:space="preserve">  ack --&gt;|"EXECUTED"| ok["Comando ejecutado&lt;br/&gt;y aviso de la acción"]</w:t>
+            </w:r>
+          </w:p>
+          <w:p>
+            <w:pPr>
+              <w:spacing w:before="0" w:after="0" w:line="252" w:lineRule="auto"/>
+            </w:pPr>
+            <w:r>
+              <w:rPr>
+                <w:rFonts w:ascii="JetBrains Mono" w:hAnsi="JetBrains Mono" w:eastAsia="JetBrains Mono" w:cs="JetBrains Mono"/>
+                <w:color w:val="17261F"/>
+                <w:sz w:val="16"/>
+                <w:szCs w:val="16"/>
+              </w:rPr>
+              <w:t xml:space="preserve">  ack --&gt;|"Sin respuesta"| vence["EXPIRED y aviso al dueño"]</w:t>
+            </w:r>
+          </w:p>
+          <w:p>
+            <w:pPr>
+              <w:spacing w:before="0" w:after="0" w:line="252" w:lineRule="auto"/>
+            </w:pPr>
+            <w:r>
+              <w:rPr>
+                <w:rFonts w:ascii="JetBrains Mono" w:hAnsi="JetBrains Mono" w:eastAsia="JetBrains Mono" w:cs="JetBrains Mono"/>
+                <w:color w:val="17261F"/>
+                <w:sz w:val="16"/>
+                <w:szCs w:val="16"/>
+              </w:rPr>
+              <w:t xml:space="preserve">  ok --&gt; fin</w:t>
+            </w:r>
+          </w:p>
+          <w:p>
+            <w:pPr>
+              <w:spacing w:before="0" w:after="0" w:line="252" w:lineRule="auto"/>
+            </w:pPr>
+            <w:r>
+              <w:rPr>
+                <w:rFonts w:ascii="JetBrains Mono" w:hAnsi="JetBrains Mono" w:eastAsia="JetBrains Mono" w:cs="JetBrains Mono"/>
+                <w:color w:val="17261F"/>
+                <w:sz w:val="16"/>
+                <w:szCs w:val="16"/>
+              </w:rPr>
+              <w:t xml:space="preserve">  vence --&gt; fin</w:t>
+            </w:r>
+          </w:p>
+          <w:p>
+            <w:pPr>
+              <w:spacing w:before="0" w:after="0" w:line="252" w:lineRule="auto"/>
+            </w:pPr>
+            <w:r>
+              <w:rPr>
+                <w:rFonts w:ascii="JetBrains Mono" w:hAnsi="JetBrains Mono" w:eastAsia="JetBrains Mono" w:cs="JetBrains Mono"/>
+                <w:color w:val="17261F"/>
+                <w:sz w:val="16"/>
+                <w:szCs w:val="16"/>
+              </w:rPr>
+              <w:t xml:space="preserve">  classDef start fill:#067A52,stroke:#0B3D2B,color:#FFFFFF</w:t>
+            </w:r>
+          </w:p>
+          <w:p>
+            <w:pPr>
+              <w:spacing w:before="0" w:after="0" w:line="252" w:lineRule="auto"/>
+            </w:pPr>
+            <w:r>
+              <w:rPr>
+                <w:rFonts w:ascii="JetBrains Mono" w:hAnsi="JetBrains Mono" w:eastAsia="JetBrains Mono" w:cs="JetBrains Mono"/>
+                <w:color w:val="17261F"/>
+                <w:sz w:val="16"/>
+                <w:szCs w:val="16"/>
+              </w:rPr>
+              <w:t xml:space="preserve">  classDef step fill:#DDF5EA,stroke:#067A52,color:#17261F</w:t>
+            </w:r>
+          </w:p>
+          <w:p>
+            <w:pPr>
+              <w:spacing w:before="0" w:after="0" w:line="252" w:lineRule="auto"/>
+            </w:pPr>
+            <w:r>
+              <w:rPr>
+                <w:rFonts w:ascii="JetBrains Mono" w:hAnsi="JetBrains Mono" w:eastAsia="JetBrains Mono" w:cs="JetBrains Mono"/>
+                <w:color w:val="17261F"/>
+                <w:sz w:val="16"/>
+                <w:szCs w:val="16"/>
+              </w:rPr>
+              <w:t xml:space="preserve">  classDef ask fill:#FDF4DD,stroke:#C98D12,color:#17261F</w:t>
+            </w:r>
+          </w:p>
+          <w:p>
+            <w:pPr>
+              <w:spacing w:before="0" w:after="0" w:line="252" w:lineRule="auto"/>
+            </w:pPr>
+            <w:r>
+              <w:rPr>
+                <w:rFonts w:ascii="JetBrains Mono" w:hAnsi="JetBrains Mono" w:eastAsia="JetBrains Mono" w:cs="JetBrains Mono"/>
+                <w:color w:val="17261F"/>
+                <w:sz w:val="16"/>
+                <w:szCs w:val="16"/>
+              </w:rPr>
+              <w:t xml:space="preserve">  classDef bad fill:#FBE9E1,stroke:#B85A38,color:#17261F</w:t>
+            </w:r>
+          </w:p>
+          <w:p>
+            <w:pPr>
+              <w:spacing w:before="0" w:after="0" w:line="252" w:lineRule="auto"/>
+            </w:pPr>
+            <w:r>
+              <w:rPr>
+                <w:rFonts w:ascii="JetBrains Mono" w:hAnsi="JetBrains Mono" w:eastAsia="JetBrains Mono" w:cs="JetBrains Mono"/>
+                <w:color w:val="17261F"/>
+                <w:sz w:val="16"/>
+                <w:szCs w:val="16"/>
+              </w:rPr>
+              <w:t xml:space="preserve">  class inicio,fin start</w:t>
+            </w:r>
+          </w:p>
+          <w:p>
+            <w:pPr>
+              <w:spacing w:before="0" w:after="0" w:line="252" w:lineRule="auto"/>
+            </w:pPr>
+            <w:r>
+              <w:rPr>
+                <w:rFonts w:ascii="JetBrains Mono" w:hAnsi="JetBrains Mono" w:eastAsia="JetBrains Mono" w:cs="JetBrains Mono"/>
+                <w:color w:val="17261F"/>
+                <w:sz w:val="16"/>
+                <w:szCs w:val="16"/>
+              </w:rPr>
+              <w:t xml:space="preserve">  class guarda,aprende,ia,alerta,comando,ok step</w:t>
+            </w:r>
+          </w:p>
+          <w:p>
+            <w:pPr>
+              <w:spacing w:before="0" w:after="0" w:line="252" w:lineRule="auto"/>
+            </w:pPr>
+            <w:r>
+              <w:rPr>
+                <w:rFonts w:ascii="JetBrains Mono" w:hAnsi="JetBrains Mono" w:eastAsia="JetBrains Mono" w:cs="JetBrains Mono"/>
+                <w:color w:val="17261F"/>
+                <w:sz w:val="16"/>
+                <w:szCs w:val="16"/>
+              </w:rPr>
+              <w:t xml:space="preserve">  class valida,evalua,critico,auto,enfria,ack ask</w:t>
+            </w:r>
+          </w:p>
+          <w:p>
+            <w:pPr>
+              <w:spacing w:before="0" w:after="0" w:line="252" w:lineRule="auto"/>
+            </w:pPr>
+            <w:r>
+              <w:rPr>
+                <w:rFonts w:ascii="JetBrains Mono" w:hAnsi="JetBrains Mono" w:eastAsia="JetBrains Mono" w:cs="JetBrains Mono"/>
+                <w:color w:val="17261F"/>
+                <w:sz w:val="16"/>
+                <w:szCs w:val="16"/>
+              </w:rPr>
+              <w:t xml:space="preserve">  class descarta,vence bad</w:t>
+            </w:r>
+          </w:p>
+        </w:tc>
+      </w:tr>
+    </w:tbl>
+    <w:p>
+      <w:pPr>
+        <w:spacing w:before="160" w:after="0" w:line="240" w:lineRule="auto"/>
+        <w:rPr>
+          <w:sz w:val="8"/>
+        </w:rPr>
+      </w:pPr>
+    </w:p>
+    <w:p>
+      <w:pPr>
         <w:pStyle w:val="Heading2"/>
       </w:pPr>
       <w:bookmarkStart w:id="135" w:name="sec_135"/>
@@ -15569,7 +19755,7 @@
           <w:sz w:val="20"/>
           <w:szCs w:val="20"/>
         </w:rPr>
-        <w:t xml:space="preserve">Los prototipos de Figma definieron las pantallas principales y la navegación. La PWA las conserva (ingreso, panel, detalle del cultivo, historial, perfil y alertas) y suma el panel general, el control general, el centro de acciones, la página de aprendizaje y la maceta virtual con su escena del clima. El requisito de una paleta orientada a la naturaleza se cumplió con la paleta SmartPot, que también usan estos documentos.</w:t>
+        <w:t xml:space="preserve">Los prototipos de Figma definieron las pantallas principales y la navegación. La PWA las conserva (ingreso, panel, detalle del cultivo, historial, perfil y alertas) y suma el panel general, el control general, el centro de acciones, la página de aprendizaje, la ilustración de cada cultivo en su lugar, la pestaña de simulación de los cultivos virtuales y las aplicaciones de notificación del perfil. El requisito de una paleta orientada a la naturaleza se cumplió con la paleta SmartPot, que también usan estos documentos.</w:t>
       </w:r>
     </w:p>
     <w:p>
@@ -16112,10 +20298,10 @@
         <w:tblLook w:val="04A0" w:firstRow="1" w:firstColumn="1" w:noVBand="1"/>
       </w:tblPr>
       <w:tblGrid>
-        <w:gridCol w:w="1775"/>
-        <w:gridCol w:w="2405"/>
-        <w:gridCol w:w="2629"/>
-        <w:gridCol w:w="2551"/>
+        <w:gridCol w:w="1771"/>
+        <w:gridCol w:w="2385"/>
+        <w:gridCol w:w="2681"/>
+        <w:gridCol w:w="2523"/>
       </w:tblGrid>
       <w:tr>
         <w:trPr>
@@ -16124,7 +20310,7 @@
         </w:trPr>
         <w:tc>
           <w:tcPr>
-            <w:tcW w:w="1775" w:type="dxa"/>
+            <w:tcW w:w="1771" w:type="dxa"/>
             <w:shd w:val="clear" w:color="auto" w:fill="0B3D2B"/>
             <w:tcMar>
               <w:top w:w="70" w:type="dxa"/>
@@ -16153,7 +20339,7 @@
         </w:tc>
         <w:tc>
           <w:tcPr>
-            <w:tcW w:w="2405" w:type="dxa"/>
+            <w:tcW w:w="2385" w:type="dxa"/>
             <w:shd w:val="clear" w:color="auto" w:fill="0B3D2B"/>
             <w:tcMar>
               <w:top w:w="70" w:type="dxa"/>
@@ -16182,7 +20368,7 @@
         </w:tc>
         <w:tc>
           <w:tcPr>
-            <w:tcW w:w="2629" w:type="dxa"/>
+            <w:tcW w:w="2681" w:type="dxa"/>
             <w:shd w:val="clear" w:color="auto" w:fill="0B3D2B"/>
             <w:tcMar>
               <w:top w:w="70" w:type="dxa"/>
@@ -16211,7 +20397,7 @@
         </w:tc>
         <w:tc>
           <w:tcPr>
-            <w:tcW w:w="2551" w:type="dxa"/>
+            <w:tcW w:w="2523" w:type="dxa"/>
             <w:shd w:val="clear" w:color="auto" w:fill="0B3D2B"/>
             <w:tcMar>
               <w:top w:w="70" w:type="dxa"/>
@@ -16245,7 +20431,7 @@
         </w:trPr>
         <w:tc>
           <w:tcPr>
-            <w:tcW w:w="1775" w:type="dxa"/>
+            <w:tcW w:w="1771" w:type="dxa"/>
             <w:shd w:val="clear" w:color="auto" w:fill="FFFFFF"/>
             <w:tcMar>
               <w:top w:w="70" w:type="dxa"/>
@@ -16273,7 +20459,7 @@
         </w:tc>
         <w:tc>
           <w:tcPr>
-            <w:tcW w:w="2405" w:type="dxa"/>
+            <w:tcW w:w="2385" w:type="dxa"/>
             <w:shd w:val="clear" w:color="auto" w:fill="FFFFFF"/>
             <w:tcMar>
               <w:top w:w="70" w:type="dxa"/>
@@ -16299,7 +20485,7 @@
         </w:tc>
         <w:tc>
           <w:tcPr>
-            <w:tcW w:w="2629" w:type="dxa"/>
+            <w:tcW w:w="2681" w:type="dxa"/>
             <w:shd w:val="clear" w:color="auto" w:fill="FFFFFF"/>
             <w:tcMar>
               <w:top w:w="70" w:type="dxa"/>
@@ -16325,7 +20511,7 @@
         </w:tc>
         <w:tc>
           <w:tcPr>
-            <w:tcW w:w="2551" w:type="dxa"/>
+            <w:tcW w:w="2523" w:type="dxa"/>
             <w:shd w:val="clear" w:color="auto" w:fill="FFFFFF"/>
             <w:tcMar>
               <w:top w:w="70" w:type="dxa"/>
@@ -16356,7 +20542,7 @@
         </w:trPr>
         <w:tc>
           <w:tcPr>
-            <w:tcW w:w="1775" w:type="dxa"/>
+            <w:tcW w:w="1771" w:type="dxa"/>
             <w:shd w:val="clear" w:color="auto" w:fill="F2F7F4"/>
             <w:tcMar>
               <w:top w:w="70" w:type="dxa"/>
@@ -16384,7 +20570,7 @@
         </w:tc>
         <w:tc>
           <w:tcPr>
-            <w:tcW w:w="2405" w:type="dxa"/>
+            <w:tcW w:w="2385" w:type="dxa"/>
             <w:shd w:val="clear" w:color="auto" w:fill="F2F7F4"/>
             <w:tcMar>
               <w:top w:w="70" w:type="dxa"/>
@@ -16410,7 +20596,7 @@
         </w:tc>
         <w:tc>
           <w:tcPr>
-            <w:tcW w:w="2629" w:type="dxa"/>
+            <w:tcW w:w="2681" w:type="dxa"/>
             <w:shd w:val="clear" w:color="auto" w:fill="F2F7F4"/>
             <w:tcMar>
               <w:top w:w="70" w:type="dxa"/>
@@ -16453,7 +20639,7 @@
         </w:tc>
         <w:tc>
           <w:tcPr>
-            <w:tcW w:w="2551" w:type="dxa"/>
+            <w:tcW w:w="2523" w:type="dxa"/>
             <w:shd w:val="clear" w:color="auto" w:fill="F2F7F4"/>
             <w:tcMar>
               <w:top w:w="70" w:type="dxa"/>
@@ -16484,7 +20670,7 @@
         </w:trPr>
         <w:tc>
           <w:tcPr>
-            <w:tcW w:w="1775" w:type="dxa"/>
+            <w:tcW w:w="1771" w:type="dxa"/>
             <w:shd w:val="clear" w:color="auto" w:fill="FFFFFF"/>
             <w:tcMar>
               <w:top w:w="70" w:type="dxa"/>
@@ -16512,7 +20698,7 @@
         </w:tc>
         <w:tc>
           <w:tcPr>
-            <w:tcW w:w="2405" w:type="dxa"/>
+            <w:tcW w:w="2385" w:type="dxa"/>
             <w:shd w:val="clear" w:color="auto" w:fill="FFFFFF"/>
             <w:tcMar>
               <w:top w:w="70" w:type="dxa"/>
@@ -16538,7 +20724,7 @@
         </w:tc>
         <w:tc>
           <w:tcPr>
-            <w:tcW w:w="2629" w:type="dxa"/>
+            <w:tcW w:w="2681" w:type="dxa"/>
             <w:shd w:val="clear" w:color="auto" w:fill="FFFFFF"/>
             <w:tcMar>
               <w:top w:w="70" w:type="dxa"/>
@@ -16564,7 +20750,7 @@
         </w:tc>
         <w:tc>
           <w:tcPr>
-            <w:tcW w:w="2551" w:type="dxa"/>
+            <w:tcW w:w="2523" w:type="dxa"/>
             <w:shd w:val="clear" w:color="auto" w:fill="FFFFFF"/>
             <w:tcMar>
               <w:top w:w="70" w:type="dxa"/>
@@ -16595,7 +20781,7 @@
         </w:trPr>
         <w:tc>
           <w:tcPr>
-            <w:tcW w:w="1775" w:type="dxa"/>
+            <w:tcW w:w="1771" w:type="dxa"/>
             <w:shd w:val="clear" w:color="auto" w:fill="F2F7F4"/>
             <w:tcMar>
               <w:top w:w="70" w:type="dxa"/>
@@ -16623,7 +20809,7 @@
         </w:tc>
         <w:tc>
           <w:tcPr>
-            <w:tcW w:w="2405" w:type="dxa"/>
+            <w:tcW w:w="2385" w:type="dxa"/>
             <w:shd w:val="clear" w:color="auto" w:fill="F2F7F4"/>
             <w:tcMar>
               <w:top w:w="70" w:type="dxa"/>
@@ -16649,7 +20835,7 @@
         </w:tc>
         <w:tc>
           <w:tcPr>
-            <w:tcW w:w="2629" w:type="dxa"/>
+            <w:tcW w:w="2681" w:type="dxa"/>
             <w:shd w:val="clear" w:color="auto" w:fill="F2F7F4"/>
             <w:tcMar>
               <w:top w:w="70" w:type="dxa"/>
@@ -16675,7 +20861,7 @@
         </w:tc>
         <w:tc>
           <w:tcPr>
-            <w:tcW w:w="2551" w:type="dxa"/>
+            <w:tcW w:w="2523" w:type="dxa"/>
             <w:shd w:val="clear" w:color="auto" w:fill="F2F7F4"/>
             <w:tcMar>
               <w:top w:w="70" w:type="dxa"/>
@@ -16706,7 +20892,7 @@
         </w:trPr>
         <w:tc>
           <w:tcPr>
-            <w:tcW w:w="1775" w:type="dxa"/>
+            <w:tcW w:w="1771" w:type="dxa"/>
             <w:shd w:val="clear" w:color="auto" w:fill="FFFFFF"/>
             <w:tcMar>
               <w:top w:w="70" w:type="dxa"/>
@@ -16734,7 +20920,7 @@
         </w:tc>
         <w:tc>
           <w:tcPr>
-            <w:tcW w:w="2405" w:type="dxa"/>
+            <w:tcW w:w="2385" w:type="dxa"/>
             <w:shd w:val="clear" w:color="auto" w:fill="FFFFFF"/>
             <w:tcMar>
               <w:top w:w="70" w:type="dxa"/>
@@ -16760,7 +20946,7 @@
         </w:tc>
         <w:tc>
           <w:tcPr>
-            <w:tcW w:w="2629" w:type="dxa"/>
+            <w:tcW w:w="2681" w:type="dxa"/>
             <w:shd w:val="clear" w:color="auto" w:fill="FFFFFF"/>
             <w:tcMar>
               <w:top w:w="70" w:type="dxa"/>
@@ -16786,7 +20972,7 @@
         </w:tc>
         <w:tc>
           <w:tcPr>
-            <w:tcW w:w="2551" w:type="dxa"/>
+            <w:tcW w:w="2523" w:type="dxa"/>
             <w:shd w:val="clear" w:color="auto" w:fill="FFFFFF"/>
             <w:tcMar>
               <w:top w:w="70" w:type="dxa"/>
@@ -16817,7 +21003,7 @@
         </w:trPr>
         <w:tc>
           <w:tcPr>
-            <w:tcW w:w="1775" w:type="dxa"/>
+            <w:tcW w:w="1771" w:type="dxa"/>
             <w:shd w:val="clear" w:color="auto" w:fill="F2F7F4"/>
             <w:tcMar>
               <w:top w:w="70" w:type="dxa"/>
@@ -16845,7 +21031,7 @@
         </w:tc>
         <w:tc>
           <w:tcPr>
-            <w:tcW w:w="2405" w:type="dxa"/>
+            <w:tcW w:w="2385" w:type="dxa"/>
             <w:shd w:val="clear" w:color="auto" w:fill="F2F7F4"/>
             <w:tcMar>
               <w:top w:w="70" w:type="dxa"/>
@@ -16880,7 +21066,7 @@
         </w:tc>
         <w:tc>
           <w:tcPr>
-            <w:tcW w:w="2629" w:type="dxa"/>
+            <w:tcW w:w="2681" w:type="dxa"/>
             <w:shd w:val="clear" w:color="auto" w:fill="F2F7F4"/>
             <w:tcMar>
               <w:top w:w="70" w:type="dxa"/>
@@ -16906,7 +21092,7 @@
         </w:tc>
         <w:tc>
           <w:tcPr>
-            <w:tcW w:w="2551" w:type="dxa"/>
+            <w:tcW w:w="2523" w:type="dxa"/>
             <w:shd w:val="clear" w:color="auto" w:fill="F2F7F4"/>
             <w:tcMar>
               <w:top w:w="70" w:type="dxa"/>
@@ -16937,7 +21123,7 @@
         </w:trPr>
         <w:tc>
           <w:tcPr>
-            <w:tcW w:w="1775" w:type="dxa"/>
+            <w:tcW w:w="1771" w:type="dxa"/>
             <w:shd w:val="clear" w:color="auto" w:fill="FFFFFF"/>
             <w:tcMar>
               <w:top w:w="70" w:type="dxa"/>
@@ -16965,7 +21151,7 @@
         </w:tc>
         <w:tc>
           <w:tcPr>
-            <w:tcW w:w="2405" w:type="dxa"/>
+            <w:tcW w:w="2385" w:type="dxa"/>
             <w:shd w:val="clear" w:color="auto" w:fill="FFFFFF"/>
             <w:tcMar>
               <w:top w:w="70" w:type="dxa"/>
@@ -16991,7 +21177,7 @@
         </w:tc>
         <w:tc>
           <w:tcPr>
-            <w:tcW w:w="2629" w:type="dxa"/>
+            <w:tcW w:w="2681" w:type="dxa"/>
             <w:shd w:val="clear" w:color="auto" w:fill="FFFFFF"/>
             <w:tcMar>
               <w:top w:w="70" w:type="dxa"/>
@@ -17011,13 +21197,13 @@
                 <w:sz w:val="17"/>
                 <w:szCs w:val="17"/>
               </w:rPr>
-              <w:t xml:space="preserve">PWA y Telegram desde la API, con canales intercambiables</w:t>
-            </w:r>
-          </w:p>
-        </w:tc>
-        <w:tc>
-          <w:tcPr>
-            <w:tcW w:w="2551" w:type="dxa"/>
+              <w:t xml:space="preserve">PWA y Telegram desde la API, con canales intercambiables, avisos por cultivo, resúmenes y chats compartidos</w:t>
+            </w:r>
+          </w:p>
+        </w:tc>
+        <w:tc>
+          <w:tcPr>
+            <w:tcW w:w="2523" w:type="dxa"/>
             <w:shd w:val="clear" w:color="auto" w:fill="FFFFFF"/>
             <w:tcMar>
               <w:top w:w="70" w:type="dxa"/>
@@ -17048,7 +21234,7 @@
         </w:trPr>
         <w:tc>
           <w:tcPr>
-            <w:tcW w:w="1775" w:type="dxa"/>
+            <w:tcW w:w="1771" w:type="dxa"/>
             <w:shd w:val="clear" w:color="auto" w:fill="F2F7F4"/>
             <w:tcMar>
               <w:top w:w="70" w:type="dxa"/>
@@ -17076,7 +21262,7 @@
         </w:tc>
         <w:tc>
           <w:tcPr>
-            <w:tcW w:w="2405" w:type="dxa"/>
+            <w:tcW w:w="2385" w:type="dxa"/>
             <w:shd w:val="clear" w:color="auto" w:fill="F2F7F4"/>
             <w:tcMar>
               <w:top w:w="70" w:type="dxa"/>
@@ -17102,7 +21288,7 @@
         </w:tc>
         <w:tc>
           <w:tcPr>
-            <w:tcW w:w="2629" w:type="dxa"/>
+            <w:tcW w:w="2681" w:type="dxa"/>
             <w:shd w:val="clear" w:color="auto" w:fill="F2F7F4"/>
             <w:tcMar>
               <w:top w:w="70" w:type="dxa"/>
@@ -17128,7 +21314,7 @@
         </w:tc>
         <w:tc>
           <w:tcPr>
-            <w:tcW w:w="2551" w:type="dxa"/>
+            <w:tcW w:w="2523" w:type="dxa"/>
             <w:shd w:val="clear" w:color="auto" w:fill="F2F7F4"/>
             <w:tcMar>
               <w:top w:w="70" w:type="dxa"/>
@@ -17159,7 +21345,7 @@
         </w:trPr>
         <w:tc>
           <w:tcPr>
-            <w:tcW w:w="1775" w:type="dxa"/>
+            <w:tcW w:w="1771" w:type="dxa"/>
             <w:shd w:val="clear" w:color="auto" w:fill="FFFFFF"/>
             <w:tcMar>
               <w:top w:w="70" w:type="dxa"/>
@@ -17187,7 +21373,7 @@
         </w:tc>
         <w:tc>
           <w:tcPr>
-            <w:tcW w:w="2405" w:type="dxa"/>
+            <w:tcW w:w="2385" w:type="dxa"/>
             <w:shd w:val="clear" w:color="auto" w:fill="FFFFFF"/>
             <w:tcMar>
               <w:top w:w="70" w:type="dxa"/>
@@ -17213,7 +21399,7 @@
         </w:tc>
         <w:tc>
           <w:tcPr>
-            <w:tcW w:w="2629" w:type="dxa"/>
+            <w:tcW w:w="2681" w:type="dxa"/>
             <w:shd w:val="clear" w:color="auto" w:fill="FFFFFF"/>
             <w:tcMar>
               <w:top w:w="70" w:type="dxa"/>
@@ -17239,7 +21425,7 @@
         </w:tc>
         <w:tc>
           <w:tcPr>
-            <w:tcW w:w="2551" w:type="dxa"/>
+            <w:tcW w:w="2523" w:type="dxa"/>
             <w:shd w:val="clear" w:color="auto" w:fill="FFFFFF"/>
             <w:tcMar>
               <w:top w:w="70" w:type="dxa"/>
@@ -17499,7 +21685,7 @@
                 <w:sz w:val="17"/>
                 <w:szCs w:val="17"/>
               </w:rPr>
-              <w:t xml:space="preserve">Java 21 y Spring Boot 4.1</w:t>
+              <w:t xml:space="preserve">147</w:t>
             </w:r>
           </w:p>
         </w:tc>
@@ -17558,7 +21744,7 @@
                 <w:sz w:val="17"/>
                 <w:szCs w:val="17"/>
               </w:rPr>
-              <w:t xml:space="preserve">PWA en React</w:t>
+              <w:t xml:space="preserve">65</w:t>
             </w:r>
           </w:p>
         </w:tc>
@@ -17617,7 +21803,7 @@
                 <w:sz w:val="17"/>
                 <w:szCs w:val="17"/>
               </w:rPr>
-              <w:t xml:space="preserve">FastAPI y scikit-learn</w:t>
+              <w:t xml:space="preserve">84</w:t>
             </w:r>
           </w:p>
         </w:tc>
@@ -17676,7 +21862,7 @@
                 <w:sz w:val="17"/>
                 <w:szCs w:val="17"/>
               </w:rPr>
-              <w:t xml:space="preserve">Simulador de los cultivos virtuales y su API de control</w:t>
+              <w:t xml:space="preserve">34</w:t>
             </w:r>
           </w:p>
         </w:tc>
@@ -17735,7 +21921,7 @@
                 <w:sz w:val="17"/>
                 <w:szCs w:val="17"/>
               </w:rPr>
-              <w:t xml:space="preserve">Firmware MicroPython para ESP32 y Wokwi</w:t>
+              <w:t xml:space="preserve">15</w:t>
             </w:r>
           </w:p>
         </w:tc>
@@ -18011,6 +22197,638 @@
     </w:p>
     <w:p>
       <w:pPr>
+        <w:spacing w:before="80" w:after="0" w:line="240" w:lineRule="auto"/>
+        <w:rPr>
+          <w:sz w:val="8"/>
+        </w:rPr>
+      </w:pPr>
+    </w:p>
+    <w:tbl>
+      <w:tblPr>
+        <w:tblW w:w="9360" w:type="dxa"/>
+        <w:tblInd w:w="0" w:type="dxa"/>
+        <w:tblBorders>
+          <w:top w:val="nil"/>
+          <w:left w:val="nil"/>
+          <w:bottom w:val="nil"/>
+          <w:right w:val="nil"/>
+          <w:insideH w:val="nil"/>
+          <w:insideV w:val="nil"/>
+        </w:tblBorders>
+        <w:tblLayout w:type="fixed"/>
+        <w:tblCellMar>
+          <w:left w:w="0" w:type="dxa"/>
+          <w:right w:w="0" w:type="dxa"/>
+        </w:tblCellMar>
+        <w:tblLook w:val="0000" w:firstRow="0" w:lastRow="0" w:firstColumn="0" w:lastColumn="0" w:noHBand="1" w:noVBand="1"/>
+      </w:tblPr>
+      <w:tblGrid>
+        <w:gridCol w:w="9360"/>
+      </w:tblGrid>
+      <w:tr>
+        <w:trPr>
+          <w:cantSplit/>
+        </w:trPr>
+        <w:tc>
+          <w:tcPr>
+            <w:tcW w:w="9360" w:type="dxa"/>
+            <w:shd w:val="clear" w:color="auto" w:fill="0B3D2B"/>
+            <w:tcMar>
+              <w:top w:w="60" w:type="dxa"/>
+              <w:left w:w="200" w:type="dxa"/>
+              <w:bottom w:w="60" w:type="dxa"/>
+              <w:right w:w="200" w:type="dxa"/>
+            </w:tcMar>
+            <w:vAlign w:val="top"/>
+          </w:tcPr>
+          <w:p>
+            <w:pPr>
+              <w:spacing w:before="0" w:after="0" w:line="240" w:lineRule="auto"/>
+            </w:pPr>
+            <w:r>
+              <w:rPr>
+                <w:b/>
+                <w:bCs/>
+                <w:color w:val="7FDBB0"/>
+                <w:spacing w:val="40"/>
+                <w:sz w:val="14"/>
+                <w:szCs w:val="14"/>
+              </w:rPr>
+              <w:t xml:space="preserve">MERMAID</w:t>
+            </w:r>
+          </w:p>
+        </w:tc>
+      </w:tr>
+    </w:tbl>
+    <w:tbl>
+      <w:tblPr>
+        <w:tblW w:w="9360" w:type="dxa"/>
+        <w:tblInd w:w="0" w:type="dxa"/>
+        <w:tblBorders>
+          <w:top w:val="nil"/>
+          <w:left w:val="nil"/>
+          <w:bottom w:val="nil"/>
+          <w:right w:val="nil"/>
+          <w:insideH w:val="nil"/>
+          <w:insideV w:val="nil"/>
+        </w:tblBorders>
+        <w:tblLayout w:type="fixed"/>
+        <w:tblCellMar>
+          <w:left w:w="0" w:type="dxa"/>
+          <w:right w:w="0" w:type="dxa"/>
+        </w:tblCellMar>
+        <w:tblLook w:val="0000" w:firstRow="0" w:lastRow="0" w:firstColumn="0" w:lastColumn="0" w:noHBand="1" w:noVBand="1"/>
+      </w:tblPr>
+      <w:tblGrid>
+        <w:gridCol w:w="9360"/>
+      </w:tblGrid>
+      <w:tr>
+        <w:trPr>
+          <w:cantSplit/>
+        </w:trPr>
+        <w:tc>
+          <w:tcPr>
+            <w:tcW w:w="9360" w:type="dxa"/>
+            <w:shd w:val="clear" w:color="auto" w:fill="F7FAF8"/>
+            <w:tcMar>
+              <w:top w:w="120" w:type="dxa"/>
+              <w:left w:w="200" w:type="dxa"/>
+              <w:bottom w:w="120" w:type="dxa"/>
+              <w:right w:w="200" w:type="dxa"/>
+            </w:tcMar>
+            <w:vAlign w:val="top"/>
+          </w:tcPr>
+          <w:p>
+            <w:pPr>
+              <w:spacing w:before="0" w:after="0" w:line="252" w:lineRule="auto"/>
+            </w:pPr>
+            <w:r>
+              <w:rPr>
+                <w:rFonts w:ascii="JetBrains Mono" w:hAnsi="JetBrains Mono" w:eastAsia="JetBrains Mono" w:cs="JetBrains Mono"/>
+                <w:color w:val="17261F"/>
+                <w:sz w:val="16"/>
+                <w:szCs w:val="16"/>
+              </w:rPr>
+              <w:t xml:space="preserve">%%{init: {"theme": "base", "fontFamily": "Segoe UI, Arial, sans-serif", "themeVariables": {"fontFamily": "Segoe UI, Arial, sans-serif", "fontSize": "15px", "primaryColor": "#DDF5EA", "primaryTextColor": "#17261F", "primaryBorderColor": "#067A52", "secondaryColor": "#E3F2FB", "secondaryTextColor": "#17261F", "secondaryBorderColor": "#1F6FA0", "tertiaryColor": "#F2F7F4", "tertiaryTextColor": "#17261F", "tertiaryBorderColor": "#D5E3DC", "lineColor": "#5B6B63", "textColor": "#17261F", "mainBkg": "#DDF5EA", "nodeBorder": "#067A52", "clusterBkg": "#F7FAF8", "clusterBorder": "#D5E3DC", "edgeLabelBackground": "#FFFFFF", "actorBkg": "#067A52", "actorBorder": "#0B3D2B", "actorTextColor": "#FFFFFF", "actorLineColor": "#5B6B63", "signalColor": "#17261F", "signalTextColor": "#17261F", "labelBoxBkgColor": "#0B3D2B", "labelBoxBorderColor": "#0B3D2B", "labelTextColor": "#FFFFFF", "loopTextColor": "#0B3D2B", "noteBkgColor": "#FDF4DD", "noteBorderColor": "#C98D12", "noteTextColor": "#17261F", "activationBkgColor": "#DDF5EA", "activationBorderColor": "#067A52", "attributeBackgroundColorOdd": "#FFFFFF", "attributeBackgroundColorEven": "#F2F7F4"}}}%%</w:t>
+            </w:r>
+          </w:p>
+          <w:p>
+            <w:pPr>
+              <w:spacing w:before="0" w:after="0" w:line="252" w:lineRule="auto"/>
+            </w:pPr>
+            <w:r>
+              <w:rPr>
+                <w:rFonts w:ascii="JetBrains Mono" w:hAnsi="JetBrains Mono" w:eastAsia="JetBrains Mono" w:cs="JetBrains Mono"/>
+                <w:color w:val="17261F"/>
+                <w:sz w:val="16"/>
+                <w:szCs w:val="16"/>
+              </w:rPr>
+              <w:t xml:space="preserve">flowchart TB</w:t>
+            </w:r>
+          </w:p>
+          <w:p>
+            <w:pPr>
+              <w:spacing w:before="0" w:after="0" w:line="252" w:lineRule="auto"/>
+            </w:pPr>
+            <w:r>
+              <w:rPr>
+                <w:rFonts w:ascii="JetBrains Mono" w:hAnsi="JetBrains Mono" w:eastAsia="JetBrains Mono" w:cs="JetBrains Mono"/>
+                <w:color w:val="17261F"/>
+                <w:sz w:val="16"/>
+                <w:szCs w:val="16"/>
+              </w:rPr>
+              <w:t xml:space="preserve">  subgraph prep["1 · Datos"]</w:t>
+            </w:r>
+          </w:p>
+          <w:p>
+            <w:pPr>
+              <w:spacing w:before="0" w:after="0" w:line="252" w:lineRule="auto"/>
+            </w:pPr>
+            <w:r>
+              <w:rPr>
+                <w:rFonts w:ascii="JetBrains Mono" w:hAnsi="JetBrains Mono" w:eastAsia="JetBrains Mono" w:cs="JetBrains Mono"/>
+                <w:color w:val="17261F"/>
+                <w:sz w:val="16"/>
+                <w:szCs w:val="16"/>
+              </w:rPr>
+              <w:t xml:space="preserve">    direction LR</w:t>
+            </w:r>
+          </w:p>
+          <w:p>
+            <w:pPr>
+              <w:spacing w:before="0" w:after="0" w:line="252" w:lineRule="auto"/>
+            </w:pPr>
+            <w:r>
+              <w:rPr>
+                <w:rFonts w:ascii="JetBrains Mono" w:hAnsi="JetBrains Mono" w:eastAsia="JetBrains Mono" w:cs="JetBrains Mono"/>
+                <w:color w:val="17261F"/>
+                <w:sz w:val="16"/>
+                <w:szCs w:val="16"/>
+              </w:rPr>
+              <w:t xml:space="preserve">    lect["Lecturas reales&lt;br/&gt;lotes cada minuto"] --&gt; alm[("SQLite en /data&lt;br/&gt;cultivo seudonimizado")]</w:t>
+            </w:r>
+          </w:p>
+          <w:p>
+            <w:pPr>
+              <w:spacing w:before="0" w:after="0" w:line="252" w:lineRule="auto"/>
+            </w:pPr>
+            <w:r>
+              <w:rPr>
+                <w:rFonts w:ascii="JetBrains Mono" w:hAnsi="JetBrains Mono" w:eastAsia="JetBrains Mono" w:cs="JetBrains Mono"/>
+                <w:color w:val="17261F"/>
+                <w:sz w:val="16"/>
+                <w:szCs w:val="16"/>
+              </w:rPr>
+              <w:t xml:space="preserve">    alm --&gt; cal["Calidad de datos&lt;br/&gt;completitud · validez · IQR"]</w:t>
+            </w:r>
+          </w:p>
+          <w:p>
+            <w:pPr>
+              <w:spacing w:before="0" w:after="0" w:line="252" w:lineRule="auto"/>
+            </w:pPr>
+            <w:r>
+              <w:rPr>
+                <w:rFonts w:ascii="JetBrains Mono" w:hAnsi="JetBrains Mono" w:eastAsia="JetBrains Mono" w:cs="JetBrains Mono"/>
+                <w:color w:val="17261F"/>
+                <w:sz w:val="16"/>
+                <w:szCs w:val="16"/>
+              </w:rPr>
+              <w:t xml:space="preserve">    cal --&gt; var["Variables&lt;br/&gt;posición en el rango, hora circular,&lt;br/&gt;tendencia de 30 min"]</w:t>
+            </w:r>
+          </w:p>
+          <w:p>
+            <w:pPr>
+              <w:spacing w:before="0" w:after="0" w:line="252" w:lineRule="auto"/>
+            </w:pPr>
+            <w:r>
+              <w:rPr>
+                <w:rFonts w:ascii="JetBrains Mono" w:hAnsi="JetBrains Mono" w:eastAsia="JetBrains Mono" w:cs="JetBrains Mono"/>
+                <w:color w:val="17261F"/>
+                <w:sz w:val="16"/>
+                <w:szCs w:val="16"/>
+              </w:rPr>
+              <w:t xml:space="preserve">  end</w:t>
+            </w:r>
+          </w:p>
+          <w:p>
+            <w:pPr>
+              <w:spacing w:before="0" w:after="0" w:line="252" w:lineRule="auto"/>
+            </w:pPr>
+            <w:r>
+              <w:rPr>
+                <w:rFonts w:ascii="JetBrains Mono" w:hAnsi="JetBrains Mono" w:eastAsia="JetBrains Mono" w:cs="JetBrains Mono"/>
+                <w:color w:val="17261F"/>
+                <w:sz w:val="16"/>
+                <w:szCs w:val="16"/>
+              </w:rPr>
+              <w:t xml:space="preserve">  subgraph sup["2 · Supervisado"]</w:t>
+            </w:r>
+          </w:p>
+          <w:p>
+            <w:pPr>
+              <w:spacing w:before="0" w:after="0" w:line="252" w:lineRule="auto"/>
+            </w:pPr>
+            <w:r>
+              <w:rPr>
+                <w:rFonts w:ascii="JetBrains Mono" w:hAnsi="JetBrains Mono" w:eastAsia="JetBrains Mono" w:cs="JetBrains Mono"/>
+                <w:color w:val="17261F"/>
+                <w:sz w:val="16"/>
+                <w:szCs w:val="16"/>
+              </w:rPr>
+              <w:t xml:space="preserve">    direction LR</w:t>
+            </w:r>
+          </w:p>
+          <w:p>
+            <w:pPr>
+              <w:spacing w:before="0" w:after="0" w:line="252" w:lineRule="auto"/>
+            </w:pPr>
+            <w:r>
+              <w:rPr>
+                <w:rFonts w:ascii="JetBrains Mono" w:hAnsi="JetBrains Mono" w:eastAsia="JetBrains Mono" w:cs="JetBrains Mono"/>
+                <w:color w:val="17261F"/>
+                <w:sz w:val="16"/>
+                <w:szCs w:val="16"/>
+              </w:rPr>
+              <w:t xml:space="preserve">    eti["Etiquetas autosupervisadas&lt;br/&gt;¿qué pasó en la hora siguiente?"] --&gt; cv["7 modelos con&lt;br/&gt;TimeSeriesSplit&lt;br/&gt;+ línea base"]</w:t>
+            </w:r>
+          </w:p>
+          <w:p>
+            <w:pPr>
+              <w:spacing w:before="0" w:after="0" w:line="252" w:lineRule="auto"/>
+            </w:pPr>
+            <w:r>
+              <w:rPr>
+                <w:rFonts w:ascii="JetBrains Mono" w:hAnsi="JetBrains Mono" w:eastAsia="JetBrains Mono" w:cs="JetBrains Mono"/>
+                <w:color w:val="17261F"/>
+                <w:sz w:val="16"/>
+                <w:szCs w:val="16"/>
+              </w:rPr>
+              <w:t xml:space="preserve">    cv --&gt; gs["GridSearchCV&lt;br/&gt;del mejor"]</w:t>
+            </w:r>
+          </w:p>
+          <w:p>
+            <w:pPr>
+              <w:spacing w:before="0" w:after="0" w:line="252" w:lineRule="auto"/>
+            </w:pPr>
+            <w:r>
+              <w:rPr>
+                <w:rFonts w:ascii="JetBrains Mono" w:hAnsi="JetBrains Mono" w:eastAsia="JetBrains Mono" w:cs="JetBrains Mono"/>
+                <w:color w:val="17261F"/>
+                <w:sz w:val="16"/>
+                <w:szCs w:val="16"/>
+              </w:rPr>
+              <w:t xml:space="preserve">    gs --&gt; cc{"¿Supera a la línea base&lt;br/&gt;y al vigente en lo&lt;br/&gt;más reciente?"}</w:t>
+            </w:r>
+          </w:p>
+          <w:p>
+            <w:pPr>
+              <w:spacing w:before="0" w:after="0" w:line="252" w:lineRule="auto"/>
+            </w:pPr>
+            <w:r>
+              <w:rPr>
+                <w:rFonts w:ascii="JetBrains Mono" w:hAnsi="JetBrains Mono" w:eastAsia="JetBrains Mono" w:cs="JetBrains Mono"/>
+                <w:color w:val="17261F"/>
+                <w:sz w:val="16"/>
+                <w:szCs w:val="16"/>
+              </w:rPr>
+              <w:t xml:space="preserve">    cc --&gt;|"Sí"| nuevo["Campeón nuevo&lt;br/&gt;versión + joblib"]</w:t>
+            </w:r>
+          </w:p>
+          <w:p>
+            <w:pPr>
+              <w:spacing w:before="0" w:after="0" w:line="252" w:lineRule="auto"/>
+            </w:pPr>
+            <w:r>
+              <w:rPr>
+                <w:rFonts w:ascii="JetBrains Mono" w:hAnsi="JetBrains Mono" w:eastAsia="JetBrains Mono" w:cs="JetBrains Mono"/>
+                <w:color w:val="17261F"/>
+                <w:sz w:val="16"/>
+                <w:szCs w:val="16"/>
+              </w:rPr>
+              <w:t xml:space="preserve">    cc --&gt;|"No"| vig["Se conserva&lt;br/&gt;el vigente"]</w:t>
+            </w:r>
+          </w:p>
+          <w:p>
+            <w:pPr>
+              <w:spacing w:before="0" w:after="0" w:line="252" w:lineRule="auto"/>
+            </w:pPr>
+            <w:r>
+              <w:rPr>
+                <w:rFonts w:ascii="JetBrains Mono" w:hAnsi="JetBrains Mono" w:eastAsia="JetBrains Mono" w:cs="JetBrains Mono"/>
+                <w:color w:val="17261F"/>
+                <w:sz w:val="16"/>
+                <w:szCs w:val="16"/>
+              </w:rPr>
+              <w:t xml:space="preserve">  end</w:t>
+            </w:r>
+          </w:p>
+          <w:p>
+            <w:pPr>
+              <w:spacing w:before="0" w:after="0" w:line="252" w:lineRule="auto"/>
+            </w:pPr>
+            <w:r>
+              <w:rPr>
+                <w:rFonts w:ascii="JetBrains Mono" w:hAnsi="JetBrains Mono" w:eastAsia="JetBrains Mono" w:cs="JetBrains Mono"/>
+                <w:color w:val="17261F"/>
+                <w:sz w:val="16"/>
+                <w:szCs w:val="16"/>
+              </w:rPr>
+              <w:t xml:space="preserve">  subgraph nosup["3 · No supervisado"]</w:t>
+            </w:r>
+          </w:p>
+          <w:p>
+            <w:pPr>
+              <w:spacing w:before="0" w:after="0" w:line="252" w:lineRule="auto"/>
+            </w:pPr>
+            <w:r>
+              <w:rPr>
+                <w:rFonts w:ascii="JetBrains Mono" w:hAnsi="JetBrains Mono" w:eastAsia="JetBrains Mono" w:cs="JetBrains Mono"/>
+                <w:color w:val="17261F"/>
+                <w:sz w:val="16"/>
+                <w:szCs w:val="16"/>
+              </w:rPr>
+              <w:t xml:space="preserve">    direction LR</w:t>
+            </w:r>
+          </w:p>
+          <w:p>
+            <w:pPr>
+              <w:spacing w:before="0" w:after="0" w:line="252" w:lineRule="auto"/>
+            </w:pPr>
+            <w:r>
+              <w:rPr>
+                <w:rFonts w:ascii="JetBrains Mono" w:hAnsi="JetBrains Mono" w:eastAsia="JetBrains Mono" w:cs="JetBrains Mono"/>
+                <w:color w:val="17261F"/>
+                <w:sz w:val="16"/>
+                <w:szCs w:val="16"/>
+              </w:rPr>
+              <w:t xml:space="preserve">    km["K-Means por silueta&lt;br/&gt;estados de operación"]</w:t>
+            </w:r>
+          </w:p>
+          <w:p>
+            <w:pPr>
+              <w:spacing w:before="0" w:after="0" w:line="252" w:lineRule="auto"/>
+            </w:pPr>
+            <w:r>
+              <w:rPr>
+                <w:rFonts w:ascii="JetBrains Mono" w:hAnsi="JetBrains Mono" w:eastAsia="JetBrains Mono" w:cs="JetBrains Mono"/>
+                <w:color w:val="17261F"/>
+                <w:sz w:val="16"/>
+                <w:szCs w:val="16"/>
+              </w:rPr>
+              <w:t xml:space="preserve">    iso["Isolation Forest&lt;br/&gt;lecturas poco habituales"]</w:t>
+            </w:r>
+          </w:p>
+          <w:p>
+            <w:pPr>
+              <w:spacing w:before="0" w:after="0" w:line="252" w:lineRule="auto"/>
+            </w:pPr>
+            <w:r>
+              <w:rPr>
+                <w:rFonts w:ascii="JetBrains Mono" w:hAnsi="JetBrains Mono" w:eastAsia="JetBrains Mono" w:cs="JetBrains Mono"/>
+                <w:color w:val="17261F"/>
+                <w:sz w:val="16"/>
+                <w:szCs w:val="16"/>
+              </w:rPr>
+              <w:t xml:space="preserve">  end</w:t>
+            </w:r>
+          </w:p>
+          <w:p>
+            <w:pPr>
+              <w:spacing w:before="0" w:after="0" w:line="252" w:lineRule="auto"/>
+            </w:pPr>
+            <w:r>
+              <w:rPr>
+                <w:rFonts w:ascii="JetBrains Mono" w:hAnsi="JetBrains Mono" w:eastAsia="JetBrains Mono" w:cs="JetBrains Mono"/>
+                <w:color w:val="17261F"/>
+                <w:sz w:val="16"/>
+                <w:szCs w:val="16"/>
+              </w:rPr>
+              <w:t xml:space="preserve">  var --&gt; eti</w:t>
+            </w:r>
+          </w:p>
+          <w:p>
+            <w:pPr>
+              <w:spacing w:before="0" w:after="0" w:line="252" w:lineRule="auto"/>
+            </w:pPr>
+            <w:r>
+              <w:rPr>
+                <w:rFonts w:ascii="JetBrains Mono" w:hAnsi="JetBrains Mono" w:eastAsia="JetBrains Mono" w:cs="JetBrains Mono"/>
+                <w:color w:val="17261F"/>
+                <w:sz w:val="16"/>
+                <w:szCs w:val="16"/>
+              </w:rPr>
+              <w:t xml:space="preserve">  var --&gt; km</w:t>
+            </w:r>
+          </w:p>
+          <w:p>
+            <w:pPr>
+              <w:spacing w:before="0" w:after="0" w:line="252" w:lineRule="auto"/>
+            </w:pPr>
+            <w:r>
+              <w:rPr>
+                <w:rFonts w:ascii="JetBrains Mono" w:hAnsi="JetBrains Mono" w:eastAsia="JetBrains Mono" w:cs="JetBrains Mono"/>
+                <w:color w:val="17261F"/>
+                <w:sz w:val="16"/>
+                <w:szCs w:val="16"/>
+              </w:rPr>
+              <w:t xml:space="preserve">  var --&gt; iso</w:t>
+            </w:r>
+          </w:p>
+          <w:p>
+            <w:pPr>
+              <w:spacing w:before="0" w:after="0" w:line="252" w:lineRule="auto"/>
+            </w:pPr>
+            <w:r>
+              <w:rPr>
+                <w:rFonts w:ascii="JetBrains Mono" w:hAnsi="JetBrains Mono" w:eastAsia="JetBrains Mono" w:cs="JetBrains Mono"/>
+                <w:color w:val="17261F"/>
+                <w:sz w:val="16"/>
+                <w:szCs w:val="16"/>
+              </w:rPr>
+              <w:t xml:space="preserve">  inf["4 · Cada evaluación: riego y calor en 1 h, sustrato en 1 h, estado y atipicidad"]</w:t>
+            </w:r>
+          </w:p>
+          <w:p>
+            <w:pPr>
+              <w:spacing w:before="0" w:after="0" w:line="252" w:lineRule="auto"/>
+            </w:pPr>
+            <w:r>
+              <w:rPr>
+                <w:rFonts w:ascii="JetBrains Mono" w:hAnsi="JetBrains Mono" w:eastAsia="JetBrains Mono" w:cs="JetBrains Mono"/>
+                <w:color w:val="17261F"/>
+                <w:sz w:val="16"/>
+                <w:szCs w:val="16"/>
+              </w:rPr>
+              <w:t xml:space="preserve">  nuevo --&gt; inf</w:t>
+            </w:r>
+          </w:p>
+          <w:p>
+            <w:pPr>
+              <w:spacing w:before="0" w:after="0" w:line="252" w:lineRule="auto"/>
+            </w:pPr>
+            <w:r>
+              <w:rPr>
+                <w:rFonts w:ascii="JetBrains Mono" w:hAnsi="JetBrains Mono" w:eastAsia="JetBrains Mono" w:cs="JetBrains Mono"/>
+                <w:color w:val="17261F"/>
+                <w:sz w:val="16"/>
+                <w:szCs w:val="16"/>
+              </w:rPr>
+              <w:t xml:space="preserve">  vig --&gt; inf</w:t>
+            </w:r>
+          </w:p>
+          <w:p>
+            <w:pPr>
+              <w:spacing w:before="0" w:after="0" w:line="252" w:lineRule="auto"/>
+            </w:pPr>
+            <w:r>
+              <w:rPr>
+                <w:rFonts w:ascii="JetBrains Mono" w:hAnsi="JetBrains Mono" w:eastAsia="JetBrains Mono" w:cs="JetBrains Mono"/>
+                <w:color w:val="17261F"/>
+                <w:sz w:val="16"/>
+                <w:szCs w:val="16"/>
+              </w:rPr>
+              <w:t xml:space="preserve">  km --&gt; inf</w:t>
+            </w:r>
+          </w:p>
+          <w:p>
+            <w:pPr>
+              <w:spacing w:before="0" w:after="0" w:line="252" w:lineRule="auto"/>
+            </w:pPr>
+            <w:r>
+              <w:rPr>
+                <w:rFonts w:ascii="JetBrains Mono" w:hAnsi="JetBrains Mono" w:eastAsia="JetBrains Mono" w:cs="JetBrains Mono"/>
+                <w:color w:val="17261F"/>
+                <w:sz w:val="16"/>
+                <w:szCs w:val="16"/>
+              </w:rPr>
+              <w:t xml:space="preserve">  iso --&gt; inf</w:t>
+            </w:r>
+          </w:p>
+          <w:p>
+            <w:pPr>
+              <w:spacing w:before="0" w:after="0" w:line="252" w:lineRule="auto"/>
+            </w:pPr>
+            <w:r>
+              <w:rPr>
+                <w:rFonts w:ascii="JetBrains Mono" w:hAnsi="JetBrains Mono" w:eastAsia="JetBrains Mono" w:cs="JetBrains Mono"/>
+                <w:color w:val="17261F"/>
+                <w:sz w:val="16"/>
+                <w:szCs w:val="16"/>
+              </w:rPr>
+              <w:t xml:space="preserve">  classDef data fill:#E3F2FB,stroke:#1F6FA0,color:#17261F</w:t>
+            </w:r>
+          </w:p>
+          <w:p>
+            <w:pPr>
+              <w:spacing w:before="0" w:after="0" w:line="252" w:lineRule="auto"/>
+            </w:pPr>
+            <w:r>
+              <w:rPr>
+                <w:rFonts w:ascii="JetBrains Mono" w:hAnsi="JetBrains Mono" w:eastAsia="JetBrains Mono" w:cs="JetBrains Mono"/>
+                <w:color w:val="17261F"/>
+                <w:sz w:val="16"/>
+                <w:szCs w:val="16"/>
+              </w:rPr>
+              <w:t xml:space="preserve">  classDef step fill:#DDF5EA,stroke:#067A52,color:#17261F</w:t>
+            </w:r>
+          </w:p>
+          <w:p>
+            <w:pPr>
+              <w:spacing w:before="0" w:after="0" w:line="252" w:lineRule="auto"/>
+            </w:pPr>
+            <w:r>
+              <w:rPr>
+                <w:rFonts w:ascii="JetBrains Mono" w:hAnsi="JetBrains Mono" w:eastAsia="JetBrains Mono" w:cs="JetBrains Mono"/>
+                <w:color w:val="17261F"/>
+                <w:sz w:val="16"/>
+                <w:szCs w:val="16"/>
+              </w:rPr>
+              <w:t xml:space="preserve">  classDef ask fill:#FDF4DD,stroke:#C98D12,color:#17261F</w:t>
+            </w:r>
+          </w:p>
+          <w:p>
+            <w:pPr>
+              <w:spacing w:before="0" w:after="0" w:line="252" w:lineRule="auto"/>
+            </w:pPr>
+            <w:r>
+              <w:rPr>
+                <w:rFonts w:ascii="JetBrains Mono" w:hAnsi="JetBrains Mono" w:eastAsia="JetBrains Mono" w:cs="JetBrains Mono"/>
+                <w:color w:val="17261F"/>
+                <w:sz w:val="16"/>
+                <w:szCs w:val="16"/>
+              </w:rPr>
+              <w:t xml:space="preserve">  classDef out fill:#067A52,stroke:#0B3D2B,color:#FFFFFF</w:t>
+            </w:r>
+          </w:p>
+          <w:p>
+            <w:pPr>
+              <w:spacing w:before="0" w:after="0" w:line="252" w:lineRule="auto"/>
+            </w:pPr>
+            <w:r>
+              <w:rPr>
+                <w:rFonts w:ascii="JetBrains Mono" w:hAnsi="JetBrains Mono" w:eastAsia="JetBrains Mono" w:cs="JetBrains Mono"/>
+                <w:color w:val="17261F"/>
+                <w:sz w:val="16"/>
+                <w:szCs w:val="16"/>
+              </w:rPr>
+              <w:t xml:space="preserve">  class lect,alm data</w:t>
+            </w:r>
+          </w:p>
+          <w:p>
+            <w:pPr>
+              <w:spacing w:before="0" w:after="0" w:line="252" w:lineRule="auto"/>
+            </w:pPr>
+            <w:r>
+              <w:rPr>
+                <w:rFonts w:ascii="JetBrains Mono" w:hAnsi="JetBrains Mono" w:eastAsia="JetBrains Mono" w:cs="JetBrains Mono"/>
+                <w:color w:val="17261F"/>
+                <w:sz w:val="16"/>
+                <w:szCs w:val="16"/>
+              </w:rPr>
+              <w:t xml:space="preserve">  class cal,var,eti,cv,gs,km,iso,vig step</w:t>
+            </w:r>
+          </w:p>
+          <w:p>
+            <w:pPr>
+              <w:spacing w:before="0" w:after="0" w:line="252" w:lineRule="auto"/>
+            </w:pPr>
+            <w:r>
+              <w:rPr>
+                <w:rFonts w:ascii="JetBrains Mono" w:hAnsi="JetBrains Mono" w:eastAsia="JetBrains Mono" w:cs="JetBrains Mono"/>
+                <w:color w:val="17261F"/>
+                <w:sz w:val="16"/>
+                <w:szCs w:val="16"/>
+              </w:rPr>
+              <w:t xml:space="preserve">  class cc ask</w:t>
+            </w:r>
+          </w:p>
+          <w:p>
+            <w:pPr>
+              <w:spacing w:before="0" w:after="0" w:line="252" w:lineRule="auto"/>
+            </w:pPr>
+            <w:r>
+              <w:rPr>
+                <w:rFonts w:ascii="JetBrains Mono" w:hAnsi="JetBrains Mono" w:eastAsia="JetBrains Mono" w:cs="JetBrains Mono"/>
+                <w:color w:val="17261F"/>
+                <w:sz w:val="16"/>
+                <w:szCs w:val="16"/>
+              </w:rPr>
+              <w:t xml:space="preserve">  class nuevo,inf out</w:t>
+            </w:r>
+          </w:p>
+        </w:tc>
+      </w:tr>
+    </w:tbl>
+    <w:p>
+      <w:pPr>
+        <w:spacing w:before="160" w:after="0" w:line="240" w:lineRule="auto"/>
+        <w:rPr>
+          <w:sz w:val="8"/>
+        </w:rPr>
+      </w:pPr>
+    </w:p>
+    <w:p>
+      <w:pPr>
         <w:pStyle w:val="Heading2"/>
       </w:pPr>
       <w:bookmarkStart w:id="145" w:name="sec_145"/>
@@ -18128,6 +22946,400 @@
     </w:p>
     <w:p>
       <w:pPr>
+        <w:spacing w:before="80" w:after="0" w:line="240" w:lineRule="auto"/>
+        <w:rPr>
+          <w:sz w:val="8"/>
+        </w:rPr>
+      </w:pPr>
+    </w:p>
+    <w:tbl>
+      <w:tblPr>
+        <w:tblW w:w="9360" w:type="dxa"/>
+        <w:tblInd w:w="0" w:type="dxa"/>
+        <w:tblBorders>
+          <w:top w:val="nil"/>
+          <w:left w:val="nil"/>
+          <w:bottom w:val="nil"/>
+          <w:right w:val="nil"/>
+          <w:insideH w:val="nil"/>
+          <w:insideV w:val="nil"/>
+        </w:tblBorders>
+        <w:tblLayout w:type="fixed"/>
+        <w:tblCellMar>
+          <w:left w:w="0" w:type="dxa"/>
+          <w:right w:w="0" w:type="dxa"/>
+        </w:tblCellMar>
+        <w:tblLook w:val="0000" w:firstRow="0" w:lastRow="0" w:firstColumn="0" w:lastColumn="0" w:noHBand="1" w:noVBand="1"/>
+      </w:tblPr>
+      <w:tblGrid>
+        <w:gridCol w:w="9360"/>
+      </w:tblGrid>
+      <w:tr>
+        <w:trPr>
+          <w:cantSplit/>
+        </w:trPr>
+        <w:tc>
+          <w:tcPr>
+            <w:tcW w:w="9360" w:type="dxa"/>
+            <w:shd w:val="clear" w:color="auto" w:fill="0B3D2B"/>
+            <w:tcMar>
+              <w:top w:w="60" w:type="dxa"/>
+              <w:left w:w="200" w:type="dxa"/>
+              <w:bottom w:w="60" w:type="dxa"/>
+              <w:right w:w="200" w:type="dxa"/>
+            </w:tcMar>
+            <w:vAlign w:val="top"/>
+          </w:tcPr>
+          <w:p>
+            <w:pPr>
+              <w:spacing w:before="0" w:after="0" w:line="240" w:lineRule="auto"/>
+            </w:pPr>
+            <w:r>
+              <w:rPr>
+                <w:b/>
+                <w:bCs/>
+                <w:color w:val="7FDBB0"/>
+                <w:spacing w:val="40"/>
+                <w:sz w:val="14"/>
+                <w:szCs w:val="14"/>
+              </w:rPr>
+              <w:t xml:space="preserve">MERMAID</w:t>
+            </w:r>
+          </w:p>
+        </w:tc>
+      </w:tr>
+    </w:tbl>
+    <w:tbl>
+      <w:tblPr>
+        <w:tblW w:w="9360" w:type="dxa"/>
+        <w:tblInd w:w="0" w:type="dxa"/>
+        <w:tblBorders>
+          <w:top w:val="nil"/>
+          <w:left w:val="nil"/>
+          <w:bottom w:val="nil"/>
+          <w:right w:val="nil"/>
+          <w:insideH w:val="nil"/>
+          <w:insideV w:val="nil"/>
+        </w:tblBorders>
+        <w:tblLayout w:type="fixed"/>
+        <w:tblCellMar>
+          <w:left w:w="0" w:type="dxa"/>
+          <w:right w:w="0" w:type="dxa"/>
+        </w:tblCellMar>
+        <w:tblLook w:val="0000" w:firstRow="0" w:lastRow="0" w:firstColumn="0" w:lastColumn="0" w:noHBand="1" w:noVBand="1"/>
+      </w:tblPr>
+      <w:tblGrid>
+        <w:gridCol w:w="9360"/>
+      </w:tblGrid>
+      <w:tr>
+        <w:trPr>
+          <w:cantSplit/>
+        </w:trPr>
+        <w:tc>
+          <w:tcPr>
+            <w:tcW w:w="9360" w:type="dxa"/>
+            <w:shd w:val="clear" w:color="auto" w:fill="F7FAF8"/>
+            <w:tcMar>
+              <w:top w:w="120" w:type="dxa"/>
+              <w:left w:w="200" w:type="dxa"/>
+              <w:bottom w:w="120" w:type="dxa"/>
+              <w:right w:w="200" w:type="dxa"/>
+            </w:tcMar>
+            <w:vAlign w:val="top"/>
+          </w:tcPr>
+          <w:p>
+            <w:pPr>
+              <w:spacing w:before="0" w:after="0" w:line="252" w:lineRule="auto"/>
+            </w:pPr>
+            <w:r>
+              <w:rPr>
+                <w:rFonts w:ascii="JetBrains Mono" w:hAnsi="JetBrains Mono" w:eastAsia="JetBrains Mono" w:cs="JetBrains Mono"/>
+                <w:color w:val="17261F"/>
+                <w:sz w:val="16"/>
+                <w:szCs w:val="16"/>
+              </w:rPr>
+              <w:t xml:space="preserve">%%{init: {"theme": "base", "fontFamily": "Segoe UI, Arial, sans-serif", "themeVariables": {"fontFamily": "Segoe UI, Arial, sans-serif", "fontSize": "15px", "primaryColor": "#DDF5EA", "primaryTextColor": "#17261F", "primaryBorderColor": "#067A52", "secondaryColor": "#E3F2FB", "secondaryTextColor": "#17261F", "secondaryBorderColor": "#1F6FA0", "tertiaryColor": "#F2F7F4", "tertiaryTextColor": "#17261F", "tertiaryBorderColor": "#D5E3DC", "lineColor": "#5B6B63", "textColor": "#17261F", "mainBkg": "#DDF5EA", "nodeBorder": "#067A52", "clusterBkg": "#F7FAF8", "clusterBorder": "#D5E3DC", "edgeLabelBackground": "#FFFFFF", "actorBkg": "#067A52", "actorBorder": "#0B3D2B", "actorTextColor": "#FFFFFF", "actorLineColor": "#5B6B63", "signalColor": "#17261F", "signalTextColor": "#17261F", "labelBoxBkgColor": "#0B3D2B", "labelBoxBorderColor": "#0B3D2B", "labelTextColor": "#FFFFFF", "loopTextColor": "#0B3D2B", "noteBkgColor": "#FDF4DD", "noteBorderColor": "#C98D12", "noteTextColor": "#17261F", "activationBkgColor": "#DDF5EA", "activationBorderColor": "#067A52", "attributeBackgroundColorOdd": "#FFFFFF", "attributeBackgroundColorEven": "#F2F7F4"}}}%%</w:t>
+            </w:r>
+          </w:p>
+          <w:p>
+            <w:pPr>
+              <w:spacing w:before="0" w:after="0" w:line="252" w:lineRule="auto"/>
+            </w:pPr>
+            <w:r>
+              <w:rPr>
+                <w:rFonts w:ascii="JetBrains Mono" w:hAnsi="JetBrains Mono" w:eastAsia="JetBrains Mono" w:cs="JetBrains Mono"/>
+                <w:color w:val="17261F"/>
+                <w:sz w:val="16"/>
+                <w:szCs w:val="16"/>
+              </w:rPr>
+              <w:t xml:space="preserve">sequenceDiagram</w:t>
+            </w:r>
+          </w:p>
+          <w:p>
+            <w:pPr>
+              <w:spacing w:before="0" w:after="0" w:line="252" w:lineRule="auto"/>
+            </w:pPr>
+            <w:r>
+              <w:rPr>
+                <w:rFonts w:ascii="JetBrains Mono" w:hAnsi="JetBrains Mono" w:eastAsia="JetBrains Mono" w:cs="JetBrains Mono"/>
+                <w:color w:val="17261F"/>
+                <w:sz w:val="16"/>
+                <w:szCs w:val="16"/>
+              </w:rPr>
+              <w:t xml:space="preserve">  autonumber</w:t>
+            </w:r>
+          </w:p>
+          <w:p>
+            <w:pPr>
+              <w:spacing w:before="0" w:after="0" w:line="252" w:lineRule="auto"/>
+            </w:pPr>
+            <w:r>
+              <w:rPr>
+                <w:rFonts w:ascii="JetBrains Mono" w:hAnsi="JetBrains Mono" w:eastAsia="JetBrains Mono" w:cs="JetBrains Mono"/>
+                <w:color w:val="17261F"/>
+                <w:sz w:val="16"/>
+                <w:szCs w:val="16"/>
+              </w:rPr>
+              <w:t xml:space="preserve">  actor P as Persona</w:t>
+            </w:r>
+          </w:p>
+          <w:p>
+            <w:pPr>
+              <w:spacing w:before="0" w:after="0" w:line="252" w:lineRule="auto"/>
+            </w:pPr>
+            <w:r>
+              <w:rPr>
+                <w:rFonts w:ascii="JetBrains Mono" w:hAnsi="JetBrains Mono" w:eastAsia="JetBrains Mono" w:cs="JetBrains Mono"/>
+                <w:color w:val="17261F"/>
+                <w:sz w:val="16"/>
+                <w:szCs w:val="16"/>
+              </w:rPr>
+              <w:t xml:space="preserve">  participant W as PWA</w:t>
+            </w:r>
+          </w:p>
+          <w:p>
+            <w:pPr>
+              <w:spacing w:before="0" w:after="0" w:line="252" w:lineRule="auto"/>
+            </w:pPr>
+            <w:r>
+              <w:rPr>
+                <w:rFonts w:ascii="JetBrains Mono" w:hAnsi="JetBrains Mono" w:eastAsia="JetBrains Mono" w:cs="JetBrains Mono"/>
+                <w:color w:val="17261F"/>
+                <w:sz w:val="16"/>
+                <w:szCs w:val="16"/>
+              </w:rPr>
+              <w:t xml:space="preserve">  participant A as API</w:t>
+            </w:r>
+          </w:p>
+          <w:p>
+            <w:pPr>
+              <w:spacing w:before="0" w:after="0" w:line="252" w:lineRule="auto"/>
+            </w:pPr>
+            <w:r>
+              <w:rPr>
+                <w:rFonts w:ascii="JetBrains Mono" w:hAnsi="JetBrains Mono" w:eastAsia="JetBrains Mono" w:cs="JetBrains Mono"/>
+                <w:color w:val="17261F"/>
+                <w:sz w:val="16"/>
+                <w:szCs w:val="16"/>
+              </w:rPr>
+              <w:t xml:space="preserve">  participant C as Redis</w:t>
+            </w:r>
+          </w:p>
+          <w:p>
+            <w:pPr>
+              <w:spacing w:before="0" w:after="0" w:line="252" w:lineRule="auto"/>
+            </w:pPr>
+            <w:r>
+              <w:rPr>
+                <w:rFonts w:ascii="JetBrains Mono" w:hAnsi="JetBrains Mono" w:eastAsia="JetBrains Mono" w:cs="JetBrains Mono"/>
+                <w:color w:val="17261F"/>
+                <w:sz w:val="16"/>
+                <w:szCs w:val="16"/>
+              </w:rPr>
+              <w:t xml:space="preserve">  participant T as Telegram</w:t>
+            </w:r>
+          </w:p>
+          <w:p>
+            <w:pPr>
+              <w:spacing w:before="0" w:after="0" w:line="252" w:lineRule="auto"/>
+            </w:pPr>
+            <w:r>
+              <w:rPr>
+                <w:rFonts w:ascii="JetBrains Mono" w:hAnsi="JetBrains Mono" w:eastAsia="JetBrains Mono" w:cs="JetBrains Mono"/>
+                <w:color w:val="17261F"/>
+                <w:sz w:val="16"/>
+                <w:szCs w:val="16"/>
+              </w:rPr>
+              <w:t xml:space="preserve">  P-&gt;&gt;W: Perfil › Vincular Telegram</w:t>
+            </w:r>
+          </w:p>
+          <w:p>
+            <w:pPr>
+              <w:spacing w:before="0" w:after="0" w:line="252" w:lineRule="auto"/>
+            </w:pPr>
+            <w:r>
+              <w:rPr>
+                <w:rFonts w:ascii="JetBrains Mono" w:hAnsi="JetBrains Mono" w:eastAsia="JetBrains Mono" w:cs="JetBrains Mono"/>
+                <w:color w:val="17261F"/>
+                <w:sz w:val="16"/>
+                <w:szCs w:val="16"/>
+              </w:rPr>
+              <w:t xml:space="preserve">  W-&gt;&gt;A: POST /channels/telegram/link</w:t>
+            </w:r>
+          </w:p>
+          <w:p>
+            <w:pPr>
+              <w:spacing w:before="0" w:after="0" w:line="252" w:lineRule="auto"/>
+            </w:pPr>
+            <w:r>
+              <w:rPr>
+                <w:rFonts w:ascii="JetBrains Mono" w:hAnsi="JetBrains Mono" w:eastAsia="JetBrains Mono" w:cs="JetBrains Mono"/>
+                <w:color w:val="17261F"/>
+                <w:sz w:val="16"/>
+                <w:szCs w:val="16"/>
+              </w:rPr>
+              <w:t xml:space="preserve">  A-&gt;&gt;C: código de un solo uso (10 min) → cuenta</w:t>
+            </w:r>
+          </w:p>
+          <w:p>
+            <w:pPr>
+              <w:spacing w:before="0" w:after="0" w:line="252" w:lineRule="auto"/>
+            </w:pPr>
+            <w:r>
+              <w:rPr>
+                <w:rFonts w:ascii="JetBrains Mono" w:hAnsi="JetBrains Mono" w:eastAsia="JetBrains Mono" w:cs="JetBrains Mono"/>
+                <w:color w:val="17261F"/>
+                <w:sz w:val="16"/>
+                <w:szCs w:val="16"/>
+              </w:rPr>
+              <w:t xml:space="preserve">  A--&gt;&gt;W: url t.me/bot?start=código</w:t>
+            </w:r>
+          </w:p>
+          <w:p>
+            <w:pPr>
+              <w:spacing w:before="0" w:after="0" w:line="252" w:lineRule="auto"/>
+            </w:pPr>
+            <w:r>
+              <w:rPr>
+                <w:rFonts w:ascii="JetBrains Mono" w:hAnsi="JetBrains Mono" w:eastAsia="JetBrains Mono" w:cs="JetBrains Mono"/>
+                <w:color w:val="17261F"/>
+                <w:sz w:val="16"/>
+                <w:szCs w:val="16"/>
+              </w:rPr>
+              <w:t xml:space="preserve">  W-&gt;&gt;T: abre el chat del bot</w:t>
+            </w:r>
+          </w:p>
+          <w:p>
+            <w:pPr>
+              <w:spacing w:before="0" w:after="0" w:line="252" w:lineRule="auto"/>
+            </w:pPr>
+            <w:r>
+              <w:rPr>
+                <w:rFonts w:ascii="JetBrains Mono" w:hAnsi="JetBrains Mono" w:eastAsia="JetBrains Mono" w:cs="JetBrains Mono"/>
+                <w:color w:val="17261F"/>
+                <w:sz w:val="16"/>
+                <w:szCs w:val="16"/>
+              </w:rPr>
+              <w:t xml:space="preserve">  P-&gt;&gt;T: Iniciar (/start código)</w:t>
+            </w:r>
+          </w:p>
+          <w:p>
+            <w:pPr>
+              <w:spacing w:before="0" w:after="0" w:line="252" w:lineRule="auto"/>
+            </w:pPr>
+            <w:r>
+              <w:rPr>
+                <w:rFonts w:ascii="JetBrains Mono" w:hAnsi="JetBrains Mono" w:eastAsia="JetBrains Mono" w:cs="JetBrains Mono"/>
+                <w:color w:val="17261F"/>
+                <w:sz w:val="16"/>
+                <w:szCs w:val="16"/>
+              </w:rPr>
+              <w:t xml:space="preserve">  T-&gt;&gt;A: novedad (webhook firmado o sondeo)</w:t>
+            </w:r>
+          </w:p>
+          <w:p>
+            <w:pPr>
+              <w:spacing w:before="0" w:after="0" w:line="252" w:lineRule="auto"/>
+            </w:pPr>
+            <w:r>
+              <w:rPr>
+                <w:rFonts w:ascii="JetBrains Mono" w:hAnsi="JetBrains Mono" w:eastAsia="JetBrains Mono" w:cs="JetBrains Mono"/>
+                <w:color w:val="17261F"/>
+                <w:sz w:val="16"/>
+                <w:szCs w:val="16"/>
+              </w:rPr>
+              <w:t xml:space="preserve">  A-&gt;&gt;C: toma y borra el código</w:t>
+            </w:r>
+          </w:p>
+          <w:p>
+            <w:pPr>
+              <w:spacing w:before="0" w:after="0" w:line="252" w:lineRule="auto"/>
+            </w:pPr>
+            <w:r>
+              <w:rPr>
+                <w:rFonts w:ascii="JetBrains Mono" w:hAnsi="JetBrains Mono" w:eastAsia="JetBrains Mono" w:cs="JetBrains Mono"/>
+                <w:color w:val="17261F"/>
+                <w:sz w:val="16"/>
+                <w:szCs w:val="16"/>
+              </w:rPr>
+              <w:t xml:space="preserve">  A-&gt;&gt;A: guarda channel_links (chat, eventos)</w:t>
+            </w:r>
+          </w:p>
+          <w:p>
+            <w:pPr>
+              <w:spacing w:before="0" w:after="0" w:line="252" w:lineRule="auto"/>
+            </w:pPr>
+            <w:r>
+              <w:rPr>
+                <w:rFonts w:ascii="JetBrains Mono" w:hAnsi="JetBrains Mono" w:eastAsia="JetBrains Mono" w:cs="JetBrains Mono"/>
+                <w:color w:val="17261F"/>
+                <w:sz w:val="16"/>
+                <w:szCs w:val="16"/>
+              </w:rPr>
+              <w:t xml:space="preserve">  A-&gt;&gt;T: «Listo, este chat quedó vinculado»</w:t>
+            </w:r>
+          </w:p>
+          <w:p>
+            <w:pPr>
+              <w:spacing w:before="0" w:after="0" w:line="252" w:lineRule="auto"/>
+            </w:pPr>
+            <w:r>
+              <w:rPr>
+                <w:rFonts w:ascii="JetBrains Mono" w:hAnsi="JetBrains Mono" w:eastAsia="JetBrains Mono" w:cs="JetBrains Mono"/>
+                <w:color w:val="17261F"/>
+                <w:sz w:val="16"/>
+                <w:szCs w:val="16"/>
+              </w:rPr>
+              <w:t xml:space="preserve">  Note over A,T: Desde aquí, cada notificación elegida&lt;br/&gt;se reenvía con un botón al cultivo</w:t>
+            </w:r>
+          </w:p>
+          <w:p>
+            <w:pPr>
+              <w:spacing w:before="0" w:after="0" w:line="252" w:lineRule="auto"/>
+            </w:pPr>
+            <w:r>
+              <w:rPr>
+                <w:rFonts w:ascii="JetBrains Mono" w:hAnsi="JetBrains Mono" w:eastAsia="JetBrains Mono" w:cs="JetBrains Mono"/>
+                <w:color w:val="17261F"/>
+                <w:sz w:val="16"/>
+                <w:szCs w:val="16"/>
+              </w:rPr>
+              <w:t xml:space="preserve">  A-&gt;&gt;T: ⚠️ Atención en Lechugas del balcón</w:t>
+            </w:r>
+          </w:p>
+        </w:tc>
+      </w:tr>
+    </w:tbl>
+    <w:p>
+      <w:pPr>
+        <w:spacing w:before="160" w:after="0" w:line="240" w:lineRule="auto"/>
+        <w:rPr>
+          <w:sz w:val="8"/>
+        </w:rPr>
+      </w:pPr>
+    </w:p>
+    <w:p>
+      <w:pPr>
         <w:pStyle w:val="Heading2"/>
       </w:pPr>
       <w:bookmarkStart w:id="147" w:name="sec_147"/>
@@ -18165,7 +23377,7 @@
       <w:r>
         <w:drawing>
           <wp:inline distT="0" distB="0" distL="0" distR="0">
-            <wp:extent cx="5943600" cy="3936945"/>
+            <wp:extent cx="5943600" cy="3699529"/>
             <wp:docPr id="148" name="SmartPot_15_Virtual_Crop_Sequence"/>
             <wp:cNvGraphicFramePr>
               <a:graphicFrameLocks noChangeAspect="1"/>
@@ -18186,7 +23398,7 @@
                   <pic:spPr>
                     <a:xfrm>
                       <a:off x="0" y="0"/>
-                      <a:ext cx="5943600" cy="3936945"/>
+                      <a:ext cx="5943600" cy="3699529"/>
                     </a:xfrm>
                     <a:prstGeom prst="rect">
                       <a:avLst/>
@@ -18227,6 +23439,1283 @@
     </w:p>
     <w:p>
       <w:pPr>
+        <w:spacing w:before="80" w:after="0" w:line="240" w:lineRule="auto"/>
+        <w:rPr>
+          <w:sz w:val="8"/>
+        </w:rPr>
+      </w:pPr>
+    </w:p>
+    <w:tbl>
+      <w:tblPr>
+        <w:tblW w:w="9360" w:type="dxa"/>
+        <w:tblInd w:w="0" w:type="dxa"/>
+        <w:tblBorders>
+          <w:top w:val="nil"/>
+          <w:left w:val="nil"/>
+          <w:bottom w:val="nil"/>
+          <w:right w:val="nil"/>
+          <w:insideH w:val="nil"/>
+          <w:insideV w:val="nil"/>
+        </w:tblBorders>
+        <w:tblLayout w:type="fixed"/>
+        <w:tblCellMar>
+          <w:left w:w="0" w:type="dxa"/>
+          <w:right w:w="0" w:type="dxa"/>
+        </w:tblCellMar>
+        <w:tblLook w:val="0000" w:firstRow="0" w:lastRow="0" w:firstColumn="0" w:lastColumn="0" w:noHBand="1" w:noVBand="1"/>
+      </w:tblPr>
+      <w:tblGrid>
+        <w:gridCol w:w="9360"/>
+      </w:tblGrid>
+      <w:tr>
+        <w:trPr>
+          <w:cantSplit/>
+        </w:trPr>
+        <w:tc>
+          <w:tcPr>
+            <w:tcW w:w="9360" w:type="dxa"/>
+            <w:shd w:val="clear" w:color="auto" w:fill="0B3D2B"/>
+            <w:tcMar>
+              <w:top w:w="60" w:type="dxa"/>
+              <w:left w:w="200" w:type="dxa"/>
+              <w:bottom w:w="60" w:type="dxa"/>
+              <w:right w:w="200" w:type="dxa"/>
+            </w:tcMar>
+            <w:vAlign w:val="top"/>
+          </w:tcPr>
+          <w:p>
+            <w:pPr>
+              <w:spacing w:before="0" w:after="0" w:line="240" w:lineRule="auto"/>
+            </w:pPr>
+            <w:r>
+              <w:rPr>
+                <w:b/>
+                <w:bCs/>
+                <w:color w:val="7FDBB0"/>
+                <w:spacing w:val="40"/>
+                <w:sz w:val="14"/>
+                <w:szCs w:val="14"/>
+              </w:rPr>
+              <w:t xml:space="preserve">MERMAID</w:t>
+            </w:r>
+          </w:p>
+        </w:tc>
+      </w:tr>
+    </w:tbl>
+    <w:tbl>
+      <w:tblPr>
+        <w:tblW w:w="9360" w:type="dxa"/>
+        <w:tblInd w:w="0" w:type="dxa"/>
+        <w:tblBorders>
+          <w:top w:val="nil"/>
+          <w:left w:val="nil"/>
+          <w:bottom w:val="nil"/>
+          <w:right w:val="nil"/>
+          <w:insideH w:val="nil"/>
+          <w:insideV w:val="nil"/>
+        </w:tblBorders>
+        <w:tblLayout w:type="fixed"/>
+        <w:tblCellMar>
+          <w:left w:w="0" w:type="dxa"/>
+          <w:right w:w="0" w:type="dxa"/>
+        </w:tblCellMar>
+        <w:tblLook w:val="0000" w:firstRow="0" w:lastRow="0" w:firstColumn="0" w:lastColumn="0" w:noHBand="1" w:noVBand="1"/>
+      </w:tblPr>
+      <w:tblGrid>
+        <w:gridCol w:w="9360"/>
+      </w:tblGrid>
+      <w:tr>
+        <w:trPr>
+          <w:cantSplit/>
+        </w:trPr>
+        <w:tc>
+          <w:tcPr>
+            <w:tcW w:w="9360" w:type="dxa"/>
+            <w:shd w:val="clear" w:color="auto" w:fill="F7FAF8"/>
+            <w:tcMar>
+              <w:top w:w="120" w:type="dxa"/>
+              <w:left w:w="200" w:type="dxa"/>
+              <w:bottom w:w="120" w:type="dxa"/>
+              <w:right w:w="200" w:type="dxa"/>
+            </w:tcMar>
+            <w:vAlign w:val="top"/>
+          </w:tcPr>
+          <w:p>
+            <w:pPr>
+              <w:spacing w:before="0" w:after="0" w:line="252" w:lineRule="auto"/>
+            </w:pPr>
+            <w:r>
+              <w:rPr>
+                <w:rFonts w:ascii="JetBrains Mono" w:hAnsi="JetBrains Mono" w:eastAsia="JetBrains Mono" w:cs="JetBrains Mono"/>
+                <w:color w:val="17261F"/>
+                <w:sz w:val="16"/>
+                <w:szCs w:val="16"/>
+              </w:rPr>
+              <w:t xml:space="preserve">%%{init: {"theme": "base", "fontFamily": "Segoe UI, Arial, sans-serif", "themeVariables": {"fontFamily": "Segoe UI, Arial, sans-serif", "fontSize": "15px", "primaryColor": "#DDF5EA", "primaryTextColor": "#17261F", "primaryBorderColor": "#067A52", "secondaryColor": "#E3F2FB", "secondaryTextColor": "#17261F", "secondaryBorderColor": "#1F6FA0", "tertiaryColor": "#F2F7F4", "tertiaryTextColor": "#17261F", "tertiaryBorderColor": "#D5E3DC", "lineColor": "#5B6B63", "textColor": "#17261F", "mainBkg": "#DDF5EA", "nodeBorder": "#067A52", "clusterBkg": "#F7FAF8", "clusterBorder": "#D5E3DC", "edgeLabelBackground": "#FFFFFF", "actorBkg": "#067A52", "actorBorder": "#0B3D2B", "actorTextColor": "#FFFFFF", "actorLineColor": "#5B6B63", "signalColor": "#17261F", "signalTextColor": "#17261F", "labelBoxBkgColor": "#0B3D2B", "labelBoxBorderColor": "#0B3D2B", "labelTextColor": "#FFFFFF", "loopTextColor": "#0B3D2B", "noteBkgColor": "#FDF4DD", "noteBorderColor": "#C98D12", "noteTextColor": "#17261F", "activationBkgColor": "#DDF5EA", "activationBorderColor": "#067A52", "attributeBackgroundColorOdd": "#FFFFFF", "attributeBackgroundColorEven": "#F2F7F4"}}}%%</w:t>
+            </w:r>
+          </w:p>
+          <w:p>
+            <w:pPr>
+              <w:spacing w:before="0" w:after="0" w:line="252" w:lineRule="auto"/>
+            </w:pPr>
+            <w:r>
+              <w:rPr>
+                <w:rFonts w:ascii="JetBrains Mono" w:hAnsi="JetBrains Mono" w:eastAsia="JetBrains Mono" w:cs="JetBrains Mono"/>
+                <w:color w:val="17261F"/>
+                <w:sz w:val="16"/>
+                <w:szCs w:val="16"/>
+              </w:rPr>
+              <w:t xml:space="preserve">sequenceDiagram</w:t>
+            </w:r>
+          </w:p>
+          <w:p>
+            <w:pPr>
+              <w:spacing w:before="0" w:after="0" w:line="252" w:lineRule="auto"/>
+            </w:pPr>
+            <w:r>
+              <w:rPr>
+                <w:rFonts w:ascii="JetBrains Mono" w:hAnsi="JetBrains Mono" w:eastAsia="JetBrains Mono" w:cs="JetBrains Mono"/>
+                <w:color w:val="17261F"/>
+                <w:sz w:val="16"/>
+                <w:szCs w:val="16"/>
+              </w:rPr>
+              <w:t xml:space="preserve">  autonumber</w:t>
+            </w:r>
+          </w:p>
+          <w:p>
+            <w:pPr>
+              <w:spacing w:before="0" w:after="0" w:line="252" w:lineRule="auto"/>
+            </w:pPr>
+            <w:r>
+              <w:rPr>
+                <w:rFonts w:ascii="JetBrains Mono" w:hAnsi="JetBrains Mono" w:eastAsia="JetBrains Mono" w:cs="JetBrains Mono"/>
+                <w:color w:val="17261F"/>
+                <w:sz w:val="16"/>
+                <w:szCs w:val="16"/>
+              </w:rPr>
+              <w:t xml:space="preserve">  participant P as Persona</w:t>
+            </w:r>
+          </w:p>
+          <w:p>
+            <w:pPr>
+              <w:spacing w:before="0" w:after="0" w:line="252" w:lineRule="auto"/>
+            </w:pPr>
+            <w:r>
+              <w:rPr>
+                <w:rFonts w:ascii="JetBrains Mono" w:hAnsi="JetBrains Mono" w:eastAsia="JetBrains Mono" w:cs="JetBrains Mono"/>
+                <w:color w:val="17261F"/>
+                <w:sz w:val="16"/>
+                <w:szCs w:val="16"/>
+              </w:rPr>
+              <w:t xml:space="preserve">  participant W as PWA</w:t>
+            </w:r>
+          </w:p>
+          <w:p>
+            <w:pPr>
+              <w:spacing w:before="0" w:after="0" w:line="252" w:lineRule="auto"/>
+            </w:pPr>
+            <w:r>
+              <w:rPr>
+                <w:rFonts w:ascii="JetBrains Mono" w:hAnsi="JetBrains Mono" w:eastAsia="JetBrains Mono" w:cs="JetBrains Mono"/>
+                <w:color w:val="17261F"/>
+                <w:sz w:val="16"/>
+                <w:szCs w:val="16"/>
+              </w:rPr>
+              <w:t xml:space="preserve">  participant A as API</w:t>
+            </w:r>
+          </w:p>
+          <w:p>
+            <w:pPr>
+              <w:spacing w:before="0" w:after="0" w:line="252" w:lineRule="auto"/>
+            </w:pPr>
+            <w:r>
+              <w:rPr>
+                <w:rFonts w:ascii="JetBrains Mono" w:hAnsi="JetBrains Mono" w:eastAsia="JetBrains Mono" w:cs="JetBrains Mono"/>
+                <w:color w:val="17261F"/>
+                <w:sz w:val="16"/>
+                <w:szCs w:val="16"/>
+              </w:rPr>
+              <w:t xml:space="preserve">  participant S as Simulador</w:t>
+            </w:r>
+          </w:p>
+          <w:p>
+            <w:pPr>
+              <w:spacing w:before="0" w:after="0" w:line="252" w:lineRule="auto"/>
+            </w:pPr>
+            <w:r>
+              <w:rPr>
+                <w:rFonts w:ascii="JetBrains Mono" w:hAnsi="JetBrains Mono" w:eastAsia="JetBrains Mono" w:cs="JetBrains Mono"/>
+                <w:color w:val="17261F"/>
+                <w:sz w:val="16"/>
+                <w:szCs w:val="16"/>
+              </w:rPr>
+              <w:t xml:space="preserve">  participant O as Open-Meteo</w:t>
+            </w:r>
+          </w:p>
+          <w:p>
+            <w:pPr>
+              <w:spacing w:before="0" w:after="0" w:line="252" w:lineRule="auto"/>
+            </w:pPr>
+            <w:r>
+              <w:rPr>
+                <w:rFonts w:ascii="JetBrains Mono" w:hAnsi="JetBrains Mono" w:eastAsia="JetBrains Mono" w:cs="JetBrains Mono"/>
+                <w:color w:val="17261F"/>
+                <w:sz w:val="16"/>
+                <w:szCs w:val="16"/>
+              </w:rPr>
+              <w:t xml:space="preserve">  participant B as Broker</w:t>
+            </w:r>
+          </w:p>
+          <w:p>
+            <w:pPr>
+              <w:spacing w:before="0" w:after="0" w:line="252" w:lineRule="auto"/>
+            </w:pPr>
+            <w:r>
+              <w:rPr>
+                <w:rFonts w:ascii="JetBrains Mono" w:hAnsi="JetBrains Mono" w:eastAsia="JetBrains Mono" w:cs="JetBrains Mono"/>
+                <w:color w:val="17261F"/>
+                <w:sz w:val="16"/>
+                <w:szCs w:val="16"/>
+              </w:rPr>
+              <w:t xml:space="preserve">  P-&gt;&gt;W: Nuevo cultivo › Virtual › Balsa flotante › al aire libre · Clima real · Medellín</w:t>
+            </w:r>
+          </w:p>
+          <w:p>
+            <w:pPr>
+              <w:spacing w:before="0" w:after="0" w:line="252" w:lineRule="auto"/>
+            </w:pPr>
+            <w:r>
+              <w:rPr>
+                <w:rFonts w:ascii="JetBrains Mono" w:hAnsi="JetBrains Mono" w:eastAsia="JetBrains Mono" w:cs="JetBrains Mono"/>
+                <w:color w:val="17261F"/>
+                <w:sz w:val="16"/>
+                <w:szCs w:val="16"/>
+              </w:rPr>
+              <w:t xml:space="preserve">  W-&gt;&gt;A: POST /crops {kind: VIRTUAL, form, placement, virtual}</w:t>
+            </w:r>
+          </w:p>
+          <w:p>
+            <w:pPr>
+              <w:spacing w:before="0" w:after="0" w:line="252" w:lineRule="auto"/>
+            </w:pPr>
+            <w:r>
+              <w:rPr>
+                <w:rFonts w:ascii="JetBrains Mono" w:hAnsi="JetBrains Mono" w:eastAsia="JetBrains Mono" w:cs="JetBrains Mono"/>
+                <w:color w:val="17261F"/>
+                <w:sz w:val="16"/>
+                <w:szCs w:val="16"/>
+              </w:rPr>
+              <w:t xml:space="preserve">  A-&gt;&gt;A: hasta 5 virtuales · el modo clima exige lugar</w:t>
+            </w:r>
+          </w:p>
+          <w:p>
+            <w:pPr>
+              <w:spacing w:before="0" w:after="0" w:line="252" w:lineRule="auto"/>
+            </w:pPr>
+            <w:r>
+              <w:rPr>
+                <w:rFonts w:ascii="JetBrains Mono" w:hAnsi="JetBrains Mono" w:eastAsia="JetBrains Mono" w:cs="JetBrains Mono"/>
+                <w:color w:val="17261F"/>
+                <w:sz w:val="16"/>
+                <w:szCs w:val="16"/>
+              </w:rPr>
+              <w:t xml:space="preserve">  A-&gt;&gt;A: cultivo, seis actuadores y cuenta MQTT</w:t>
+            </w:r>
+          </w:p>
+          <w:p>
+            <w:pPr>
+              <w:spacing w:before="0" w:after="0" w:line="252" w:lineRule="auto"/>
+            </w:pPr>
+            <w:r>
+              <w:rPr>
+                <w:rFonts w:ascii="JetBrains Mono" w:hAnsi="JetBrains Mono" w:eastAsia="JetBrains Mono" w:cs="JetBrains Mono"/>
+                <w:color w:val="17261F"/>
+                <w:sz w:val="16"/>
+                <w:szCs w:val="16"/>
+              </w:rPr>
+              <w:t xml:space="preserve">  A-&gt;&gt;S: PUT /v1/pots/{id} (clave, modo, lugar y exposición)</w:t>
+            </w:r>
+          </w:p>
+          <w:p>
+            <w:pPr>
+              <w:spacing w:before="0" w:after="0" w:line="252" w:lineRule="auto"/>
+            </w:pPr>
+            <w:r>
+              <w:rPr>
+                <w:rFonts w:ascii="JetBrains Mono" w:hAnsi="JetBrains Mono" w:eastAsia="JetBrains Mono" w:cs="JetBrains Mono"/>
+                <w:color w:val="17261F"/>
+                <w:sz w:val="16"/>
+                <w:szCs w:val="16"/>
+              </w:rPr>
+              <w:t xml:space="preserve">  A--&gt;&gt;W: 201 sin credenciales: no hay nada que configurar</w:t>
+            </w:r>
+          </w:p>
+          <w:p>
+            <w:pPr>
+              <w:spacing w:before="0" w:after="0" w:line="252" w:lineRule="auto"/>
+            </w:pPr>
+            <w:r>
+              <w:rPr>
+                <w:rFonts w:ascii="JetBrains Mono" w:hAnsi="JetBrains Mono" w:eastAsia="JetBrains Mono" w:cs="JetBrains Mono"/>
+                <w:color w:val="17261F"/>
+                <w:sz w:val="16"/>
+                <w:szCs w:val="16"/>
+              </w:rPr>
+              <w:t xml:space="preserve">  S-&gt;&gt;O: clima actual (caché 10 min)</w:t>
+            </w:r>
+          </w:p>
+          <w:p>
+            <w:pPr>
+              <w:spacing w:before="0" w:after="0" w:line="252" w:lineRule="auto"/>
+            </w:pPr>
+            <w:r>
+              <w:rPr>
+                <w:rFonts w:ascii="JetBrains Mono" w:hAnsi="JetBrains Mono" w:eastAsia="JetBrains Mono" w:cs="JetBrains Mono"/>
+                <w:color w:val="17261F"/>
+                <w:sz w:val="16"/>
+                <w:szCs w:val="16"/>
+              </w:rPr>
+              <w:t xml:space="preserve">  S-&gt;&gt;B: conecta con la cuenta del cultivo</w:t>
+            </w:r>
+          </w:p>
+          <w:p>
+            <w:pPr>
+              <w:spacing w:before="0" w:after="0" w:line="252" w:lineRule="auto"/>
+            </w:pPr>
+            <w:r>
+              <w:rPr>
+                <w:rFonts w:ascii="JetBrains Mono" w:hAnsi="JetBrains Mono" w:eastAsia="JetBrains Mono" w:cs="JetBrains Mono"/>
+                <w:color w:val="17261F"/>
+                <w:sz w:val="16"/>
+                <w:szCs w:val="16"/>
+              </w:rPr>
+              <w:t xml:space="preserve">  loop cada intervalo</w:t>
+            </w:r>
+          </w:p>
+          <w:p>
+            <w:pPr>
+              <w:spacing w:before="0" w:after="0" w:line="252" w:lineRule="auto"/>
+            </w:pPr>
+            <w:r>
+              <w:rPr>
+                <w:rFonts w:ascii="JetBrains Mono" w:hAnsi="JetBrains Mono" w:eastAsia="JetBrains Mono" w:cs="JetBrains Mono"/>
+                <w:color w:val="17261F"/>
+                <w:sz w:val="16"/>
+                <w:szCs w:val="16"/>
+              </w:rPr>
+              <w:t xml:space="preserve">    S-&gt;&gt;B: telemetría con el clima filtrado por el lugar y los actuadores encendidos</w:t>
+            </w:r>
+          </w:p>
+          <w:p>
+            <w:pPr>
+              <w:spacing w:before="0" w:after="0" w:line="252" w:lineRule="auto"/>
+            </w:pPr>
+            <w:r>
+              <w:rPr>
+                <w:rFonts w:ascii="JetBrains Mono" w:hAnsi="JetBrains Mono" w:eastAsia="JetBrains Mono" w:cs="JetBrains Mono"/>
+                <w:color w:val="17261F"/>
+                <w:sz w:val="16"/>
+                <w:szCs w:val="16"/>
+              </w:rPr>
+              <w:t xml:space="preserve">    B-&gt;&gt;A: lectura → asistente → agente (no entra al aprendizaje)</w:t>
+            </w:r>
+          </w:p>
+          <w:p>
+            <w:pPr>
+              <w:spacing w:before="0" w:after="0" w:line="252" w:lineRule="auto"/>
+            </w:pPr>
+            <w:r>
+              <w:rPr>
+                <w:rFonts w:ascii="JetBrains Mono" w:hAnsi="JetBrains Mono" w:eastAsia="JetBrains Mono" w:cs="JetBrains Mono"/>
+                <w:color w:val="17261F"/>
+                <w:sz w:val="16"/>
+                <w:szCs w:val="16"/>
+              </w:rPr>
+              <w:t xml:space="preserve">  end</w:t>
+            </w:r>
+          </w:p>
+          <w:p>
+            <w:pPr>
+              <w:spacing w:before="0" w:after="0" w:line="252" w:lineRule="auto"/>
+            </w:pPr>
+            <w:r>
+              <w:rPr>
+                <w:rFonts w:ascii="JetBrains Mono" w:hAnsi="JetBrains Mono" w:eastAsia="JetBrains Mono" w:cs="JetBrains Mono"/>
+                <w:color w:val="17261F"/>
+                <w:sz w:val="16"/>
+                <w:szCs w:val="16"/>
+              </w:rPr>
+              <w:t xml:space="preserve">  P-&gt;&gt;W: Control › switch de la bomba de agua · 15 s</w:t>
+            </w:r>
+          </w:p>
+          <w:p>
+            <w:pPr>
+              <w:spacing w:before="0" w:after="0" w:line="252" w:lineRule="auto"/>
+            </w:pPr>
+            <w:r>
+              <w:rPr>
+                <w:rFonts w:ascii="JetBrains Mono" w:hAnsi="JetBrains Mono" w:eastAsia="JetBrains Mono" w:cs="JetBrains Mono"/>
+                <w:color w:val="17261F"/>
+                <w:sz w:val="16"/>
+                <w:szCs w:val="16"/>
+              </w:rPr>
+              <w:t xml:space="preserve">  W-&gt;&gt;A: POST /crops/{id}/commands</w:t>
+            </w:r>
+          </w:p>
+          <w:p>
+            <w:pPr>
+              <w:spacing w:before="0" w:after="0" w:line="252" w:lineRule="auto"/>
+            </w:pPr>
+            <w:r>
+              <w:rPr>
+                <w:rFonts w:ascii="JetBrains Mono" w:hAnsi="JetBrains Mono" w:eastAsia="JetBrains Mono" w:cs="JetBrains Mono"/>
+                <w:color w:val="17261F"/>
+                <w:sz w:val="16"/>
+                <w:szCs w:val="16"/>
+              </w:rPr>
+              <w:t xml:space="preserve">  A-&gt;&gt;B: comando</w:t>
+            </w:r>
+          </w:p>
+          <w:p>
+            <w:pPr>
+              <w:spacing w:before="0" w:after="0" w:line="252" w:lineRule="auto"/>
+            </w:pPr>
+            <w:r>
+              <w:rPr>
+                <w:rFonts w:ascii="JetBrains Mono" w:hAnsi="JetBrains Mono" w:eastAsia="JetBrains Mono" w:cs="JetBrains Mono"/>
+                <w:color w:val="17261F"/>
+                <w:sz w:val="16"/>
+                <w:szCs w:val="16"/>
+              </w:rPr>
+              <w:t xml:space="preserve">  B-&gt;&gt;S: comando</w:t>
+            </w:r>
+          </w:p>
+          <w:p>
+            <w:pPr>
+              <w:spacing w:before="0" w:after="0" w:line="252" w:lineRule="auto"/>
+            </w:pPr>
+            <w:r>
+              <w:rPr>
+                <w:rFonts w:ascii="JetBrains Mono" w:hAnsi="JetBrains Mono" w:eastAsia="JetBrains Mono" w:cs="JetBrains Mono"/>
+                <w:color w:val="17261F"/>
+                <w:sz w:val="16"/>
+                <w:szCs w:val="16"/>
+              </w:rPr>
+              <w:t xml:space="preserve">  S-&gt;&gt;B: ACK «Bomba de agua encendida por 15 s»</w:t>
+            </w:r>
+          </w:p>
+          <w:p>
+            <w:pPr>
+              <w:spacing w:before="0" w:after="0" w:line="252" w:lineRule="auto"/>
+            </w:pPr>
+            <w:r>
+              <w:rPr>
+                <w:rFonts w:ascii="JetBrains Mono" w:hAnsi="JetBrains Mono" w:eastAsia="JetBrains Mono" w:cs="JetBrains Mono"/>
+                <w:color w:val="17261F"/>
+                <w:sz w:val="16"/>
+                <w:szCs w:val="16"/>
+              </w:rPr>
+              <w:t xml:space="preserve">  S-&gt;&gt;B: lectura nueva a los 2 s con el sustrato más húmedo</w:t>
+            </w:r>
+          </w:p>
+          <w:p>
+            <w:pPr>
+              <w:spacing w:before="0" w:after="0" w:line="252" w:lineRule="auto"/>
+            </w:pPr>
+            <w:r>
+              <w:rPr>
+                <w:rFonts w:ascii="JetBrains Mono" w:hAnsi="JetBrains Mono" w:eastAsia="JetBrains Mono" w:cs="JetBrains Mono"/>
+                <w:color w:val="17261F"/>
+                <w:sz w:val="16"/>
+                <w:szCs w:val="16"/>
+              </w:rPr>
+              <w:t xml:space="preserve">  W-&gt;&gt;A: GET /crops/{id}/virtual-device</w:t>
+            </w:r>
+          </w:p>
+          <w:p>
+            <w:pPr>
+              <w:spacing w:before="0" w:after="0" w:line="252" w:lineRule="auto"/>
+            </w:pPr>
+            <w:r>
+              <w:rPr>
+                <w:rFonts w:ascii="JetBrains Mono" w:hAnsi="JetBrains Mono" w:eastAsia="JetBrains Mono" w:cs="JetBrains Mono"/>
+                <w:color w:val="17261F"/>
+                <w:sz w:val="16"/>
+                <w:szCs w:val="16"/>
+              </w:rPr>
+              <w:t xml:space="preserve">  A--&gt;&gt;W: clima, lecturas y actuadores encendidos</w:t>
+            </w:r>
+          </w:p>
+          <w:p>
+            <w:pPr>
+              <w:spacing w:before="0" w:after="0" w:line="252" w:lineRule="auto"/>
+            </w:pPr>
+            <w:r>
+              <w:rPr>
+                <w:rFonts w:ascii="JetBrains Mono" w:hAnsi="JetBrains Mono" w:eastAsia="JetBrains Mono" w:cs="JetBrains Mono"/>
+                <w:color w:val="17261F"/>
+                <w:sz w:val="16"/>
+                <w:szCs w:val="16"/>
+              </w:rPr>
+              <w:t xml:space="preserve">  W--&gt;&gt;P: la ilustración muestra la bomba en marcha</w:t>
+            </w:r>
+          </w:p>
+          <w:p>
+            <w:pPr>
+              <w:spacing w:before="0" w:after="0" w:line="252" w:lineRule="auto"/>
+            </w:pPr>
+            <w:r>
+              <w:rPr>
+                <w:rFonts w:ascii="JetBrains Mono" w:hAnsi="JetBrains Mono" w:eastAsia="JetBrains Mono" w:cs="JetBrains Mono"/>
+                <w:color w:val="17261F"/>
+                <w:sz w:val="16"/>
+                <w:szCs w:val="16"/>
+              </w:rPr>
+              <w:t xml:space="preserve">  Note over A,S: Pausar conserva la configuración · cada minuto&lt;br/&gt;la API recrea las simulaciones activas que falten</w:t>
+            </w:r>
+          </w:p>
+        </w:tc>
+      </w:tr>
+    </w:tbl>
+    <w:p>
+      <w:pPr>
+        <w:spacing w:before="160" w:after="0" w:line="240" w:lineRule="auto"/>
+        <w:rPr>
+          <w:sz w:val="8"/>
+        </w:rPr>
+      </w:pPr>
+    </w:p>
+    <w:p>
+      <w:pPr>
+        <w:pStyle w:val="Heading2"/>
+      </w:pPr>
+      <w:bookmarkStart w:id="149" w:name="sec_149"/>
+      <w:r>
+        <w:rPr>
+          <w:b/>
+          <w:bCs/>
+          <w:color w:val="067A52"/>
+          <w:sz w:val="25"/>
+          <w:szCs w:val="25"/>
+        </w:rPr>
+        <w:t xml:space="preserve">14.6 El lugar, los switches y los avisos por cultivo</w:t>
+      </w:r>
+      <w:bookmarkEnd w:id="149"/>
+    </w:p>
+    <w:p>
+      <w:pPr>
+        <w:spacing w:before="0" w:after="140" w:line="288" w:lineRule="auto"/>
+      </w:pPr>
+      <w:r>
+        <w:rPr>
+          <w:color w:val="17261F"/>
+          <w:sz w:val="20"/>
+          <w:szCs w:val="20"/>
+        </w:rPr>
+        <w:t xml:space="preserve">La revisión de la interfaz con cultivos de verdad dejó tres ajustes. El primero es el </w:t>
+      </w:r>
+      <w:r>
+        <w:rPr>
+          <w:b/>
+          <w:bCs/>
+          <w:color w:val="17261F"/>
+          <w:sz w:val="20"/>
+          <w:szCs w:val="20"/>
+        </w:rPr>
+        <w:t xml:space="preserve">lugar</w:t>
+      </w:r>
+      <w:r>
+        <w:rPr>
+          <w:color w:val="17261F"/>
+          <w:sz w:val="20"/>
+          <w:szCs w:val="20"/>
+        </w:rPr>
+        <w:t xml:space="preserve">: la persona indica si el cultivo está bajo techo o al aire libre, cuánto sol recibe y en qué ciudad. La ilustración lo dibuja (una ventana con el cielo de afuera, una malla de media sombra o un árbol), el simulador filtra el clima por ese lugar y el asistente compara la luz que pide la especie con la que recibe: deja poner el cultivo donde se quiera, pero recomienda moverlo cuando el lugar ya afecta la salud. El segundo son los </w:t>
+      </w:r>
+      <w:r>
+        <w:rPr>
+          <w:b/>
+          <w:bCs/>
+          <w:color w:val="17261F"/>
+          <w:sz w:val="20"/>
+          <w:szCs w:val="20"/>
+        </w:rPr>
+        <w:t xml:space="preserve">switches</w:t>
+      </w:r>
+      <w:r>
+        <w:rPr>
+          <w:color w:val="17261F"/>
+          <w:sz w:val="20"/>
+          <w:szCs w:val="20"/>
+        </w:rPr>
+        <w:t xml:space="preserve">: cada actuador se maneja con un interruptor que solo acepta órdenes que cambian algo, lo que eliminó los dobles clics y las órdenes repetidas; en los cultivos virtuales cada orden mueve las lecturas en los tres modos y llega una lectura nueva a los dos segundos. El tercero son los </w:t>
+      </w:r>
+      <w:r>
+        <w:rPr>
+          <w:b/>
+          <w:bCs/>
+          <w:color w:val="17261F"/>
+          <w:sz w:val="20"/>
+          <w:szCs w:val="20"/>
+        </w:rPr>
+        <w:t xml:space="preserve">avisos por cultivo</w:t>
+      </w:r>
+      <w:r>
+        <w:rPr>
+          <w:color w:val="17261F"/>
+          <w:sz w:val="20"/>
+          <w:szCs w:val="20"/>
+        </w:rPr>
+        <w:t xml:space="preserve">: cada cultivo elige qué avisa por Telegram, al instante o en resúmenes, con un resumen diario y hasta diez chats con los que se comparte; si el servidor no tiene el bot, la aplicación lo muestra en gris con lo que falta.</w:t>
+      </w:r>
+    </w:p>
+    <w:p>
+      <w:pPr>
+        <w:keepNext/>
+        <w:spacing w:before="120" w:after="60" w:line="288" w:lineRule="auto"/>
+        <w:jc w:val="center"/>
+      </w:pPr>
+      <w:r>
+        <w:drawing>
+          <wp:inline distT="0" distB="0" distL="0" distR="0">
+            <wp:extent cx="5943600" cy="5202951"/>
+            <wp:docPr id="150" name="SmartPot_38_Placement_Advice"/>
+            <wp:cNvGraphicFramePr>
+              <a:graphicFrameLocks noChangeAspect="1"/>
+            </wp:cNvGraphicFramePr>
+            <a:graphic>
+              <a:graphicData uri="http://schemas.openxmlformats.org/drawingml/2006/picture">
+                <pic:pic>
+                  <pic:nvPicPr>
+                    <pic:cNvPr id="150" name="SmartPot_38_Placement_Advice"/>
+                    <pic:cNvPicPr/>
+                  </pic:nvPicPr>
+                  <pic:blipFill>
+                    <a:blip r:embed="rIdImg12"/>
+                    <a:stretch>
+                      <a:fillRect/>
+                    </a:stretch>
+                  </pic:blipFill>
+                  <pic:spPr>
+                    <a:xfrm>
+                      <a:off x="0" y="0"/>
+                      <a:ext cx="5943600" cy="5202951"/>
+                    </a:xfrm>
+                    <a:prstGeom prst="rect">
+                      <a:avLst/>
+                    </a:prstGeom>
+                  </pic:spPr>
+                </pic:pic>
+              </a:graphicData>
+            </a:graphic>
+          </wp:inline>
+        </w:drawing>
+      </w:r>
+    </w:p>
+    <w:p>
+      <w:pPr>
+        <w:spacing w:before="0" w:after="240" w:line="288" w:lineRule="auto"/>
+        <w:jc w:val="center"/>
+      </w:pPr>
+      <w:r>
+        <w:rPr>
+          <w:b/>
+          <w:bCs/>
+          <w:color w:val="067A52"/>
+          <w:sz w:val="16"/>
+          <w:szCs w:val="16"/>
+        </w:rPr>
+        <w:t xml:space="preserve">Figura 10</w:t>
+      </w:r>
+      <w:r>
+        <w:rPr>
+          <w:i/>
+          <w:iCs/>
+          <w:color w:val="5B6B63"/>
+          <w:sz w:val="16"/>
+          <w:szCs w:val="16"/>
+        </w:rPr>
+        <w:t xml:space="preserve">  ·  Consejo de lugar</w:t>
+      </w:r>
+    </w:p>
+    <w:p>
+      <w:pPr>
+        <w:spacing w:before="80" w:after="0" w:line="240" w:lineRule="auto"/>
+        <w:rPr>
+          <w:sz w:val="8"/>
+        </w:rPr>
+      </w:pPr>
+    </w:p>
+    <w:tbl>
+      <w:tblPr>
+        <w:tblW w:w="9360" w:type="dxa"/>
+        <w:tblInd w:w="0" w:type="dxa"/>
+        <w:tblBorders>
+          <w:top w:val="nil"/>
+          <w:left w:val="nil"/>
+          <w:bottom w:val="nil"/>
+          <w:right w:val="nil"/>
+          <w:insideH w:val="nil"/>
+          <w:insideV w:val="nil"/>
+        </w:tblBorders>
+        <w:tblLayout w:type="fixed"/>
+        <w:tblCellMar>
+          <w:left w:w="0" w:type="dxa"/>
+          <w:right w:w="0" w:type="dxa"/>
+        </w:tblCellMar>
+        <w:tblLook w:val="0000" w:firstRow="0" w:lastRow="0" w:firstColumn="0" w:lastColumn="0" w:noHBand="1" w:noVBand="1"/>
+      </w:tblPr>
+      <w:tblGrid>
+        <w:gridCol w:w="9360"/>
+      </w:tblGrid>
+      <w:tr>
+        <w:trPr>
+          <w:cantSplit/>
+        </w:trPr>
+        <w:tc>
+          <w:tcPr>
+            <w:tcW w:w="9360" w:type="dxa"/>
+            <w:shd w:val="clear" w:color="auto" w:fill="0B3D2B"/>
+            <w:tcMar>
+              <w:top w:w="60" w:type="dxa"/>
+              <w:left w:w="200" w:type="dxa"/>
+              <w:bottom w:w="60" w:type="dxa"/>
+              <w:right w:w="200" w:type="dxa"/>
+            </w:tcMar>
+            <w:vAlign w:val="top"/>
+          </w:tcPr>
+          <w:p>
+            <w:pPr>
+              <w:spacing w:before="0" w:after="0" w:line="240" w:lineRule="auto"/>
+            </w:pPr>
+            <w:r>
+              <w:rPr>
+                <w:b/>
+                <w:bCs/>
+                <w:color w:val="7FDBB0"/>
+                <w:spacing w:val="40"/>
+                <w:sz w:val="14"/>
+                <w:szCs w:val="14"/>
+              </w:rPr>
+              <w:t xml:space="preserve">MERMAID</w:t>
+            </w:r>
+          </w:p>
+        </w:tc>
+      </w:tr>
+    </w:tbl>
+    <w:tbl>
+      <w:tblPr>
+        <w:tblW w:w="9360" w:type="dxa"/>
+        <w:tblInd w:w="0" w:type="dxa"/>
+        <w:tblBorders>
+          <w:top w:val="nil"/>
+          <w:left w:val="nil"/>
+          <w:bottom w:val="nil"/>
+          <w:right w:val="nil"/>
+          <w:insideH w:val="nil"/>
+          <w:insideV w:val="nil"/>
+        </w:tblBorders>
+        <w:tblLayout w:type="fixed"/>
+        <w:tblCellMar>
+          <w:left w:w="0" w:type="dxa"/>
+          <w:right w:w="0" w:type="dxa"/>
+        </w:tblCellMar>
+        <w:tblLook w:val="0000" w:firstRow="0" w:lastRow="0" w:firstColumn="0" w:lastColumn="0" w:noHBand="1" w:noVBand="1"/>
+      </w:tblPr>
+      <w:tblGrid>
+        <w:gridCol w:w="9360"/>
+      </w:tblGrid>
+      <w:tr>
+        <w:trPr>
+          <w:cantSplit/>
+        </w:trPr>
+        <w:tc>
+          <w:tcPr>
+            <w:tcW w:w="9360" w:type="dxa"/>
+            <w:shd w:val="clear" w:color="auto" w:fill="F7FAF8"/>
+            <w:tcMar>
+              <w:top w:w="120" w:type="dxa"/>
+              <w:left w:w="200" w:type="dxa"/>
+              <w:bottom w:w="120" w:type="dxa"/>
+              <w:right w:w="200" w:type="dxa"/>
+            </w:tcMar>
+            <w:vAlign w:val="top"/>
+          </w:tcPr>
+          <w:p>
+            <w:pPr>
+              <w:spacing w:before="0" w:after="0" w:line="252" w:lineRule="auto"/>
+            </w:pPr>
+            <w:r>
+              <w:rPr>
+                <w:rFonts w:ascii="JetBrains Mono" w:hAnsi="JetBrains Mono" w:eastAsia="JetBrains Mono" w:cs="JetBrains Mono"/>
+                <w:color w:val="17261F"/>
+                <w:sz w:val="16"/>
+                <w:szCs w:val="16"/>
+              </w:rPr>
+              <w:t xml:space="preserve">%%{init: {"theme": "base", "fontFamily": "Segoe UI, Arial, sans-serif", "themeVariables": {"fontFamily": "Segoe UI, Arial, sans-serif", "fontSize": "15px", "primaryColor": "#DDF5EA", "primaryTextColor": "#17261F", "primaryBorderColor": "#067A52", "secondaryColor": "#E3F2FB", "secondaryTextColor": "#17261F", "secondaryBorderColor": "#1F6FA0", "tertiaryColor": "#F2F7F4", "tertiaryTextColor": "#17261F", "tertiaryBorderColor": "#D5E3DC", "lineColor": "#5B6B63", "textColor": "#17261F", "mainBkg": "#DDF5EA", "nodeBorder": "#067A52", "clusterBkg": "#F7FAF8", "clusterBorder": "#D5E3DC", "edgeLabelBackground": "#FFFFFF", "actorBkg": "#067A52", "actorBorder": "#0B3D2B", "actorTextColor": "#FFFFFF", "actorLineColor": "#5B6B63", "signalColor": "#17261F", "signalTextColor": "#17261F", "labelBoxBkgColor": "#0B3D2B", "labelBoxBorderColor": "#0B3D2B", "labelTextColor": "#FFFFFF", "loopTextColor": "#0B3D2B", "noteBkgColor": "#FDF4DD", "noteBorderColor": "#C98D12", "noteTextColor": "#17261F", "activationBkgColor": "#DDF5EA", "activationBorderColor": "#067A52", "attributeBackgroundColorOdd": "#FFFFFF", "attributeBackgroundColorEven": "#F2F7F4"}}}%%</w:t>
+            </w:r>
+          </w:p>
+          <w:p>
+            <w:pPr>
+              <w:spacing w:before="0" w:after="0" w:line="252" w:lineRule="auto"/>
+            </w:pPr>
+            <w:r>
+              <w:rPr>
+                <w:rFonts w:ascii="JetBrains Mono" w:hAnsi="JetBrains Mono" w:eastAsia="JetBrains Mono" w:cs="JetBrains Mono"/>
+                <w:color w:val="17261F"/>
+                <w:sz w:val="16"/>
+                <w:szCs w:val="16"/>
+              </w:rPr>
+              <w:t xml:space="preserve">flowchart TB</w:t>
+            </w:r>
+          </w:p>
+          <w:p>
+            <w:pPr>
+              <w:spacing w:before="0" w:after="0" w:line="252" w:lineRule="auto"/>
+            </w:pPr>
+            <w:r>
+              <w:rPr>
+                <w:rFonts w:ascii="JetBrains Mono" w:hAnsi="JetBrains Mono" w:eastAsia="JetBrains Mono" w:cs="JetBrains Mono"/>
+                <w:color w:val="17261F"/>
+                <w:sz w:val="16"/>
+                <w:szCs w:val="16"/>
+              </w:rPr>
+              <w:t xml:space="preserve">  eval(["Evaluación del cultivo"]) --&gt; known{"¿Se sabe si está bajo techo&lt;br/&gt;o al aire libre y cuánto sol recibe?"}</w:t>
+            </w:r>
+          </w:p>
+          <w:p>
+            <w:pPr>
+              <w:spacing w:before="0" w:after="0" w:line="252" w:lineRule="auto"/>
+            </w:pPr>
+            <w:r>
+              <w:rPr>
+                <w:rFonts w:ascii="JetBrains Mono" w:hAnsi="JetBrains Mono" w:eastAsia="JetBrains Mono" w:cs="JetBrains Mono"/>
+                <w:color w:val="17261F"/>
+                <w:sz w:val="16"/>
+                <w:szCs w:val="16"/>
+              </w:rPr>
+              <w:t xml:space="preserve">  known --&gt;|"No"| unknown["UNKNOWN&lt;br/&gt;preguntar en Ajustes"]</w:t>
+            </w:r>
+          </w:p>
+          <w:p>
+            <w:pPr>
+              <w:spacing w:before="0" w:after="0" w:line="252" w:lineRule="auto"/>
+            </w:pPr>
+            <w:r>
+              <w:rPr>
+                <w:rFonts w:ascii="JetBrains Mono" w:hAnsi="JetBrains Mono" w:eastAsia="JetBrains Mono" w:cs="JetBrains Mono"/>
+                <w:color w:val="17261F"/>
+                <w:sz w:val="16"/>
+                <w:szCs w:val="16"/>
+              </w:rPr>
+              <w:t xml:space="preserve">  known --&gt;|"Sí"| sun["Sol que recibe&lt;br/&gt;de 0 sin luz natural a 3 pleno sol"]</w:t>
+            </w:r>
+          </w:p>
+          <w:p>
+            <w:pPr>
+              <w:spacing w:before="0" w:after="0" w:line="252" w:lineRule="auto"/>
+            </w:pPr>
+            <w:r>
+              <w:rPr>
+                <w:rFonts w:ascii="JetBrains Mono" w:hAnsi="JetBrains Mono" w:eastAsia="JetBrains Mono" w:cs="JetBrains Mono"/>
+                <w:color w:val="17261F"/>
+                <w:sz w:val="16"/>
+                <w:szCs w:val="16"/>
+              </w:rPr>
+              <w:t xml:space="preserve">  sun --&gt; fits{"¿Es lo que pide la especie?&lt;br/&gt;pleno sol o media sombra"}</w:t>
+            </w:r>
+          </w:p>
+          <w:p>
+            <w:pPr>
+              <w:spacing w:before="0" w:after="0" w:line="252" w:lineRule="auto"/>
+            </w:pPr>
+            <w:r>
+              <w:rPr>
+                <w:rFonts w:ascii="JetBrains Mono" w:hAnsi="JetBrains Mono" w:eastAsia="JetBrains Mono" w:cs="JetBrains Mono"/>
+                <w:color w:val="17261F"/>
+                <w:sz w:val="16"/>
+                <w:szCs w:val="16"/>
+              </w:rPr>
+              <w:t xml:space="preserve">  fits --&gt;|"Sí"| ok["OK&lt;br/&gt;el lugar le sienta bien"]</w:t>
+            </w:r>
+          </w:p>
+          <w:p>
+            <w:pPr>
+              <w:spacing w:before="0" w:after="0" w:line="252" w:lineRule="auto"/>
+            </w:pPr>
+            <w:r>
+              <w:rPr>
+                <w:rFonts w:ascii="JetBrains Mono" w:hAnsi="JetBrains Mono" w:eastAsia="JetBrains Mono" w:cs="JetBrains Mono"/>
+                <w:color w:val="17261F"/>
+                <w:sz w:val="16"/>
+                <w:szCs w:val="16"/>
+              </w:rPr>
+              <w:t xml:space="preserve">  fits --&gt;|"Le falta sol"| dark{"¿Luz baja de día&lt;br/&gt;en el diagnóstico?"}</w:t>
+            </w:r>
+          </w:p>
+          <w:p>
+            <w:pPr>
+              <w:spacing w:before="0" w:after="0" w:line="252" w:lineRule="auto"/>
+            </w:pPr>
+            <w:r>
+              <w:rPr>
+                <w:rFonts w:ascii="JetBrains Mono" w:hAnsi="JetBrains Mono" w:eastAsia="JetBrains Mono" w:cs="JetBrains Mono"/>
+                <w:color w:val="17261F"/>
+                <w:sz w:val="16"/>
+                <w:szCs w:val="16"/>
+              </w:rPr>
+              <w:t xml:space="preserve">  dark --&gt;|"Sí"| more["MOVE · Le falta sol&lt;br/&gt;llevarla a pleno sol o a la ventana más soleada"]</w:t>
+            </w:r>
+          </w:p>
+          <w:p>
+            <w:pPr>
+              <w:spacing w:before="0" w:after="0" w:line="252" w:lineRule="auto"/>
+            </w:pPr>
+            <w:r>
+              <w:rPr>
+                <w:rFonts w:ascii="JetBrains Mono" w:hAnsi="JetBrains Mono" w:eastAsia="JetBrains Mono" w:cs="JetBrains Mono"/>
+                <w:color w:val="17261F"/>
+                <w:sz w:val="16"/>
+                <w:szCs w:val="16"/>
+              </w:rPr>
+              <w:t xml:space="preserve">  dark --&gt;|"No"| tipMore["TIP&lt;br/&gt;estaría mejor con más sol"]</w:t>
+            </w:r>
+          </w:p>
+          <w:p>
+            <w:pPr>
+              <w:spacing w:before="0" w:after="0" w:line="252" w:lineRule="auto"/>
+            </w:pPr>
+            <w:r>
+              <w:rPr>
+                <w:rFonts w:ascii="JetBrains Mono" w:hAnsi="JetBrains Mono" w:eastAsia="JetBrains Mono" w:cs="JetBrains Mono"/>
+                <w:color w:val="17261F"/>
+                <w:sz w:val="16"/>
+                <w:szCs w:val="16"/>
+              </w:rPr>
+              <w:t xml:space="preserve">  fits --&gt;|"Le sobra sol"| hot{"¿Calor, exceso de luz&lt;br/&gt;o aire seco?"}</w:t>
+            </w:r>
+          </w:p>
+          <w:p>
+            <w:pPr>
+              <w:spacing w:before="0" w:after="0" w:line="252" w:lineRule="auto"/>
+            </w:pPr>
+            <w:r>
+              <w:rPr>
+                <w:rFonts w:ascii="JetBrains Mono" w:hAnsi="JetBrains Mono" w:eastAsia="JetBrains Mono" w:cs="JetBrains Mono"/>
+                <w:color w:val="17261F"/>
+                <w:sz w:val="16"/>
+                <w:szCs w:val="16"/>
+              </w:rPr>
+              <w:t xml:space="preserve">  hot --&gt;|"Sí"| less["MOVE · Le sobra sol&lt;br/&gt;media sombra o malla en las horas fuertes"]</w:t>
+            </w:r>
+          </w:p>
+          <w:p>
+            <w:pPr>
+              <w:spacing w:before="0" w:after="0" w:line="252" w:lineRule="auto"/>
+            </w:pPr>
+            <w:r>
+              <w:rPr>
+                <w:rFonts w:ascii="JetBrains Mono" w:hAnsi="JetBrains Mono" w:eastAsia="JetBrains Mono" w:cs="JetBrains Mono"/>
+                <w:color w:val="17261F"/>
+                <w:sz w:val="16"/>
+                <w:szCs w:val="16"/>
+              </w:rPr>
+              <w:t xml:space="preserve">  hot --&gt;|"No"| tipLess["TIP&lt;br/&gt;estaría mejor con menos sol"]</w:t>
+            </w:r>
+          </w:p>
+          <w:p>
+            <w:pPr>
+              <w:spacing w:before="0" w:after="0" w:line="252" w:lineRule="auto"/>
+            </w:pPr>
+            <w:r>
+              <w:rPr>
+                <w:rFonts w:ascii="JetBrains Mono" w:hAnsi="JetBrains Mono" w:eastAsia="JetBrains Mono" w:cs="JetBrains Mono"/>
+                <w:color w:val="17261F"/>
+                <w:sz w:val="16"/>
+                <w:szCs w:val="16"/>
+              </w:rPr>
+              <w:t xml:space="preserve">  subgraph outside["Al aire libre, con el clima de afuera"]</w:t>
+            </w:r>
+          </w:p>
+          <w:p>
+            <w:pPr>
+              <w:spacing w:before="0" w:after="0" w:line="252" w:lineRule="auto"/>
+            </w:pPr>
+            <w:r>
+              <w:rPr>
+                <w:rFonts w:ascii="JetBrains Mono" w:hAnsi="JetBrains Mono" w:eastAsia="JetBrains Mono" w:cs="JetBrains Mono"/>
+                <w:color w:val="17261F"/>
+                <w:sz w:val="16"/>
+                <w:szCs w:val="16"/>
+              </w:rPr>
+              <w:t xml:space="preserve">    direction LR</w:t>
+            </w:r>
+          </w:p>
+          <w:p>
+            <w:pPr>
+              <w:spacing w:before="0" w:after="0" w:line="252" w:lineRule="auto"/>
+            </w:pPr>
+            <w:r>
+              <w:rPr>
+                <w:rFonts w:ascii="JetBrains Mono" w:hAnsi="JetBrains Mono" w:eastAsia="JetBrains Mono" w:cs="JetBrains Mono"/>
+                <w:color w:val="17261F"/>
+                <w:sz w:val="16"/>
+                <w:szCs w:val="16"/>
+              </w:rPr>
+              <w:t xml:space="preserve">    rain{"¿Llueve 0,5 mm o más?"} --&gt;|"Sí"| norain["rain_outside&lt;br/&gt;el agente no riega"]</w:t>
+            </w:r>
+          </w:p>
+          <w:p>
+            <w:pPr>
+              <w:spacing w:before="0" w:after="0" w:line="252" w:lineRule="auto"/>
+            </w:pPr>
+            <w:r>
+              <w:rPr>
+                <w:rFonts w:ascii="JetBrains Mono" w:hAnsi="JetBrains Mono" w:eastAsia="JetBrains Mono" w:cs="JetBrains Mono"/>
+                <w:color w:val="17261F"/>
+                <w:sz w:val="16"/>
+                <w:szCs w:val="16"/>
+              </w:rPr>
+              <w:t xml:space="preserve">    gap{"¿El sensor se aleja 8 °C&lt;br/&gt;o más del clima?"} --&gt;|"Sí"| check["sensor_vs_outside&lt;br/&gt;darle sombra o revisarlo"]</w:t>
+            </w:r>
+          </w:p>
+          <w:p>
+            <w:pPr>
+              <w:spacing w:before="0" w:after="0" w:line="252" w:lineRule="auto"/>
+            </w:pPr>
+            <w:r>
+              <w:rPr>
+                <w:rFonts w:ascii="JetBrains Mono" w:hAnsi="JetBrains Mono" w:eastAsia="JetBrains Mono" w:cs="JetBrains Mono"/>
+                <w:color w:val="17261F"/>
+                <w:sz w:val="16"/>
+                <w:szCs w:val="16"/>
+              </w:rPr>
+              <w:t xml:space="preserve">  end</w:t>
+            </w:r>
+          </w:p>
+          <w:p>
+            <w:pPr>
+              <w:spacing w:before="0" w:after="0" w:line="252" w:lineRule="auto"/>
+            </w:pPr>
+            <w:r>
+              <w:rPr>
+                <w:rFonts w:ascii="JetBrains Mono" w:hAnsi="JetBrains Mono" w:eastAsia="JetBrains Mono" w:cs="JetBrains Mono"/>
+                <w:color w:val="17261F"/>
+                <w:sz w:val="16"/>
+                <w:szCs w:val="16"/>
+              </w:rPr>
+              <w:t xml:space="preserve">  eval --&gt; rain</w:t>
+            </w:r>
+          </w:p>
+          <w:p>
+            <w:pPr>
+              <w:spacing w:before="0" w:after="0" w:line="252" w:lineRule="auto"/>
+            </w:pPr>
+            <w:r>
+              <w:rPr>
+                <w:rFonts w:ascii="JetBrains Mono" w:hAnsi="JetBrains Mono" w:eastAsia="JetBrains Mono" w:cs="JetBrains Mono"/>
+                <w:color w:val="17261F"/>
+                <w:sz w:val="16"/>
+                <w:szCs w:val="16"/>
+              </w:rPr>
+              <w:t xml:space="preserve">  eval --&gt; gap</w:t>
+            </w:r>
+          </w:p>
+          <w:p>
+            <w:pPr>
+              <w:spacing w:before="0" w:after="0" w:line="252" w:lineRule="auto"/>
+            </w:pPr>
+            <w:r>
+              <w:rPr>
+                <w:rFonts w:ascii="JetBrains Mono" w:hAnsi="JetBrains Mono" w:eastAsia="JetBrains Mono" w:cs="JetBrains Mono"/>
+                <w:color w:val="17261F"/>
+                <w:sz w:val="16"/>
+                <w:szCs w:val="16"/>
+              </w:rPr>
+              <w:t xml:space="preserve">  classDef leaf fill:#DDF5EA,stroke:#067A52,color:#17261F</w:t>
+            </w:r>
+          </w:p>
+          <w:p>
+            <w:pPr>
+              <w:spacing w:before="0" w:after="0" w:line="252" w:lineRule="auto"/>
+            </w:pPr>
+            <w:r>
+              <w:rPr>
+                <w:rFonts w:ascii="JetBrains Mono" w:hAnsi="JetBrains Mono" w:eastAsia="JetBrains Mono" w:cs="JetBrains Mono"/>
+                <w:color w:val="17261F"/>
+                <w:sz w:val="16"/>
+                <w:szCs w:val="16"/>
+              </w:rPr>
+              <w:t xml:space="preserve">  classDef water fill:#E3F2FB,stroke:#1F6FA0,color:#17261F</w:t>
+            </w:r>
+          </w:p>
+          <w:p>
+            <w:pPr>
+              <w:spacing w:before="0" w:after="0" w:line="252" w:lineRule="auto"/>
+            </w:pPr>
+            <w:r>
+              <w:rPr>
+                <w:rFonts w:ascii="JetBrains Mono" w:hAnsi="JetBrains Mono" w:eastAsia="JetBrains Mono" w:cs="JetBrains Mono"/>
+                <w:color w:val="17261F"/>
+                <w:sz w:val="16"/>
+                <w:szCs w:val="16"/>
+              </w:rPr>
+              <w:t xml:space="preserve">  classDef sun fill:#FDF4DD,stroke:#C98D12,color:#17261F</w:t>
+            </w:r>
+          </w:p>
+          <w:p>
+            <w:pPr>
+              <w:spacing w:before="0" w:after="0" w:line="252" w:lineRule="auto"/>
+            </w:pPr>
+            <w:r>
+              <w:rPr>
+                <w:rFonts w:ascii="JetBrains Mono" w:hAnsi="JetBrains Mono" w:eastAsia="JetBrains Mono" w:cs="JetBrains Mono"/>
+                <w:color w:val="17261F"/>
+                <w:sz w:val="16"/>
+                <w:szCs w:val="16"/>
+              </w:rPr>
+              <w:t xml:space="preserve">  classDef clay fill:#FBE9E1,stroke:#B85A38,color:#17261F</w:t>
+            </w:r>
+          </w:p>
+          <w:p>
+            <w:pPr>
+              <w:spacing w:before="0" w:after="0" w:line="252" w:lineRule="auto"/>
+            </w:pPr>
+            <w:r>
+              <w:rPr>
+                <w:rFonts w:ascii="JetBrains Mono" w:hAnsi="JetBrains Mono" w:eastAsia="JetBrains Mono" w:cs="JetBrains Mono"/>
+                <w:color w:val="17261F"/>
+                <w:sz w:val="16"/>
+                <w:szCs w:val="16"/>
+              </w:rPr>
+              <w:t xml:space="preserve">  classDef core fill:#067A52,stroke:#0B3D2B,color:#FFFFFF</w:t>
+            </w:r>
+          </w:p>
+          <w:p>
+            <w:pPr>
+              <w:spacing w:before="0" w:after="0" w:line="252" w:lineRule="auto"/>
+            </w:pPr>
+            <w:r>
+              <w:rPr>
+                <w:rFonts w:ascii="JetBrains Mono" w:hAnsi="JetBrains Mono" w:eastAsia="JetBrains Mono" w:cs="JetBrains Mono"/>
+                <w:color w:val="17261F"/>
+                <w:sz w:val="16"/>
+                <w:szCs w:val="16"/>
+              </w:rPr>
+              <w:t xml:space="preserve">  classDef deep fill:#0B3D2B,stroke:#06281C,color:#FFFFFF</w:t>
+            </w:r>
+          </w:p>
+          <w:p>
+            <w:pPr>
+              <w:spacing w:before="0" w:after="0" w:line="252" w:lineRule="auto"/>
+            </w:pPr>
+            <w:r>
+              <w:rPr>
+                <w:rFonts w:ascii="JetBrains Mono" w:hAnsi="JetBrains Mono" w:eastAsia="JetBrains Mono" w:cs="JetBrains Mono"/>
+                <w:color w:val="17261F"/>
+                <w:sz w:val="16"/>
+                <w:szCs w:val="16"/>
+              </w:rPr>
+              <w:t xml:space="preserve">  classDef muted fill:#F2F7F4,stroke:#5B6B63,color:#17261F</w:t>
+            </w:r>
+          </w:p>
+          <w:p>
+            <w:pPr>
+              <w:spacing w:before="0" w:after="0" w:line="252" w:lineRule="auto"/>
+            </w:pPr>
+            <w:r>
+              <w:rPr>
+                <w:rFonts w:ascii="JetBrains Mono" w:hAnsi="JetBrains Mono" w:eastAsia="JetBrains Mono" w:cs="JetBrains Mono"/>
+                <w:color w:val="17261F"/>
+                <w:sz w:val="16"/>
+                <w:szCs w:val="16"/>
+              </w:rPr>
+              <w:t xml:space="preserve">  class eval core</w:t>
+            </w:r>
+          </w:p>
+          <w:p>
+            <w:pPr>
+              <w:spacing w:before="0" w:after="0" w:line="252" w:lineRule="auto"/>
+            </w:pPr>
+            <w:r>
+              <w:rPr>
+                <w:rFonts w:ascii="JetBrains Mono" w:hAnsi="JetBrains Mono" w:eastAsia="JetBrains Mono" w:cs="JetBrains Mono"/>
+                <w:color w:val="17261F"/>
+                <w:sz w:val="16"/>
+                <w:szCs w:val="16"/>
+              </w:rPr>
+              <w:t xml:space="preserve">  class known,fits,dark,hot,rain,gap sun</w:t>
+            </w:r>
+          </w:p>
+          <w:p>
+            <w:pPr>
+              <w:spacing w:before="0" w:after="0" w:line="252" w:lineRule="auto"/>
+            </w:pPr>
+            <w:r>
+              <w:rPr>
+                <w:rFonts w:ascii="JetBrains Mono" w:hAnsi="JetBrains Mono" w:eastAsia="JetBrains Mono" w:cs="JetBrains Mono"/>
+                <w:color w:val="17261F"/>
+                <w:sz w:val="16"/>
+                <w:szCs w:val="16"/>
+              </w:rPr>
+              <w:t xml:space="preserve">  class ok leaf</w:t>
+            </w:r>
+          </w:p>
+          <w:p>
+            <w:pPr>
+              <w:spacing w:before="0" w:after="0" w:line="252" w:lineRule="auto"/>
+            </w:pPr>
+            <w:r>
+              <w:rPr>
+                <w:rFonts w:ascii="JetBrains Mono" w:hAnsi="JetBrains Mono" w:eastAsia="JetBrains Mono" w:cs="JetBrains Mono"/>
+                <w:color w:val="17261F"/>
+                <w:sz w:val="16"/>
+                <w:szCs w:val="16"/>
+              </w:rPr>
+              <w:t xml:space="preserve">  class tipMore,tipLess water</w:t>
+            </w:r>
+          </w:p>
+          <w:p>
+            <w:pPr>
+              <w:spacing w:before="0" w:after="0" w:line="252" w:lineRule="auto"/>
+            </w:pPr>
+            <w:r>
+              <w:rPr>
+                <w:rFonts w:ascii="JetBrains Mono" w:hAnsi="JetBrains Mono" w:eastAsia="JetBrains Mono" w:cs="JetBrains Mono"/>
+                <w:color w:val="17261F"/>
+                <w:sz w:val="16"/>
+                <w:szCs w:val="16"/>
+              </w:rPr>
+              <w:t xml:space="preserve">  class more,less clay</w:t>
+            </w:r>
+          </w:p>
+          <w:p>
+            <w:pPr>
+              <w:spacing w:before="0" w:after="0" w:line="252" w:lineRule="auto"/>
+            </w:pPr>
+            <w:r>
+              <w:rPr>
+                <w:rFonts w:ascii="JetBrains Mono" w:hAnsi="JetBrains Mono" w:eastAsia="JetBrains Mono" w:cs="JetBrains Mono"/>
+                <w:color w:val="17261F"/>
+                <w:sz w:val="16"/>
+                <w:szCs w:val="16"/>
+              </w:rPr>
+              <w:t xml:space="preserve">  class unknown,sun,norain,check muted</w:t>
+            </w:r>
+          </w:p>
+        </w:tc>
+      </w:tr>
+    </w:tbl>
+    <w:p>
+      <w:pPr>
+        <w:spacing w:before="160" w:after="0" w:line="240" w:lineRule="auto"/>
+        <w:rPr>
+          <w:sz w:val="8"/>
+        </w:rPr>
+      </w:pPr>
+    </w:p>
+    <w:p>
+      <w:pPr>
         <w:pageBreakBefore/>
         <w:spacing w:before="0" w:after="0" w:line="20" w:lineRule="exact"/>
         <w:rPr>
@@ -18337,7 +24826,7 @@
       <w:pPr>
         <w:pStyle w:val="Heading1"/>
       </w:pPr>
-      <w:bookmarkStart w:id="149" w:name="sec_149"/>
+      <w:bookmarkStart w:id="151" w:name="sec_151"/>
       <w:r>
         <w:rPr>
           <w:b/>
@@ -18348,7 +24837,7 @@
         </w:rPr>
         <w:t xml:space="preserve">Estrategia de pruebas</w:t>
       </w:r>
-      <w:bookmarkEnd w:id="149"/>
+      <w:bookmarkEnd w:id="151"/>
     </w:p>
     <w:p>
       <w:pPr>
@@ -19109,7 +25598,7 @@
       <w:pPr>
         <w:pStyle w:val="Heading1"/>
       </w:pPr>
-      <w:bookmarkStart w:id="150" w:name="sec_150"/>
+      <w:bookmarkStart w:id="152" w:name="sec_152"/>
       <w:r>
         <w:rPr>
           <w:b/>
@@ -19120,7 +25609,7 @@
         </w:rPr>
         <w:t xml:space="preserve">Resultados</w:t>
       </w:r>
-      <w:bookmarkEnd w:id="150"/>
+      <w:bookmarkEnd w:id="152"/>
     </w:p>
     <w:p>
       <w:pPr>
@@ -19684,7 +26173,7 @@
                 <w:sz w:val="17"/>
                 <w:szCs w:val="17"/>
               </w:rPr>
-              <w:t xml:space="preserve">30 comprobaciones</w:t>
+              <w:t xml:space="preserve">46 comprobaciones</w:t>
             </w:r>
           </w:p>
         </w:tc>
@@ -19715,7 +26204,7 @@
       <w:pPr>
         <w:pStyle w:val="Heading2"/>
       </w:pPr>
-      <w:bookmarkStart w:id="151" w:name="sec_151"/>
+      <w:bookmarkStart w:id="153" w:name="sec_153"/>
       <w:r>
         <w:rPr>
           <w:b/>
@@ -19726,7 +26215,7 @@
         </w:rPr>
         <w:t xml:space="preserve">16.1 Aceptación de los casos de uso</w:t>
       </w:r>
-      <w:bookmarkEnd w:id="151"/>
+      <w:bookmarkEnd w:id="153"/>
     </w:p>
     <w:p>
       <w:pPr>
@@ -19756,8 +26245,8 @@
         <w:tblLook w:val="04A0" w:firstRow="1" w:firstColumn="1" w:noVBand="1"/>
       </w:tblPr>
       <w:tblGrid>
-        <w:gridCol w:w="1255"/>
-        <w:gridCol w:w="8105"/>
+        <w:gridCol w:w="1254"/>
+        <w:gridCol w:w="8106"/>
       </w:tblGrid>
       <w:tr>
         <w:trPr>
@@ -19766,7 +26255,7 @@
         </w:trPr>
         <w:tc>
           <w:tcPr>
-            <w:tcW w:w="1255" w:type="dxa"/>
+            <w:tcW w:w="1254" w:type="dxa"/>
             <w:shd w:val="clear" w:color="auto" w:fill="0B3D2B"/>
             <w:tcMar>
               <w:top w:w="70" w:type="dxa"/>
@@ -19795,7 +26284,7 @@
         </w:tc>
         <w:tc>
           <w:tcPr>
-            <w:tcW w:w="8105" w:type="dxa"/>
+            <w:tcW w:w="8106" w:type="dxa"/>
             <w:shd w:val="clear" w:color="auto" w:fill="0B3D2B"/>
             <w:tcMar>
               <w:top w:w="70" w:type="dxa"/>
@@ -19829,7 +26318,7 @@
         </w:trPr>
         <w:tc>
           <w:tcPr>
-            <w:tcW w:w="1255" w:type="dxa"/>
+            <w:tcW w:w="1254" w:type="dxa"/>
             <w:shd w:val="clear" w:color="auto" w:fill="FFFFFF"/>
             <w:tcMar>
               <w:top w:w="70" w:type="dxa"/>
@@ -19857,7 +26346,7 @@
         </w:tc>
         <w:tc>
           <w:tcPr>
-            <w:tcW w:w="8105" w:type="dxa"/>
+            <w:tcW w:w="8106" w:type="dxa"/>
             <w:shd w:val="clear" w:color="auto" w:fill="FFFFFF"/>
             <w:tcMar>
               <w:top w:w="70" w:type="dxa"/>
@@ -19888,7 +26377,7 @@
         </w:trPr>
         <w:tc>
           <w:tcPr>
-            <w:tcW w:w="1255" w:type="dxa"/>
+            <w:tcW w:w="1254" w:type="dxa"/>
             <w:shd w:val="clear" w:color="auto" w:fill="F2F7F4"/>
             <w:tcMar>
               <w:top w:w="70" w:type="dxa"/>
@@ -19916,7 +26405,7 @@
         </w:tc>
         <w:tc>
           <w:tcPr>
-            <w:tcW w:w="8105" w:type="dxa"/>
+            <w:tcW w:w="8106" w:type="dxa"/>
             <w:shd w:val="clear" w:color="auto" w:fill="F2F7F4"/>
             <w:tcMar>
               <w:top w:w="70" w:type="dxa"/>
@@ -19947,7 +26436,7 @@
         </w:trPr>
         <w:tc>
           <w:tcPr>
-            <w:tcW w:w="1255" w:type="dxa"/>
+            <w:tcW w:w="1254" w:type="dxa"/>
             <w:shd w:val="clear" w:color="auto" w:fill="FFFFFF"/>
             <w:tcMar>
               <w:top w:w="70" w:type="dxa"/>
@@ -19975,7 +26464,7 @@
         </w:tc>
         <w:tc>
           <w:tcPr>
-            <w:tcW w:w="8105" w:type="dxa"/>
+            <w:tcW w:w="8106" w:type="dxa"/>
             <w:shd w:val="clear" w:color="auto" w:fill="FFFFFF"/>
             <w:tcMar>
               <w:top w:w="70" w:type="dxa"/>
@@ -19995,7 +26484,7 @@
                 <w:sz w:val="17"/>
                 <w:szCs w:val="17"/>
               </w:rPr>
-              <w:t xml:space="preserve">E2E: la lectura llega por MQTT y el panel general resume la cuenta; pruebas de la ilustración y de la conexión</w:t>
+              <w:t xml:space="preserve">E2E: la lectura llega por MQTT, el panel general resume la cuenta y el lugar recibe su consejo; pruebas de la ilustración y de la conexión</w:t>
             </w:r>
           </w:p>
         </w:tc>
@@ -20006,7 +26495,7 @@
         </w:trPr>
         <w:tc>
           <w:tcPr>
-            <w:tcW w:w="1255" w:type="dxa"/>
+            <w:tcW w:w="1254" w:type="dxa"/>
             <w:shd w:val="clear" w:color="auto" w:fill="F2F7F4"/>
             <w:tcMar>
               <w:top w:w="70" w:type="dxa"/>
@@ -20034,7 +26523,7 @@
         </w:tc>
         <w:tc>
           <w:tcPr>
-            <w:tcW w:w="8105" w:type="dxa"/>
+            <w:tcW w:w="8106" w:type="dxa"/>
             <w:shd w:val="clear" w:color="auto" w:fill="F2F7F4"/>
             <w:tcMar>
               <w:top w:w="70" w:type="dxa"/>
@@ -20065,7 +26554,7 @@
         </w:trPr>
         <w:tc>
           <w:tcPr>
-            <w:tcW w:w="1255" w:type="dxa"/>
+            <w:tcW w:w="1254" w:type="dxa"/>
             <w:shd w:val="clear" w:color="auto" w:fill="FFFFFF"/>
             <w:tcMar>
               <w:top w:w="70" w:type="dxa"/>
@@ -20093,7 +26582,7 @@
         </w:tc>
         <w:tc>
           <w:tcPr>
-            <w:tcW w:w="8105" w:type="dxa"/>
+            <w:tcW w:w="8106" w:type="dxa"/>
             <w:shd w:val="clear" w:color="auto" w:fill="FFFFFF"/>
             <w:tcMar>
               <w:top w:w="70" w:type="dxa"/>
@@ -20113,7 +26602,7 @@
                 <w:sz w:val="17"/>
                 <w:szCs w:val="17"/>
               </w:rPr>
-              <w:t xml:space="preserve">Pruebas de notificaciones y del reenvío a canales</w:t>
+              <w:t xml:space="preserve">Pruebas de notificaciones, del reenvío a canales y de los avisos por cultivo</w:t>
             </w:r>
           </w:p>
         </w:tc>
@@ -20124,7 +26613,7 @@
         </w:trPr>
         <w:tc>
           <w:tcPr>
-            <w:tcW w:w="1255" w:type="dxa"/>
+            <w:tcW w:w="1254" w:type="dxa"/>
             <w:shd w:val="clear" w:color="auto" w:fill="F2F7F4"/>
             <w:tcMar>
               <w:top w:w="70" w:type="dxa"/>
@@ -20152,7 +26641,7 @@
         </w:tc>
         <w:tc>
           <w:tcPr>
-            <w:tcW w:w="8105" w:type="dxa"/>
+            <w:tcW w:w="8106" w:type="dxa"/>
             <w:shd w:val="clear" w:color="auto" w:fill="F2F7F4"/>
             <w:tcMar>
               <w:top w:w="70" w:type="dxa"/>
@@ -20183,7 +26672,7 @@
         </w:trPr>
         <w:tc>
           <w:tcPr>
-            <w:tcW w:w="1255" w:type="dxa"/>
+            <w:tcW w:w="1254" w:type="dxa"/>
             <w:shd w:val="clear" w:color="auto" w:fill="FFFFFF"/>
             <w:tcMar>
               <w:top w:w="70" w:type="dxa"/>
@@ -20211,7 +26700,7 @@
         </w:tc>
         <w:tc>
           <w:tcPr>
-            <w:tcW w:w="8105" w:type="dxa"/>
+            <w:tcW w:w="8106" w:type="dxa"/>
             <w:shd w:val="clear" w:color="auto" w:fill="FFFFFF"/>
             <w:tcMar>
               <w:top w:w="70" w:type="dxa"/>
@@ -20242,7 +26731,7 @@
         </w:trPr>
         <w:tc>
           <w:tcPr>
-            <w:tcW w:w="1255" w:type="dxa"/>
+            <w:tcW w:w="1254" w:type="dxa"/>
             <w:shd w:val="clear" w:color="auto" w:fill="F2F7F4"/>
             <w:tcMar>
               <w:top w:w="70" w:type="dxa"/>
@@ -20270,7 +26759,7 @@
         </w:tc>
         <w:tc>
           <w:tcPr>
-            <w:tcW w:w="8105" w:type="dxa"/>
+            <w:tcW w:w="8106" w:type="dxa"/>
             <w:shd w:val="clear" w:color="auto" w:fill="F2F7F4"/>
             <w:tcMar>
               <w:top w:w="70" w:type="dxa"/>
@@ -20290,7 +26779,7 @@
                 <w:sz w:val="17"/>
                 <w:szCs w:val="17"/>
               </w:rPr>
-              <w:t xml:space="preserve">E2E: comando con ACK, orden en bloque y automatización en bloque</w:t>
+              <w:t xml:space="preserve">E2E: comando con ACK, switches que rechazan órdenes cruzadas o sin cambio, orden en bloque y automatización en bloque</w:t>
             </w:r>
           </w:p>
         </w:tc>
@@ -20301,7 +26790,7 @@
         </w:trPr>
         <w:tc>
           <w:tcPr>
-            <w:tcW w:w="1255" w:type="dxa"/>
+            <w:tcW w:w="1254" w:type="dxa"/>
             <w:shd w:val="clear" w:color="auto" w:fill="FFFFFF"/>
             <w:tcMar>
               <w:top w:w="70" w:type="dxa"/>
@@ -20329,7 +26818,7 @@
         </w:tc>
         <w:tc>
           <w:tcPr>
-            <w:tcW w:w="8105" w:type="dxa"/>
+            <w:tcW w:w="8106" w:type="dxa"/>
             <w:shd w:val="clear" w:color="auto" w:fill="FFFFFF"/>
             <w:tcMar>
               <w:top w:w="70" w:type="dxa"/>
@@ -20360,7 +26849,7 @@
         </w:trPr>
         <w:tc>
           <w:tcPr>
-            <w:tcW w:w="1255" w:type="dxa"/>
+            <w:tcW w:w="1254" w:type="dxa"/>
             <w:shd w:val="clear" w:color="auto" w:fill="F2F7F4"/>
             <w:tcMar>
               <w:top w:w="70" w:type="dxa"/>
@@ -20388,7 +26877,7 @@
         </w:tc>
         <w:tc>
           <w:tcPr>
-            <w:tcW w:w="8105" w:type="dxa"/>
+            <w:tcW w:w="8106" w:type="dxa"/>
             <w:shd w:val="clear" w:color="auto" w:fill="F2F7F4"/>
             <w:tcMar>
               <w:top w:w="70" w:type="dxa"/>
@@ -20408,7 +26897,7 @@
                 <w:sz w:val="17"/>
                 <w:szCs w:val="17"/>
               </w:rPr>
-              <w:t xml:space="preserve">Pruebas del bot: código de un solo uso, chats privados, estado y escape de HTML</w:t>
+              <w:t xml:space="preserve">Pruebas del bot: código de un solo uso, enlaces para compartir un cultivo, chats privados, estado y escape de HTML</w:t>
             </w:r>
           </w:p>
         </w:tc>
@@ -20419,7 +26908,7 @@
         </w:trPr>
         <w:tc>
           <w:tcPr>
-            <w:tcW w:w="1255" w:type="dxa"/>
+            <w:tcW w:w="1254" w:type="dxa"/>
             <w:shd w:val="clear" w:color="auto" w:fill="FFFFFF"/>
             <w:tcMar>
               <w:top w:w="70" w:type="dxa"/>
@@ -20447,7 +26936,7 @@
         </w:tc>
         <w:tc>
           <w:tcPr>
-            <w:tcW w:w="8105" w:type="dxa"/>
+            <w:tcW w:w="8106" w:type="dxa"/>
             <w:shd w:val="clear" w:color="auto" w:fill="FFFFFF"/>
             <w:tcMar>
               <w:top w:w="70" w:type="dxa"/>
@@ -20485,7 +26974,7 @@
       <w:pPr>
         <w:pStyle w:val="Heading2"/>
       </w:pPr>
-      <w:bookmarkStart w:id="152" w:name="sec_152"/>
+      <w:bookmarkStart w:id="154" w:name="sec_154"/>
       <w:r>
         <w:rPr>
           <w:b/>
@@ -20496,7 +26985,7 @@
         </w:rPr>
         <w:t xml:space="preserve">16.2 Calidad de los modelos aprendidos</w:t>
       </w:r>
-      <w:bookmarkEnd w:id="152"/>
+      <w:bookmarkEnd w:id="154"/>
     </w:p>
     <w:p>
       <w:pPr>
@@ -21226,7 +27715,7 @@
       <w:pPr>
         <w:pStyle w:val="Heading1"/>
       </w:pPr>
-      <w:bookmarkStart w:id="153" w:name="sec_153"/>
+      <w:bookmarkStart w:id="155" w:name="sec_155"/>
       <w:r>
         <w:rPr>
           <w:b/>
@@ -21237,7 +27726,7 @@
         </w:rPr>
         <w:t xml:space="preserve">Estado final y trabajo futuro</w:t>
       </w:r>
-      <w:bookmarkEnd w:id="153"/>
+      <w:bookmarkEnd w:id="155"/>
     </w:p>
     <w:p>
       <w:pPr>
@@ -21539,7 +28028,7 @@
                 <w:sz w:val="17"/>
                 <w:szCs w:val="17"/>
               </w:rPr>
-              <w:t xml:space="preserve">Reportes periódicos programados</w:t>
+              <w:t xml:space="preserve">Reportes descargables en documento</w:t>
             </w:r>
           </w:p>
         </w:tc>
@@ -21895,7 +28384,7 @@
       <w:pPr>
         <w:pStyle w:val="Heading1"/>
       </w:pPr>
-      <w:bookmarkStart w:id="154" w:name="sec_154"/>
+      <w:bookmarkStart w:id="156" w:name="sec_156"/>
       <w:r>
         <w:rPr>
           <w:b/>
@@ -21906,7 +28395,7 @@
         </w:rPr>
         <w:t xml:space="preserve">Equipo y créditos</w:t>
       </w:r>
-      <w:bookmarkEnd w:id="154"/>
+      <w:bookmarkEnd w:id="156"/>
     </w:p>
     <w:p>
       <w:pPr>
@@ -22476,7 +28965,7 @@
             <w:drawing>
               <wp:inline distT="0" distB="0" distL="0" distR="0">
                 <wp:extent cx="180000" cy="180000"/>
-                <wp:docPr id="155" name="Icono"/>
+                <wp:docPr id="157" name="Icono"/>
                 <wp:cNvGraphicFramePr>
                   <a:graphicFrameLocks noChangeAspect="1"/>
                 </wp:cNvGraphicFramePr>
@@ -22484,11 +28973,11 @@
                   <a:graphicData uri="http://schemas.openxmlformats.org/drawingml/2006/picture">
                     <pic:pic>
                       <pic:nvPicPr>
-                        <pic:cNvPr id="155" name="Icono"/>
+                        <pic:cNvPr id="157" name="Icono"/>
                         <pic:cNvPicPr/>
                       </pic:nvPicPr>
                       <pic:blipFill>
-                        <a:blip r:embed="rIdImg12"/>
+                        <a:blip r:embed="rIdImg13"/>
                         <a:stretch>
                           <a:fillRect/>
                         </a:stretch>
@@ -22557,7 +29046,7 @@
               <w:sz w:val="14"/>
               <w:szCs w:val="14"/>
             </w:rPr>
-            <w:t xml:space="preserve">RECORRIDO DEL PROYECTO · V1.0</w:t>
+            <w:t xml:space="preserve">RECORRIDO DEL PROYECTO · V1.1</w:t>
           </w:r>
         </w:p>
       </w:tc>
